--- a/assignment1/A1_COMP9016_OReilly_Ruairi_R00065426.docx
+++ b/assignment1/A1_COMP9016_OReilly_Ruairi_R00065426.docx
@@ -26,6 +26,17 @@
     </w:p>
     <w:sdt>
       <w:sdtPr>
+        <w:rPr>
+          <w:rFonts w:asciiTheme="minorHAnsi" w:eastAsiaTheme="minorHAnsi" w:hAnsiTheme="minorHAnsi" w:cstheme="minorBidi"/>
+          <w:b w:val="0"/>
+          <w:bCs w:val="0"/>
+          <w:color w:val="auto"/>
+          <w:kern w:val="2"/>
+          <w:sz w:val="24"/>
+          <w:szCs w:val="24"/>
+          <w:lang w:val="en-IE"/>
+          <w14:ligatures w14:val="standardContextual"/>
+        </w:rPr>
         <w:id w:val="-1826819514"/>
         <w:docPartObj>
           <w:docPartGallery w:val="Table of Contents"/>
@@ -34,14 +45,11 @@
       </w:sdtPr>
       <w:sdtEndPr>
         <w:rPr>
-          <w:rFonts w:asciiTheme="minorHAnsi" w:eastAsiaTheme="minorHAnsi" w:hAnsiTheme="minorHAnsi" w:cstheme="minorBidi"/>
+          <w:rFonts w:ascii="Times New Roman" w:eastAsia="Times New Roman" w:hAnsi="Times New Roman" w:cs="Times New Roman"/>
           <w:noProof/>
-          <w:color w:val="auto"/>
-          <w:kern w:val="2"/>
-          <w:sz w:val="24"/>
-          <w:szCs w:val="24"/>
-          <w:lang w:val="en-IE"/>
-          <w14:ligatures w14:val="standardContextual"/>
+          <w:kern w:val="0"/>
+          <w:lang w:eastAsia="en-GB"/>
+          <w14:ligatures w14:val="none"/>
         </w:rPr>
       </w:sdtEndPr>
       <w:sdtContent>
@@ -60,7 +68,13 @@
               <w:tab w:val="right" w:leader="dot" w:pos="9016"/>
             </w:tabs>
             <w:rPr>
+              <w:rFonts w:eastAsiaTheme="minorEastAsia"/>
+              <w:b w:val="0"/>
+              <w:bCs w:val="0"/>
+              <w:i w:val="0"/>
+              <w:iCs w:val="0"/>
               <w:noProof/>
+              <w:lang w:eastAsia="en-GB"/>
             </w:rPr>
           </w:pPr>
           <w:r>
@@ -80,7 +94,7 @@
             </w:rPr>
             <w:fldChar w:fldCharType="separate"/>
           </w:r>
-          <w:hyperlink w:anchor="_Toc209879242" w:history="1">
+          <w:hyperlink w:anchor="_Toc209958853" w:history="1">
             <w:r>
               <w:rPr>
                 <w:rStyle w:val="Hyperlink"/>
@@ -107,7 +121,7 @@
                 <w:noProof/>
                 <w:webHidden/>
               </w:rPr>
-              <w:instrText xml:space="preserve"> PAGEREF _Toc209879242 \h </w:instrText>
+              <w:instrText xml:space="preserve"> PAGEREF _Toc209958853 \h </w:instrText>
             </w:r>
             <w:r>
               <w:rPr>
@@ -145,10 +159,16 @@
               <w:tab w:val="right" w:leader="dot" w:pos="9016"/>
             </w:tabs>
             <w:rPr>
+              <w:rFonts w:eastAsiaTheme="minorEastAsia"/>
+              <w:b w:val="0"/>
+              <w:bCs w:val="0"/>
               <w:noProof/>
+              <w:sz w:val="24"/>
+              <w:szCs w:val="24"/>
+              <w:lang w:eastAsia="en-GB"/>
             </w:rPr>
           </w:pPr>
-          <w:hyperlink w:anchor="_Toc209879243" w:history="1">
+          <w:hyperlink w:anchor="_Toc209958854" w:history="1">
             <w:r>
               <w:rPr>
                 <w:rStyle w:val="Hyperlink"/>
@@ -175,7 +195,7 @@
                 <w:noProof/>
                 <w:webHidden/>
               </w:rPr>
-              <w:instrText xml:space="preserve"> PAGEREF _Toc209879243 \h </w:instrText>
+              <w:instrText xml:space="preserve"> PAGEREF _Toc209958854 \h </w:instrText>
             </w:r>
             <w:r>
               <w:rPr>
@@ -213,10 +233,16 @@
               <w:tab w:val="right" w:leader="dot" w:pos="9016"/>
             </w:tabs>
             <w:rPr>
+              <w:rFonts w:eastAsiaTheme="minorEastAsia"/>
+              <w:b w:val="0"/>
+              <w:bCs w:val="0"/>
               <w:noProof/>
+              <w:sz w:val="24"/>
+              <w:szCs w:val="24"/>
+              <w:lang w:eastAsia="en-GB"/>
             </w:rPr>
           </w:pPr>
-          <w:hyperlink w:anchor="_Toc209879244" w:history="1">
+          <w:hyperlink w:anchor="_Toc209958855" w:history="1">
             <w:r>
               <w:rPr>
                 <w:rStyle w:val="Hyperlink"/>
@@ -243,7 +269,7 @@
                 <w:noProof/>
                 <w:webHidden/>
               </w:rPr>
-              <w:instrText xml:space="preserve"> PAGEREF _Toc209879244 \h </w:instrText>
+              <w:instrText xml:space="preserve"> PAGEREF _Toc209958855 \h </w:instrText>
             </w:r>
             <w:r>
               <w:rPr>
@@ -281,16 +307,20 @@
               <w:tab w:val="right" w:leader="dot" w:pos="9016"/>
             </w:tabs>
             <w:rPr>
+              <w:rFonts w:eastAsiaTheme="minorEastAsia"/>
               <w:noProof/>
+              <w:sz w:val="24"/>
+              <w:szCs w:val="24"/>
+              <w:lang w:eastAsia="en-GB"/>
             </w:rPr>
           </w:pPr>
-          <w:hyperlink w:anchor="_Toc209879245" w:history="1">
+          <w:hyperlink w:anchor="_Toc209958856" w:history="1">
             <w:r>
               <w:rPr>
                 <w:rStyle w:val="Hyperlink"/>
                 <w:noProof/>
               </w:rPr>
-              <w:t>Agent 1: Simple Reflex Agent</w:t>
+              <w:t>Agent 1: Random Agent</w:t>
             </w:r>
             <w:r>
               <w:rPr>
@@ -311,7 +341,7 @@
                 <w:noProof/>
                 <w:webHidden/>
               </w:rPr>
-              <w:instrText xml:space="preserve"> PAGEREF _Toc209879245 \h </w:instrText>
+              <w:instrText xml:space="preserve"> PAGEREF _Toc209958856 \h </w:instrText>
             </w:r>
             <w:r>
               <w:rPr>
@@ -349,16 +379,20 @@
               <w:tab w:val="right" w:leader="dot" w:pos="9016"/>
             </w:tabs>
             <w:rPr>
+              <w:rFonts w:eastAsiaTheme="minorEastAsia"/>
               <w:noProof/>
+              <w:sz w:val="24"/>
+              <w:szCs w:val="24"/>
+              <w:lang w:eastAsia="en-GB"/>
             </w:rPr>
           </w:pPr>
-          <w:hyperlink w:anchor="_Toc209879246" w:history="1">
+          <w:hyperlink w:anchor="_Toc209958857" w:history="1">
             <w:r>
               <w:rPr>
                 <w:rStyle w:val="Hyperlink"/>
                 <w:noProof/>
               </w:rPr>
-              <w:t>Agent 2: Model-Based Reflex Agent</w:t>
+              <w:t>Agent 2: Reflex Agent</w:t>
             </w:r>
             <w:r>
               <w:rPr>
@@ -379,7 +413,7 @@
                 <w:noProof/>
                 <w:webHidden/>
               </w:rPr>
-              <w:instrText xml:space="preserve"> PAGEREF _Toc209879246 \h </w:instrText>
+              <w:instrText xml:space="preserve"> PAGEREF _Toc209958857 \h </w:instrText>
             </w:r>
             <w:r>
               <w:rPr>
@@ -399,7 +433,7 @@
                 <w:noProof/>
                 <w:webHidden/>
               </w:rPr>
-              <w:t>2</w:t>
+              <w:t>3</w:t>
             </w:r>
             <w:r>
               <w:rPr>
@@ -417,16 +451,20 @@
               <w:tab w:val="right" w:leader="dot" w:pos="9016"/>
             </w:tabs>
             <w:rPr>
+              <w:rFonts w:eastAsiaTheme="minorEastAsia"/>
               <w:noProof/>
+              <w:sz w:val="24"/>
+              <w:szCs w:val="24"/>
+              <w:lang w:eastAsia="en-GB"/>
             </w:rPr>
           </w:pPr>
-          <w:hyperlink w:anchor="_Toc209879247" w:history="1">
+          <w:hyperlink w:anchor="_Toc209958858" w:history="1">
             <w:r>
               <w:rPr>
                 <w:rStyle w:val="Hyperlink"/>
                 <w:noProof/>
               </w:rPr>
-              <w:t>Agent 3: Goal-Based Agent</w:t>
+              <w:t>Agent 3: Model-Based Reflex Agent</w:t>
             </w:r>
             <w:r>
               <w:rPr>
@@ -447,7 +485,7 @@
                 <w:noProof/>
                 <w:webHidden/>
               </w:rPr>
-              <w:instrText xml:space="preserve"> PAGEREF _Toc209879247 \h </w:instrText>
+              <w:instrText xml:space="preserve"> PAGEREF _Toc209958858 \h </w:instrText>
             </w:r>
             <w:r>
               <w:rPr>
@@ -467,7 +505,7 @@
                 <w:noProof/>
                 <w:webHidden/>
               </w:rPr>
-              <w:t>2</w:t>
+              <w:t>3</w:t>
             </w:r>
             <w:r>
               <w:rPr>
@@ -485,10 +523,16 @@
               <w:tab w:val="right" w:leader="dot" w:pos="9016"/>
             </w:tabs>
             <w:rPr>
+              <w:rFonts w:eastAsiaTheme="minorEastAsia"/>
+              <w:b w:val="0"/>
+              <w:bCs w:val="0"/>
               <w:noProof/>
+              <w:sz w:val="24"/>
+              <w:szCs w:val="24"/>
+              <w:lang w:eastAsia="en-GB"/>
             </w:rPr>
           </w:pPr>
-          <w:hyperlink w:anchor="_Toc209879248" w:history="1">
+          <w:hyperlink w:anchor="_Toc209958859" w:history="1">
             <w:r>
               <w:rPr>
                 <w:rStyle w:val="Hyperlink"/>
@@ -515,7 +559,7 @@
                 <w:noProof/>
                 <w:webHidden/>
               </w:rPr>
-              <w:instrText xml:space="preserve"> PAGEREF _Toc209879248 \h </w:instrText>
+              <w:instrText xml:space="preserve"> PAGEREF _Toc209958859 \h </w:instrText>
             </w:r>
             <w:r>
               <w:rPr>
@@ -535,907 +579,7 @@
                 <w:noProof/>
                 <w:webHidden/>
               </w:rPr>
-              <w:t>2</w:t>
-            </w:r>
-            <w:r>
-              <w:rPr>
-                <w:noProof/>
-                <w:webHidden/>
-              </w:rPr>
-              <w:fldChar w:fldCharType="end"/>
-            </w:r>
-          </w:hyperlink>
-        </w:p>
-        <w:p>
-          <w:pPr>
-            <w:pStyle w:val="TOC1"/>
-            <w:tabs>
-              <w:tab w:val="right" w:leader="dot" w:pos="9016"/>
-            </w:tabs>
-            <w:rPr>
-              <w:noProof/>
-            </w:rPr>
-          </w:pPr>
-          <w:hyperlink w:anchor="_Toc209879249" w:history="1">
-            <w:r>
-              <w:rPr>
-                <w:rStyle w:val="Hyperlink"/>
-                <w:noProof/>
-              </w:rPr>
-              <w:t>1.2 Searching Your World (Search Techniques)</w:t>
-            </w:r>
-            <w:r>
-              <w:rPr>
-                <w:noProof/>
-                <w:webHidden/>
-              </w:rPr>
-              <w:tab/>
-            </w:r>
-            <w:r>
-              <w:rPr>
-                <w:noProof/>
-                <w:webHidden/>
-              </w:rPr>
-              <w:fldChar w:fldCharType="begin"/>
-            </w:r>
-            <w:r>
-              <w:rPr>
-                <w:noProof/>
-                <w:webHidden/>
-              </w:rPr>
-              <w:instrText xml:space="preserve"> PAGEREF _Toc209879249 \h </w:instrText>
-            </w:r>
-            <w:r>
-              <w:rPr>
-                <w:noProof/>
-                <w:webHidden/>
-              </w:rPr>
-            </w:r>
-            <w:r>
-              <w:rPr>
-                <w:noProof/>
-                <w:webHidden/>
-              </w:rPr>
-              <w:fldChar w:fldCharType="separate"/>
-            </w:r>
-            <w:r>
-              <w:rPr>
-                <w:noProof/>
-                <w:webHidden/>
-              </w:rPr>
-              <w:t>4</w:t>
-            </w:r>
-            <w:r>
-              <w:rPr>
-                <w:noProof/>
-                <w:webHidden/>
-              </w:rPr>
-              <w:fldChar w:fldCharType="end"/>
-            </w:r>
-          </w:hyperlink>
-        </w:p>
-        <w:p>
-          <w:pPr>
-            <w:pStyle w:val="TOC2"/>
-            <w:tabs>
-              <w:tab w:val="right" w:leader="dot" w:pos="9016"/>
-            </w:tabs>
-            <w:rPr>
-              <w:noProof/>
-            </w:rPr>
-          </w:pPr>
-          <w:hyperlink w:anchor="_Toc209879250" w:history="1">
-            <w:r>
-              <w:rPr>
-                <w:rStyle w:val="Hyperlink"/>
-                <w:noProof/>
-              </w:rPr>
-              <w:t>Problem Formulation</w:t>
-            </w:r>
-            <w:r>
-              <w:rPr>
-                <w:noProof/>
-                <w:webHidden/>
-              </w:rPr>
-              <w:tab/>
-            </w:r>
-            <w:r>
-              <w:rPr>
-                <w:noProof/>
-                <w:webHidden/>
-              </w:rPr>
-              <w:fldChar w:fldCharType="begin"/>
-            </w:r>
-            <w:r>
-              <w:rPr>
-                <w:noProof/>
-                <w:webHidden/>
-              </w:rPr>
-              <w:instrText xml:space="preserve"> PAGEREF _Toc209879250 \h </w:instrText>
-            </w:r>
-            <w:r>
-              <w:rPr>
-                <w:noProof/>
-                <w:webHidden/>
-              </w:rPr>
-            </w:r>
-            <w:r>
-              <w:rPr>
-                <w:noProof/>
-                <w:webHidden/>
-              </w:rPr>
-              <w:fldChar w:fldCharType="separate"/>
-            </w:r>
-            <w:r>
-              <w:rPr>
-                <w:noProof/>
-                <w:webHidden/>
-              </w:rPr>
-              <w:t>4</w:t>
-            </w:r>
-            <w:r>
-              <w:rPr>
-                <w:noProof/>
-                <w:webHidden/>
-              </w:rPr>
-              <w:fldChar w:fldCharType="end"/>
-            </w:r>
-          </w:hyperlink>
-        </w:p>
-        <w:p>
-          <w:pPr>
-            <w:pStyle w:val="TOC2"/>
-            <w:tabs>
-              <w:tab w:val="right" w:leader="dot" w:pos="9016"/>
-            </w:tabs>
-            <w:rPr>
-              <w:noProof/>
-            </w:rPr>
-          </w:pPr>
-          <w:hyperlink w:anchor="_Toc209879251" w:history="1">
-            <w:r>
-              <w:rPr>
-                <w:rStyle w:val="Hyperlink"/>
-                <w:noProof/>
-              </w:rPr>
-              <w:t>Uninformed Search Techniques</w:t>
-            </w:r>
-            <w:r>
-              <w:rPr>
-                <w:noProof/>
-                <w:webHidden/>
-              </w:rPr>
-              <w:tab/>
-            </w:r>
-            <w:r>
-              <w:rPr>
-                <w:noProof/>
-                <w:webHidden/>
-              </w:rPr>
-              <w:fldChar w:fldCharType="begin"/>
-            </w:r>
-            <w:r>
-              <w:rPr>
-                <w:noProof/>
-                <w:webHidden/>
-              </w:rPr>
-              <w:instrText xml:space="preserve"> PAGEREF _Toc209879251 \h </w:instrText>
-            </w:r>
-            <w:r>
-              <w:rPr>
-                <w:noProof/>
-                <w:webHidden/>
-              </w:rPr>
-            </w:r>
-            <w:r>
-              <w:rPr>
-                <w:noProof/>
-                <w:webHidden/>
-              </w:rPr>
-              <w:fldChar w:fldCharType="separate"/>
-            </w:r>
-            <w:r>
-              <w:rPr>
-                <w:noProof/>
-                <w:webHidden/>
-              </w:rPr>
-              <w:t>4</w:t>
-            </w:r>
-            <w:r>
-              <w:rPr>
-                <w:noProof/>
-                <w:webHidden/>
-              </w:rPr>
-              <w:fldChar w:fldCharType="end"/>
-            </w:r>
-          </w:hyperlink>
-        </w:p>
-        <w:p>
-          <w:pPr>
-            <w:pStyle w:val="TOC3"/>
-            <w:tabs>
-              <w:tab w:val="left" w:pos="960"/>
-              <w:tab w:val="right" w:leader="dot" w:pos="9016"/>
-            </w:tabs>
-            <w:rPr>
-              <w:noProof/>
-            </w:rPr>
-          </w:pPr>
-          <w:hyperlink w:anchor="_Toc209879252" w:history="1">
-            <w:r>
-              <w:rPr>
-                <w:rStyle w:val="Hyperlink"/>
-                <w:noProof/>
-              </w:rPr>
-              <w:t>1.</w:t>
-            </w:r>
-            <w:r>
-              <w:rPr>
-                <w:noProof/>
-              </w:rPr>
-              <w:tab/>
-            </w:r>
-            <w:r>
-              <w:rPr>
-                <w:rStyle w:val="Hyperlink"/>
-                <w:noProof/>
-              </w:rPr>
-              <w:t>Breadth-First Search (BFS)</w:t>
-            </w:r>
-            <w:r>
-              <w:rPr>
-                <w:noProof/>
-                <w:webHidden/>
-              </w:rPr>
-              <w:tab/>
-            </w:r>
-            <w:r>
-              <w:rPr>
-                <w:noProof/>
-                <w:webHidden/>
-              </w:rPr>
-              <w:fldChar w:fldCharType="begin"/>
-            </w:r>
-            <w:r>
-              <w:rPr>
-                <w:noProof/>
-                <w:webHidden/>
-              </w:rPr>
-              <w:instrText xml:space="preserve"> PAGEREF _Toc209879252 \h </w:instrText>
-            </w:r>
-            <w:r>
-              <w:rPr>
-                <w:noProof/>
-                <w:webHidden/>
-              </w:rPr>
-            </w:r>
-            <w:r>
-              <w:rPr>
-                <w:noProof/>
-                <w:webHidden/>
-              </w:rPr>
-              <w:fldChar w:fldCharType="separate"/>
-            </w:r>
-            <w:r>
-              <w:rPr>
-                <w:noProof/>
-                <w:webHidden/>
-              </w:rPr>
-              <w:t>4</w:t>
-            </w:r>
-            <w:r>
-              <w:rPr>
-                <w:noProof/>
-                <w:webHidden/>
-              </w:rPr>
-              <w:fldChar w:fldCharType="end"/>
-            </w:r>
-          </w:hyperlink>
-        </w:p>
-        <w:p>
-          <w:pPr>
-            <w:pStyle w:val="TOC3"/>
-            <w:tabs>
-              <w:tab w:val="left" w:pos="960"/>
-              <w:tab w:val="right" w:leader="dot" w:pos="9016"/>
-            </w:tabs>
-            <w:rPr>
-              <w:noProof/>
-            </w:rPr>
-          </w:pPr>
-          <w:hyperlink w:anchor="_Toc209879253" w:history="1">
-            <w:r>
-              <w:rPr>
-                <w:rStyle w:val="Hyperlink"/>
-                <w:noProof/>
-              </w:rPr>
-              <w:t>2.</w:t>
-            </w:r>
-            <w:r>
-              <w:rPr>
-                <w:noProof/>
-              </w:rPr>
-              <w:tab/>
-            </w:r>
-            <w:r>
-              <w:rPr>
-                <w:rStyle w:val="Hyperlink"/>
-                <w:noProof/>
-              </w:rPr>
-              <w:t>Uniform-Cost Search</w:t>
-            </w:r>
-            <w:r>
-              <w:rPr>
-                <w:noProof/>
-                <w:webHidden/>
-              </w:rPr>
-              <w:tab/>
-            </w:r>
-            <w:r>
-              <w:rPr>
-                <w:noProof/>
-                <w:webHidden/>
-              </w:rPr>
-              <w:fldChar w:fldCharType="begin"/>
-            </w:r>
-            <w:r>
-              <w:rPr>
-                <w:noProof/>
-                <w:webHidden/>
-              </w:rPr>
-              <w:instrText xml:space="preserve"> PAGEREF _Toc209879253 \h </w:instrText>
-            </w:r>
-            <w:r>
-              <w:rPr>
-                <w:noProof/>
-                <w:webHidden/>
-              </w:rPr>
-            </w:r>
-            <w:r>
-              <w:rPr>
-                <w:noProof/>
-                <w:webHidden/>
-              </w:rPr>
-              <w:fldChar w:fldCharType="separate"/>
-            </w:r>
-            <w:r>
-              <w:rPr>
-                <w:noProof/>
-                <w:webHidden/>
-              </w:rPr>
-              <w:t>4</w:t>
-            </w:r>
-            <w:r>
-              <w:rPr>
-                <w:noProof/>
-                <w:webHidden/>
-              </w:rPr>
-              <w:fldChar w:fldCharType="end"/>
-            </w:r>
-          </w:hyperlink>
-        </w:p>
-        <w:p>
-          <w:pPr>
-            <w:pStyle w:val="TOC3"/>
-            <w:tabs>
-              <w:tab w:val="left" w:pos="960"/>
-              <w:tab w:val="right" w:leader="dot" w:pos="9016"/>
-            </w:tabs>
-            <w:rPr>
-              <w:noProof/>
-            </w:rPr>
-          </w:pPr>
-          <w:hyperlink w:anchor="_Toc209879254" w:history="1">
-            <w:r>
-              <w:rPr>
-                <w:rStyle w:val="Hyperlink"/>
-                <w:noProof/>
-              </w:rPr>
-              <w:t>3.</w:t>
-            </w:r>
-            <w:r>
-              <w:rPr>
-                <w:noProof/>
-              </w:rPr>
-              <w:tab/>
-            </w:r>
-            <w:r>
-              <w:rPr>
-                <w:rStyle w:val="Hyperlink"/>
-                <w:noProof/>
-              </w:rPr>
-              <w:t>Depth-First Search (DFS)</w:t>
-            </w:r>
-            <w:r>
-              <w:rPr>
-                <w:noProof/>
-                <w:webHidden/>
-              </w:rPr>
-              <w:tab/>
-            </w:r>
-            <w:r>
-              <w:rPr>
-                <w:noProof/>
-                <w:webHidden/>
-              </w:rPr>
-              <w:fldChar w:fldCharType="begin"/>
-            </w:r>
-            <w:r>
-              <w:rPr>
-                <w:noProof/>
-                <w:webHidden/>
-              </w:rPr>
-              <w:instrText xml:space="preserve"> PAGEREF _Toc209879254 \h </w:instrText>
-            </w:r>
-            <w:r>
-              <w:rPr>
-                <w:noProof/>
-                <w:webHidden/>
-              </w:rPr>
-            </w:r>
-            <w:r>
-              <w:rPr>
-                <w:noProof/>
-                <w:webHidden/>
-              </w:rPr>
-              <w:fldChar w:fldCharType="separate"/>
-            </w:r>
-            <w:r>
-              <w:rPr>
-                <w:noProof/>
-                <w:webHidden/>
-              </w:rPr>
-              <w:t>4</w:t>
-            </w:r>
-            <w:r>
-              <w:rPr>
-                <w:noProof/>
-                <w:webHidden/>
-              </w:rPr>
-              <w:fldChar w:fldCharType="end"/>
-            </w:r>
-          </w:hyperlink>
-        </w:p>
-        <w:p>
-          <w:pPr>
-            <w:pStyle w:val="TOC2"/>
-            <w:tabs>
-              <w:tab w:val="right" w:leader="dot" w:pos="9016"/>
-            </w:tabs>
-            <w:rPr>
-              <w:noProof/>
-            </w:rPr>
-          </w:pPr>
-          <w:hyperlink w:anchor="_Toc209879255" w:history="1">
-            <w:r>
-              <w:rPr>
-                <w:rStyle w:val="Hyperlink"/>
-                <w:noProof/>
-              </w:rPr>
-              <w:t>Informed Search Techniques</w:t>
-            </w:r>
-            <w:r>
-              <w:rPr>
-                <w:noProof/>
-                <w:webHidden/>
-              </w:rPr>
-              <w:tab/>
-            </w:r>
-            <w:r>
-              <w:rPr>
-                <w:noProof/>
-                <w:webHidden/>
-              </w:rPr>
-              <w:fldChar w:fldCharType="begin"/>
-            </w:r>
-            <w:r>
-              <w:rPr>
-                <w:noProof/>
-                <w:webHidden/>
-              </w:rPr>
-              <w:instrText xml:space="preserve"> PAGEREF _Toc209879255 \h </w:instrText>
-            </w:r>
-            <w:r>
-              <w:rPr>
-                <w:noProof/>
-                <w:webHidden/>
-              </w:rPr>
-            </w:r>
-            <w:r>
-              <w:rPr>
-                <w:noProof/>
-                <w:webHidden/>
-              </w:rPr>
-              <w:fldChar w:fldCharType="separate"/>
-            </w:r>
-            <w:r>
-              <w:rPr>
-                <w:noProof/>
-                <w:webHidden/>
-              </w:rPr>
-              <w:t>4</w:t>
-            </w:r>
-            <w:r>
-              <w:rPr>
-                <w:noProof/>
-                <w:webHidden/>
-              </w:rPr>
-              <w:fldChar w:fldCharType="end"/>
-            </w:r>
-          </w:hyperlink>
-        </w:p>
-        <w:p>
-          <w:pPr>
-            <w:pStyle w:val="TOC3"/>
-            <w:tabs>
-              <w:tab w:val="left" w:pos="960"/>
-              <w:tab w:val="right" w:leader="dot" w:pos="9016"/>
-            </w:tabs>
-            <w:rPr>
-              <w:noProof/>
-            </w:rPr>
-          </w:pPr>
-          <w:hyperlink w:anchor="_Toc209879256" w:history="1">
-            <w:r>
-              <w:rPr>
-                <w:rStyle w:val="Hyperlink"/>
-                <w:noProof/>
-              </w:rPr>
-              <w:t>1.</w:t>
-            </w:r>
-            <w:r>
-              <w:rPr>
-                <w:noProof/>
-              </w:rPr>
-              <w:tab/>
-            </w:r>
-            <w:r>
-              <w:rPr>
-                <w:rStyle w:val="Hyperlink"/>
-                <w:noProof/>
-              </w:rPr>
-              <w:t>Greedy Best-First Search</w:t>
-            </w:r>
-            <w:r>
-              <w:rPr>
-                <w:noProof/>
-                <w:webHidden/>
-              </w:rPr>
-              <w:tab/>
-            </w:r>
-            <w:r>
-              <w:rPr>
-                <w:noProof/>
-                <w:webHidden/>
-              </w:rPr>
-              <w:fldChar w:fldCharType="begin"/>
-            </w:r>
-            <w:r>
-              <w:rPr>
-                <w:noProof/>
-                <w:webHidden/>
-              </w:rPr>
-              <w:instrText xml:space="preserve"> PAGEREF _Toc209879256 \h </w:instrText>
-            </w:r>
-            <w:r>
-              <w:rPr>
-                <w:noProof/>
-                <w:webHidden/>
-              </w:rPr>
-            </w:r>
-            <w:r>
-              <w:rPr>
-                <w:noProof/>
-                <w:webHidden/>
-              </w:rPr>
-              <w:fldChar w:fldCharType="separate"/>
-            </w:r>
-            <w:r>
-              <w:rPr>
-                <w:noProof/>
-                <w:webHidden/>
-              </w:rPr>
-              <w:t>4</w:t>
-            </w:r>
-            <w:r>
-              <w:rPr>
-                <w:noProof/>
-                <w:webHidden/>
-              </w:rPr>
-              <w:fldChar w:fldCharType="end"/>
-            </w:r>
-          </w:hyperlink>
-        </w:p>
-        <w:p>
-          <w:pPr>
-            <w:pStyle w:val="TOC3"/>
-            <w:tabs>
-              <w:tab w:val="left" w:pos="960"/>
-              <w:tab w:val="right" w:leader="dot" w:pos="9016"/>
-            </w:tabs>
-            <w:rPr>
-              <w:noProof/>
-            </w:rPr>
-          </w:pPr>
-          <w:hyperlink w:anchor="_Toc209879257" w:history="1">
-            <w:r>
-              <w:rPr>
-                <w:rStyle w:val="Hyperlink"/>
-                <w:noProof/>
-              </w:rPr>
-              <w:t>2.</w:t>
-            </w:r>
-            <w:r>
-              <w:rPr>
-                <w:noProof/>
-              </w:rPr>
-              <w:tab/>
-            </w:r>
-            <w:r>
-              <w:rPr>
-                <w:rStyle w:val="Hyperlink"/>
-                <w:noProof/>
-              </w:rPr>
-              <w:t>A Search*</w:t>
-            </w:r>
-            <w:r>
-              <w:rPr>
-                <w:noProof/>
-                <w:webHidden/>
-              </w:rPr>
-              <w:tab/>
-            </w:r>
-            <w:r>
-              <w:rPr>
-                <w:noProof/>
-                <w:webHidden/>
-              </w:rPr>
-              <w:fldChar w:fldCharType="begin"/>
-            </w:r>
-            <w:r>
-              <w:rPr>
-                <w:noProof/>
-                <w:webHidden/>
-              </w:rPr>
-              <w:instrText xml:space="preserve"> PAGEREF _Toc209879257 \h </w:instrText>
-            </w:r>
-            <w:r>
-              <w:rPr>
-                <w:noProof/>
-                <w:webHidden/>
-              </w:rPr>
-            </w:r>
-            <w:r>
-              <w:rPr>
-                <w:noProof/>
-                <w:webHidden/>
-              </w:rPr>
-              <w:fldChar w:fldCharType="separate"/>
-            </w:r>
-            <w:r>
-              <w:rPr>
-                <w:noProof/>
-                <w:webHidden/>
-              </w:rPr>
-              <w:t>4</w:t>
-            </w:r>
-            <w:r>
-              <w:rPr>
-                <w:noProof/>
-                <w:webHidden/>
-              </w:rPr>
-              <w:fldChar w:fldCharType="end"/>
-            </w:r>
-          </w:hyperlink>
-        </w:p>
-        <w:p>
-          <w:pPr>
-            <w:pStyle w:val="TOC3"/>
-            <w:tabs>
-              <w:tab w:val="left" w:pos="960"/>
-              <w:tab w:val="right" w:leader="dot" w:pos="9016"/>
-            </w:tabs>
-            <w:rPr>
-              <w:noProof/>
-            </w:rPr>
-          </w:pPr>
-          <w:hyperlink w:anchor="_Toc209879258" w:history="1">
-            <w:r>
-              <w:rPr>
-                <w:rStyle w:val="Hyperlink"/>
-                <w:noProof/>
-              </w:rPr>
-              <w:t>3.</w:t>
-            </w:r>
-            <w:r>
-              <w:rPr>
-                <w:noProof/>
-              </w:rPr>
-              <w:tab/>
-            </w:r>
-            <w:r>
-              <w:rPr>
-                <w:rStyle w:val="Hyperlink"/>
-                <w:noProof/>
-              </w:rPr>
-              <w:t>Iterative Deepening A*</w:t>
-            </w:r>
-            <w:r>
-              <w:rPr>
-                <w:noProof/>
-                <w:webHidden/>
-              </w:rPr>
-              <w:tab/>
-            </w:r>
-            <w:r>
-              <w:rPr>
-                <w:noProof/>
-                <w:webHidden/>
-              </w:rPr>
-              <w:fldChar w:fldCharType="begin"/>
-            </w:r>
-            <w:r>
-              <w:rPr>
-                <w:noProof/>
-                <w:webHidden/>
-              </w:rPr>
-              <w:instrText xml:space="preserve"> PAGEREF _Toc209879258 \h </w:instrText>
-            </w:r>
-            <w:r>
-              <w:rPr>
-                <w:noProof/>
-                <w:webHidden/>
-              </w:rPr>
-            </w:r>
-            <w:r>
-              <w:rPr>
-                <w:noProof/>
-                <w:webHidden/>
-              </w:rPr>
-              <w:fldChar w:fldCharType="separate"/>
-            </w:r>
-            <w:r>
-              <w:rPr>
-                <w:noProof/>
-                <w:webHidden/>
-              </w:rPr>
-              <w:t>4</w:t>
-            </w:r>
-            <w:r>
-              <w:rPr>
-                <w:noProof/>
-                <w:webHidden/>
-              </w:rPr>
-              <w:fldChar w:fldCharType="end"/>
-            </w:r>
-          </w:hyperlink>
-        </w:p>
-        <w:p>
-          <w:pPr>
-            <w:pStyle w:val="TOC2"/>
-            <w:tabs>
-              <w:tab w:val="right" w:leader="dot" w:pos="9016"/>
-            </w:tabs>
-            <w:rPr>
-              <w:noProof/>
-            </w:rPr>
-          </w:pPr>
-          <w:hyperlink w:anchor="_Toc209879259" w:history="1">
-            <w:r>
-              <w:rPr>
-                <w:rStyle w:val="Hyperlink"/>
-                <w:noProof/>
-              </w:rPr>
-              <w:t>Performance Evaluation</w:t>
-            </w:r>
-            <w:r>
-              <w:rPr>
-                <w:noProof/>
-                <w:webHidden/>
-              </w:rPr>
-              <w:tab/>
-            </w:r>
-            <w:r>
-              <w:rPr>
-                <w:noProof/>
-                <w:webHidden/>
-              </w:rPr>
-              <w:fldChar w:fldCharType="begin"/>
-            </w:r>
-            <w:r>
-              <w:rPr>
-                <w:noProof/>
-                <w:webHidden/>
-              </w:rPr>
-              <w:instrText xml:space="preserve"> PAGEREF _Toc209879259 \h </w:instrText>
-            </w:r>
-            <w:r>
-              <w:rPr>
-                <w:noProof/>
-                <w:webHidden/>
-              </w:rPr>
-            </w:r>
-            <w:r>
-              <w:rPr>
-                <w:noProof/>
-                <w:webHidden/>
-              </w:rPr>
-              <w:fldChar w:fldCharType="separate"/>
-            </w:r>
-            <w:r>
-              <w:rPr>
-                <w:noProof/>
-                <w:webHidden/>
-              </w:rPr>
-              <w:t>4</w:t>
-            </w:r>
-            <w:r>
-              <w:rPr>
-                <w:noProof/>
-                <w:webHidden/>
-              </w:rPr>
-              <w:fldChar w:fldCharType="end"/>
-            </w:r>
-          </w:hyperlink>
-        </w:p>
-        <w:p>
-          <w:pPr>
-            <w:pStyle w:val="TOC1"/>
-            <w:tabs>
-              <w:tab w:val="right" w:leader="dot" w:pos="9016"/>
-            </w:tabs>
-            <w:rPr>
-              <w:noProof/>
-            </w:rPr>
-          </w:pPr>
-          <w:hyperlink w:anchor="_Toc209879260" w:history="1">
-            <w:r>
-              <w:rPr>
-                <w:rStyle w:val="Hyperlink"/>
-                <w:noProof/>
-              </w:rPr>
-              <w:t>Conclusion</w:t>
-            </w:r>
-            <w:r>
-              <w:rPr>
-                <w:noProof/>
-                <w:webHidden/>
-              </w:rPr>
-              <w:tab/>
-            </w:r>
-            <w:r>
-              <w:rPr>
-                <w:noProof/>
-                <w:webHidden/>
-              </w:rPr>
-              <w:fldChar w:fldCharType="begin"/>
-            </w:r>
-            <w:r>
-              <w:rPr>
-                <w:noProof/>
-                <w:webHidden/>
-              </w:rPr>
-              <w:instrText xml:space="preserve"> PAGEREF _Toc209879260 \h </w:instrText>
-            </w:r>
-            <w:r>
-              <w:rPr>
-                <w:noProof/>
-                <w:webHidden/>
-              </w:rPr>
-            </w:r>
-            <w:r>
-              <w:rPr>
-                <w:noProof/>
-                <w:webHidden/>
-              </w:rPr>
-              <w:fldChar w:fldCharType="separate"/>
-            </w:r>
-            <w:r>
-              <w:rPr>
-                <w:noProof/>
-                <w:webHidden/>
-              </w:rPr>
-              <w:t>6</w:t>
+              <w:t>3</w:t>
             </w:r>
             <w:r>
               <w:rPr>
@@ -1475,7 +619,7 @@
       <w:pPr>
         <w:pStyle w:val="Heading1"/>
       </w:pPr>
-      <w:bookmarkStart w:id="0" w:name="_Toc209879242"/>
+      <w:bookmarkStart w:id="0" w:name="_Toc209958853"/>
       <w:r>
         <w:lastRenderedPageBreak/>
         <w:t>1.1 Building Your World</w:t>
@@ -1489,43 +633,437 @@
       <w:pPr>
         <w:pStyle w:val="Heading2"/>
       </w:pPr>
-      <w:bookmarkStart w:id="1" w:name="_Toc209879243"/>
+      <w:bookmarkStart w:id="1" w:name="_Toc209958854"/>
       <w:r>
         <w:t>Task Environment Description</w:t>
       </w:r>
       <w:bookmarkEnd w:id="1"/>
     </w:p>
     <w:p>
-      <w:pPr>
-        <w:numPr>
-          <w:ilvl w:val="0"/>
-          <w:numId w:val="2"/>
-        </w:numPr>
-      </w:pPr>
-      <w:r>
-        <w:t>Define the 2D world (grid-based, game-like environment)</w:t>
+      <w:r>
+        <w:t xml:space="preserve">The 2D world that has been implemented is a grid of configurable height and depth. </w:t>
       </w:r>
     </w:p>
     <w:p>
-      <w:pPr>
-        <w:numPr>
-          <w:ilvl w:val="0"/>
-          <w:numId w:val="2"/>
-        </w:numPr>
-      </w:pPr>
-      <w:r>
-        <w:t>Describe the mechanics: movement, goals, obstacles, rewards</w:t>
+      <w:r>
+        <w:t xml:space="preserve">There is one Winning block in the grid. If the agent lands on the Winning block, they are awarded 100 points, the game is declared Won, and the game is over. </w:t>
       </w:r>
     </w:p>
     <w:p>
-      <w:pPr>
-        <w:numPr>
-          <w:ilvl w:val="0"/>
-          <w:numId w:val="2"/>
-        </w:numPr>
-      </w:pPr>
-      <w:r>
-        <w:t>Completion conditions for the game</w:t>
+      <w:r>
+        <w:t xml:space="preserve">There is one Penalty block in the game. If the agent  lands on the penalty block, they are penalised 50 points. </w:t>
+      </w:r>
+    </w:p>
+    <w:p>
+      <w:r>
+        <w:t xml:space="preserve">There is one Obstacle block in the game </w:t>
+      </w:r>
+      <w:r>
+        <w:t xml:space="preserve">on to </w:t>
+      </w:r>
+      <w:r>
+        <w:t>which the agent cannot move.</w:t>
+      </w:r>
+    </w:p>
+    <w:p>
+      <w:r>
+        <w:t xml:space="preserve">The agent cannot move outside the boundaries of the grid. </w:t>
+      </w:r>
+    </w:p>
+    <w:p>
+      <w:r>
+        <w:t xml:space="preserve">They can move one square per move in any of </w:t>
+      </w:r>
+      <w:r>
+        <w:t>“</w:t>
+      </w:r>
+      <w:r>
+        <w:t>up</w:t>
+      </w:r>
+      <w:r>
+        <w:t>”</w:t>
+      </w:r>
+      <w:r>
+        <w:t xml:space="preserve">, </w:t>
+      </w:r>
+      <w:r>
+        <w:t>“</w:t>
+      </w:r>
+      <w:r>
+        <w:t>down</w:t>
+      </w:r>
+      <w:r>
+        <w:t>”</w:t>
+      </w:r>
+      <w:r>
+        <w:t xml:space="preserve">, </w:t>
+      </w:r>
+      <w:r>
+        <w:t>“</w:t>
+      </w:r>
+      <w:r>
+        <w:t>left</w:t>
+      </w:r>
+      <w:r>
+        <w:t>”</w:t>
+      </w:r>
+      <w:r>
+        <w:t xml:space="preserve"> or </w:t>
+      </w:r>
+      <w:r>
+        <w:t>“</w:t>
+      </w:r>
+      <w:r>
+        <w:t>right</w:t>
+      </w:r>
+      <w:r>
+        <w:t>”</w:t>
+      </w:r>
+      <w:r>
+        <w:t>, provided that the above restrictions are met</w:t>
+      </w:r>
+      <w:r>
+        <w:t>.</w:t>
+      </w:r>
+      <w:r>
+        <w:br/>
+      </w:r>
+    </w:p>
+    <w:p>
+      <w:pPr>
+        <w:shd w:val="clear" w:color="auto" w:fill="1F1F1F"/>
+        <w:spacing w:line="300" w:lineRule="atLeast"/>
+        <w:rPr>
+          <w:rFonts w:ascii="Hack" w:hAnsi="Hack"/>
+          <w:color w:val="CCCCCC"/>
+          <w:sz w:val="20"/>
+          <w:szCs w:val="20"/>
+        </w:rPr>
+      </w:pPr>
+      <w:r>
+        <w:rPr>
+          <w:rFonts w:ascii="Hack" w:hAnsi="Hack"/>
+          <w:color w:val="CE9178"/>
+          <w:sz w:val="20"/>
+          <w:szCs w:val="20"/>
+        </w:rPr>
+        <w:t># Here is an example map of the 2D world</w:t>
+      </w:r>
+    </w:p>
+    <w:p>
+      <w:pPr>
+        <w:shd w:val="clear" w:color="auto" w:fill="1F1F1F"/>
+        <w:spacing w:line="300" w:lineRule="atLeast"/>
+        <w:rPr>
+          <w:rFonts w:ascii="Hack" w:hAnsi="Hack"/>
+          <w:color w:val="CCCCCC"/>
+          <w:sz w:val="20"/>
+          <w:szCs w:val="20"/>
+        </w:rPr>
+      </w:pPr>
+      <w:r>
+        <w:rPr>
+          <w:rFonts w:ascii="Hack" w:hAnsi="Hack"/>
+          <w:color w:val="CE9178"/>
+          <w:sz w:val="20"/>
+          <w:szCs w:val="20"/>
+        </w:rPr>
+        <w:t># (width 4 by depth 3 grid, obstacle at (1, 1), penalty at (3, 1) and winning block at (3, 0))</w:t>
+      </w:r>
+    </w:p>
+    <w:p>
+      <w:pPr>
+        <w:shd w:val="clear" w:color="auto" w:fill="1F1F1F"/>
+        <w:spacing w:line="300" w:lineRule="atLeast"/>
+        <w:rPr>
+          <w:rFonts w:ascii="Hack" w:hAnsi="Hack"/>
+          <w:color w:val="CCCCCC"/>
+          <w:sz w:val="20"/>
+          <w:szCs w:val="20"/>
+        </w:rPr>
+      </w:pPr>
+      <w:r>
+        <w:rPr>
+          <w:rFonts w:ascii="Hack" w:hAnsi="Hack"/>
+          <w:color w:val="CE9178"/>
+          <w:sz w:val="20"/>
+          <w:szCs w:val="20"/>
+        </w:rPr>
+        <w:t>┌──────────┬──────────┬──────────┬──────────┐</w:t>
+      </w:r>
+    </w:p>
+    <w:p>
+      <w:pPr>
+        <w:shd w:val="clear" w:color="auto" w:fill="1F1F1F"/>
+        <w:spacing w:line="300" w:lineRule="atLeast"/>
+        <w:rPr>
+          <w:rFonts w:ascii="Hack" w:hAnsi="Hack"/>
+          <w:color w:val="CCCCCC"/>
+          <w:sz w:val="20"/>
+          <w:szCs w:val="20"/>
+        </w:rPr>
+      </w:pPr>
+      <w:r>
+        <w:rPr>
+          <w:rFonts w:ascii="Hack" w:hAnsi="Hack"/>
+          <w:color w:val="CE9178"/>
+          <w:sz w:val="20"/>
+          <w:szCs w:val="20"/>
+        </w:rPr>
+        <w:t>│(0,0)     │(1,0)     │(2,0)     │(3,0)     │</w:t>
+      </w:r>
+    </w:p>
+    <w:p>
+      <w:pPr>
+        <w:shd w:val="clear" w:color="auto" w:fill="1F1F1F"/>
+        <w:spacing w:line="300" w:lineRule="atLeast"/>
+        <w:rPr>
+          <w:rFonts w:ascii="Hack" w:hAnsi="Hack"/>
+          <w:color w:val="CCCCCC"/>
+          <w:sz w:val="20"/>
+          <w:szCs w:val="20"/>
+        </w:rPr>
+      </w:pPr>
+      <w:r>
+        <w:rPr>
+          <w:rFonts w:ascii="Hack" w:hAnsi="Hack"/>
+          <w:color w:val="CE9178"/>
+          <w:sz w:val="20"/>
+          <w:szCs w:val="20"/>
+        </w:rPr>
+        <w:t>│          │          │          │          │</w:t>
+      </w:r>
+    </w:p>
+    <w:p>
+      <w:pPr>
+        <w:shd w:val="clear" w:color="auto" w:fill="1F1F1F"/>
+        <w:spacing w:line="300" w:lineRule="atLeast"/>
+        <w:rPr>
+          <w:rFonts w:ascii="Hack" w:hAnsi="Hack"/>
+          <w:color w:val="CCCCCC"/>
+          <w:sz w:val="20"/>
+          <w:szCs w:val="20"/>
+        </w:rPr>
+      </w:pPr>
+      <w:r>
+        <w:rPr>
+          <w:rFonts w:ascii="Hack" w:hAnsi="Hack"/>
+          <w:color w:val="CE9178"/>
+          <w:sz w:val="20"/>
+          <w:szCs w:val="20"/>
+        </w:rPr>
+        <w:t>│          │          │          │ WIN GAME │</w:t>
+      </w:r>
+    </w:p>
+    <w:p>
+      <w:pPr>
+        <w:shd w:val="clear" w:color="auto" w:fill="1F1F1F"/>
+        <w:spacing w:line="300" w:lineRule="atLeast"/>
+        <w:rPr>
+          <w:rFonts w:ascii="Hack" w:hAnsi="Hack"/>
+          <w:color w:val="CCCCCC"/>
+          <w:sz w:val="20"/>
+          <w:szCs w:val="20"/>
+        </w:rPr>
+      </w:pPr>
+      <w:r>
+        <w:rPr>
+          <w:rFonts w:ascii="Hack" w:hAnsi="Hack"/>
+          <w:color w:val="CE9178"/>
+          <w:sz w:val="20"/>
+          <w:szCs w:val="20"/>
+        </w:rPr>
+        <w:t>┼──────────┼──────────┼──────────┼──────────┤</w:t>
+      </w:r>
+    </w:p>
+    <w:p>
+      <w:pPr>
+        <w:shd w:val="clear" w:color="auto" w:fill="1F1F1F"/>
+        <w:spacing w:line="300" w:lineRule="atLeast"/>
+        <w:rPr>
+          <w:rFonts w:ascii="Hack" w:hAnsi="Hack"/>
+          <w:color w:val="CCCCCC"/>
+          <w:sz w:val="20"/>
+          <w:szCs w:val="20"/>
+        </w:rPr>
+      </w:pPr>
+      <w:r>
+        <w:rPr>
+          <w:rFonts w:ascii="Hack" w:hAnsi="Hack"/>
+          <w:color w:val="CE9178"/>
+          <w:sz w:val="20"/>
+          <w:szCs w:val="20"/>
+        </w:rPr>
+        <w:t>│(0,1)     │(1,1)     │(2,1)     │(3,1)     │</w:t>
+      </w:r>
+    </w:p>
+    <w:p>
+      <w:pPr>
+        <w:shd w:val="clear" w:color="auto" w:fill="1F1F1F"/>
+        <w:spacing w:line="300" w:lineRule="atLeast"/>
+        <w:rPr>
+          <w:rFonts w:ascii="Hack" w:hAnsi="Hack"/>
+          <w:color w:val="CCCCCC"/>
+          <w:sz w:val="20"/>
+          <w:szCs w:val="20"/>
+        </w:rPr>
+      </w:pPr>
+      <w:r>
+        <w:rPr>
+          <w:rFonts w:ascii="Hack" w:hAnsi="Hack"/>
+          <w:color w:val="CE9178"/>
+          <w:sz w:val="20"/>
+          <w:szCs w:val="20"/>
+        </w:rPr>
+        <w:t>│          │          │          │          │</w:t>
+      </w:r>
+    </w:p>
+    <w:p>
+      <w:pPr>
+        <w:shd w:val="clear" w:color="auto" w:fill="1F1F1F"/>
+        <w:spacing w:line="300" w:lineRule="atLeast"/>
+        <w:rPr>
+          <w:rFonts w:ascii="Hack" w:hAnsi="Hack"/>
+          <w:color w:val="CCCCCC"/>
+          <w:sz w:val="20"/>
+          <w:szCs w:val="20"/>
+        </w:rPr>
+      </w:pPr>
+      <w:r>
+        <w:rPr>
+          <w:rFonts w:ascii="Hack" w:hAnsi="Hack"/>
+          <w:color w:val="CE9178"/>
+          <w:sz w:val="20"/>
+          <w:szCs w:val="20"/>
+        </w:rPr>
+        <w:t>│          │ OBSTACLE │          │ PENALTY  │</w:t>
+      </w:r>
+    </w:p>
+    <w:p>
+      <w:pPr>
+        <w:shd w:val="clear" w:color="auto" w:fill="1F1F1F"/>
+        <w:spacing w:line="300" w:lineRule="atLeast"/>
+        <w:rPr>
+          <w:rFonts w:ascii="Hack" w:hAnsi="Hack"/>
+          <w:color w:val="CCCCCC"/>
+          <w:sz w:val="20"/>
+          <w:szCs w:val="20"/>
+        </w:rPr>
+      </w:pPr>
+      <w:r>
+        <w:rPr>
+          <w:rFonts w:ascii="Hack" w:hAnsi="Hack"/>
+          <w:color w:val="CE9178"/>
+          <w:sz w:val="20"/>
+          <w:szCs w:val="20"/>
+        </w:rPr>
+        <w:t>┼──────────┼──────────┼──────────┼──────────┤</w:t>
+      </w:r>
+    </w:p>
+    <w:p>
+      <w:pPr>
+        <w:shd w:val="clear" w:color="auto" w:fill="1F1F1F"/>
+        <w:spacing w:line="300" w:lineRule="atLeast"/>
+        <w:rPr>
+          <w:rFonts w:ascii="Hack" w:hAnsi="Hack"/>
+          <w:color w:val="CCCCCC"/>
+          <w:sz w:val="20"/>
+          <w:szCs w:val="20"/>
+        </w:rPr>
+      </w:pPr>
+      <w:r>
+        <w:rPr>
+          <w:rFonts w:ascii="Hack" w:hAnsi="Hack"/>
+          <w:color w:val="CE9178"/>
+          <w:sz w:val="20"/>
+          <w:szCs w:val="20"/>
+        </w:rPr>
+        <w:t>│(0,2)     │(1,2)     │(2,2)     │(3,2)     │</w:t>
+      </w:r>
+    </w:p>
+    <w:p>
+      <w:pPr>
+        <w:shd w:val="clear" w:color="auto" w:fill="1F1F1F"/>
+        <w:spacing w:line="300" w:lineRule="atLeast"/>
+        <w:rPr>
+          <w:rFonts w:ascii="Hack" w:hAnsi="Hack"/>
+          <w:color w:val="CCCCCC"/>
+          <w:sz w:val="20"/>
+          <w:szCs w:val="20"/>
+        </w:rPr>
+      </w:pPr>
+      <w:r>
+        <w:rPr>
+          <w:rFonts w:ascii="Hack" w:hAnsi="Hack"/>
+          <w:color w:val="CE9178"/>
+          <w:sz w:val="20"/>
+          <w:szCs w:val="20"/>
+        </w:rPr>
+        <w:t>│          │          │          │          │</w:t>
+      </w:r>
+    </w:p>
+    <w:p>
+      <w:pPr>
+        <w:shd w:val="clear" w:color="auto" w:fill="1F1F1F"/>
+        <w:spacing w:line="300" w:lineRule="atLeast"/>
+        <w:rPr>
+          <w:rFonts w:ascii="Hack" w:hAnsi="Hack"/>
+          <w:color w:val="CCCCCC"/>
+          <w:sz w:val="20"/>
+          <w:szCs w:val="20"/>
+        </w:rPr>
+      </w:pPr>
+      <w:r>
+        <w:rPr>
+          <w:rFonts w:ascii="Hack" w:hAnsi="Hack"/>
+          <w:color w:val="CE9178"/>
+          <w:sz w:val="20"/>
+          <w:szCs w:val="20"/>
+        </w:rPr>
+        <w:t>│          │          │          │          │</w:t>
+      </w:r>
+    </w:p>
+    <w:p>
+      <w:pPr>
+        <w:shd w:val="clear" w:color="auto" w:fill="1F1F1F"/>
+        <w:spacing w:line="300" w:lineRule="atLeast"/>
+        <w:rPr>
+          <w:rFonts w:ascii="Hack" w:hAnsi="Hack"/>
+          <w:color w:val="CCCCCC"/>
+          <w:sz w:val="20"/>
+          <w:szCs w:val="20"/>
+        </w:rPr>
+      </w:pPr>
+      <w:r>
+        <w:rPr>
+          <w:rFonts w:ascii="Hack" w:hAnsi="Hack"/>
+          <w:color w:val="CE9178"/>
+          <w:sz w:val="20"/>
+          <w:szCs w:val="20"/>
+        </w:rPr>
+        <w:t>└──────────┴──────────┴──────────┴──────────┘</w:t>
+      </w:r>
+    </w:p>
+    <w:p>
+      <w:r>
+        <w:br/>
+      </w:r>
+      <w:r>
+        <w:t xml:space="preserve"> </w:t>
+      </w:r>
+    </w:p>
+    <w:p>
+      <w:r>
+        <w:t>Each move has a cost associated with it, which is the sum of the x and y coordinates of the square.</w:t>
+      </w:r>
+    </w:p>
+    <w:p>
+      <w:r>
+        <w:t>The game is considered Lost if the agent has not found the Winning block in the number of steps allowed.</w:t>
+      </w:r>
+      <w:r>
+        <w:br/>
+        <w:t>When the game starts, the agent is dropped at a random location.</w:t>
       </w:r>
     </w:p>
     <w:p/>
@@ -1533,24 +1071,34 @@
       <w:pPr>
         <w:pStyle w:val="Heading2"/>
       </w:pPr>
-      <w:bookmarkStart w:id="2" w:name="_Toc209879244"/>
+      <w:bookmarkStart w:id="2" w:name="_Toc209958855"/>
       <w:r>
         <w:t>Agent Types and PEAS Descriptions</w:t>
       </w:r>
       <w:bookmarkEnd w:id="2"/>
     </w:p>
     <w:p>
-      <w:r>
-        <w:t>Introduce and describe three distinct agent types:</w:t>
-      </w:r>
-    </w:p>
-    <w:p>
       <w:pPr>
         <w:pStyle w:val="Heading3"/>
       </w:pPr>
-      <w:bookmarkStart w:id="3" w:name="_Toc209879245"/>
-      <w:r>
-        <w:t>Agent 1: Simple Reflex Agent</w:t>
+      <w:bookmarkStart w:id="3" w:name="_Toc209958856"/>
+      <w:r>
+        <w:t xml:space="preserve">Agent </w:t>
+      </w:r>
+      <w:r>
+        <w:t>1</w:t>
+      </w:r>
+      <w:r>
+        <w:t xml:space="preserve">: </w:t>
+      </w:r>
+      <w:r>
+        <w:t>Random</w:t>
+      </w:r>
+      <w:r>
+        <w:t xml:space="preserve"> </w:t>
+      </w:r>
+      <w:r>
+        <w:t>Agent</w:t>
       </w:r>
       <w:bookmarkEnd w:id="3"/>
     </w:p>
@@ -1587,7 +1135,18 @@
         <w:t>Performance</w:t>
       </w:r>
       <w:r>
-        <w:t>: Number of goals achieved</w:t>
+        <w:t xml:space="preserve">: </w:t>
+      </w:r>
+      <w:r>
+        <w:t>+100 on winning block and Win game, -50 on penalty block, -(</w:t>
+      </w:r>
+      <w:proofErr w:type="spellStart"/>
+      <w:r>
+        <w:t>x+y</w:t>
+      </w:r>
+      <w:proofErr w:type="spellEnd"/>
+      <w:r>
+        <w:t>) per move, Lose game if Winning block not found in S steps</w:t>
       </w:r>
     </w:p>
     <w:p>
@@ -1607,6 +1166,9 @@
       <w:r>
         <w:t>: 2D grid</w:t>
       </w:r>
+      <w:r>
+        <w:t xml:space="preserve"> of width w and depth d, with winning block, penalty block and obstacle block.</w:t>
+      </w:r>
     </w:p>
     <w:p>
       <w:pPr>
@@ -1623,7 +1185,7 @@
         <w:t>Actuators</w:t>
       </w:r>
       <w:r>
-        <w:t>: Move (Up, Down, Left, Right), Act</w:t>
+        <w:t>: Move (Up, Down, Left, Right)</w:t>
       </w:r>
     </w:p>
     <w:p>
@@ -1641,61 +1203,66 @@
         <w:t>Sensors</w:t>
       </w:r>
       <w:r>
-        <w:t>: Current cell status</w:t>
-      </w:r>
+        <w:t xml:space="preserve">: </w:t>
+      </w:r>
+      <w:r>
+        <w:t xml:space="preserve">Current position. </w:t>
+      </w:r>
+      <w:proofErr w:type="spellStart"/>
+      <w:r>
+        <w:t>Percepts</w:t>
+      </w:r>
+      <w:proofErr w:type="spellEnd"/>
+      <w:r>
+        <w:t xml:space="preserve"> are ignored.</w:t>
+      </w:r>
+    </w:p>
+    <w:p>
+      <w:r>
+        <w:lastRenderedPageBreak/>
+        <w:t>The random agent</w:t>
+      </w:r>
+      <w:r>
+        <w:t xml:space="preserve"> cannot be said to be rational as it does not base it’s actions on its </w:t>
+      </w:r>
+      <w:proofErr w:type="spellStart"/>
+      <w:r>
+        <w:t>percepts</w:t>
+      </w:r>
+      <w:proofErr w:type="spellEnd"/>
+      <w:r>
+        <w:t xml:space="preserve"> or performance measure. There is no predictability of results, or attempts to maximise performance. That being said the agent is fast ,as it does not have to perform any complicated computations to determine </w:t>
+      </w:r>
+      <w:proofErr w:type="spellStart"/>
+      <w:r>
+        <w:t>it’s</w:t>
+      </w:r>
+      <w:proofErr w:type="spellEnd"/>
+      <w:r>
+        <w:t xml:space="preserve"> next action, and it has been observed win a large number of the game implemented in this assignment, when the environment is small. </w:t>
+      </w:r>
+    </w:p>
+    <w:p>
+      <w:pPr>
+        <w:pStyle w:val="Heading3"/>
+      </w:pPr>
+      <w:bookmarkStart w:id="4" w:name="_Toc209958857"/>
+      <w:r>
+        <w:t xml:space="preserve">Agent </w:t>
+      </w:r>
+      <w:r>
+        <w:t>2</w:t>
+      </w:r>
+      <w:r>
+        <w:t>: Reflex Agent</w:t>
+      </w:r>
+      <w:bookmarkEnd w:id="4"/>
     </w:p>
     <w:p>
       <w:pPr>
         <w:numPr>
           <w:ilvl w:val="0"/>
           <w:numId w:val="3"/>
-        </w:numPr>
-      </w:pPr>
-      <w:r>
-        <w:rPr>
-          <w:b/>
-          <w:bCs/>
-        </w:rPr>
-        <w:t>Advantages</w:t>
-      </w:r>
-      <w:r>
-        <w:t>: Fast, simple logic</w:t>
-      </w:r>
-    </w:p>
-    <w:p>
-      <w:pPr>
-        <w:numPr>
-          <w:ilvl w:val="0"/>
-          <w:numId w:val="3"/>
-        </w:numPr>
-      </w:pPr>
-      <w:r>
-        <w:rPr>
-          <w:b/>
-          <w:bCs/>
-        </w:rPr>
-        <w:t>Disadvantages</w:t>
-      </w:r>
-      <w:r>
-        <w:t>: No memory, poor in partially observable environments</w:t>
-      </w:r>
-    </w:p>
-    <w:p/>
-    <w:p>
-      <w:pPr>
-        <w:pStyle w:val="Heading3"/>
-      </w:pPr>
-      <w:bookmarkStart w:id="4" w:name="_Toc209879246"/>
-      <w:r>
-        <w:t>Agent 2: Model-Based Reflex Agent</w:t>
-      </w:r>
-      <w:bookmarkEnd w:id="4"/>
-    </w:p>
-    <w:p>
-      <w:pPr>
-        <w:numPr>
-          <w:ilvl w:val="0"/>
-          <w:numId w:val="4"/>
         </w:numPr>
       </w:pPr>
       <w:r>
@@ -1713,7 +1280,7 @@
       <w:pPr>
         <w:numPr>
           <w:ilvl w:val="1"/>
-          <w:numId w:val="4"/>
+          <w:numId w:val="3"/>
         </w:numPr>
       </w:pPr>
       <w:r>
@@ -1724,14 +1291,17 @@
         <w:t>Performance</w:t>
       </w:r>
       <w:r>
-        <w:t>: Efficiency in goal completion</w:t>
+        <w:t xml:space="preserve">: </w:t>
+      </w:r>
+      <w:r>
+        <w:t>As per Random Agent</w:t>
       </w:r>
     </w:p>
     <w:p>
       <w:pPr>
         <w:numPr>
           <w:ilvl w:val="1"/>
-          <w:numId w:val="4"/>
+          <w:numId w:val="3"/>
         </w:numPr>
       </w:pPr>
       <w:r>
@@ -1742,14 +1312,17 @@
         <w:t>Environment</w:t>
       </w:r>
       <w:r>
-        <w:t>: 2D grid with partial observability</w:t>
+        <w:t xml:space="preserve">: </w:t>
+      </w:r>
+      <w:r>
+        <w:t>As per Random agent</w:t>
       </w:r>
     </w:p>
     <w:p>
       <w:pPr>
         <w:numPr>
           <w:ilvl w:val="1"/>
-          <w:numId w:val="4"/>
+          <w:numId w:val="3"/>
         </w:numPr>
       </w:pPr>
       <w:r>
@@ -1760,14 +1333,17 @@
         <w:t>Actuators</w:t>
       </w:r>
       <w:r>
-        <w:t>: Same as above</w:t>
+        <w:t xml:space="preserve">: </w:t>
+      </w:r>
+      <w:r>
+        <w:t>As per Random agent</w:t>
       </w:r>
     </w:p>
     <w:p>
       <w:pPr>
         <w:numPr>
           <w:ilvl w:val="1"/>
-          <w:numId w:val="4"/>
+          <w:numId w:val="3"/>
         </w:numPr>
       </w:pPr>
       <w:r>
@@ -1778,61 +1354,42 @@
         <w:t>Sensors</w:t>
       </w:r>
       <w:r>
-        <w:t>: Current cell + internal state</w:t>
-      </w:r>
+        <w:t xml:space="preserve">: Current </w:t>
+      </w:r>
+      <w:r>
+        <w:t xml:space="preserve">position, receives </w:t>
+      </w:r>
+      <w:proofErr w:type="spellStart"/>
+      <w:r>
+        <w:t>percepts</w:t>
+      </w:r>
+      <w:proofErr w:type="spellEnd"/>
+      <w:r>
+        <w:t xml:space="preserve"> with available directions and associated costs</w:t>
+      </w:r>
+    </w:p>
+    <w:p/>
+    <w:p>
+      <w:pPr>
+        <w:pStyle w:val="Heading3"/>
+      </w:pPr>
+      <w:bookmarkStart w:id="5" w:name="_Toc209958858"/>
+      <w:r>
+        <w:t xml:space="preserve">Agent </w:t>
+      </w:r>
+      <w:r>
+        <w:t>3</w:t>
+      </w:r>
+      <w:r>
+        <w:t>: Model-Based Reflex Agent</w:t>
+      </w:r>
+      <w:bookmarkEnd w:id="5"/>
     </w:p>
     <w:p>
       <w:pPr>
         <w:numPr>
           <w:ilvl w:val="0"/>
           <w:numId w:val="4"/>
-        </w:numPr>
-      </w:pPr>
-      <w:r>
-        <w:rPr>
-          <w:b/>
-          <w:bCs/>
-        </w:rPr>
-        <w:t>Advantages</w:t>
-      </w:r>
-      <w:r>
-        <w:t>: Handles partial observability</w:t>
-      </w:r>
-    </w:p>
-    <w:p>
-      <w:pPr>
-        <w:numPr>
-          <w:ilvl w:val="0"/>
-          <w:numId w:val="4"/>
-        </w:numPr>
-      </w:pPr>
-      <w:r>
-        <w:rPr>
-          <w:b/>
-          <w:bCs/>
-        </w:rPr>
-        <w:t>Disadvantages</w:t>
-      </w:r>
-      <w:r>
-        <w:t>: More complex, needs accurate model</w:t>
-      </w:r>
-    </w:p>
-    <w:p/>
-    <w:p>
-      <w:pPr>
-        <w:pStyle w:val="Heading3"/>
-      </w:pPr>
-      <w:bookmarkStart w:id="5" w:name="_Toc209879247"/>
-      <w:r>
-        <w:t>Agent 3: Goal-Based Agent</w:t>
-      </w:r>
-      <w:bookmarkEnd w:id="5"/>
-    </w:p>
-    <w:p>
-      <w:pPr>
-        <w:numPr>
-          <w:ilvl w:val="0"/>
-          <w:numId w:val="5"/>
         </w:numPr>
       </w:pPr>
       <w:r>
@@ -1850,7 +1407,7 @@
       <w:pPr>
         <w:numPr>
           <w:ilvl w:val="1"/>
-          <w:numId w:val="5"/>
+          <w:numId w:val="4"/>
         </w:numPr>
       </w:pPr>
       <w:r>
@@ -1861,14 +1418,17 @@
         <w:t>Performance</w:t>
       </w:r>
       <w:r>
-        <w:t>: Reaching defined goal states</w:t>
+        <w:t xml:space="preserve">: </w:t>
+      </w:r>
+      <w:r>
+        <w:t>As per Random agent</w:t>
       </w:r>
     </w:p>
     <w:p>
       <w:pPr>
         <w:numPr>
           <w:ilvl w:val="1"/>
-          <w:numId w:val="5"/>
+          <w:numId w:val="4"/>
         </w:numPr>
       </w:pPr>
       <w:r>
@@ -1879,14 +1439,17 @@
         <w:t>Environment</w:t>
       </w:r>
       <w:r>
-        <w:t>: Dynamic 2D grid</w:t>
+        <w:t xml:space="preserve">: </w:t>
+      </w:r>
+      <w:r>
+        <w:t>As per Random agent</w:t>
       </w:r>
     </w:p>
     <w:p>
       <w:pPr>
         <w:numPr>
           <w:ilvl w:val="1"/>
-          <w:numId w:val="5"/>
+          <w:numId w:val="4"/>
         </w:numPr>
       </w:pPr>
       <w:r>
@@ -1897,14 +1460,17 @@
         <w:t>Actuators</w:t>
       </w:r>
       <w:r>
-        <w:t>: Same</w:t>
+        <w:t xml:space="preserve">: </w:t>
+      </w:r>
+      <w:r>
+        <w:t>As per Random agent</w:t>
       </w:r>
     </w:p>
     <w:p>
       <w:pPr>
         <w:numPr>
           <w:ilvl w:val="1"/>
-          <w:numId w:val="5"/>
+          <w:numId w:val="4"/>
         </w:numPr>
       </w:pPr>
       <w:r>
@@ -1915,51 +1481,19 @@
         <w:t>Sensors</w:t>
       </w:r>
       <w:r>
-        <w:t>: Current cell + goal state</w:t>
-      </w:r>
-    </w:p>
-    <w:p>
-      <w:pPr>
-        <w:numPr>
-          <w:ilvl w:val="0"/>
-          <w:numId w:val="5"/>
-        </w:numPr>
-      </w:pPr>
-      <w:r>
-        <w:rPr>
-          <w:b/>
-          <w:bCs/>
-        </w:rPr>
-        <w:t>Advantages</w:t>
-      </w:r>
-      <w:r>
-        <w:t>: Flexible, goal-oriented</w:t>
-      </w:r>
-    </w:p>
-    <w:p>
-      <w:pPr>
-        <w:numPr>
-          <w:ilvl w:val="0"/>
-          <w:numId w:val="5"/>
-        </w:numPr>
-      </w:pPr>
-      <w:r>
-        <w:rPr>
-          <w:b/>
-          <w:bCs/>
-        </w:rPr>
-        <w:t>Disadvantages</w:t>
-      </w:r>
-      <w:r>
-        <w:t>: Requires search/planning</w:t>
+        <w:t xml:space="preserve">: </w:t>
+      </w:r>
+      <w:r>
+        <w:t>As per Reflex Agent. Also maintains an internal model of visited blocks, destination locations and obstacles</w:t>
       </w:r>
     </w:p>
     <w:p/>
+    <w:p/>
     <w:p>
       <w:pPr>
         <w:pStyle w:val="Heading2"/>
       </w:pPr>
-      <w:bookmarkStart w:id="6" w:name="_Toc209879248"/>
+      <w:bookmarkStart w:id="6" w:name="_Toc209958859"/>
       <w:r>
         <w:t>Agent Evaluation</w:t>
       </w:r>
@@ -1998,544 +1532,32 @@
         <w:t>Discuss underperformance scenarios</w:t>
       </w:r>
     </w:p>
-    <w:p/>
     <w:p>
       <w:pPr>
-        <w:rPr>
-          <w:b/>
-          <w:bCs/>
-        </w:rPr>
-      </w:pPr>
-      <w:r>
-        <w:rPr>
-          <w:b/>
-          <w:bCs/>
-        </w:rPr>
-        <w:lastRenderedPageBreak/>
-        <w:br w:type="page"/>
-      </w:r>
+        <w:ind w:left="720"/>
+      </w:pPr>
     </w:p>
     <w:p>
       <w:pPr>
-        <w:pStyle w:val="Heading1"/>
-      </w:pPr>
-      <w:bookmarkStart w:id="7" w:name="_Toc209879249"/>
-      <w:r>
-        <w:lastRenderedPageBreak/>
-        <w:t>1.2 Searching Your World (Search Techniques)</w:t>
-      </w:r>
-      <w:bookmarkEnd w:id="7"/>
-    </w:p>
-    <w:p>
-      <w:pPr>
-        <w:pStyle w:val="Heading2"/>
-      </w:pPr>
-      <w:bookmarkStart w:id="8" w:name="_Toc209879250"/>
-      <w:r>
-        <w:t>Problem Formulation</w:t>
-      </w:r>
-      <w:bookmarkEnd w:id="8"/>
-    </w:p>
-    <w:p>
-      <w:pPr>
-        <w:numPr>
-          <w:ilvl w:val="0"/>
-          <w:numId w:val="7"/>
-        </w:numPr>
-      </w:pPr>
-      <w:r>
-        <w:t>Define initial state, actions, transition model, goal test, path cost</w:t>
-      </w:r>
-    </w:p>
-    <w:p>
-      <w:pPr>
-        <w:numPr>
-          <w:ilvl w:val="0"/>
-          <w:numId w:val="7"/>
-        </w:numPr>
-      </w:pPr>
-      <w:r>
-        <w:t>Explain why search is necessary in your world</w:t>
-      </w:r>
-    </w:p>
-    <w:p>
-      <w:pPr>
+        <w:ind w:left="720"/>
+      </w:pPr>
+      <w:r>
         <w:rPr>
-          <w:b/>
-          <w:bCs/>
+          <w:noProof/>
         </w:rPr>
-      </w:pPr>
-    </w:p>
-    <w:p>
-      <w:pPr>
-        <w:pStyle w:val="Heading2"/>
-      </w:pPr>
-      <w:bookmarkStart w:id="9" w:name="_Toc209879251"/>
-      <w:r>
-        <w:t>Uninformed Search Techniques</w:t>
-      </w:r>
-      <w:bookmarkEnd w:id="9"/>
-    </w:p>
-    <w:p>
-      <w:r>
-        <w:t>Select and describe three techniques:</w:t>
-      </w:r>
-    </w:p>
-    <w:p>
-      <w:pPr>
-        <w:pStyle w:val="Heading3"/>
-        <w:numPr>
-          <w:ilvl w:val="0"/>
-          <w:numId w:val="17"/>
-        </w:numPr>
-      </w:pPr>
-      <w:bookmarkStart w:id="10" w:name="_Toc209879252"/>
-      <w:r>
-        <w:t>Breadth-First Search (BFS)</w:t>
-      </w:r>
-      <w:bookmarkEnd w:id="10"/>
-    </w:p>
-    <w:p>
-      <w:pPr>
-        <w:numPr>
-          <w:ilvl w:val="0"/>
-          <w:numId w:val="8"/>
-        </w:numPr>
-        <w:tabs>
-          <w:tab w:val="num" w:pos="720"/>
-        </w:tabs>
-      </w:pPr>
-      <w:r>
-        <w:t>Complete, optimal (if step cost = 1)</w:t>
-      </w:r>
-    </w:p>
-    <w:p>
-      <w:pPr>
-        <w:numPr>
-          <w:ilvl w:val="0"/>
-          <w:numId w:val="8"/>
-        </w:numPr>
-        <w:tabs>
-          <w:tab w:val="num" w:pos="720"/>
-        </w:tabs>
-      </w:pPr>
-      <w:r>
-        <w:t>Time/space complexity: </w:t>
-      </w:r>
-      <m:oMath>
-        <m:r>
-          <w:rPr>
-            <w:rFonts w:ascii="Cambria Math" w:hAnsi="Cambria Math"/>
-          </w:rPr>
-          <m:t>O(</m:t>
-        </m:r>
-        <m:sSup>
-          <m:sSupPr>
-            <m:ctrlPr>
-              <w:rPr>
-                <w:rFonts w:ascii="Cambria Math" w:hAnsi="Cambria Math"/>
-              </w:rPr>
-            </m:ctrlPr>
-          </m:sSupPr>
-          <m:e>
-            <m:r>
-              <w:rPr>
-                <w:rFonts w:ascii="Cambria Math" w:hAnsi="Cambria Math"/>
-              </w:rPr>
-              <m:t>b</m:t>
-            </m:r>
-          </m:e>
-          <m:sup>
-            <m:r>
-              <w:rPr>
-                <w:rFonts w:ascii="Cambria Math" w:hAnsi="Cambria Math"/>
-              </w:rPr>
-              <m:t>d</m:t>
-            </m:r>
-          </m:sup>
-        </m:sSup>
-        <m:r>
-          <w:rPr>
-            <w:rFonts w:ascii="Cambria Math" w:hAnsi="Cambria Math"/>
-          </w:rPr>
-          <m:t>)</m:t>
-        </m:r>
-      </m:oMath>
-    </w:p>
-    <w:p>
-      <w:pPr>
-        <w:pStyle w:val="Heading3"/>
-        <w:numPr>
-          <w:ilvl w:val="0"/>
-          <w:numId w:val="17"/>
-        </w:numPr>
-      </w:pPr>
-      <w:bookmarkStart w:id="11" w:name="_Toc209879253"/>
-      <w:r>
-        <w:t>Uniform-Cost Search</w:t>
-      </w:r>
-      <w:bookmarkEnd w:id="11"/>
-    </w:p>
-    <w:p>
-      <w:pPr>
-        <w:numPr>
-          <w:ilvl w:val="0"/>
-          <w:numId w:val="9"/>
-        </w:numPr>
-        <w:tabs>
-          <w:tab w:val="num" w:pos="720"/>
-        </w:tabs>
-      </w:pPr>
-      <w:r>
-        <w:t>Optimal for varying path costs</w:t>
-      </w:r>
-    </w:p>
-    <w:p>
-      <w:pPr>
-        <w:numPr>
-          <w:ilvl w:val="0"/>
-          <w:numId w:val="9"/>
-        </w:numPr>
-        <w:tabs>
-          <w:tab w:val="num" w:pos="720"/>
-        </w:tabs>
-      </w:pPr>
-      <w:r>
-        <w:t>Uses priority queue based on path cost</w:t>
-      </w:r>
-    </w:p>
-    <w:p>
-      <w:pPr>
-        <w:pStyle w:val="Heading3"/>
-        <w:numPr>
-          <w:ilvl w:val="0"/>
-          <w:numId w:val="17"/>
-        </w:numPr>
-      </w:pPr>
-      <w:bookmarkStart w:id="12" w:name="_Toc209879254"/>
-      <w:r>
-        <w:t>Depth-First Search (DFS)</w:t>
-      </w:r>
-      <w:bookmarkEnd w:id="12"/>
-    </w:p>
-    <w:p>
-      <w:pPr>
-        <w:numPr>
-          <w:ilvl w:val="0"/>
-          <w:numId w:val="10"/>
-        </w:numPr>
-        <w:tabs>
-          <w:tab w:val="num" w:pos="720"/>
-        </w:tabs>
-      </w:pPr>
-      <w:r>
-        <w:t>Low memory usage</w:t>
-      </w:r>
-    </w:p>
-    <w:p>
-      <w:pPr>
-        <w:numPr>
-          <w:ilvl w:val="0"/>
-          <w:numId w:val="10"/>
-        </w:numPr>
-      </w:pPr>
-      <w:r>
-        <w:t>May not be complete or optimal</w:t>
-      </w:r>
-    </w:p>
-    <w:p/>
-    <w:p>
-      <w:pPr>
-        <w:pStyle w:val="Heading2"/>
-      </w:pPr>
-      <w:bookmarkStart w:id="13" w:name="_Toc209879255"/>
-      <w:r>
-        <w:t>Informed Search Techniques</w:t>
-      </w:r>
-      <w:bookmarkEnd w:id="13"/>
-    </w:p>
-    <w:p>
-      <w:r>
-        <w:t>Select and describe three techniques:</w:t>
-      </w:r>
-    </w:p>
-    <w:p>
-      <w:pPr>
-        <w:pStyle w:val="Heading3"/>
-        <w:numPr>
-          <w:ilvl w:val="0"/>
-          <w:numId w:val="18"/>
-        </w:numPr>
-      </w:pPr>
-      <w:bookmarkStart w:id="14" w:name="_Toc209879256"/>
-      <w:r>
-        <w:t>Greedy Best-First Search</w:t>
-      </w:r>
-      <w:bookmarkEnd w:id="14"/>
-    </w:p>
-    <w:p>
-      <w:pPr>
-        <w:numPr>
-          <w:ilvl w:val="0"/>
-          <w:numId w:val="11"/>
-        </w:numPr>
-        <w:tabs>
-          <w:tab w:val="num" w:pos="720"/>
-        </w:tabs>
-      </w:pPr>
-      <w:r>
-        <w:t>Uses heuristic to guide search</w:t>
-      </w:r>
-    </w:p>
-    <w:p>
-      <w:pPr>
-        <w:numPr>
-          <w:ilvl w:val="0"/>
-          <w:numId w:val="11"/>
-        </w:numPr>
-        <w:tabs>
-          <w:tab w:val="num" w:pos="720"/>
-        </w:tabs>
-      </w:pPr>
-      <w:r>
-        <w:t>Fast but not always optimal</w:t>
-      </w:r>
-    </w:p>
-    <w:p>
-      <w:pPr>
-        <w:pStyle w:val="Heading3"/>
-        <w:numPr>
-          <w:ilvl w:val="0"/>
-          <w:numId w:val="18"/>
-        </w:numPr>
-      </w:pPr>
-      <w:bookmarkStart w:id="15" w:name="_Toc209879257"/>
-      <w:r>
-        <w:t>A Search*</w:t>
-      </w:r>
-      <w:bookmarkEnd w:id="15"/>
-    </w:p>
-    <w:p>
-      <w:pPr>
-        <w:numPr>
-          <w:ilvl w:val="0"/>
-          <w:numId w:val="12"/>
-        </w:numPr>
-        <w:tabs>
-          <w:tab w:val="num" w:pos="720"/>
-        </w:tabs>
-      </w:pPr>
-      <w:r>
-        <w:t>Combines path cost and heuristic</w:t>
-      </w:r>
-    </w:p>
-    <w:p>
-      <w:pPr>
-        <w:numPr>
-          <w:ilvl w:val="0"/>
-          <w:numId w:val="12"/>
-        </w:numPr>
-        <w:tabs>
-          <w:tab w:val="num" w:pos="720"/>
-        </w:tabs>
-      </w:pPr>
-      <w:r>
-        <w:t>Complete and optimal if heuristic is admissible</w:t>
-      </w:r>
-    </w:p>
-    <w:p>
-      <w:pPr>
-        <w:pStyle w:val="Heading3"/>
-        <w:numPr>
-          <w:ilvl w:val="0"/>
-          <w:numId w:val="18"/>
-        </w:numPr>
-      </w:pPr>
-      <w:bookmarkStart w:id="16" w:name="_Toc209879258"/>
-      <w:r>
-        <w:t>Iterative Deepening A*</w:t>
-      </w:r>
-      <w:bookmarkEnd w:id="16"/>
-    </w:p>
-    <w:p>
-      <w:pPr>
-        <w:numPr>
-          <w:ilvl w:val="0"/>
-          <w:numId w:val="13"/>
-        </w:numPr>
-        <w:tabs>
-          <w:tab w:val="num" w:pos="720"/>
-        </w:tabs>
-      </w:pPr>
-      <w:r>
-        <w:t>Combines benefits of DFS and A*</w:t>
-      </w:r>
-    </w:p>
-    <w:p>
-      <w:pPr>
-        <w:numPr>
-          <w:ilvl w:val="0"/>
-          <w:numId w:val="13"/>
-        </w:numPr>
-        <w:tabs>
-          <w:tab w:val="num" w:pos="720"/>
-        </w:tabs>
-      </w:pPr>
-      <w:r>
-        <w:t>Good for large state spaces</w:t>
-      </w:r>
-    </w:p>
-    <w:p>
-      <w:pPr>
-        <w:rPr>
-          <w:b/>
-          <w:bCs/>
-        </w:rPr>
-      </w:pPr>
-    </w:p>
-    <w:p>
-      <w:pPr>
-        <w:rPr>
-          <w:b/>
-          <w:bCs/>
-        </w:rPr>
-      </w:pPr>
-    </w:p>
-    <w:p>
-      <w:pPr>
-        <w:pStyle w:val="Heading2"/>
-      </w:pPr>
-      <w:bookmarkStart w:id="17" w:name="_Toc209879259"/>
-      <w:r>
-        <w:t>Performance Evaluation</w:t>
-      </w:r>
-      <w:bookmarkEnd w:id="17"/>
-    </w:p>
-    <w:p>
-      <w:pPr>
-        <w:numPr>
-          <w:ilvl w:val="0"/>
-          <w:numId w:val="14"/>
-        </w:numPr>
-      </w:pPr>
-      <w:r>
-        <w:t>Compare techniques using:</w:t>
-      </w:r>
-    </w:p>
-    <w:p>
-      <w:pPr>
-        <w:numPr>
-          <w:ilvl w:val="1"/>
-          <w:numId w:val="14"/>
-        </w:numPr>
-      </w:pPr>
-      <w:r>
-        <w:t>Completeness</w:t>
-      </w:r>
-    </w:p>
-    <w:p>
-      <w:pPr>
-        <w:numPr>
-          <w:ilvl w:val="1"/>
-          <w:numId w:val="14"/>
-        </w:numPr>
-      </w:pPr>
-      <w:r>
-        <w:t>Optimality</w:t>
-      </w:r>
-    </w:p>
-    <w:p>
-      <w:pPr>
-        <w:numPr>
-          <w:ilvl w:val="1"/>
-          <w:numId w:val="14"/>
-        </w:numPr>
-      </w:pPr>
-      <w:r>
-        <w:t>Time complexity</w:t>
-      </w:r>
-    </w:p>
-    <w:p>
-      <w:pPr>
-        <w:numPr>
-          <w:ilvl w:val="1"/>
-          <w:numId w:val="14"/>
-        </w:numPr>
-      </w:pPr>
-      <w:r>
-        <w:t>Space complexity</w:t>
-      </w:r>
-    </w:p>
-    <w:p>
-      <w:pPr>
-        <w:numPr>
-          <w:ilvl w:val="0"/>
-          <w:numId w:val="14"/>
-        </w:numPr>
-      </w:pPr>
-      <w:r>
-        <w:lastRenderedPageBreak/>
-        <w:t>Use experimental results (tables/graphs)</w:t>
-      </w:r>
-    </w:p>
-    <w:p/>
-    <w:p>
-      <w:pPr>
-        <w:rPr>
-          <w:b/>
-          <w:bCs/>
-        </w:rPr>
-      </w:pPr>
-      <w:r>
-        <w:rPr>
-          <w:b/>
-          <w:bCs/>
-        </w:rPr>
-        <w:br w:type="page"/>
-      </w:r>
-    </w:p>
-    <w:p>
-      <w:pPr>
-        <w:pStyle w:val="Heading1"/>
-      </w:pPr>
-      <w:bookmarkStart w:id="18" w:name="_Toc209879260"/>
-      <w:r>
-        <w:lastRenderedPageBreak/>
-        <w:t>Conclusion</w:t>
-      </w:r>
-      <w:bookmarkEnd w:id="18"/>
-    </w:p>
-    <w:p>
-      <w:pPr>
-        <w:numPr>
-          <w:ilvl w:val="0"/>
-          <w:numId w:val="15"/>
-        </w:numPr>
-      </w:pPr>
-      <w:r>
-        <w:t>Summarize key findings</w:t>
-      </w:r>
-    </w:p>
-    <w:p>
-      <w:pPr>
-        <w:numPr>
-          <w:ilvl w:val="0"/>
-          <w:numId w:val="15"/>
-        </w:numPr>
-      </w:pPr>
-      <w:r>
-        <w:t>Reflect on agent suitability and search efficiency</w:t>
-      </w:r>
-    </w:p>
-    <w:p>
-      <w:pPr>
-        <w:numPr>
-          <w:ilvl w:val="0"/>
-          <w:numId w:val="15"/>
-        </w:numPr>
-      </w:pPr>
-      <w:r>
-        <w:t>Suggest improvements or future work</w:t>
+        <w:drawing>
+          <wp:inline distT="0" distB="0" distL="0" distR="0" wp14:anchorId="50B12510" wp14:editId="36E7C27C">
+            <wp:extent cx="5331012" cy="3200400"/>
+            <wp:effectExtent l="0" t="0" r="15875" b="12700"/>
+            <wp:docPr id="2133250972" name="Chart 1"/>
+            <wp:cNvGraphicFramePr/>
+            <a:graphic xmlns:a="http://schemas.openxmlformats.org/drawingml/2006/main">
+              <a:graphicData uri="http://schemas.openxmlformats.org/drawingml/2006/chart">
+                <c:chart xmlns:c="http://schemas.openxmlformats.org/drawingml/2006/chart" xmlns:r="http://schemas.openxmlformats.org/officeDocument/2006/relationships" r:id="rId6"/>
+              </a:graphicData>
+            </a:graphic>
+          </wp:inline>
+        </w:drawing>
       </w:r>
     </w:p>
     <w:sectPr>
@@ -5565,6 +4587,13 @@
   <w:style w:type="paragraph" w:default="1" w:styleId="Normal">
     <w:name w:val="Normal"/>
     <w:qFormat/>
+    <w:rsid w:val="00D364A9"/>
+    <w:rPr>
+      <w:rFonts w:ascii="Times New Roman" w:eastAsia="Times New Roman" w:hAnsi="Times New Roman" w:cs="Times New Roman"/>
+      <w:kern w:val="0"/>
+      <w:lang w:eastAsia="en-GB"/>
+      <w14:ligatures w14:val="none"/>
+    </w:rPr>
   </w:style>
   <w:style w:type="paragraph" w:styleId="Heading1">
     <w:name w:val="heading 1"/>
@@ -5583,8 +4612,11 @@
     <w:rPr>
       <w:rFonts w:asciiTheme="majorHAnsi" w:eastAsiaTheme="majorEastAsia" w:hAnsiTheme="majorHAnsi" w:cstheme="majorBidi"/>
       <w:color w:val="0F4761" w:themeColor="accent1" w:themeShade="BF"/>
+      <w:kern w:val="2"/>
       <w:sz w:val="40"/>
       <w:szCs w:val="40"/>
+      <w:lang w:eastAsia="en-US"/>
+      <w14:ligatures w14:val="standardContextual"/>
     </w:rPr>
   </w:style>
   <w:style w:type="paragraph" w:styleId="Heading2">
@@ -5605,8 +4637,11 @@
     <w:rPr>
       <w:rFonts w:asciiTheme="majorHAnsi" w:eastAsiaTheme="majorEastAsia" w:hAnsiTheme="majorHAnsi" w:cstheme="majorBidi"/>
       <w:color w:val="0F4761" w:themeColor="accent1" w:themeShade="BF"/>
+      <w:kern w:val="2"/>
       <w:sz w:val="32"/>
       <w:szCs w:val="32"/>
+      <w:lang w:eastAsia="en-US"/>
+      <w14:ligatures w14:val="standardContextual"/>
     </w:rPr>
   </w:style>
   <w:style w:type="paragraph" w:styleId="Heading3">
@@ -5625,10 +4660,13 @@
       <w:outlineLvl w:val="2"/>
     </w:pPr>
     <w:rPr>
-      <w:rFonts w:eastAsiaTheme="majorEastAsia" w:cstheme="majorBidi"/>
+      <w:rFonts w:asciiTheme="minorHAnsi" w:eastAsiaTheme="majorEastAsia" w:hAnsiTheme="minorHAnsi" w:cstheme="majorBidi"/>
       <w:color w:val="0F4761" w:themeColor="accent1" w:themeShade="BF"/>
+      <w:kern w:val="2"/>
       <w:sz w:val="28"/>
       <w:szCs w:val="28"/>
+      <w:lang w:eastAsia="en-US"/>
+      <w14:ligatures w14:val="standardContextual"/>
     </w:rPr>
   </w:style>
   <w:style w:type="paragraph" w:styleId="Heading4">
@@ -5648,10 +4686,13 @@
       <w:outlineLvl w:val="3"/>
     </w:pPr>
     <w:rPr>
-      <w:rFonts w:eastAsiaTheme="majorEastAsia" w:cstheme="majorBidi"/>
+      <w:rFonts w:asciiTheme="minorHAnsi" w:eastAsiaTheme="majorEastAsia" w:hAnsiTheme="minorHAnsi" w:cstheme="majorBidi"/>
       <w:i/>
       <w:iCs/>
       <w:color w:val="0F4761" w:themeColor="accent1" w:themeShade="BF"/>
+      <w:kern w:val="2"/>
+      <w:lang w:eastAsia="en-US"/>
+      <w14:ligatures w14:val="standardContextual"/>
     </w:rPr>
   </w:style>
   <w:style w:type="paragraph" w:styleId="Heading5">
@@ -5671,8 +4712,11 @@
       <w:outlineLvl w:val="4"/>
     </w:pPr>
     <w:rPr>
-      <w:rFonts w:eastAsiaTheme="majorEastAsia" w:cstheme="majorBidi"/>
+      <w:rFonts w:asciiTheme="minorHAnsi" w:eastAsiaTheme="majorEastAsia" w:hAnsiTheme="minorHAnsi" w:cstheme="majorBidi"/>
       <w:color w:val="0F4761" w:themeColor="accent1" w:themeShade="BF"/>
+      <w:kern w:val="2"/>
+      <w:lang w:eastAsia="en-US"/>
+      <w14:ligatures w14:val="standardContextual"/>
     </w:rPr>
   </w:style>
   <w:style w:type="paragraph" w:styleId="Heading6">
@@ -5692,10 +4736,13 @@
       <w:outlineLvl w:val="5"/>
     </w:pPr>
     <w:rPr>
-      <w:rFonts w:eastAsiaTheme="majorEastAsia" w:cstheme="majorBidi"/>
+      <w:rFonts w:asciiTheme="minorHAnsi" w:eastAsiaTheme="majorEastAsia" w:hAnsiTheme="minorHAnsi" w:cstheme="majorBidi"/>
       <w:i/>
       <w:iCs/>
       <w:color w:val="595959" w:themeColor="text1" w:themeTint="A6"/>
+      <w:kern w:val="2"/>
+      <w:lang w:eastAsia="en-US"/>
+      <w14:ligatures w14:val="standardContextual"/>
     </w:rPr>
   </w:style>
   <w:style w:type="paragraph" w:styleId="Heading7">
@@ -5715,8 +4762,11 @@
       <w:outlineLvl w:val="6"/>
     </w:pPr>
     <w:rPr>
-      <w:rFonts w:eastAsiaTheme="majorEastAsia" w:cstheme="majorBidi"/>
+      <w:rFonts w:asciiTheme="minorHAnsi" w:eastAsiaTheme="majorEastAsia" w:hAnsiTheme="minorHAnsi" w:cstheme="majorBidi"/>
       <w:color w:val="595959" w:themeColor="text1" w:themeTint="A6"/>
+      <w:kern w:val="2"/>
+      <w:lang w:eastAsia="en-US"/>
+      <w14:ligatures w14:val="standardContextual"/>
     </w:rPr>
   </w:style>
   <w:style w:type="paragraph" w:styleId="Heading8">
@@ -5735,10 +4785,13 @@
       <w:outlineLvl w:val="7"/>
     </w:pPr>
     <w:rPr>
-      <w:rFonts w:eastAsiaTheme="majorEastAsia" w:cstheme="majorBidi"/>
+      <w:rFonts w:asciiTheme="minorHAnsi" w:eastAsiaTheme="majorEastAsia" w:hAnsiTheme="minorHAnsi" w:cstheme="majorBidi"/>
       <w:i/>
       <w:iCs/>
       <w:color w:val="272727" w:themeColor="text1" w:themeTint="D8"/>
+      <w:kern w:val="2"/>
+      <w:lang w:eastAsia="en-US"/>
+      <w14:ligatures w14:val="standardContextual"/>
     </w:rPr>
   </w:style>
   <w:style w:type="paragraph" w:styleId="Heading9">
@@ -5757,8 +4810,11 @@
       <w:outlineLvl w:val="8"/>
     </w:pPr>
     <w:rPr>
-      <w:rFonts w:eastAsiaTheme="majorEastAsia" w:cstheme="majorBidi"/>
+      <w:rFonts w:asciiTheme="minorHAnsi" w:eastAsiaTheme="majorEastAsia" w:hAnsiTheme="minorHAnsi" w:cstheme="majorBidi"/>
       <w:color w:val="272727" w:themeColor="text1" w:themeTint="D8"/>
+      <w:kern w:val="2"/>
+      <w:lang w:eastAsia="en-US"/>
+      <w14:ligatures w14:val="standardContextual"/>
     </w:rPr>
   </w:style>
   <w:style w:type="character" w:default="1" w:styleId="DefaultParagraphFont">
@@ -5922,6 +4978,8 @@
       <w:kern w:val="28"/>
       <w:sz w:val="56"/>
       <w:szCs w:val="56"/>
+      <w:lang w:eastAsia="en-US"/>
+      <w14:ligatures w14:val="standardContextual"/>
     </w:rPr>
   </w:style>
   <w:style w:type="character" w:customStyle="1" w:styleId="TitleChar">
@@ -5953,11 +5011,14 @@
       <w:spacing w:after="160"/>
     </w:pPr>
     <w:rPr>
-      <w:rFonts w:eastAsiaTheme="majorEastAsia" w:cstheme="majorBidi"/>
+      <w:rFonts w:asciiTheme="minorHAnsi" w:eastAsiaTheme="majorEastAsia" w:hAnsiTheme="minorHAnsi" w:cstheme="majorBidi"/>
       <w:color w:val="595959" w:themeColor="text1" w:themeTint="A6"/>
       <w:spacing w:val="15"/>
+      <w:kern w:val="2"/>
       <w:sz w:val="28"/>
       <w:szCs w:val="28"/>
+      <w:lang w:eastAsia="en-US"/>
+      <w14:ligatures w14:val="standardContextual"/>
     </w:rPr>
   </w:style>
   <w:style w:type="character" w:customStyle="1" w:styleId="SubtitleChar">
@@ -5987,9 +5048,13 @@
       <w:jc w:val="center"/>
     </w:pPr>
     <w:rPr>
+      <w:rFonts w:asciiTheme="minorHAnsi" w:eastAsiaTheme="minorHAnsi" w:hAnsiTheme="minorHAnsi" w:cstheme="minorBidi"/>
       <w:i/>
       <w:iCs/>
       <w:color w:val="404040" w:themeColor="text1" w:themeTint="BF"/>
+      <w:kern w:val="2"/>
+      <w:lang w:eastAsia="en-US"/>
+      <w14:ligatures w14:val="standardContextual"/>
     </w:rPr>
   </w:style>
   <w:style w:type="character" w:customStyle="1" w:styleId="QuoteChar">
@@ -6014,6 +5079,12 @@
       <w:ind w:left="720"/>
       <w:contextualSpacing/>
     </w:pPr>
+    <w:rPr>
+      <w:rFonts w:asciiTheme="minorHAnsi" w:eastAsiaTheme="minorHAnsi" w:hAnsiTheme="minorHAnsi" w:cstheme="minorBidi"/>
+      <w:kern w:val="2"/>
+      <w:lang w:eastAsia="en-US"/>
+      <w14:ligatures w14:val="standardContextual"/>
+    </w:rPr>
   </w:style>
   <w:style w:type="character" w:styleId="IntenseEmphasis">
     <w:name w:val="Intense Emphasis"/>
@@ -6045,9 +5116,13 @@
       <w:jc w:val="center"/>
     </w:pPr>
     <w:rPr>
+      <w:rFonts w:asciiTheme="minorHAnsi" w:eastAsiaTheme="minorHAnsi" w:hAnsiTheme="minorHAnsi" w:cstheme="minorBidi"/>
       <w:i/>
       <w:iCs/>
       <w:color w:val="0F4761" w:themeColor="accent1" w:themeShade="BF"/>
+      <w:kern w:val="2"/>
+      <w:lang w:eastAsia="en-US"/>
+      <w14:ligatures w14:val="standardContextual"/>
     </w:rPr>
   </w:style>
   <w:style w:type="character" w:customStyle="1" w:styleId="IntenseQuoteChar">
@@ -6131,10 +5206,14 @@
       <w:spacing w:before="120"/>
     </w:pPr>
     <w:rPr>
+      <w:rFonts w:asciiTheme="minorHAnsi" w:eastAsiaTheme="minorHAnsi" w:hAnsiTheme="minorHAnsi" w:cstheme="minorBidi"/>
       <w:b/>
       <w:bCs/>
       <w:i/>
       <w:iCs/>
+      <w:kern w:val="2"/>
+      <w:lang w:eastAsia="en-US"/>
+      <w14:ligatures w14:val="standardContextual"/>
     </w:rPr>
   </w:style>
   <w:style w:type="paragraph" w:styleId="TOC2">
@@ -6150,10 +5229,14 @@
       <w:ind w:left="240"/>
     </w:pPr>
     <w:rPr>
+      <w:rFonts w:asciiTheme="minorHAnsi" w:eastAsiaTheme="minorHAnsi" w:hAnsiTheme="minorHAnsi" w:cstheme="minorBidi"/>
       <w:b/>
       <w:bCs/>
+      <w:kern w:val="2"/>
       <w:sz w:val="22"/>
       <w:szCs w:val="22"/>
+      <w:lang w:eastAsia="en-US"/>
+      <w14:ligatures w14:val="standardContextual"/>
     </w:rPr>
   </w:style>
   <w:style w:type="paragraph" w:styleId="TOC3">
@@ -6168,8 +5251,12 @@
       <w:ind w:left="480"/>
     </w:pPr>
     <w:rPr>
+      <w:rFonts w:asciiTheme="minorHAnsi" w:eastAsiaTheme="minorHAnsi" w:hAnsiTheme="minorHAnsi" w:cstheme="minorBidi"/>
+      <w:kern w:val="2"/>
       <w:sz w:val="20"/>
       <w:szCs w:val="20"/>
+      <w:lang w:eastAsia="en-US"/>
+      <w14:ligatures w14:val="standardContextual"/>
     </w:rPr>
   </w:style>
   <w:style w:type="character" w:styleId="Hyperlink">
@@ -6196,8 +5283,12 @@
       <w:ind w:left="720"/>
     </w:pPr>
     <w:rPr>
+      <w:rFonts w:asciiTheme="minorHAnsi" w:eastAsiaTheme="minorHAnsi" w:hAnsiTheme="minorHAnsi" w:cstheme="minorBidi"/>
+      <w:kern w:val="2"/>
       <w:sz w:val="20"/>
       <w:szCs w:val="20"/>
+      <w:lang w:eastAsia="en-US"/>
+      <w14:ligatures w14:val="standardContextual"/>
     </w:rPr>
   </w:style>
   <w:style w:type="paragraph" w:styleId="TOC5">
@@ -6213,8 +5304,12 @@
       <w:ind w:left="960"/>
     </w:pPr>
     <w:rPr>
+      <w:rFonts w:asciiTheme="minorHAnsi" w:eastAsiaTheme="minorHAnsi" w:hAnsiTheme="minorHAnsi" w:cstheme="minorBidi"/>
+      <w:kern w:val="2"/>
       <w:sz w:val="20"/>
       <w:szCs w:val="20"/>
+      <w:lang w:eastAsia="en-US"/>
+      <w14:ligatures w14:val="standardContextual"/>
     </w:rPr>
   </w:style>
   <w:style w:type="paragraph" w:styleId="TOC6">
@@ -6230,8 +5325,12 @@
       <w:ind w:left="1200"/>
     </w:pPr>
     <w:rPr>
+      <w:rFonts w:asciiTheme="minorHAnsi" w:eastAsiaTheme="minorHAnsi" w:hAnsiTheme="minorHAnsi" w:cstheme="minorBidi"/>
+      <w:kern w:val="2"/>
       <w:sz w:val="20"/>
       <w:szCs w:val="20"/>
+      <w:lang w:eastAsia="en-US"/>
+      <w14:ligatures w14:val="standardContextual"/>
     </w:rPr>
   </w:style>
   <w:style w:type="paragraph" w:styleId="TOC7">
@@ -6247,8 +5346,12 @@
       <w:ind w:left="1440"/>
     </w:pPr>
     <w:rPr>
+      <w:rFonts w:asciiTheme="minorHAnsi" w:eastAsiaTheme="minorHAnsi" w:hAnsiTheme="minorHAnsi" w:cstheme="minorBidi"/>
+      <w:kern w:val="2"/>
       <w:sz w:val="20"/>
       <w:szCs w:val="20"/>
+      <w:lang w:eastAsia="en-US"/>
+      <w14:ligatures w14:val="standardContextual"/>
     </w:rPr>
   </w:style>
   <w:style w:type="paragraph" w:styleId="TOC8">
@@ -6264,8 +5367,12 @@
       <w:ind w:left="1680"/>
     </w:pPr>
     <w:rPr>
+      <w:rFonts w:asciiTheme="minorHAnsi" w:eastAsiaTheme="minorHAnsi" w:hAnsiTheme="minorHAnsi" w:cstheme="minorBidi"/>
+      <w:kern w:val="2"/>
       <w:sz w:val="20"/>
       <w:szCs w:val="20"/>
+      <w:lang w:eastAsia="en-US"/>
+      <w14:ligatures w14:val="standardContextual"/>
     </w:rPr>
   </w:style>
   <w:style w:type="paragraph" w:styleId="TOC9">
@@ -6281,11 +5388,1505 @@
       <w:ind w:left="1920"/>
     </w:pPr>
     <w:rPr>
+      <w:rFonts w:asciiTheme="minorHAnsi" w:eastAsiaTheme="minorHAnsi" w:hAnsiTheme="minorHAnsi" w:cstheme="minorBidi"/>
+      <w:kern w:val="2"/>
       <w:sz w:val="20"/>
       <w:szCs w:val="20"/>
+      <w:lang w:eastAsia="en-US"/>
+      <w14:ligatures w14:val="standardContextual"/>
     </w:rPr>
   </w:style>
+  <w:style w:type="character" w:styleId="Strong">
+    <w:name w:val="Strong"/>
+    <w:basedOn w:val="DefaultParagraphFont"/>
+    <w:uiPriority w:val="22"/>
+    <w:qFormat/>
+    <w:rsid w:val="00A50F89"/>
+    <w:rPr>
+      <w:b/>
+      <w:bCs/>
+    </w:rPr>
+  </w:style>
+  <w:style w:type="character" w:customStyle="1" w:styleId="apple-converted-space">
+    <w:name w:val="apple-converted-space"/>
+    <w:basedOn w:val="DefaultParagraphFont"/>
+    <w:rsid w:val="00A50F89"/>
+  </w:style>
 </w:styles>
+</file>
+
+<file path=word/charts/chart1.xml><?xml version="1.0" encoding="utf-8"?>
+<c:chartSpace xmlns:c="http://schemas.openxmlformats.org/drawingml/2006/chart" xmlns:a="http://schemas.openxmlformats.org/drawingml/2006/main" xmlns:r="http://schemas.openxmlformats.org/officeDocument/2006/relationships" xmlns:c16r2="http://schemas.microsoft.com/office/drawing/2015/06/chart">
+  <c:date1904 val="0"/>
+  <c:lang val="en-GB"/>
+  <c:roundedCorners val="0"/>
+  <mc:AlternateContent xmlns:mc="http://schemas.openxmlformats.org/markup-compatibility/2006">
+    <mc:Choice xmlns:c14="http://schemas.microsoft.com/office/drawing/2007/8/2/chart" Requires="c14">
+      <c14:style val="102"/>
+    </mc:Choice>
+    <mc:Fallback>
+      <c:style val="2"/>
+    </mc:Fallback>
+  </mc:AlternateContent>
+  <c:chart>
+    <c:title>
+      <c:tx>
+        <c:rich>
+          <a:bodyPr rot="0" spcFirstLastPara="1" vertOverflow="ellipsis" vert="horz" wrap="square" anchor="ctr" anchorCtr="1"/>
+          <a:lstStyle/>
+          <a:p>
+            <a:pPr>
+              <a:defRPr sz="1400" b="0" i="0" u="none" strike="noStrike" kern="1200" spc="0" baseline="0">
+                <a:solidFill>
+                  <a:schemeClr val="tx1">
+                    <a:lumMod val="65000"/>
+                    <a:lumOff val="35000"/>
+                  </a:schemeClr>
+                </a:solidFill>
+                <a:latin typeface="+mn-lt"/>
+                <a:ea typeface="+mn-ea"/>
+                <a:cs typeface="+mn-cs"/>
+              </a:defRPr>
+            </a:pPr>
+            <a:r>
+              <a:rPr lang="en-GB"/>
+              <a:t>% of wins as Grid size increases</a:t>
+            </a:r>
+            <a:br>
+              <a:rPr lang="en-GB"/>
+            </a:br>
+            <a:r>
+              <a:rPr lang="en-GB"/>
+              <a:t>(steps=50 runs=100000)</a:t>
+            </a:r>
+          </a:p>
+        </c:rich>
+      </c:tx>
+      <c:overlay val="0"/>
+      <c:spPr>
+        <a:noFill/>
+        <a:ln>
+          <a:noFill/>
+        </a:ln>
+        <a:effectLst/>
+      </c:spPr>
+      <c:txPr>
+        <a:bodyPr rot="0" spcFirstLastPara="1" vertOverflow="ellipsis" vert="horz" wrap="square" anchor="ctr" anchorCtr="1"/>
+        <a:lstStyle/>
+        <a:p>
+          <a:pPr>
+            <a:defRPr sz="1400" b="0" i="0" u="none" strike="noStrike" kern="1200" spc="0" baseline="0">
+              <a:solidFill>
+                <a:schemeClr val="tx1">
+                  <a:lumMod val="65000"/>
+                  <a:lumOff val="35000"/>
+                </a:schemeClr>
+              </a:solidFill>
+              <a:latin typeface="+mn-lt"/>
+              <a:ea typeface="+mn-ea"/>
+              <a:cs typeface="+mn-cs"/>
+            </a:defRPr>
+          </a:pPr>
+          <a:endParaRPr lang="en-US"/>
+        </a:p>
+      </c:txPr>
+    </c:title>
+    <c:autoTitleDeleted val="0"/>
+    <c:view3D>
+      <c:rotX val="30"/>
+      <c:rotY val="20"/>
+      <c:depthPercent val="190"/>
+      <c:rAngAx val="0"/>
+      <c:perspective val="40"/>
+    </c:view3D>
+    <c:floor>
+      <c:thickness val="0"/>
+      <c:spPr>
+        <a:noFill/>
+        <a:ln>
+          <a:noFill/>
+        </a:ln>
+        <a:effectLst/>
+        <a:sp3d/>
+      </c:spPr>
+    </c:floor>
+    <c:sideWall>
+      <c:thickness val="0"/>
+      <c:spPr>
+        <a:noFill/>
+        <a:ln>
+          <a:noFill/>
+        </a:ln>
+        <a:effectLst/>
+        <a:sp3d/>
+      </c:spPr>
+    </c:sideWall>
+    <c:backWall>
+      <c:thickness val="0"/>
+      <c:spPr>
+        <a:noFill/>
+        <a:ln>
+          <a:noFill/>
+        </a:ln>
+        <a:effectLst/>
+        <a:sp3d/>
+      </c:spPr>
+    </c:backWall>
+    <c:plotArea>
+      <c:layout>
+        <c:manualLayout>
+          <c:layoutTarget val="inner"/>
+          <c:xMode val="edge"/>
+          <c:yMode val="edge"/>
+          <c:x val="9.2530518259368866E-2"/>
+          <c:y val="7.9722222222222222E-2"/>
+          <c:w val="0.67393298702329019"/>
+          <c:h val="0.54163573303337087"/>
+        </c:manualLayout>
+      </c:layout>
+      <c:line3DChart>
+        <c:grouping val="standard"/>
+        <c:varyColors val="0"/>
+        <c:ser>
+          <c:idx val="0"/>
+          <c:order val="0"/>
+          <c:tx>
+            <c:strRef>
+              <c:f>Sheet1!$B$1</c:f>
+              <c:strCache>
+                <c:ptCount val="1"/>
+                <c:pt idx="0">
+                  <c:v>Random</c:v>
+                </c:pt>
+              </c:strCache>
+            </c:strRef>
+          </c:tx>
+          <c:spPr>
+            <a:solidFill>
+              <a:schemeClr val="accent1"/>
+            </a:solidFill>
+            <a:ln>
+              <a:noFill/>
+            </a:ln>
+            <a:effectLst/>
+            <a:sp3d/>
+          </c:spPr>
+          <c:cat>
+            <c:strRef>
+              <c:f>Sheet1!$A$2:$A$23</c:f>
+              <c:strCache>
+                <c:ptCount val="22"/>
+                <c:pt idx="0">
+                  <c:v>4x4</c:v>
+                </c:pt>
+                <c:pt idx="1">
+                  <c:v>5x5</c:v>
+                </c:pt>
+                <c:pt idx="2">
+                  <c:v>6x6</c:v>
+                </c:pt>
+                <c:pt idx="3">
+                  <c:v>7x7</c:v>
+                </c:pt>
+                <c:pt idx="4">
+                  <c:v>8x8</c:v>
+                </c:pt>
+                <c:pt idx="5">
+                  <c:v>9x9</c:v>
+                </c:pt>
+                <c:pt idx="6">
+                  <c:v>10x10</c:v>
+                </c:pt>
+                <c:pt idx="7">
+                  <c:v>11x11</c:v>
+                </c:pt>
+                <c:pt idx="8">
+                  <c:v>12x12</c:v>
+                </c:pt>
+                <c:pt idx="9">
+                  <c:v>13x13</c:v>
+                </c:pt>
+                <c:pt idx="10">
+                  <c:v>14x14</c:v>
+                </c:pt>
+                <c:pt idx="11">
+                  <c:v>15x15</c:v>
+                </c:pt>
+                <c:pt idx="12">
+                  <c:v>16x16</c:v>
+                </c:pt>
+                <c:pt idx="13">
+                  <c:v>17x17</c:v>
+                </c:pt>
+                <c:pt idx="14">
+                  <c:v>18x18</c:v>
+                </c:pt>
+                <c:pt idx="15">
+                  <c:v>19x19</c:v>
+                </c:pt>
+                <c:pt idx="16">
+                  <c:v>20x20</c:v>
+                </c:pt>
+                <c:pt idx="17">
+                  <c:v>21x21</c:v>
+                </c:pt>
+                <c:pt idx="18">
+                  <c:v>22x22</c:v>
+                </c:pt>
+                <c:pt idx="19">
+                  <c:v>23x23</c:v>
+                </c:pt>
+                <c:pt idx="20">
+                  <c:v>24x24</c:v>
+                </c:pt>
+                <c:pt idx="21">
+                  <c:v>25x25</c:v>
+                </c:pt>
+              </c:strCache>
+            </c:strRef>
+          </c:cat>
+          <c:val>
+            <c:numRef>
+              <c:f>Sheet1!$B$2:$B$23</c:f>
+              <c:numCache>
+                <c:formatCode>General</c:formatCode>
+                <c:ptCount val="22"/>
+                <c:pt idx="0">
+                  <c:v>92</c:v>
+                </c:pt>
+                <c:pt idx="1">
+                  <c:v>61</c:v>
+                </c:pt>
+                <c:pt idx="2">
+                  <c:v>32</c:v>
+                </c:pt>
+                <c:pt idx="3">
+                  <c:v>35</c:v>
+                </c:pt>
+                <c:pt idx="4">
+                  <c:v>23</c:v>
+                </c:pt>
+                <c:pt idx="5">
+                  <c:v>26</c:v>
+                </c:pt>
+                <c:pt idx="6">
+                  <c:v>25</c:v>
+                </c:pt>
+                <c:pt idx="7">
+                  <c:v>22</c:v>
+                </c:pt>
+                <c:pt idx="8">
+                  <c:v>11</c:v>
+                </c:pt>
+                <c:pt idx="9">
+                  <c:v>12</c:v>
+                </c:pt>
+                <c:pt idx="10">
+                  <c:v>12</c:v>
+                </c:pt>
+                <c:pt idx="11">
+                  <c:v>0</c:v>
+                </c:pt>
+                <c:pt idx="12">
+                  <c:v>0</c:v>
+                </c:pt>
+                <c:pt idx="13">
+                  <c:v>7</c:v>
+                </c:pt>
+                <c:pt idx="14">
+                  <c:v>0</c:v>
+                </c:pt>
+                <c:pt idx="15">
+                  <c:v>0</c:v>
+                </c:pt>
+                <c:pt idx="16">
+                  <c:v>0</c:v>
+                </c:pt>
+                <c:pt idx="17">
+                  <c:v>0</c:v>
+                </c:pt>
+                <c:pt idx="18">
+                  <c:v>0</c:v>
+                </c:pt>
+                <c:pt idx="19">
+                  <c:v>0</c:v>
+                </c:pt>
+                <c:pt idx="20">
+                  <c:v>0</c:v>
+                </c:pt>
+                <c:pt idx="21">
+                  <c:v>0</c:v>
+                </c:pt>
+              </c:numCache>
+            </c:numRef>
+          </c:val>
+          <c:smooth val="0"/>
+          <c:extLst>
+            <c:ext xmlns:c16="http://schemas.microsoft.com/office/drawing/2014/chart" uri="{C3380CC4-5D6E-409C-BE32-E72D297353CC}">
+              <c16:uniqueId val="{00000000-D86D-8F48-8B8D-7A4BCFF53F45}"/>
+            </c:ext>
+          </c:extLst>
+        </c:ser>
+        <c:ser>
+          <c:idx val="1"/>
+          <c:order val="1"/>
+          <c:tx>
+            <c:strRef>
+              <c:f>Sheet1!$C$1</c:f>
+              <c:strCache>
+                <c:ptCount val="1"/>
+                <c:pt idx="0">
+                  <c:v>Reflex</c:v>
+                </c:pt>
+              </c:strCache>
+            </c:strRef>
+          </c:tx>
+          <c:spPr>
+            <a:solidFill>
+              <a:schemeClr val="accent2"/>
+            </a:solidFill>
+            <a:ln>
+              <a:noFill/>
+            </a:ln>
+            <a:effectLst/>
+            <a:sp3d/>
+          </c:spPr>
+          <c:cat>
+            <c:strRef>
+              <c:f>Sheet1!$A$2:$A$23</c:f>
+              <c:strCache>
+                <c:ptCount val="22"/>
+                <c:pt idx="0">
+                  <c:v>4x4</c:v>
+                </c:pt>
+                <c:pt idx="1">
+                  <c:v>5x5</c:v>
+                </c:pt>
+                <c:pt idx="2">
+                  <c:v>6x6</c:v>
+                </c:pt>
+                <c:pt idx="3">
+                  <c:v>7x7</c:v>
+                </c:pt>
+                <c:pt idx="4">
+                  <c:v>8x8</c:v>
+                </c:pt>
+                <c:pt idx="5">
+                  <c:v>9x9</c:v>
+                </c:pt>
+                <c:pt idx="6">
+                  <c:v>10x10</c:v>
+                </c:pt>
+                <c:pt idx="7">
+                  <c:v>11x11</c:v>
+                </c:pt>
+                <c:pt idx="8">
+                  <c:v>12x12</c:v>
+                </c:pt>
+                <c:pt idx="9">
+                  <c:v>13x13</c:v>
+                </c:pt>
+                <c:pt idx="10">
+                  <c:v>14x14</c:v>
+                </c:pt>
+                <c:pt idx="11">
+                  <c:v>15x15</c:v>
+                </c:pt>
+                <c:pt idx="12">
+                  <c:v>16x16</c:v>
+                </c:pt>
+                <c:pt idx="13">
+                  <c:v>17x17</c:v>
+                </c:pt>
+                <c:pt idx="14">
+                  <c:v>18x18</c:v>
+                </c:pt>
+                <c:pt idx="15">
+                  <c:v>19x19</c:v>
+                </c:pt>
+                <c:pt idx="16">
+                  <c:v>20x20</c:v>
+                </c:pt>
+                <c:pt idx="17">
+                  <c:v>21x21</c:v>
+                </c:pt>
+                <c:pt idx="18">
+                  <c:v>22x22</c:v>
+                </c:pt>
+                <c:pt idx="19">
+                  <c:v>23x23</c:v>
+                </c:pt>
+                <c:pt idx="20">
+                  <c:v>24x24</c:v>
+                </c:pt>
+                <c:pt idx="21">
+                  <c:v>25x25</c:v>
+                </c:pt>
+              </c:strCache>
+            </c:strRef>
+          </c:cat>
+          <c:val>
+            <c:numRef>
+              <c:f>Sheet1!$C$2:$C$23</c:f>
+              <c:numCache>
+                <c:formatCode>General</c:formatCode>
+                <c:ptCount val="22"/>
+                <c:pt idx="0">
+                  <c:v>38</c:v>
+                </c:pt>
+                <c:pt idx="1">
+                  <c:v>100</c:v>
+                </c:pt>
+                <c:pt idx="2">
+                  <c:v>15</c:v>
+                </c:pt>
+                <c:pt idx="3">
+                  <c:v>0</c:v>
+                </c:pt>
+                <c:pt idx="4">
+                  <c:v>88</c:v>
+                </c:pt>
+                <c:pt idx="5">
+                  <c:v>6</c:v>
+                </c:pt>
+                <c:pt idx="6">
+                  <c:v>49</c:v>
+                </c:pt>
+                <c:pt idx="7">
+                  <c:v>0</c:v>
+                </c:pt>
+                <c:pt idx="8">
+                  <c:v>6</c:v>
+                </c:pt>
+                <c:pt idx="9">
+                  <c:v>3</c:v>
+                </c:pt>
+                <c:pt idx="10">
+                  <c:v>2</c:v>
+                </c:pt>
+                <c:pt idx="11">
+                  <c:v>0</c:v>
+                </c:pt>
+                <c:pt idx="12">
+                  <c:v>20</c:v>
+                </c:pt>
+                <c:pt idx="13">
+                  <c:v>0</c:v>
+                </c:pt>
+                <c:pt idx="14">
+                  <c:v>1</c:v>
+                </c:pt>
+                <c:pt idx="15">
+                  <c:v>2</c:v>
+                </c:pt>
+                <c:pt idx="16">
+                  <c:v>2</c:v>
+                </c:pt>
+                <c:pt idx="17">
+                  <c:v>0</c:v>
+                </c:pt>
+                <c:pt idx="18">
+                  <c:v>0</c:v>
+                </c:pt>
+                <c:pt idx="19">
+                  <c:v>0</c:v>
+                </c:pt>
+                <c:pt idx="20">
+                  <c:v>0</c:v>
+                </c:pt>
+                <c:pt idx="21">
+                  <c:v>0</c:v>
+                </c:pt>
+              </c:numCache>
+            </c:numRef>
+          </c:val>
+          <c:smooth val="0"/>
+          <c:extLst>
+            <c:ext xmlns:c16="http://schemas.microsoft.com/office/drawing/2014/chart" uri="{C3380CC4-5D6E-409C-BE32-E72D297353CC}">
+              <c16:uniqueId val="{00000001-D86D-8F48-8B8D-7A4BCFF53F45}"/>
+            </c:ext>
+          </c:extLst>
+        </c:ser>
+        <c:ser>
+          <c:idx val="2"/>
+          <c:order val="2"/>
+          <c:tx>
+            <c:strRef>
+              <c:f>Sheet1!$D$1</c:f>
+              <c:strCache>
+                <c:ptCount val="1"/>
+                <c:pt idx="0">
+                  <c:v>Model</c:v>
+                </c:pt>
+              </c:strCache>
+            </c:strRef>
+          </c:tx>
+          <c:spPr>
+            <a:solidFill>
+              <a:schemeClr val="accent3"/>
+            </a:solidFill>
+            <a:ln>
+              <a:noFill/>
+            </a:ln>
+            <a:effectLst/>
+            <a:sp3d/>
+          </c:spPr>
+          <c:cat>
+            <c:strRef>
+              <c:f>Sheet1!$A$2:$A$23</c:f>
+              <c:strCache>
+                <c:ptCount val="22"/>
+                <c:pt idx="0">
+                  <c:v>4x4</c:v>
+                </c:pt>
+                <c:pt idx="1">
+                  <c:v>5x5</c:v>
+                </c:pt>
+                <c:pt idx="2">
+                  <c:v>6x6</c:v>
+                </c:pt>
+                <c:pt idx="3">
+                  <c:v>7x7</c:v>
+                </c:pt>
+                <c:pt idx="4">
+                  <c:v>8x8</c:v>
+                </c:pt>
+                <c:pt idx="5">
+                  <c:v>9x9</c:v>
+                </c:pt>
+                <c:pt idx="6">
+                  <c:v>10x10</c:v>
+                </c:pt>
+                <c:pt idx="7">
+                  <c:v>11x11</c:v>
+                </c:pt>
+                <c:pt idx="8">
+                  <c:v>12x12</c:v>
+                </c:pt>
+                <c:pt idx="9">
+                  <c:v>13x13</c:v>
+                </c:pt>
+                <c:pt idx="10">
+                  <c:v>14x14</c:v>
+                </c:pt>
+                <c:pt idx="11">
+                  <c:v>15x15</c:v>
+                </c:pt>
+                <c:pt idx="12">
+                  <c:v>16x16</c:v>
+                </c:pt>
+                <c:pt idx="13">
+                  <c:v>17x17</c:v>
+                </c:pt>
+                <c:pt idx="14">
+                  <c:v>18x18</c:v>
+                </c:pt>
+                <c:pt idx="15">
+                  <c:v>19x19</c:v>
+                </c:pt>
+                <c:pt idx="16">
+                  <c:v>20x20</c:v>
+                </c:pt>
+                <c:pt idx="17">
+                  <c:v>21x21</c:v>
+                </c:pt>
+                <c:pt idx="18">
+                  <c:v>22x22</c:v>
+                </c:pt>
+                <c:pt idx="19">
+                  <c:v>23x23</c:v>
+                </c:pt>
+                <c:pt idx="20">
+                  <c:v>24x24</c:v>
+                </c:pt>
+                <c:pt idx="21">
+                  <c:v>25x25</c:v>
+                </c:pt>
+              </c:strCache>
+            </c:strRef>
+          </c:cat>
+          <c:val>
+            <c:numRef>
+              <c:f>Sheet1!$D$2:$D$23</c:f>
+              <c:numCache>
+                <c:formatCode>General</c:formatCode>
+                <c:ptCount val="22"/>
+                <c:pt idx="0">
+                  <c:v>88</c:v>
+                </c:pt>
+                <c:pt idx="1">
+                  <c:v>85</c:v>
+                </c:pt>
+                <c:pt idx="2">
+                  <c:v>53</c:v>
+                </c:pt>
+                <c:pt idx="3">
+                  <c:v>36</c:v>
+                </c:pt>
+                <c:pt idx="4">
+                  <c:v>42</c:v>
+                </c:pt>
+                <c:pt idx="5">
+                  <c:v>20</c:v>
+                </c:pt>
+                <c:pt idx="6">
+                  <c:v>23</c:v>
+                </c:pt>
+                <c:pt idx="7">
+                  <c:v>23</c:v>
+                </c:pt>
+                <c:pt idx="8">
+                  <c:v>0</c:v>
+                </c:pt>
+                <c:pt idx="9">
+                  <c:v>0</c:v>
+                </c:pt>
+                <c:pt idx="10">
+                  <c:v>8</c:v>
+                </c:pt>
+                <c:pt idx="11">
+                  <c:v>6</c:v>
+                </c:pt>
+                <c:pt idx="12">
+                  <c:v>9</c:v>
+                </c:pt>
+                <c:pt idx="13">
+                  <c:v>0</c:v>
+                </c:pt>
+                <c:pt idx="14">
+                  <c:v>0</c:v>
+                </c:pt>
+                <c:pt idx="15">
+                  <c:v>0</c:v>
+                </c:pt>
+                <c:pt idx="16">
+                  <c:v>0</c:v>
+                </c:pt>
+                <c:pt idx="17">
+                  <c:v>0</c:v>
+                </c:pt>
+                <c:pt idx="18">
+                  <c:v>0</c:v>
+                </c:pt>
+                <c:pt idx="19">
+                  <c:v>0</c:v>
+                </c:pt>
+                <c:pt idx="20">
+                  <c:v>2</c:v>
+                </c:pt>
+                <c:pt idx="21">
+                  <c:v>0</c:v>
+                </c:pt>
+              </c:numCache>
+            </c:numRef>
+          </c:val>
+          <c:smooth val="0"/>
+          <c:extLst>
+            <c:ext xmlns:c16="http://schemas.microsoft.com/office/drawing/2014/chart" uri="{C3380CC4-5D6E-409C-BE32-E72D297353CC}">
+              <c16:uniqueId val="{00000002-D86D-8F48-8B8D-7A4BCFF53F45}"/>
+            </c:ext>
+          </c:extLst>
+        </c:ser>
+        <c:dLbls>
+          <c:showLegendKey val="0"/>
+          <c:showVal val="0"/>
+          <c:showCatName val="0"/>
+          <c:showSerName val="0"/>
+          <c:showPercent val="0"/>
+          <c:showBubbleSize val="0"/>
+        </c:dLbls>
+        <c:axId val="1457828543"/>
+        <c:axId val="1457821375"/>
+        <c:axId val="1465638911"/>
+      </c:line3DChart>
+      <c:catAx>
+        <c:axId val="1457828543"/>
+        <c:scaling>
+          <c:orientation val="minMax"/>
+        </c:scaling>
+        <c:delete val="0"/>
+        <c:axPos val="b"/>
+        <c:numFmt formatCode="General" sourceLinked="1"/>
+        <c:majorTickMark val="out"/>
+        <c:minorTickMark val="none"/>
+        <c:tickLblPos val="nextTo"/>
+        <c:spPr>
+          <a:noFill/>
+          <a:ln w="9525" cap="flat" cmpd="sng" algn="ctr">
+            <a:solidFill>
+              <a:schemeClr val="tx1">
+                <a:lumMod val="15000"/>
+                <a:lumOff val="85000"/>
+              </a:schemeClr>
+            </a:solidFill>
+            <a:round/>
+          </a:ln>
+          <a:effectLst/>
+        </c:spPr>
+        <c:txPr>
+          <a:bodyPr rot="-60000000" spcFirstLastPara="1" vertOverflow="ellipsis" vert="horz" wrap="square" anchor="ctr" anchorCtr="1"/>
+          <a:lstStyle/>
+          <a:p>
+            <a:pPr>
+              <a:defRPr sz="900" b="0" i="0" u="none" strike="noStrike" kern="1200" baseline="0">
+                <a:solidFill>
+                  <a:schemeClr val="tx1">
+                    <a:lumMod val="65000"/>
+                    <a:lumOff val="35000"/>
+                  </a:schemeClr>
+                </a:solidFill>
+                <a:latin typeface="+mn-lt"/>
+                <a:ea typeface="+mn-ea"/>
+                <a:cs typeface="+mn-cs"/>
+              </a:defRPr>
+            </a:pPr>
+            <a:endParaRPr lang="en-US"/>
+          </a:p>
+        </c:txPr>
+        <c:crossAx val="1457821375"/>
+        <c:crosses val="autoZero"/>
+        <c:auto val="1"/>
+        <c:lblAlgn val="ctr"/>
+        <c:lblOffset val="100"/>
+        <c:noMultiLvlLbl val="0"/>
+      </c:catAx>
+      <c:valAx>
+        <c:axId val="1457821375"/>
+        <c:scaling>
+          <c:orientation val="minMax"/>
+        </c:scaling>
+        <c:delete val="0"/>
+        <c:axPos val="l"/>
+        <c:majorGridlines>
+          <c:spPr>
+            <a:ln w="9525" cap="flat" cmpd="sng" algn="ctr">
+              <a:solidFill>
+                <a:schemeClr val="tx1">
+                  <a:lumMod val="15000"/>
+                  <a:lumOff val="85000"/>
+                </a:schemeClr>
+              </a:solidFill>
+              <a:round/>
+            </a:ln>
+            <a:effectLst/>
+          </c:spPr>
+        </c:majorGridlines>
+        <c:numFmt formatCode="General" sourceLinked="1"/>
+        <c:majorTickMark val="none"/>
+        <c:minorTickMark val="none"/>
+        <c:tickLblPos val="nextTo"/>
+        <c:spPr>
+          <a:noFill/>
+          <a:ln>
+            <a:noFill/>
+          </a:ln>
+          <a:effectLst/>
+        </c:spPr>
+        <c:txPr>
+          <a:bodyPr rot="-60000000" spcFirstLastPara="1" vertOverflow="ellipsis" vert="horz" wrap="square" anchor="ctr" anchorCtr="1"/>
+          <a:lstStyle/>
+          <a:p>
+            <a:pPr>
+              <a:defRPr sz="900" b="0" i="0" u="none" strike="noStrike" kern="1200" baseline="0">
+                <a:solidFill>
+                  <a:schemeClr val="tx1">
+                    <a:lumMod val="65000"/>
+                    <a:lumOff val="35000"/>
+                  </a:schemeClr>
+                </a:solidFill>
+                <a:latin typeface="+mn-lt"/>
+                <a:ea typeface="+mn-ea"/>
+                <a:cs typeface="+mn-cs"/>
+              </a:defRPr>
+            </a:pPr>
+            <a:endParaRPr lang="en-US"/>
+          </a:p>
+        </c:txPr>
+        <c:crossAx val="1457828543"/>
+        <c:crosses val="autoZero"/>
+        <c:crossBetween val="between"/>
+      </c:valAx>
+      <c:serAx>
+        <c:axId val="1465638911"/>
+        <c:scaling>
+          <c:orientation val="minMax"/>
+        </c:scaling>
+        <c:delete val="0"/>
+        <c:axPos val="b"/>
+        <c:majorTickMark val="out"/>
+        <c:minorTickMark val="none"/>
+        <c:tickLblPos val="nextTo"/>
+        <c:spPr>
+          <a:noFill/>
+          <a:ln w="9525" cap="flat" cmpd="sng" algn="ctr">
+            <a:solidFill>
+              <a:schemeClr val="tx1">
+                <a:lumMod val="15000"/>
+                <a:lumOff val="85000"/>
+              </a:schemeClr>
+            </a:solidFill>
+            <a:round/>
+          </a:ln>
+          <a:effectLst/>
+        </c:spPr>
+        <c:txPr>
+          <a:bodyPr rot="-60000000" spcFirstLastPara="1" vertOverflow="ellipsis" vert="horz" wrap="square" anchor="ctr" anchorCtr="1"/>
+          <a:lstStyle/>
+          <a:p>
+            <a:pPr>
+              <a:defRPr sz="900" b="0" i="0" u="none" strike="noStrike" kern="1200" baseline="0">
+                <a:solidFill>
+                  <a:schemeClr val="tx1">
+                    <a:lumMod val="65000"/>
+                    <a:lumOff val="35000"/>
+                  </a:schemeClr>
+                </a:solidFill>
+                <a:latin typeface="+mn-lt"/>
+                <a:ea typeface="+mn-ea"/>
+                <a:cs typeface="+mn-cs"/>
+              </a:defRPr>
+            </a:pPr>
+            <a:endParaRPr lang="en-US"/>
+          </a:p>
+        </c:txPr>
+        <c:crossAx val="1457821375"/>
+        <c:crosses val="autoZero"/>
+      </c:serAx>
+      <c:spPr>
+        <a:noFill/>
+        <a:ln>
+          <a:noFill/>
+        </a:ln>
+        <a:effectLst/>
+      </c:spPr>
+    </c:plotArea>
+    <c:legend>
+      <c:legendPos val="b"/>
+      <c:overlay val="0"/>
+      <c:spPr>
+        <a:noFill/>
+        <a:ln>
+          <a:noFill/>
+        </a:ln>
+        <a:effectLst/>
+      </c:spPr>
+      <c:txPr>
+        <a:bodyPr rot="0" spcFirstLastPara="1" vertOverflow="ellipsis" vert="horz" wrap="square" anchor="ctr" anchorCtr="1"/>
+        <a:lstStyle/>
+        <a:p>
+          <a:pPr>
+            <a:defRPr sz="900" b="0" i="0" u="none" strike="noStrike" kern="1200" baseline="0">
+              <a:solidFill>
+                <a:schemeClr val="tx1">
+                  <a:lumMod val="65000"/>
+                  <a:lumOff val="35000"/>
+                </a:schemeClr>
+              </a:solidFill>
+              <a:latin typeface="+mn-lt"/>
+              <a:ea typeface="+mn-ea"/>
+              <a:cs typeface="+mn-cs"/>
+            </a:defRPr>
+          </a:pPr>
+          <a:endParaRPr lang="en-US"/>
+        </a:p>
+      </c:txPr>
+    </c:legend>
+    <c:plotVisOnly val="1"/>
+    <c:dispBlanksAs val="gap"/>
+    <c:showDLblsOverMax val="0"/>
+    <c:extLst>
+      <c:ext xmlns:c16r3="http://schemas.microsoft.com/office/drawing/2017/03/chart" uri="{56B9EC1D-385E-4148-901F-78D8002777C0}">
+        <c16r3:dataDisplayOptions16>
+          <c16r3:dispNaAsBlank val="1"/>
+        </c16r3:dataDisplayOptions16>
+      </c:ext>
+    </c:extLst>
+  </c:chart>
+  <c:spPr>
+    <a:solidFill>
+      <a:schemeClr val="bg1"/>
+    </a:solidFill>
+    <a:ln w="9525" cap="flat" cmpd="sng" algn="ctr">
+      <a:solidFill>
+        <a:schemeClr val="tx1">
+          <a:lumMod val="15000"/>
+          <a:lumOff val="85000"/>
+        </a:schemeClr>
+      </a:solidFill>
+      <a:round/>
+    </a:ln>
+    <a:effectLst/>
+  </c:spPr>
+  <c:txPr>
+    <a:bodyPr/>
+    <a:lstStyle/>
+    <a:p>
+      <a:pPr>
+        <a:defRPr/>
+      </a:pPr>
+      <a:endParaRPr lang="en-US"/>
+    </a:p>
+  </c:txPr>
+  <c:externalData r:id="rId3">
+    <c:autoUpdate val="0"/>
+  </c:externalData>
+</c:chartSpace>
+</file>
+
+<file path=word/charts/colors1.xml><?xml version="1.0" encoding="utf-8"?>
+<cs:colorStyle xmlns:cs="http://schemas.microsoft.com/office/drawing/2012/chartStyle" xmlns:a="http://schemas.openxmlformats.org/drawingml/2006/main" meth="cycle" id="10">
+  <a:schemeClr val="accent1"/>
+  <a:schemeClr val="accent2"/>
+  <a:schemeClr val="accent3"/>
+  <a:schemeClr val="accent4"/>
+  <a:schemeClr val="accent5"/>
+  <a:schemeClr val="accent6"/>
+  <cs:variation/>
+  <cs:variation>
+    <a:lumMod val="60000"/>
+  </cs:variation>
+  <cs:variation>
+    <a:lumMod val="80000"/>
+    <a:lumOff val="20000"/>
+  </cs:variation>
+  <cs:variation>
+    <a:lumMod val="80000"/>
+  </cs:variation>
+  <cs:variation>
+    <a:lumMod val="60000"/>
+    <a:lumOff val="40000"/>
+  </cs:variation>
+  <cs:variation>
+    <a:lumMod val="50000"/>
+  </cs:variation>
+  <cs:variation>
+    <a:lumMod val="70000"/>
+    <a:lumOff val="30000"/>
+  </cs:variation>
+  <cs:variation>
+    <a:lumMod val="70000"/>
+  </cs:variation>
+  <cs:variation>
+    <a:lumMod val="50000"/>
+    <a:lumOff val="50000"/>
+  </cs:variation>
+</cs:colorStyle>
+</file>
+
+<file path=word/charts/style1.xml><?xml version="1.0" encoding="utf-8"?>
+<cs:chartStyle xmlns:cs="http://schemas.microsoft.com/office/drawing/2012/chartStyle" xmlns:a="http://schemas.openxmlformats.org/drawingml/2006/main" id="307">
+  <cs:axisTitle>
+    <cs:lnRef idx="0"/>
+    <cs:fillRef idx="0"/>
+    <cs:effectRef idx="0"/>
+    <cs:fontRef idx="minor">
+      <a:schemeClr val="tx1">
+        <a:lumMod val="65000"/>
+        <a:lumOff val="35000"/>
+      </a:schemeClr>
+    </cs:fontRef>
+    <cs:defRPr sz="1000" kern="1200"/>
+  </cs:axisTitle>
+  <cs:categoryAxis>
+    <cs:lnRef idx="0"/>
+    <cs:fillRef idx="0"/>
+    <cs:effectRef idx="0"/>
+    <cs:fontRef idx="minor">
+      <a:schemeClr val="tx1">
+        <a:lumMod val="65000"/>
+        <a:lumOff val="35000"/>
+      </a:schemeClr>
+    </cs:fontRef>
+    <cs:spPr>
+      <a:ln w="9525" cap="flat" cmpd="sng" algn="ctr">
+        <a:solidFill>
+          <a:schemeClr val="tx1">
+            <a:lumMod val="15000"/>
+            <a:lumOff val="85000"/>
+          </a:schemeClr>
+        </a:solidFill>
+        <a:round/>
+      </a:ln>
+    </cs:spPr>
+    <cs:defRPr sz="900" kern="1200"/>
+  </cs:categoryAxis>
+  <cs:chartArea mods="allowNoFillOverride allowNoLineOverride">
+    <cs:lnRef idx="0"/>
+    <cs:fillRef idx="0"/>
+    <cs:effectRef idx="0"/>
+    <cs:fontRef idx="minor">
+      <a:schemeClr val="tx1"/>
+    </cs:fontRef>
+    <cs:spPr>
+      <a:solidFill>
+        <a:schemeClr val="bg1"/>
+      </a:solidFill>
+      <a:ln w="9525" cap="flat" cmpd="sng" algn="ctr">
+        <a:solidFill>
+          <a:schemeClr val="tx1">
+            <a:lumMod val="15000"/>
+            <a:lumOff val="85000"/>
+          </a:schemeClr>
+        </a:solidFill>
+        <a:round/>
+      </a:ln>
+    </cs:spPr>
+    <cs:defRPr sz="1000" kern="1200"/>
+  </cs:chartArea>
+  <cs:dataLabel>
+    <cs:lnRef idx="0"/>
+    <cs:fillRef idx="0"/>
+    <cs:effectRef idx="0"/>
+    <cs:fontRef idx="minor">
+      <a:schemeClr val="tx1">
+        <a:lumMod val="75000"/>
+        <a:lumOff val="25000"/>
+      </a:schemeClr>
+    </cs:fontRef>
+    <cs:defRPr sz="900" kern="1200"/>
+  </cs:dataLabel>
+  <cs:dataLabelCallout>
+    <cs:lnRef idx="0"/>
+    <cs:fillRef idx="0"/>
+    <cs:effectRef idx="0"/>
+    <cs:fontRef idx="minor">
+      <a:schemeClr val="dk1">
+        <a:lumMod val="65000"/>
+        <a:lumOff val="35000"/>
+      </a:schemeClr>
+    </cs:fontRef>
+    <cs:spPr>
+      <a:solidFill>
+        <a:schemeClr val="lt1"/>
+      </a:solidFill>
+      <a:ln>
+        <a:solidFill>
+          <a:schemeClr val="dk1">
+            <a:lumMod val="25000"/>
+            <a:lumOff val="75000"/>
+          </a:schemeClr>
+        </a:solidFill>
+      </a:ln>
+    </cs:spPr>
+    <cs:defRPr sz="900" kern="1200"/>
+    <cs:bodyPr rot="0" spcFirstLastPara="1" vertOverflow="clip" horzOverflow="clip" vert="horz" wrap="square" lIns="36576" tIns="18288" rIns="36576" bIns="18288" anchor="ctr" anchorCtr="1">
+      <a:spAutoFit/>
+    </cs:bodyPr>
+  </cs:dataLabelCallout>
+  <cs:dataPoint>
+    <cs:lnRef idx="0"/>
+    <cs:fillRef idx="1">
+      <cs:styleClr val="auto"/>
+    </cs:fillRef>
+    <cs:effectRef idx="0"/>
+    <cs:fontRef idx="minor">
+      <a:schemeClr val="tx1"/>
+    </cs:fontRef>
+  </cs:dataPoint>
+  <cs:dataPoint3D>
+    <cs:lnRef idx="0"/>
+    <cs:fillRef idx="1">
+      <cs:styleClr val="auto"/>
+    </cs:fillRef>
+    <cs:effectRef idx="0"/>
+    <cs:fontRef idx="minor">
+      <a:schemeClr val="tx1"/>
+    </cs:fontRef>
+  </cs:dataPoint3D>
+  <cs:dataPointLine>
+    <cs:lnRef idx="0">
+      <cs:styleClr val="auto"/>
+    </cs:lnRef>
+    <cs:fillRef idx="1"/>
+    <cs:effectRef idx="0"/>
+    <cs:fontRef idx="minor">
+      <a:schemeClr val="tx1"/>
+    </cs:fontRef>
+    <cs:spPr>
+      <a:ln w="28575" cap="rnd">
+        <a:solidFill>
+          <a:schemeClr val="phClr"/>
+        </a:solidFill>
+        <a:round/>
+      </a:ln>
+    </cs:spPr>
+  </cs:dataPointLine>
+  <cs:dataPointMarker>
+    <cs:lnRef idx="0">
+      <cs:styleClr val="auto"/>
+    </cs:lnRef>
+    <cs:fillRef idx="1">
+      <cs:styleClr val="auto"/>
+    </cs:fillRef>
+    <cs:effectRef idx="0"/>
+    <cs:fontRef idx="minor">
+      <a:schemeClr val="tx1"/>
+    </cs:fontRef>
+    <cs:spPr>
+      <a:ln w="9525">
+        <a:solidFill>
+          <a:schemeClr val="phClr"/>
+        </a:solidFill>
+      </a:ln>
+    </cs:spPr>
+  </cs:dataPointMarker>
+  <cs:dataPointMarkerLayout symbol="circle" size="5"/>
+  <cs:dataPointWireframe>
+    <cs:lnRef idx="0">
+      <cs:styleClr val="auto"/>
+    </cs:lnRef>
+    <cs:fillRef idx="1"/>
+    <cs:effectRef idx="0"/>
+    <cs:fontRef idx="minor">
+      <a:schemeClr val="tx1"/>
+    </cs:fontRef>
+    <cs:spPr>
+      <a:ln w="9525" cap="rnd">
+        <a:solidFill>
+          <a:schemeClr val="phClr"/>
+        </a:solidFill>
+        <a:round/>
+      </a:ln>
+    </cs:spPr>
+  </cs:dataPointWireframe>
+  <cs:dataTable>
+    <cs:lnRef idx="0"/>
+    <cs:fillRef idx="0"/>
+    <cs:effectRef idx="0"/>
+    <cs:fontRef idx="minor">
+      <a:schemeClr val="tx1">
+        <a:lumMod val="65000"/>
+        <a:lumOff val="35000"/>
+      </a:schemeClr>
+    </cs:fontRef>
+    <cs:spPr>
+      <a:noFill/>
+      <a:ln w="9525" cap="flat" cmpd="sng" algn="ctr">
+        <a:solidFill>
+          <a:schemeClr val="tx1">
+            <a:lumMod val="15000"/>
+            <a:lumOff val="85000"/>
+          </a:schemeClr>
+        </a:solidFill>
+        <a:round/>
+      </a:ln>
+    </cs:spPr>
+    <cs:defRPr sz="900" kern="1200"/>
+  </cs:dataTable>
+  <cs:downBar>
+    <cs:lnRef idx="0"/>
+    <cs:fillRef idx="0"/>
+    <cs:effectRef idx="0"/>
+    <cs:fontRef idx="minor">
+      <a:schemeClr val="tx1"/>
+    </cs:fontRef>
+    <cs:spPr>
+      <a:solidFill>
+        <a:schemeClr val="dk1">
+          <a:lumMod val="75000"/>
+          <a:lumOff val="25000"/>
+        </a:schemeClr>
+      </a:solidFill>
+      <a:ln w="9525" cap="flat" cmpd="sng" algn="ctr">
+        <a:solidFill>
+          <a:schemeClr val="tx1">
+            <a:lumMod val="65000"/>
+            <a:lumOff val="35000"/>
+          </a:schemeClr>
+        </a:solidFill>
+        <a:round/>
+      </a:ln>
+    </cs:spPr>
+  </cs:downBar>
+  <cs:dropLine>
+    <cs:lnRef idx="0"/>
+    <cs:fillRef idx="0"/>
+    <cs:effectRef idx="0"/>
+    <cs:fontRef idx="minor">
+      <a:schemeClr val="tx1"/>
+    </cs:fontRef>
+    <cs:spPr>
+      <a:ln w="9525" cap="flat" cmpd="sng" algn="ctr">
+        <a:solidFill>
+          <a:schemeClr val="tx1">
+            <a:lumMod val="35000"/>
+            <a:lumOff val="65000"/>
+          </a:schemeClr>
+        </a:solidFill>
+        <a:round/>
+      </a:ln>
+    </cs:spPr>
+  </cs:dropLine>
+  <cs:errorBar>
+    <cs:lnRef idx="0"/>
+    <cs:fillRef idx="0"/>
+    <cs:effectRef idx="0"/>
+    <cs:fontRef idx="minor">
+      <a:schemeClr val="tx1"/>
+    </cs:fontRef>
+    <cs:spPr>
+      <a:ln w="9525" cap="flat" cmpd="sng" algn="ctr">
+        <a:solidFill>
+          <a:schemeClr val="tx1">
+            <a:lumMod val="65000"/>
+            <a:lumOff val="35000"/>
+          </a:schemeClr>
+        </a:solidFill>
+        <a:round/>
+      </a:ln>
+    </cs:spPr>
+  </cs:errorBar>
+  <cs:floor>
+    <cs:lnRef idx="0"/>
+    <cs:fillRef idx="0"/>
+    <cs:effectRef idx="0"/>
+    <cs:fontRef idx="minor">
+      <a:schemeClr val="tx1"/>
+    </cs:fontRef>
+    <cs:spPr>
+      <a:noFill/>
+      <a:ln>
+        <a:noFill/>
+      </a:ln>
+    </cs:spPr>
+  </cs:floor>
+  <cs:gridlineMajor>
+    <cs:lnRef idx="0"/>
+    <cs:fillRef idx="0"/>
+    <cs:effectRef idx="0"/>
+    <cs:fontRef idx="minor">
+      <a:schemeClr val="tx1"/>
+    </cs:fontRef>
+    <cs:spPr>
+      <a:ln w="9525" cap="flat" cmpd="sng" algn="ctr">
+        <a:solidFill>
+          <a:schemeClr val="tx1">
+            <a:lumMod val="15000"/>
+            <a:lumOff val="85000"/>
+          </a:schemeClr>
+        </a:solidFill>
+        <a:round/>
+      </a:ln>
+    </cs:spPr>
+  </cs:gridlineMajor>
+  <cs:gridlineMinor>
+    <cs:lnRef idx="0"/>
+    <cs:fillRef idx="0"/>
+    <cs:effectRef idx="0"/>
+    <cs:fontRef idx="minor">
+      <a:schemeClr val="tx1"/>
+    </cs:fontRef>
+    <cs:spPr>
+      <a:ln w="9525" cap="flat" cmpd="sng" algn="ctr">
+        <a:solidFill>
+          <a:schemeClr val="tx1">
+            <a:lumMod val="5000"/>
+            <a:lumOff val="95000"/>
+          </a:schemeClr>
+        </a:solidFill>
+        <a:round/>
+      </a:ln>
+    </cs:spPr>
+  </cs:gridlineMinor>
+  <cs:hiLoLine>
+    <cs:lnRef idx="0"/>
+    <cs:fillRef idx="0"/>
+    <cs:effectRef idx="0"/>
+    <cs:fontRef idx="minor">
+      <a:schemeClr val="tx1"/>
+    </cs:fontRef>
+    <cs:spPr>
+      <a:ln w="9525" cap="flat" cmpd="sng" algn="ctr">
+        <a:solidFill>
+          <a:schemeClr val="tx1">
+            <a:lumMod val="50000"/>
+            <a:lumOff val="50000"/>
+          </a:schemeClr>
+        </a:solidFill>
+        <a:round/>
+      </a:ln>
+    </cs:spPr>
+  </cs:hiLoLine>
+  <cs:leaderLine>
+    <cs:lnRef idx="0"/>
+    <cs:fillRef idx="0"/>
+    <cs:effectRef idx="0"/>
+    <cs:fontRef idx="minor">
+      <a:schemeClr val="tx1"/>
+    </cs:fontRef>
+    <cs:spPr>
+      <a:ln w="9525" cap="flat" cmpd="sng" algn="ctr">
+        <a:solidFill>
+          <a:schemeClr val="tx1">
+            <a:lumMod val="35000"/>
+            <a:lumOff val="65000"/>
+          </a:schemeClr>
+        </a:solidFill>
+        <a:round/>
+      </a:ln>
+    </cs:spPr>
+  </cs:leaderLine>
+  <cs:legend>
+    <cs:lnRef idx="0"/>
+    <cs:fillRef idx="0"/>
+    <cs:effectRef idx="0"/>
+    <cs:fontRef idx="minor">
+      <a:schemeClr val="tx1">
+        <a:lumMod val="65000"/>
+        <a:lumOff val="35000"/>
+      </a:schemeClr>
+    </cs:fontRef>
+    <cs:defRPr sz="900" kern="1200"/>
+  </cs:legend>
+  <cs:plotArea mods="allowNoFillOverride allowNoLineOverride">
+    <cs:lnRef idx="0"/>
+    <cs:fillRef idx="0"/>
+    <cs:effectRef idx="0"/>
+    <cs:fontRef idx="minor">
+      <a:schemeClr val="tx1"/>
+    </cs:fontRef>
+  </cs:plotArea>
+  <cs:plotArea3D mods="allowNoFillOverride allowNoLineOverride">
+    <cs:lnRef idx="0"/>
+    <cs:fillRef idx="0"/>
+    <cs:effectRef idx="0"/>
+    <cs:fontRef idx="minor">
+      <a:schemeClr val="tx1"/>
+    </cs:fontRef>
+  </cs:plotArea3D>
+  <cs:seriesAxis>
+    <cs:lnRef idx="0"/>
+    <cs:fillRef idx="0"/>
+    <cs:effectRef idx="0"/>
+    <cs:fontRef idx="minor">
+      <a:schemeClr val="tx1">
+        <a:lumMod val="65000"/>
+        <a:lumOff val="35000"/>
+      </a:schemeClr>
+    </cs:fontRef>
+    <cs:spPr>
+      <a:ln w="9525" cap="flat" cmpd="sng" algn="ctr">
+        <a:solidFill>
+          <a:schemeClr val="tx1">
+            <a:lumMod val="15000"/>
+            <a:lumOff val="85000"/>
+          </a:schemeClr>
+        </a:solidFill>
+        <a:round/>
+      </a:ln>
+    </cs:spPr>
+    <cs:defRPr sz="900" kern="1200"/>
+  </cs:seriesAxis>
+  <cs:seriesLine>
+    <cs:lnRef idx="0"/>
+    <cs:fillRef idx="0"/>
+    <cs:effectRef idx="0"/>
+    <cs:fontRef idx="minor">
+      <a:schemeClr val="tx1"/>
+    </cs:fontRef>
+    <cs:spPr>
+      <a:ln w="9525" cap="flat" cmpd="sng" algn="ctr">
+        <a:solidFill>
+          <a:schemeClr val="tx1">
+            <a:lumMod val="35000"/>
+            <a:lumOff val="65000"/>
+          </a:schemeClr>
+        </a:solidFill>
+        <a:round/>
+      </a:ln>
+    </cs:spPr>
+  </cs:seriesLine>
+  <cs:title>
+    <cs:lnRef idx="0"/>
+    <cs:fillRef idx="0"/>
+    <cs:effectRef idx="0"/>
+    <cs:fontRef idx="minor">
+      <a:schemeClr val="tx1">
+        <a:lumMod val="65000"/>
+        <a:lumOff val="35000"/>
+      </a:schemeClr>
+    </cs:fontRef>
+    <cs:defRPr sz="1400" b="0" kern="1200" spc="0" baseline="0"/>
+  </cs:title>
+  <cs:trendline>
+    <cs:lnRef idx="0">
+      <cs:styleClr val="auto"/>
+    </cs:lnRef>
+    <cs:fillRef idx="0"/>
+    <cs:effectRef idx="0"/>
+    <cs:fontRef idx="minor">
+      <a:schemeClr val="tx1"/>
+    </cs:fontRef>
+    <cs:spPr>
+      <a:ln w="19050" cap="rnd">
+        <a:solidFill>
+          <a:schemeClr val="phClr"/>
+        </a:solidFill>
+        <a:prstDash val="sysDot"/>
+      </a:ln>
+    </cs:spPr>
+  </cs:trendline>
+  <cs:trendlineLabel>
+    <cs:lnRef idx="0"/>
+    <cs:fillRef idx="0"/>
+    <cs:effectRef idx="0"/>
+    <cs:fontRef idx="minor">
+      <a:schemeClr val="tx1">
+        <a:lumMod val="65000"/>
+        <a:lumOff val="35000"/>
+      </a:schemeClr>
+    </cs:fontRef>
+    <cs:defRPr sz="900" kern="1200"/>
+  </cs:trendlineLabel>
+  <cs:upBar>
+    <cs:lnRef idx="0"/>
+    <cs:fillRef idx="0"/>
+    <cs:effectRef idx="0"/>
+    <cs:fontRef idx="minor">
+      <a:schemeClr val="tx1"/>
+    </cs:fontRef>
+    <cs:spPr>
+      <a:solidFill>
+        <a:schemeClr val="lt1"/>
+      </a:solidFill>
+      <a:ln w="9525" cap="flat" cmpd="sng" algn="ctr">
+        <a:solidFill>
+          <a:schemeClr val="tx1">
+            <a:lumMod val="65000"/>
+            <a:lumOff val="35000"/>
+          </a:schemeClr>
+        </a:solidFill>
+        <a:round/>
+      </a:ln>
+    </cs:spPr>
+  </cs:upBar>
+  <cs:valueAxis>
+    <cs:lnRef idx="0"/>
+    <cs:fillRef idx="0"/>
+    <cs:effectRef idx="0"/>
+    <cs:fontRef idx="minor">
+      <a:schemeClr val="tx1">
+        <a:lumMod val="65000"/>
+        <a:lumOff val="35000"/>
+      </a:schemeClr>
+    </cs:fontRef>
+    <cs:defRPr sz="900" kern="1200"/>
+  </cs:valueAxis>
+  <cs:wall>
+    <cs:lnRef idx="0"/>
+    <cs:fillRef idx="0"/>
+    <cs:effectRef idx="0"/>
+    <cs:fontRef idx="minor">
+      <a:schemeClr val="tx1"/>
+    </cs:fontRef>
+    <cs:spPr>
+      <a:noFill/>
+      <a:ln>
+        <a:noFill/>
+      </a:ln>
+    </cs:spPr>
+  </cs:wall>
+</cs:chartStyle>
 </file>
 
 <file path=word/theme/theme1.xml><?xml version="1.0" encoding="utf-8"?>

--- a/assignment1/A1_COMP9016_OReilly_Ruairi_R00065426.docx
+++ b/assignment1/A1_COMP9016_OReilly_Ruairi_R00065426.docx
@@ -34,7 +34,7 @@
           <w:kern w:val="2"/>
           <w:sz w:val="24"/>
           <w:szCs w:val="24"/>
-          <w:lang w:val="en-IE"/>
+          <w:lang w:val="en-IE" w:eastAsia="en-GB"/>
           <w14:ligatures w14:val="standardContextual"/>
         </w:rPr>
         <w:id w:val="-1826819514"/>
@@ -48,7 +48,6 @@
           <w:rFonts w:ascii="Times New Roman" w:eastAsia="Times New Roman" w:hAnsi="Times New Roman" w:cs="Times New Roman"/>
           <w:noProof/>
           <w:kern w:val="0"/>
-          <w:lang w:eastAsia="en-GB"/>
           <w14:ligatures w14:val="none"/>
         </w:rPr>
       </w:sdtEndPr>
@@ -94,7 +93,7 @@
             </w:rPr>
             <w:fldChar w:fldCharType="separate"/>
           </w:r>
-          <w:hyperlink w:anchor="_Toc209958853" w:history="1">
+          <w:hyperlink w:anchor="_Toc209969386" w:history="1">
             <w:r>
               <w:rPr>
                 <w:rStyle w:val="Hyperlink"/>
@@ -121,7 +120,7 @@
                 <w:noProof/>
                 <w:webHidden/>
               </w:rPr>
-              <w:instrText xml:space="preserve"> PAGEREF _Toc209958853 \h </w:instrText>
+              <w:instrText xml:space="preserve"> PAGEREF _Toc209969386 \h </w:instrText>
             </w:r>
             <w:r>
               <w:rPr>
@@ -168,7 +167,7 @@
               <w:lang w:eastAsia="en-GB"/>
             </w:rPr>
           </w:pPr>
-          <w:hyperlink w:anchor="_Toc209958854" w:history="1">
+          <w:hyperlink w:anchor="_Toc209969387" w:history="1">
             <w:r>
               <w:rPr>
                 <w:rStyle w:val="Hyperlink"/>
@@ -195,7 +194,7 @@
                 <w:noProof/>
                 <w:webHidden/>
               </w:rPr>
-              <w:instrText xml:space="preserve"> PAGEREF _Toc209958854 \h </w:instrText>
+              <w:instrText xml:space="preserve"> PAGEREF _Toc209969387 \h </w:instrText>
             </w:r>
             <w:r>
               <w:rPr>
@@ -242,7 +241,7 @@
               <w:lang w:eastAsia="en-GB"/>
             </w:rPr>
           </w:pPr>
-          <w:hyperlink w:anchor="_Toc209958855" w:history="1">
+          <w:hyperlink w:anchor="_Toc209969388" w:history="1">
             <w:r>
               <w:rPr>
                 <w:rStyle w:val="Hyperlink"/>
@@ -269,7 +268,7 @@
                 <w:noProof/>
                 <w:webHidden/>
               </w:rPr>
-              <w:instrText xml:space="preserve"> PAGEREF _Toc209958855 \h </w:instrText>
+              <w:instrText xml:space="preserve"> PAGEREF _Toc209969388 \h </w:instrText>
             </w:r>
             <w:r>
               <w:rPr>
@@ -289,7 +288,7 @@
                 <w:noProof/>
                 <w:webHidden/>
               </w:rPr>
-              <w:t>2</w:t>
+              <w:t>3</w:t>
             </w:r>
             <w:r>
               <w:rPr>
@@ -314,13 +313,13 @@
               <w:lang w:eastAsia="en-GB"/>
             </w:rPr>
           </w:pPr>
-          <w:hyperlink w:anchor="_Toc209958856" w:history="1">
+          <w:hyperlink w:anchor="_Toc209969389" w:history="1">
             <w:r>
               <w:rPr>
                 <w:rStyle w:val="Hyperlink"/>
                 <w:noProof/>
               </w:rPr>
-              <w:t>Agent 1: Random Agent</w:t>
+              <w:t>Random Agent</w:t>
             </w:r>
             <w:r>
               <w:rPr>
@@ -341,7 +340,7 @@
                 <w:noProof/>
                 <w:webHidden/>
               </w:rPr>
-              <w:instrText xml:space="preserve"> PAGEREF _Toc209958856 \h </w:instrText>
+              <w:instrText xml:space="preserve"> PAGEREF _Toc209969389 \h </w:instrText>
             </w:r>
             <w:r>
               <w:rPr>
@@ -361,7 +360,7 @@
                 <w:noProof/>
                 <w:webHidden/>
               </w:rPr>
-              <w:t>2</w:t>
+              <w:t>3</w:t>
             </w:r>
             <w:r>
               <w:rPr>
@@ -386,13 +385,13 @@
               <w:lang w:eastAsia="en-GB"/>
             </w:rPr>
           </w:pPr>
-          <w:hyperlink w:anchor="_Toc209958857" w:history="1">
+          <w:hyperlink w:anchor="_Toc209969390" w:history="1">
             <w:r>
               <w:rPr>
                 <w:rStyle w:val="Hyperlink"/>
                 <w:noProof/>
               </w:rPr>
-              <w:t>Agent 2: Reflex Agent</w:t>
+              <w:t>Reflex Agent</w:t>
             </w:r>
             <w:r>
               <w:rPr>
@@ -413,7 +412,7 @@
                 <w:noProof/>
                 <w:webHidden/>
               </w:rPr>
-              <w:instrText xml:space="preserve"> PAGEREF _Toc209958857 \h </w:instrText>
+              <w:instrText xml:space="preserve"> PAGEREF _Toc209969390 \h </w:instrText>
             </w:r>
             <w:r>
               <w:rPr>
@@ -458,13 +457,13 @@
               <w:lang w:eastAsia="en-GB"/>
             </w:rPr>
           </w:pPr>
-          <w:hyperlink w:anchor="_Toc209958858" w:history="1">
+          <w:hyperlink w:anchor="_Toc209969391" w:history="1">
             <w:r>
               <w:rPr>
                 <w:rStyle w:val="Hyperlink"/>
                 <w:noProof/>
               </w:rPr>
-              <w:t>Agent 3: Model-Based Reflex Agent</w:t>
+              <w:t>Model-Based Reflex Agent</w:t>
             </w:r>
             <w:r>
               <w:rPr>
@@ -485,7 +484,7 @@
                 <w:noProof/>
                 <w:webHidden/>
               </w:rPr>
-              <w:instrText xml:space="preserve"> PAGEREF _Toc209958858 \h </w:instrText>
+              <w:instrText xml:space="preserve"> PAGEREF _Toc209969391 \h </w:instrText>
             </w:r>
             <w:r>
               <w:rPr>
@@ -532,13 +531,13 @@
               <w:lang w:eastAsia="en-GB"/>
             </w:rPr>
           </w:pPr>
-          <w:hyperlink w:anchor="_Toc209958859" w:history="1">
+          <w:hyperlink w:anchor="_Toc209969392" w:history="1">
             <w:r>
               <w:rPr>
                 <w:rStyle w:val="Hyperlink"/>
                 <w:noProof/>
               </w:rPr>
-              <w:t>Agent Evaluation</w:t>
+              <w:t>Advantages/Disadvantages</w:t>
             </w:r>
             <w:r>
               <w:rPr>
@@ -559,7 +558,7 @@
                 <w:noProof/>
                 <w:webHidden/>
               </w:rPr>
-              <w:instrText xml:space="preserve"> PAGEREF _Toc209958859 \h </w:instrText>
+              <w:instrText xml:space="preserve"> PAGEREF _Toc209969392 \h </w:instrText>
             </w:r>
             <w:r>
               <w:rPr>
@@ -580,6 +579,802 @@
                 <w:webHidden/>
               </w:rPr>
               <w:t>3</w:t>
+            </w:r>
+            <w:r>
+              <w:rPr>
+                <w:noProof/>
+                <w:webHidden/>
+              </w:rPr>
+              <w:fldChar w:fldCharType="end"/>
+            </w:r>
+          </w:hyperlink>
+        </w:p>
+        <w:p>
+          <w:pPr>
+            <w:pStyle w:val="TOC3"/>
+            <w:tabs>
+              <w:tab w:val="right" w:leader="dot" w:pos="9016"/>
+            </w:tabs>
+            <w:rPr>
+              <w:rFonts w:eastAsiaTheme="minorEastAsia"/>
+              <w:noProof/>
+              <w:sz w:val="24"/>
+              <w:szCs w:val="24"/>
+              <w:lang w:eastAsia="en-GB"/>
+            </w:rPr>
+          </w:pPr>
+          <w:hyperlink w:anchor="_Toc209969393" w:history="1">
+            <w:r>
+              <w:rPr>
+                <w:rStyle w:val="Hyperlink"/>
+                <w:noProof/>
+              </w:rPr>
+              <w:t>Random Agent</w:t>
+            </w:r>
+            <w:r>
+              <w:rPr>
+                <w:noProof/>
+                <w:webHidden/>
+              </w:rPr>
+              <w:tab/>
+            </w:r>
+            <w:r>
+              <w:rPr>
+                <w:noProof/>
+                <w:webHidden/>
+              </w:rPr>
+              <w:fldChar w:fldCharType="begin"/>
+            </w:r>
+            <w:r>
+              <w:rPr>
+                <w:noProof/>
+                <w:webHidden/>
+              </w:rPr>
+              <w:instrText xml:space="preserve"> PAGEREF _Toc209969393 \h </w:instrText>
+            </w:r>
+            <w:r>
+              <w:rPr>
+                <w:noProof/>
+                <w:webHidden/>
+              </w:rPr>
+            </w:r>
+            <w:r>
+              <w:rPr>
+                <w:noProof/>
+                <w:webHidden/>
+              </w:rPr>
+              <w:fldChar w:fldCharType="separate"/>
+            </w:r>
+            <w:r>
+              <w:rPr>
+                <w:noProof/>
+                <w:webHidden/>
+              </w:rPr>
+              <w:t>3</w:t>
+            </w:r>
+            <w:r>
+              <w:rPr>
+                <w:noProof/>
+                <w:webHidden/>
+              </w:rPr>
+              <w:fldChar w:fldCharType="end"/>
+            </w:r>
+          </w:hyperlink>
+        </w:p>
+        <w:p>
+          <w:pPr>
+            <w:pStyle w:val="TOC3"/>
+            <w:tabs>
+              <w:tab w:val="right" w:leader="dot" w:pos="9016"/>
+            </w:tabs>
+            <w:rPr>
+              <w:rFonts w:eastAsiaTheme="minorEastAsia"/>
+              <w:noProof/>
+              <w:sz w:val="24"/>
+              <w:szCs w:val="24"/>
+              <w:lang w:eastAsia="en-GB"/>
+            </w:rPr>
+          </w:pPr>
+          <w:hyperlink w:anchor="_Toc209969394" w:history="1">
+            <w:r>
+              <w:rPr>
+                <w:rStyle w:val="Hyperlink"/>
+                <w:noProof/>
+              </w:rPr>
+              <w:t>Reflex Agent</w:t>
+            </w:r>
+            <w:r>
+              <w:rPr>
+                <w:noProof/>
+                <w:webHidden/>
+              </w:rPr>
+              <w:tab/>
+            </w:r>
+            <w:r>
+              <w:rPr>
+                <w:noProof/>
+                <w:webHidden/>
+              </w:rPr>
+              <w:fldChar w:fldCharType="begin"/>
+            </w:r>
+            <w:r>
+              <w:rPr>
+                <w:noProof/>
+                <w:webHidden/>
+              </w:rPr>
+              <w:instrText xml:space="preserve"> PAGEREF _Toc209969394 \h </w:instrText>
+            </w:r>
+            <w:r>
+              <w:rPr>
+                <w:noProof/>
+                <w:webHidden/>
+              </w:rPr>
+            </w:r>
+            <w:r>
+              <w:rPr>
+                <w:noProof/>
+                <w:webHidden/>
+              </w:rPr>
+              <w:fldChar w:fldCharType="separate"/>
+            </w:r>
+            <w:r>
+              <w:rPr>
+                <w:noProof/>
+                <w:webHidden/>
+              </w:rPr>
+              <w:t>3</w:t>
+            </w:r>
+            <w:r>
+              <w:rPr>
+                <w:noProof/>
+                <w:webHidden/>
+              </w:rPr>
+              <w:fldChar w:fldCharType="end"/>
+            </w:r>
+          </w:hyperlink>
+        </w:p>
+        <w:p>
+          <w:pPr>
+            <w:pStyle w:val="TOC3"/>
+            <w:tabs>
+              <w:tab w:val="right" w:leader="dot" w:pos="9016"/>
+            </w:tabs>
+            <w:rPr>
+              <w:rFonts w:eastAsiaTheme="minorEastAsia"/>
+              <w:noProof/>
+              <w:sz w:val="24"/>
+              <w:szCs w:val="24"/>
+              <w:lang w:eastAsia="en-GB"/>
+            </w:rPr>
+          </w:pPr>
+          <w:hyperlink w:anchor="_Toc209969395" w:history="1">
+            <w:r>
+              <w:rPr>
+                <w:rStyle w:val="Hyperlink"/>
+                <w:noProof/>
+              </w:rPr>
+              <w:t>Model based reflex agent</w:t>
+            </w:r>
+            <w:r>
+              <w:rPr>
+                <w:noProof/>
+                <w:webHidden/>
+              </w:rPr>
+              <w:tab/>
+            </w:r>
+            <w:r>
+              <w:rPr>
+                <w:noProof/>
+                <w:webHidden/>
+              </w:rPr>
+              <w:fldChar w:fldCharType="begin"/>
+            </w:r>
+            <w:r>
+              <w:rPr>
+                <w:noProof/>
+                <w:webHidden/>
+              </w:rPr>
+              <w:instrText xml:space="preserve"> PAGEREF _Toc209969395 \h </w:instrText>
+            </w:r>
+            <w:r>
+              <w:rPr>
+                <w:noProof/>
+                <w:webHidden/>
+              </w:rPr>
+            </w:r>
+            <w:r>
+              <w:rPr>
+                <w:noProof/>
+                <w:webHidden/>
+              </w:rPr>
+              <w:fldChar w:fldCharType="separate"/>
+            </w:r>
+            <w:r>
+              <w:rPr>
+                <w:noProof/>
+                <w:webHidden/>
+              </w:rPr>
+              <w:t>4</w:t>
+            </w:r>
+            <w:r>
+              <w:rPr>
+                <w:noProof/>
+                <w:webHidden/>
+              </w:rPr>
+              <w:fldChar w:fldCharType="end"/>
+            </w:r>
+          </w:hyperlink>
+        </w:p>
+        <w:p>
+          <w:pPr>
+            <w:pStyle w:val="TOC2"/>
+            <w:tabs>
+              <w:tab w:val="right" w:leader="dot" w:pos="9016"/>
+            </w:tabs>
+            <w:rPr>
+              <w:rFonts w:eastAsiaTheme="minorEastAsia"/>
+              <w:b w:val="0"/>
+              <w:bCs w:val="0"/>
+              <w:noProof/>
+              <w:sz w:val="24"/>
+              <w:szCs w:val="24"/>
+              <w:lang w:eastAsia="en-GB"/>
+            </w:rPr>
+          </w:pPr>
+          <w:hyperlink w:anchor="_Toc209969396" w:history="1">
+            <w:r>
+              <w:rPr>
+                <w:rStyle w:val="Hyperlink"/>
+                <w:noProof/>
+              </w:rPr>
+              <w:t>Ability to perform</w:t>
+            </w:r>
+            <w:r>
+              <w:rPr>
+                <w:noProof/>
+                <w:webHidden/>
+              </w:rPr>
+              <w:tab/>
+            </w:r>
+            <w:r>
+              <w:rPr>
+                <w:noProof/>
+                <w:webHidden/>
+              </w:rPr>
+              <w:fldChar w:fldCharType="begin"/>
+            </w:r>
+            <w:r>
+              <w:rPr>
+                <w:noProof/>
+                <w:webHidden/>
+              </w:rPr>
+              <w:instrText xml:space="preserve"> PAGEREF _Toc209969396 \h </w:instrText>
+            </w:r>
+            <w:r>
+              <w:rPr>
+                <w:noProof/>
+                <w:webHidden/>
+              </w:rPr>
+            </w:r>
+            <w:r>
+              <w:rPr>
+                <w:noProof/>
+                <w:webHidden/>
+              </w:rPr>
+              <w:fldChar w:fldCharType="separate"/>
+            </w:r>
+            <w:r>
+              <w:rPr>
+                <w:noProof/>
+                <w:webHidden/>
+              </w:rPr>
+              <w:t>4</w:t>
+            </w:r>
+            <w:r>
+              <w:rPr>
+                <w:noProof/>
+                <w:webHidden/>
+              </w:rPr>
+              <w:fldChar w:fldCharType="end"/>
+            </w:r>
+          </w:hyperlink>
+        </w:p>
+        <w:p>
+          <w:pPr>
+            <w:pStyle w:val="TOC3"/>
+            <w:tabs>
+              <w:tab w:val="right" w:leader="dot" w:pos="9016"/>
+            </w:tabs>
+            <w:rPr>
+              <w:rFonts w:eastAsiaTheme="minorEastAsia"/>
+              <w:noProof/>
+              <w:sz w:val="24"/>
+              <w:szCs w:val="24"/>
+              <w:lang w:eastAsia="en-GB"/>
+            </w:rPr>
+          </w:pPr>
+          <w:hyperlink w:anchor="_Toc209969397" w:history="1">
+            <w:r>
+              <w:rPr>
+                <w:rStyle w:val="Hyperlink"/>
+                <w:noProof/>
+              </w:rPr>
+              <w:t>Random Agent</w:t>
+            </w:r>
+            <w:r>
+              <w:rPr>
+                <w:noProof/>
+                <w:webHidden/>
+              </w:rPr>
+              <w:tab/>
+            </w:r>
+            <w:r>
+              <w:rPr>
+                <w:noProof/>
+                <w:webHidden/>
+              </w:rPr>
+              <w:fldChar w:fldCharType="begin"/>
+            </w:r>
+            <w:r>
+              <w:rPr>
+                <w:noProof/>
+                <w:webHidden/>
+              </w:rPr>
+              <w:instrText xml:space="preserve"> PAGEREF _Toc209969397 \h </w:instrText>
+            </w:r>
+            <w:r>
+              <w:rPr>
+                <w:noProof/>
+                <w:webHidden/>
+              </w:rPr>
+            </w:r>
+            <w:r>
+              <w:rPr>
+                <w:noProof/>
+                <w:webHidden/>
+              </w:rPr>
+              <w:fldChar w:fldCharType="separate"/>
+            </w:r>
+            <w:r>
+              <w:rPr>
+                <w:noProof/>
+                <w:webHidden/>
+              </w:rPr>
+              <w:t>4</w:t>
+            </w:r>
+            <w:r>
+              <w:rPr>
+                <w:noProof/>
+                <w:webHidden/>
+              </w:rPr>
+              <w:fldChar w:fldCharType="end"/>
+            </w:r>
+          </w:hyperlink>
+        </w:p>
+        <w:p>
+          <w:pPr>
+            <w:pStyle w:val="TOC3"/>
+            <w:tabs>
+              <w:tab w:val="right" w:leader="dot" w:pos="9016"/>
+            </w:tabs>
+            <w:rPr>
+              <w:rFonts w:eastAsiaTheme="minorEastAsia"/>
+              <w:noProof/>
+              <w:sz w:val="24"/>
+              <w:szCs w:val="24"/>
+              <w:lang w:eastAsia="en-GB"/>
+            </w:rPr>
+          </w:pPr>
+          <w:hyperlink w:anchor="_Toc209969398" w:history="1">
+            <w:r>
+              <w:rPr>
+                <w:rStyle w:val="Hyperlink"/>
+                <w:noProof/>
+              </w:rPr>
+              <w:t>Reflex Agent</w:t>
+            </w:r>
+            <w:r>
+              <w:rPr>
+                <w:noProof/>
+                <w:webHidden/>
+              </w:rPr>
+              <w:tab/>
+            </w:r>
+            <w:r>
+              <w:rPr>
+                <w:noProof/>
+                <w:webHidden/>
+              </w:rPr>
+              <w:fldChar w:fldCharType="begin"/>
+            </w:r>
+            <w:r>
+              <w:rPr>
+                <w:noProof/>
+                <w:webHidden/>
+              </w:rPr>
+              <w:instrText xml:space="preserve"> PAGEREF _Toc209969398 \h </w:instrText>
+            </w:r>
+            <w:r>
+              <w:rPr>
+                <w:noProof/>
+                <w:webHidden/>
+              </w:rPr>
+            </w:r>
+            <w:r>
+              <w:rPr>
+                <w:noProof/>
+                <w:webHidden/>
+              </w:rPr>
+              <w:fldChar w:fldCharType="separate"/>
+            </w:r>
+            <w:r>
+              <w:rPr>
+                <w:noProof/>
+                <w:webHidden/>
+              </w:rPr>
+              <w:t>4</w:t>
+            </w:r>
+            <w:r>
+              <w:rPr>
+                <w:noProof/>
+                <w:webHidden/>
+              </w:rPr>
+              <w:fldChar w:fldCharType="end"/>
+            </w:r>
+          </w:hyperlink>
+        </w:p>
+        <w:p>
+          <w:pPr>
+            <w:pStyle w:val="TOC3"/>
+            <w:tabs>
+              <w:tab w:val="right" w:leader="dot" w:pos="9016"/>
+            </w:tabs>
+            <w:rPr>
+              <w:rFonts w:eastAsiaTheme="minorEastAsia"/>
+              <w:noProof/>
+              <w:sz w:val="24"/>
+              <w:szCs w:val="24"/>
+              <w:lang w:eastAsia="en-GB"/>
+            </w:rPr>
+          </w:pPr>
+          <w:hyperlink w:anchor="_Toc209969399" w:history="1">
+            <w:r>
+              <w:rPr>
+                <w:rStyle w:val="Hyperlink"/>
+                <w:noProof/>
+              </w:rPr>
+              <w:t>Model based reflex agent</w:t>
+            </w:r>
+            <w:r>
+              <w:rPr>
+                <w:noProof/>
+                <w:webHidden/>
+              </w:rPr>
+              <w:tab/>
+            </w:r>
+            <w:r>
+              <w:rPr>
+                <w:noProof/>
+                <w:webHidden/>
+              </w:rPr>
+              <w:fldChar w:fldCharType="begin"/>
+            </w:r>
+            <w:r>
+              <w:rPr>
+                <w:noProof/>
+                <w:webHidden/>
+              </w:rPr>
+              <w:instrText xml:space="preserve"> PAGEREF _Toc209969399 \h </w:instrText>
+            </w:r>
+            <w:r>
+              <w:rPr>
+                <w:noProof/>
+                <w:webHidden/>
+              </w:rPr>
+            </w:r>
+            <w:r>
+              <w:rPr>
+                <w:noProof/>
+                <w:webHidden/>
+              </w:rPr>
+              <w:fldChar w:fldCharType="separate"/>
+            </w:r>
+            <w:r>
+              <w:rPr>
+                <w:noProof/>
+                <w:webHidden/>
+              </w:rPr>
+              <w:t>4</w:t>
+            </w:r>
+            <w:r>
+              <w:rPr>
+                <w:noProof/>
+                <w:webHidden/>
+              </w:rPr>
+              <w:fldChar w:fldCharType="end"/>
+            </w:r>
+          </w:hyperlink>
+        </w:p>
+        <w:p>
+          <w:pPr>
+            <w:pStyle w:val="TOC2"/>
+            <w:tabs>
+              <w:tab w:val="right" w:leader="dot" w:pos="9016"/>
+            </w:tabs>
+            <w:rPr>
+              <w:rFonts w:eastAsiaTheme="minorEastAsia"/>
+              <w:b w:val="0"/>
+              <w:bCs w:val="0"/>
+              <w:noProof/>
+              <w:sz w:val="24"/>
+              <w:szCs w:val="24"/>
+              <w:lang w:eastAsia="en-GB"/>
+            </w:rPr>
+          </w:pPr>
+          <w:hyperlink w:anchor="_Toc209969400" w:history="1">
+            <w:r>
+              <w:rPr>
+                <w:rStyle w:val="Hyperlink"/>
+                <w:noProof/>
+              </w:rPr>
+              <w:t>Suitability to operate in worlds of varying sizes</w:t>
+            </w:r>
+            <w:r>
+              <w:rPr>
+                <w:noProof/>
+                <w:webHidden/>
+              </w:rPr>
+              <w:tab/>
+            </w:r>
+            <w:r>
+              <w:rPr>
+                <w:noProof/>
+                <w:webHidden/>
+              </w:rPr>
+              <w:fldChar w:fldCharType="begin"/>
+            </w:r>
+            <w:r>
+              <w:rPr>
+                <w:noProof/>
+                <w:webHidden/>
+              </w:rPr>
+              <w:instrText xml:space="preserve"> PAGEREF _Toc209969400 \h </w:instrText>
+            </w:r>
+            <w:r>
+              <w:rPr>
+                <w:noProof/>
+                <w:webHidden/>
+              </w:rPr>
+            </w:r>
+            <w:r>
+              <w:rPr>
+                <w:noProof/>
+                <w:webHidden/>
+              </w:rPr>
+              <w:fldChar w:fldCharType="separate"/>
+            </w:r>
+            <w:r>
+              <w:rPr>
+                <w:noProof/>
+                <w:webHidden/>
+              </w:rPr>
+              <w:t>4</w:t>
+            </w:r>
+            <w:r>
+              <w:rPr>
+                <w:noProof/>
+                <w:webHidden/>
+              </w:rPr>
+              <w:fldChar w:fldCharType="end"/>
+            </w:r>
+          </w:hyperlink>
+        </w:p>
+        <w:p>
+          <w:pPr>
+            <w:pStyle w:val="TOC3"/>
+            <w:tabs>
+              <w:tab w:val="right" w:leader="dot" w:pos="9016"/>
+            </w:tabs>
+            <w:rPr>
+              <w:rFonts w:eastAsiaTheme="minorEastAsia"/>
+              <w:noProof/>
+              <w:sz w:val="24"/>
+              <w:szCs w:val="24"/>
+              <w:lang w:eastAsia="en-GB"/>
+            </w:rPr>
+          </w:pPr>
+          <w:hyperlink w:anchor="_Toc209969401" w:history="1">
+            <w:r>
+              <w:rPr>
+                <w:rStyle w:val="Hyperlink"/>
+                <w:noProof/>
+              </w:rPr>
+              <w:t>Random Agent</w:t>
+            </w:r>
+            <w:r>
+              <w:rPr>
+                <w:noProof/>
+                <w:webHidden/>
+              </w:rPr>
+              <w:tab/>
+            </w:r>
+            <w:r>
+              <w:rPr>
+                <w:noProof/>
+                <w:webHidden/>
+              </w:rPr>
+              <w:fldChar w:fldCharType="begin"/>
+            </w:r>
+            <w:r>
+              <w:rPr>
+                <w:noProof/>
+                <w:webHidden/>
+              </w:rPr>
+              <w:instrText xml:space="preserve"> PAGEREF _Toc209969401 \h </w:instrText>
+            </w:r>
+            <w:r>
+              <w:rPr>
+                <w:noProof/>
+                <w:webHidden/>
+              </w:rPr>
+            </w:r>
+            <w:r>
+              <w:rPr>
+                <w:noProof/>
+                <w:webHidden/>
+              </w:rPr>
+              <w:fldChar w:fldCharType="separate"/>
+            </w:r>
+            <w:r>
+              <w:rPr>
+                <w:noProof/>
+                <w:webHidden/>
+              </w:rPr>
+              <w:t>4</w:t>
+            </w:r>
+            <w:r>
+              <w:rPr>
+                <w:noProof/>
+                <w:webHidden/>
+              </w:rPr>
+              <w:fldChar w:fldCharType="end"/>
+            </w:r>
+          </w:hyperlink>
+        </w:p>
+        <w:p>
+          <w:pPr>
+            <w:pStyle w:val="TOC3"/>
+            <w:tabs>
+              <w:tab w:val="right" w:leader="dot" w:pos="9016"/>
+            </w:tabs>
+            <w:rPr>
+              <w:rFonts w:eastAsiaTheme="minorEastAsia"/>
+              <w:noProof/>
+              <w:sz w:val="24"/>
+              <w:szCs w:val="24"/>
+              <w:lang w:eastAsia="en-GB"/>
+            </w:rPr>
+          </w:pPr>
+          <w:hyperlink w:anchor="_Toc209969402" w:history="1">
+            <w:r>
+              <w:rPr>
+                <w:rStyle w:val="Hyperlink"/>
+                <w:noProof/>
+              </w:rPr>
+              <w:t>Reflex Agent</w:t>
+            </w:r>
+            <w:r>
+              <w:rPr>
+                <w:noProof/>
+                <w:webHidden/>
+              </w:rPr>
+              <w:tab/>
+            </w:r>
+            <w:r>
+              <w:rPr>
+                <w:noProof/>
+                <w:webHidden/>
+              </w:rPr>
+              <w:fldChar w:fldCharType="begin"/>
+            </w:r>
+            <w:r>
+              <w:rPr>
+                <w:noProof/>
+                <w:webHidden/>
+              </w:rPr>
+              <w:instrText xml:space="preserve"> PAGEREF _Toc209969402 \h </w:instrText>
+            </w:r>
+            <w:r>
+              <w:rPr>
+                <w:noProof/>
+                <w:webHidden/>
+              </w:rPr>
+            </w:r>
+            <w:r>
+              <w:rPr>
+                <w:noProof/>
+                <w:webHidden/>
+              </w:rPr>
+              <w:fldChar w:fldCharType="separate"/>
+            </w:r>
+            <w:r>
+              <w:rPr>
+                <w:noProof/>
+                <w:webHidden/>
+              </w:rPr>
+              <w:t>4</w:t>
+            </w:r>
+            <w:r>
+              <w:rPr>
+                <w:noProof/>
+                <w:webHidden/>
+              </w:rPr>
+              <w:fldChar w:fldCharType="end"/>
+            </w:r>
+          </w:hyperlink>
+        </w:p>
+        <w:p>
+          <w:pPr>
+            <w:pStyle w:val="TOC3"/>
+            <w:tabs>
+              <w:tab w:val="right" w:leader="dot" w:pos="9016"/>
+            </w:tabs>
+            <w:rPr>
+              <w:rFonts w:eastAsiaTheme="minorEastAsia"/>
+              <w:noProof/>
+              <w:sz w:val="24"/>
+              <w:szCs w:val="24"/>
+              <w:lang w:eastAsia="en-GB"/>
+            </w:rPr>
+          </w:pPr>
+          <w:hyperlink w:anchor="_Toc209969403" w:history="1">
+            <w:r>
+              <w:rPr>
+                <w:rStyle w:val="Hyperlink"/>
+                <w:noProof/>
+              </w:rPr>
+              <w:t>Model based reflex agent</w:t>
+            </w:r>
+            <w:r>
+              <w:rPr>
+                <w:noProof/>
+                <w:webHidden/>
+              </w:rPr>
+              <w:tab/>
+            </w:r>
+            <w:r>
+              <w:rPr>
+                <w:noProof/>
+                <w:webHidden/>
+              </w:rPr>
+              <w:fldChar w:fldCharType="begin"/>
+            </w:r>
+            <w:r>
+              <w:rPr>
+                <w:noProof/>
+                <w:webHidden/>
+              </w:rPr>
+              <w:instrText xml:space="preserve"> PAGEREF _Toc209969403 \h </w:instrText>
+            </w:r>
+            <w:r>
+              <w:rPr>
+                <w:noProof/>
+                <w:webHidden/>
+              </w:rPr>
+            </w:r>
+            <w:r>
+              <w:rPr>
+                <w:noProof/>
+                <w:webHidden/>
+              </w:rPr>
+              <w:fldChar w:fldCharType="separate"/>
+            </w:r>
+            <w:r>
+              <w:rPr>
+                <w:noProof/>
+                <w:webHidden/>
+              </w:rPr>
+              <w:t>4</w:t>
             </w:r>
             <w:r>
               <w:rPr>
@@ -605,10 +1400,7 @@
     <w:p>
       <w:pPr>
         <w:rPr>
-          <w:rFonts w:asciiTheme="majorHAnsi" w:eastAsiaTheme="majorEastAsia" w:hAnsiTheme="majorHAnsi" w:cstheme="majorBidi"/>
-          <w:color w:val="0F4761" w:themeColor="accent1" w:themeShade="BF"/>
-          <w:sz w:val="40"/>
-          <w:szCs w:val="40"/>
+          <w:rFonts w:eastAsiaTheme="majorEastAsia"/>
         </w:rPr>
       </w:pPr>
       <w:r>
@@ -619,7 +1411,7 @@
       <w:pPr>
         <w:pStyle w:val="Heading1"/>
       </w:pPr>
-      <w:bookmarkStart w:id="0" w:name="_Toc209958853"/>
+      <w:bookmarkStart w:id="0" w:name="_Toc209969386"/>
       <w:r>
         <w:lastRenderedPageBreak/>
         <w:t>1.1 Building Your World</w:t>
@@ -633,7 +1425,7 @@
       <w:pPr>
         <w:pStyle w:val="Heading2"/>
       </w:pPr>
-      <w:bookmarkStart w:id="1" w:name="_Toc209958854"/>
+      <w:bookmarkStart w:id="1" w:name="_Toc209969387"/>
       <w:r>
         <w:t>Task Environment Description</w:t>
       </w:r>
@@ -641,35 +1433,117 @@
     </w:p>
     <w:p>
       <w:r>
-        <w:t xml:space="preserve">The 2D world that has been implemented is a grid of configurable height and depth. </w:t>
+        <w:t xml:space="preserve">The </w:t>
+      </w:r>
+      <w:r>
+        <w:t xml:space="preserve">2D world that has been implemented is a </w:t>
+      </w:r>
+      <w:r>
+        <w:t>fully observable</w:t>
+      </w:r>
+      <w:r>
+        <w:t xml:space="preserve">, </w:t>
+      </w:r>
+      <w:r>
+        <w:t>deterministic</w:t>
+      </w:r>
+      <w:r>
+        <w:t xml:space="preserve"> (Actions have predictable effect on state), sequential (Actions affect future outcomes i.e. the location of the agent changes), and static (the env does not change)</w:t>
+      </w:r>
+      <w:r>
+        <w:t xml:space="preserve"> </w:t>
+      </w:r>
+      <w:r>
+        <w:t>grid of configurable height and depth.</w:t>
       </w:r>
     </w:p>
     <w:p>
       <w:r>
-        <w:t xml:space="preserve">There is one Winning block in the grid. If the agent lands on the Winning block, they are awarded 100 points, the game is declared Won, and the game is over. </w:t>
+        <w:t xml:space="preserve"> </w:t>
       </w:r>
     </w:p>
     <w:p>
       <w:r>
-        <w:t xml:space="preserve">There is one Penalty block in the game. If the agent  lands on the penalty block, they are penalised 50 points. </w:t>
+        <w:t xml:space="preserve">There is one </w:t>
+      </w:r>
+      <w:r>
+        <w:t>“</w:t>
+      </w:r>
+      <w:r>
+        <w:t>Winning</w:t>
+      </w:r>
+      <w:r>
+        <w:t>”</w:t>
+      </w:r>
+      <w:r>
+        <w:t xml:space="preserve"> block in the grid. If the agent lands on the </w:t>
+      </w:r>
+      <w:r>
+        <w:t>“</w:t>
+      </w:r>
+      <w:r>
+        <w:t>Winning</w:t>
+      </w:r>
+      <w:r>
+        <w:t>”</w:t>
+      </w:r>
+      <w:r>
+        <w:t xml:space="preserve"> block, they are awarded 100 points, the game is declared Won, and the game is over.</w:t>
       </w:r>
     </w:p>
     <w:p>
       <w:r>
-        <w:t xml:space="preserve">There is one Obstacle block in the game </w:t>
-      </w:r>
-      <w:r>
-        <w:t xml:space="preserve">on to </w:t>
-      </w:r>
-      <w:r>
-        <w:t>which the agent cannot move.</w:t>
+        <w:t xml:space="preserve"> </w:t>
       </w:r>
     </w:p>
     <w:p>
       <w:r>
+        <w:t xml:space="preserve">There is one </w:t>
+      </w:r>
+      <w:r>
+        <w:t>“</w:t>
+      </w:r>
+      <w:r>
+        <w:t>Penalty</w:t>
+      </w:r>
+      <w:r>
+        <w:t>”</w:t>
+      </w:r>
+      <w:r>
+        <w:t xml:space="preserve"> block in the game. If the agent  lands on the </w:t>
+      </w:r>
+      <w:r>
+        <w:t>“P</w:t>
+      </w:r>
+      <w:r>
+        <w:t>enalty</w:t>
+      </w:r>
+      <w:r>
+        <w:t>”</w:t>
+      </w:r>
+      <w:r>
+        <w:t xml:space="preserve"> block, they are penalised 50 points. </w:t>
+      </w:r>
+    </w:p>
+    <w:p/>
+    <w:p>
+      <w:r>
+        <w:t xml:space="preserve">There is one Obstacle block in the game </w:t>
+      </w:r>
+      <w:r>
+        <w:t xml:space="preserve">on to </w:t>
+      </w:r>
+      <w:r>
+        <w:t>which the agent cannot move.</w:t>
+      </w:r>
+    </w:p>
+    <w:p/>
+    <w:p>
+      <w:r>
         <w:t xml:space="preserve">The agent cannot move outside the boundaries of the grid. </w:t>
       </w:r>
     </w:p>
+    <w:p/>
     <w:p>
       <w:r>
         <w:t xml:space="preserve">They can move one square per move in any of </w:t>
@@ -1057,10 +1931,13 @@
         <w:t>Each move has a cost associated with it, which is the sum of the x and y coordinates of the square.</w:t>
       </w:r>
     </w:p>
+    <w:p/>
     <w:p>
       <w:r>
         <w:t>The game is considered Lost if the agent has not found the Winning block in the number of steps allowed.</w:t>
       </w:r>
+    </w:p>
+    <w:p>
       <w:r>
         <w:br/>
         <w:t>When the game starts, the agent is dropped at a random location.</w:t>
@@ -1071,8 +1948,9 @@
       <w:pPr>
         <w:pStyle w:val="Heading2"/>
       </w:pPr>
-      <w:bookmarkStart w:id="2" w:name="_Toc209958855"/>
-      <w:r>
+      <w:bookmarkStart w:id="2" w:name="_Toc209969388"/>
+      <w:r>
+        <w:lastRenderedPageBreak/>
         <w:t>Agent Types and PEAS Descriptions</w:t>
       </w:r>
       <w:bookmarkEnd w:id="2"/>
@@ -1081,16 +1959,7 @@
       <w:pPr>
         <w:pStyle w:val="Heading3"/>
       </w:pPr>
-      <w:bookmarkStart w:id="3" w:name="_Toc209958856"/>
-      <w:r>
-        <w:t xml:space="preserve">Agent </w:t>
-      </w:r>
-      <w:r>
-        <w:t>1</w:t>
-      </w:r>
-      <w:r>
-        <w:t xml:space="preserve">: </w:t>
-      </w:r>
+      <w:bookmarkStart w:id="3" w:name="_Toc209969389"/>
       <w:r>
         <w:t>Random</w:t>
       </w:r>
@@ -1218,43 +2087,17 @@
       </w:r>
     </w:p>
     <w:p>
-      <w:r>
-        <w:lastRenderedPageBreak/>
-        <w:t>The random agent</w:t>
-      </w:r>
-      <w:r>
-        <w:t xml:space="preserve"> cannot be said to be rational as it does not base it’s actions on its </w:t>
-      </w:r>
-      <w:proofErr w:type="spellStart"/>
-      <w:r>
-        <w:t>percepts</w:t>
-      </w:r>
-      <w:proofErr w:type="spellEnd"/>
-      <w:r>
-        <w:t xml:space="preserve"> or performance measure. There is no predictability of results, or attempts to maximise performance. That being said the agent is fast ,as it does not have to perform any complicated computations to determine </w:t>
-      </w:r>
-      <w:proofErr w:type="spellStart"/>
-      <w:r>
-        <w:t>it’s</w:t>
-      </w:r>
-      <w:proofErr w:type="spellEnd"/>
-      <w:r>
-        <w:t xml:space="preserve"> next action, and it has been observed win a large number of the game implemented in this assignment, when the environment is small. </w:t>
-      </w:r>
+      <w:pPr>
+        <w:pStyle w:val="Heading3"/>
+      </w:pPr>
     </w:p>
     <w:p>
       <w:pPr>
         <w:pStyle w:val="Heading3"/>
       </w:pPr>
-      <w:bookmarkStart w:id="4" w:name="_Toc209958857"/>
-      <w:r>
-        <w:t xml:space="preserve">Agent </w:t>
-      </w:r>
-      <w:r>
-        <w:t>2</w:t>
-      </w:r>
-      <w:r>
-        <w:t>: Reflex Agent</w:t>
+      <w:bookmarkStart w:id="4" w:name="_Toc209969390"/>
+      <w:r>
+        <w:t>Reflex Agent</w:t>
       </w:r>
       <w:bookmarkEnd w:id="4"/>
     </w:p>
@@ -1282,6 +2125,7 @@
           <w:ilvl w:val="1"/>
           <w:numId w:val="3"/>
         </w:numPr>
+        <w:ind w:left="720"/>
       </w:pPr>
       <w:r>
         <w:rPr>
@@ -1294,7 +2138,10 @@
         <w:t xml:space="preserve">: </w:t>
       </w:r>
       <w:r>
-        <w:t>As per Random Agent</w:t>
+        <w:t xml:space="preserve">As </w:t>
+      </w:r>
+      <w:r>
+        <w:t>above</w:t>
       </w:r>
     </w:p>
     <w:p>
@@ -1303,6 +2150,7 @@
           <w:ilvl w:val="1"/>
           <w:numId w:val="3"/>
         </w:numPr>
+        <w:ind w:left="720"/>
       </w:pPr>
       <w:r>
         <w:rPr>
@@ -1315,7 +2163,10 @@
         <w:t xml:space="preserve">: </w:t>
       </w:r>
       <w:r>
-        <w:t>As per Random agent</w:t>
+        <w:t xml:space="preserve">As </w:t>
+      </w:r>
+      <w:r>
+        <w:t>above</w:t>
       </w:r>
     </w:p>
     <w:p>
@@ -1324,6 +2175,7 @@
           <w:ilvl w:val="1"/>
           <w:numId w:val="3"/>
         </w:numPr>
+        <w:ind w:left="720"/>
       </w:pPr>
       <w:r>
         <w:rPr>
@@ -1336,7 +2188,10 @@
         <w:t xml:space="preserve">: </w:t>
       </w:r>
       <w:r>
-        <w:t>As per Random agent</w:t>
+        <w:t xml:space="preserve">As </w:t>
+      </w:r>
+      <w:r>
+        <w:t>above</w:t>
       </w:r>
     </w:p>
     <w:p>
@@ -1345,6 +2200,7 @@
           <w:ilvl w:val="1"/>
           <w:numId w:val="3"/>
         </w:numPr>
+        <w:ind w:left="720"/>
       </w:pPr>
       <w:r>
         <w:rPr>
@@ -1368,20 +2224,18 @@
         <w:t xml:space="preserve"> with available directions and associated costs</w:t>
       </w:r>
     </w:p>
-    <w:p/>
     <w:p>
       <w:pPr>
         <w:pStyle w:val="Heading3"/>
       </w:pPr>
-      <w:bookmarkStart w:id="5" w:name="_Toc209958858"/>
-      <w:r>
-        <w:t xml:space="preserve">Agent </w:t>
-      </w:r>
-      <w:r>
-        <w:t>3</w:t>
-      </w:r>
-      <w:r>
-        <w:t>: Model-Based Reflex Agent</w:t>
+    </w:p>
+    <w:p>
+      <w:pPr>
+        <w:pStyle w:val="Heading3"/>
+      </w:pPr>
+      <w:bookmarkStart w:id="5" w:name="_Toc209969391"/>
+      <w:r>
+        <w:t>Model-Based Reflex Agent</w:t>
       </w:r>
       <w:bookmarkEnd w:id="5"/>
     </w:p>
@@ -1421,7 +2275,10 @@
         <w:t xml:space="preserve">: </w:t>
       </w:r>
       <w:r>
-        <w:t>As per Random agent</w:t>
+        <w:t xml:space="preserve">As </w:t>
+      </w:r>
+      <w:r>
+        <w:t>above</w:t>
       </w:r>
     </w:p>
     <w:p>
@@ -1442,7 +2299,10 @@
         <w:t xml:space="preserve">: </w:t>
       </w:r>
       <w:r>
-        <w:t>As per Random agent</w:t>
+        <w:t xml:space="preserve">As </w:t>
+      </w:r>
+      <w:r>
+        <w:t>above</w:t>
       </w:r>
     </w:p>
     <w:p>
@@ -1463,7 +2323,10 @@
         <w:t xml:space="preserve">: </w:t>
       </w:r>
       <w:r>
-        <w:t>As per Random agent</w:t>
+        <w:t xml:space="preserve">As </w:t>
+      </w:r>
+      <w:r>
+        <w:t>above</w:t>
       </w:r>
     </w:p>
     <w:p>
@@ -1488,55 +2351,185 @@
       </w:r>
     </w:p>
     <w:p/>
-    <w:p/>
     <w:p>
       <w:pPr>
         <w:pStyle w:val="Heading2"/>
       </w:pPr>
-      <w:bookmarkStart w:id="6" w:name="_Toc209958859"/>
-      <w:r>
-        <w:t>Agent Evaluation</w:t>
+      <w:bookmarkStart w:id="6" w:name="_Toc209969392"/>
+      <w:r>
+        <w:t>Advantages/Disadvantages</w:t>
       </w:r>
       <w:bookmarkEnd w:id="6"/>
     </w:p>
     <w:p>
       <w:pPr>
-        <w:numPr>
-          <w:ilvl w:val="0"/>
-          <w:numId w:val="6"/>
-        </w:numPr>
-      </w:pPr>
-      <w:r>
-        <w:t>Performance comparison in different world sizes</w:t>
-      </w:r>
+        <w:pStyle w:val="Heading3"/>
+      </w:pPr>
+      <w:bookmarkStart w:id="7" w:name="_Toc209969393"/>
+      <w:r>
+        <w:t>Random Agent</w:t>
+      </w:r>
+      <w:bookmarkEnd w:id="7"/>
     </w:p>
     <w:p>
-      <w:pPr>
-        <w:numPr>
-          <w:ilvl w:val="0"/>
-          <w:numId w:val="6"/>
-        </w:numPr>
-      </w:pPr>
-      <w:r>
-        <w:t>Use tables/graphs to show success rates, efficiency</w:t>
+      <w:r>
+        <w:t>Some advantages of this non-rational agent are that it is very fast (little computational overhead), it is very easy to implement (not much code needed) and it is very effective in smaller grids.</w:t>
+      </w:r>
+      <w:r>
+        <w:br/>
+        <w:t>Disadvantages would be that it is irrational by nature (precepts not used) so many possible optimisations are ignored. It does not scale well (At larger grid sizes, win rates drop t</w:t>
+      </w:r>
+      <w:r>
+        <w:t>o</w:t>
+      </w:r>
+      <w:r>
+        <w:t xml:space="preserve"> 0%)</w:t>
       </w:r>
     </w:p>
     <w:p>
       <w:pPr>
-        <w:numPr>
-          <w:ilvl w:val="0"/>
-          <w:numId w:val="6"/>
-        </w:numPr>
-      </w:pPr>
-      <w:r>
-        <w:t>Discuss underperformance scenarios</w:t>
-      </w:r>
+        <w:pStyle w:val="Heading3"/>
+      </w:pPr>
+      <w:bookmarkStart w:id="8" w:name="_Toc209969394"/>
+      <w:r>
+        <w:t>Reflex Agent</w:t>
+      </w:r>
+      <w:bookmarkEnd w:id="8"/>
     </w:p>
     <w:p>
-      <w:pPr>
-        <w:ind w:left="720"/>
-      </w:pPr>
+      <w:r>
+        <w:t>Advantages include low computational overhead, based on a simple decision ma</w:t>
+      </w:r>
+      <w:r>
+        <w:t>k</w:t>
+      </w:r>
+      <w:r>
+        <w:t>ing process</w:t>
+      </w:r>
+      <w:r>
+        <w:t>. It uses the precepts to help make decisions, making it rational. It performed slightly better than the random agent in some cases in smaller environments.</w:t>
+      </w:r>
     </w:p>
+    <w:p>
+      <w:r>
+        <w:t>Disadvantages are that it performs poorly in larger grids, trending towards 0% win rate. The performance is also inconsistent, fluctuating randomly at times.</w:t>
+      </w:r>
+      <w:r>
+        <w:t xml:space="preserve"> This agent does not learn from past actions, losing out on potential optimisations.</w:t>
+      </w:r>
+    </w:p>
+    <w:p>
+      <w:pPr>
+        <w:pStyle w:val="Heading3"/>
+      </w:pPr>
+      <w:bookmarkStart w:id="9" w:name="_Toc209969395"/>
+      <w:r>
+        <w:lastRenderedPageBreak/>
+        <w:t>Model based reflex agent</w:t>
+      </w:r>
+      <w:bookmarkEnd w:id="9"/>
+    </w:p>
+    <w:p>
+      <w:r>
+        <w:t>The advantage of this model is that it can potentially make informed decisions about where to go. It can perform better in larger grids than the other two models described. While still trending towards zero wins, it trends downwards slower than the other two agents.</w:t>
+      </w:r>
+    </w:p>
+    <w:p>
+      <w:r>
+        <w:t>The main disadvantage is that it requires more computational overhead</w:t>
+      </w:r>
+      <w:r>
+        <w:t xml:space="preserve"> to decide on a move. This is more expensive and slower than the other models. It does not perform full goal based planning or search.</w:t>
+      </w:r>
+    </w:p>
+    <w:p/>
+    <w:p>
+      <w:pPr>
+        <w:pStyle w:val="Heading2"/>
+      </w:pPr>
+      <w:bookmarkStart w:id="10" w:name="_Toc209969396"/>
+      <w:r>
+        <w:t>Ability to perform</w:t>
+      </w:r>
+      <w:bookmarkEnd w:id="10"/>
+    </w:p>
+    <w:p>
+      <w:pPr>
+        <w:pStyle w:val="Heading3"/>
+      </w:pPr>
+      <w:bookmarkStart w:id="11" w:name="_Toc209969397"/>
+      <w:r>
+        <w:t>Random Agent</w:t>
+      </w:r>
+      <w:bookmarkEnd w:id="11"/>
+    </w:p>
+    <w:p/>
+    <w:p>
+      <w:pPr>
+        <w:pStyle w:val="Heading3"/>
+      </w:pPr>
+      <w:bookmarkStart w:id="12" w:name="_Toc209969398"/>
+      <w:r>
+        <w:t>Reflex Agent</w:t>
+      </w:r>
+      <w:bookmarkEnd w:id="12"/>
+    </w:p>
+    <w:p/>
+    <w:p>
+      <w:pPr>
+        <w:pStyle w:val="Heading3"/>
+      </w:pPr>
+      <w:bookmarkStart w:id="13" w:name="_Toc209969399"/>
+      <w:r>
+        <w:t>Model based reflex agent</w:t>
+      </w:r>
+      <w:bookmarkEnd w:id="13"/>
+    </w:p>
+    <w:p/>
+    <w:p>
+      <w:pPr>
+        <w:pStyle w:val="Heading2"/>
+      </w:pPr>
+      <w:bookmarkStart w:id="14" w:name="_Toc209969400"/>
+      <w:r>
+        <w:t>Suitability to operate in worlds of varying sizes</w:t>
+      </w:r>
+      <w:bookmarkEnd w:id="14"/>
+    </w:p>
+    <w:p>
+      <w:pPr>
+        <w:pStyle w:val="Heading3"/>
+      </w:pPr>
+      <w:bookmarkStart w:id="15" w:name="_Toc209969401"/>
+      <w:r>
+        <w:t>Random Agent</w:t>
+      </w:r>
+      <w:bookmarkEnd w:id="15"/>
+    </w:p>
+    <w:p/>
+    <w:p>
+      <w:pPr>
+        <w:pStyle w:val="Heading3"/>
+      </w:pPr>
+      <w:bookmarkStart w:id="16" w:name="_Toc209969402"/>
+      <w:r>
+        <w:t>Reflex Agent</w:t>
+      </w:r>
+      <w:bookmarkEnd w:id="16"/>
+    </w:p>
+    <w:p/>
+    <w:p>
+      <w:pPr>
+        <w:pStyle w:val="Heading3"/>
+      </w:pPr>
+      <w:bookmarkStart w:id="17" w:name="_Toc209969403"/>
+      <w:r>
+        <w:t>Model based reflex agent</w:t>
+      </w:r>
+      <w:bookmarkEnd w:id="17"/>
+    </w:p>
+    <w:p/>
+    <w:p/>
     <w:p>
       <w:pPr>
         <w:ind w:left="720"/>
@@ -1583,9 +2576,9 @@
       <w:lvlJc w:val="left"/>
       <w:pPr>
         <w:tabs>
-          <w:tab w:val="num" w:pos="720"/>
-        </w:tabs>
-        <w:ind w:left="720" w:hanging="360"/>
+          <w:tab w:val="num" w:pos="360"/>
+        </w:tabs>
+        <w:ind w:left="360" w:hanging="360"/>
       </w:pPr>
       <w:rPr>
         <w:rFonts w:ascii="Symbol" w:hAnsi="Symbol" w:hint="default"/>
@@ -1599,9 +2592,9 @@
       <w:lvlJc w:val="left"/>
       <w:pPr>
         <w:tabs>
-          <w:tab w:val="num" w:pos="1440"/>
-        </w:tabs>
-        <w:ind w:left="1440" w:hanging="360"/>
+          <w:tab w:val="num" w:pos="1080"/>
+        </w:tabs>
+        <w:ind w:left="1080" w:hanging="360"/>
       </w:pPr>
       <w:rPr>
         <w:rFonts w:ascii="Courier New" w:hAnsi="Courier New" w:hint="default"/>
@@ -1615,9 +2608,9 @@
       <w:lvlJc w:val="left"/>
       <w:pPr>
         <w:tabs>
-          <w:tab w:val="num" w:pos="2160"/>
-        </w:tabs>
-        <w:ind w:left="2160" w:hanging="360"/>
+          <w:tab w:val="num" w:pos="1800"/>
+        </w:tabs>
+        <w:ind w:left="1800" w:hanging="360"/>
       </w:pPr>
       <w:rPr>
         <w:rFonts w:ascii="Wingdings" w:hAnsi="Wingdings" w:hint="default"/>
@@ -1631,9 +2624,9 @@
       <w:lvlJc w:val="left"/>
       <w:pPr>
         <w:tabs>
-          <w:tab w:val="num" w:pos="2880"/>
-        </w:tabs>
-        <w:ind w:left="2880" w:hanging="360"/>
+          <w:tab w:val="num" w:pos="2520"/>
+        </w:tabs>
+        <w:ind w:left="2520" w:hanging="360"/>
       </w:pPr>
       <w:rPr>
         <w:rFonts w:ascii="Wingdings" w:hAnsi="Wingdings" w:hint="default"/>
@@ -1647,9 +2640,9 @@
       <w:lvlJc w:val="left"/>
       <w:pPr>
         <w:tabs>
-          <w:tab w:val="num" w:pos="3600"/>
-        </w:tabs>
-        <w:ind w:left="3600" w:hanging="360"/>
+          <w:tab w:val="num" w:pos="3240"/>
+        </w:tabs>
+        <w:ind w:left="3240" w:hanging="360"/>
       </w:pPr>
       <w:rPr>
         <w:rFonts w:ascii="Wingdings" w:hAnsi="Wingdings" w:hint="default"/>
@@ -1663,9 +2656,9 @@
       <w:lvlJc w:val="left"/>
       <w:pPr>
         <w:tabs>
-          <w:tab w:val="num" w:pos="4320"/>
-        </w:tabs>
-        <w:ind w:left="4320" w:hanging="360"/>
+          <w:tab w:val="num" w:pos="3960"/>
+        </w:tabs>
+        <w:ind w:left="3960" w:hanging="360"/>
       </w:pPr>
       <w:rPr>
         <w:rFonts w:ascii="Wingdings" w:hAnsi="Wingdings" w:hint="default"/>
@@ -1679,9 +2672,9 @@
       <w:lvlJc w:val="left"/>
       <w:pPr>
         <w:tabs>
-          <w:tab w:val="num" w:pos="5040"/>
-        </w:tabs>
-        <w:ind w:left="5040" w:hanging="360"/>
+          <w:tab w:val="num" w:pos="4680"/>
+        </w:tabs>
+        <w:ind w:left="4680" w:hanging="360"/>
       </w:pPr>
       <w:rPr>
         <w:rFonts w:ascii="Wingdings" w:hAnsi="Wingdings" w:hint="default"/>
@@ -1695,9 +2688,9 @@
       <w:lvlJc w:val="left"/>
       <w:pPr>
         <w:tabs>
-          <w:tab w:val="num" w:pos="5760"/>
-        </w:tabs>
-        <w:ind w:left="5760" w:hanging="360"/>
+          <w:tab w:val="num" w:pos="5400"/>
+        </w:tabs>
+        <w:ind w:left="5400" w:hanging="360"/>
       </w:pPr>
       <w:rPr>
         <w:rFonts w:ascii="Wingdings" w:hAnsi="Wingdings" w:hint="default"/>
@@ -1711,9 +2704,9 @@
       <w:lvlJc w:val="left"/>
       <w:pPr>
         <w:tabs>
-          <w:tab w:val="num" w:pos="6480"/>
-        </w:tabs>
-        <w:ind w:left="6480" w:hanging="360"/>
+          <w:tab w:val="num" w:pos="6120"/>
+        </w:tabs>
+        <w:ind w:left="6120" w:hanging="360"/>
       </w:pPr>
       <w:rPr>
         <w:rFonts w:ascii="Wingdings" w:hAnsi="Wingdings" w:hint="default"/>
@@ -2030,9 +3023,9 @@
       <w:lvlJc w:val="left"/>
       <w:pPr>
         <w:tabs>
-          <w:tab w:val="num" w:pos="720"/>
-        </w:tabs>
-        <w:ind w:left="720" w:hanging="360"/>
+          <w:tab w:val="num" w:pos="360"/>
+        </w:tabs>
+        <w:ind w:left="360" w:hanging="360"/>
       </w:pPr>
       <w:rPr>
         <w:rFonts w:ascii="Symbol" w:hAnsi="Symbol" w:hint="default"/>
@@ -2046,25 +3039,25 @@
       <w:lvlJc w:val="left"/>
       <w:pPr>
         <w:tabs>
-          <w:tab w:val="num" w:pos="1440"/>
-        </w:tabs>
-        <w:ind w:left="1440" w:hanging="360"/>
+          <w:tab w:val="num" w:pos="1080"/>
+        </w:tabs>
+        <w:ind w:left="1080" w:hanging="360"/>
       </w:pPr>
       <w:rPr>
         <w:rFonts w:ascii="Courier New" w:hAnsi="Courier New" w:hint="default"/>
         <w:sz w:val="20"/>
       </w:rPr>
     </w:lvl>
-    <w:lvl w:ilvl="2" w:tentative="1">
-      <w:start w:val="1"/>
-      <w:numFmt w:val="bullet"/>
-      <w:lvlText w:val=""/>
-      <w:lvlJc w:val="left"/>
-      <w:pPr>
-        <w:tabs>
-          <w:tab w:val="num" w:pos="2160"/>
-        </w:tabs>
-        <w:ind w:left="2160" w:hanging="360"/>
+    <w:lvl w:ilvl="2">
+      <w:start w:val="1"/>
+      <w:numFmt w:val="bullet"/>
+      <w:lvlText w:val=""/>
+      <w:lvlJc w:val="left"/>
+      <w:pPr>
+        <w:tabs>
+          <w:tab w:val="num" w:pos="1800"/>
+        </w:tabs>
+        <w:ind w:left="1800" w:hanging="360"/>
       </w:pPr>
       <w:rPr>
         <w:rFonts w:ascii="Wingdings" w:hAnsi="Wingdings" w:hint="default"/>
@@ -2078,9 +3071,9 @@
       <w:lvlJc w:val="left"/>
       <w:pPr>
         <w:tabs>
-          <w:tab w:val="num" w:pos="2880"/>
-        </w:tabs>
-        <w:ind w:left="2880" w:hanging="360"/>
+          <w:tab w:val="num" w:pos="2520"/>
+        </w:tabs>
+        <w:ind w:left="2520" w:hanging="360"/>
       </w:pPr>
       <w:rPr>
         <w:rFonts w:ascii="Wingdings" w:hAnsi="Wingdings" w:hint="default"/>
@@ -2094,9 +3087,9 @@
       <w:lvlJc w:val="left"/>
       <w:pPr>
         <w:tabs>
-          <w:tab w:val="num" w:pos="3600"/>
-        </w:tabs>
-        <w:ind w:left="3600" w:hanging="360"/>
+          <w:tab w:val="num" w:pos="3240"/>
+        </w:tabs>
+        <w:ind w:left="3240" w:hanging="360"/>
       </w:pPr>
       <w:rPr>
         <w:rFonts w:ascii="Wingdings" w:hAnsi="Wingdings" w:hint="default"/>
@@ -2110,9 +3103,9 @@
       <w:lvlJc w:val="left"/>
       <w:pPr>
         <w:tabs>
-          <w:tab w:val="num" w:pos="4320"/>
-        </w:tabs>
-        <w:ind w:left="4320" w:hanging="360"/>
+          <w:tab w:val="num" w:pos="3960"/>
+        </w:tabs>
+        <w:ind w:left="3960" w:hanging="360"/>
       </w:pPr>
       <w:rPr>
         <w:rFonts w:ascii="Wingdings" w:hAnsi="Wingdings" w:hint="default"/>
@@ -2126,9 +3119,9 @@
       <w:lvlJc w:val="left"/>
       <w:pPr>
         <w:tabs>
-          <w:tab w:val="num" w:pos="5040"/>
-        </w:tabs>
-        <w:ind w:left="5040" w:hanging="360"/>
+          <w:tab w:val="num" w:pos="4680"/>
+        </w:tabs>
+        <w:ind w:left="4680" w:hanging="360"/>
       </w:pPr>
       <w:rPr>
         <w:rFonts w:ascii="Wingdings" w:hAnsi="Wingdings" w:hint="default"/>
@@ -2142,9 +3135,9 @@
       <w:lvlJc w:val="left"/>
       <w:pPr>
         <w:tabs>
-          <w:tab w:val="num" w:pos="5760"/>
-        </w:tabs>
-        <w:ind w:left="5760" w:hanging="360"/>
+          <w:tab w:val="num" w:pos="5400"/>
+        </w:tabs>
+        <w:ind w:left="5400" w:hanging="360"/>
       </w:pPr>
       <w:rPr>
         <w:rFonts w:ascii="Wingdings" w:hAnsi="Wingdings" w:hint="default"/>
@@ -2158,9 +3151,9 @@
       <w:lvlJc w:val="left"/>
       <w:pPr>
         <w:tabs>
-          <w:tab w:val="num" w:pos="6480"/>
-        </w:tabs>
-        <w:ind w:left="6480" w:hanging="360"/>
+          <w:tab w:val="num" w:pos="6120"/>
+        </w:tabs>
+        <w:ind w:left="6120" w:hanging="360"/>
       </w:pPr>
       <w:rPr>
         <w:rFonts w:ascii="Wingdings" w:hAnsi="Wingdings" w:hint="default"/>
@@ -4820,6 +5813,7 @@
   <w:style w:type="character" w:default="1" w:styleId="DefaultParagraphFont">
     <w:name w:val="Default Paragraph Font"/>
     <w:uiPriority w:val="1"/>
+    <w:semiHidden/>
     <w:unhideWhenUsed/>
   </w:style>
   <w:style w:type="table" w:default="1" w:styleId="TableNormal">

--- a/assignment1/A1_COMP9016_OReilly_Ruairi_R00065426.docx
+++ b/assignment1/A1_COMP9016_OReilly_Ruairi_R00065426.docx
@@ -93,7 +93,7 @@
             </w:rPr>
             <w:fldChar w:fldCharType="separate"/>
           </w:r>
-          <w:hyperlink w:anchor="_Toc209969386" w:history="1">
+          <w:hyperlink w:anchor="_Toc210659363" w:history="1">
             <w:r>
               <w:rPr>
                 <w:rStyle w:val="Hyperlink"/>
@@ -120,7 +120,7 @@
                 <w:noProof/>
                 <w:webHidden/>
               </w:rPr>
-              <w:instrText xml:space="preserve"> PAGEREF _Toc209969386 \h </w:instrText>
+              <w:instrText xml:space="preserve"> PAGEREF _Toc210659363 \h </w:instrText>
             </w:r>
             <w:r>
               <w:rPr>
@@ -167,13 +167,13 @@
               <w:lang w:eastAsia="en-GB"/>
             </w:rPr>
           </w:pPr>
-          <w:hyperlink w:anchor="_Toc209969387" w:history="1">
+          <w:hyperlink w:anchor="_Toc210659364" w:history="1">
             <w:r>
               <w:rPr>
                 <w:rStyle w:val="Hyperlink"/>
                 <w:noProof/>
               </w:rPr>
-              <w:t>Task Environment Description</w:t>
+              <w:t>Task Environment</w:t>
             </w:r>
             <w:r>
               <w:rPr>
@@ -194,7 +194,7 @@
                 <w:noProof/>
                 <w:webHidden/>
               </w:rPr>
-              <w:instrText xml:space="preserve"> PAGEREF _Toc209969387 \h </w:instrText>
+              <w:instrText xml:space="preserve"> PAGEREF _Toc210659364 \h </w:instrText>
             </w:r>
             <w:r>
               <w:rPr>
@@ -241,7 +241,7 @@
               <w:lang w:eastAsia="en-GB"/>
             </w:rPr>
           </w:pPr>
-          <w:hyperlink w:anchor="_Toc209969388" w:history="1">
+          <w:hyperlink w:anchor="_Toc210659365" w:history="1">
             <w:r>
               <w:rPr>
                 <w:rStyle w:val="Hyperlink"/>
@@ -268,223 +268,7 @@
                 <w:noProof/>
                 <w:webHidden/>
               </w:rPr>
-              <w:instrText xml:space="preserve"> PAGEREF _Toc209969388 \h </w:instrText>
-            </w:r>
-            <w:r>
-              <w:rPr>
-                <w:noProof/>
-                <w:webHidden/>
-              </w:rPr>
-            </w:r>
-            <w:r>
-              <w:rPr>
-                <w:noProof/>
-                <w:webHidden/>
-              </w:rPr>
-              <w:fldChar w:fldCharType="separate"/>
-            </w:r>
-            <w:r>
-              <w:rPr>
-                <w:noProof/>
-                <w:webHidden/>
-              </w:rPr>
-              <w:t>3</w:t>
-            </w:r>
-            <w:r>
-              <w:rPr>
-                <w:noProof/>
-                <w:webHidden/>
-              </w:rPr>
-              <w:fldChar w:fldCharType="end"/>
-            </w:r>
-          </w:hyperlink>
-        </w:p>
-        <w:p>
-          <w:pPr>
-            <w:pStyle w:val="TOC3"/>
-            <w:tabs>
-              <w:tab w:val="right" w:leader="dot" w:pos="9016"/>
-            </w:tabs>
-            <w:rPr>
-              <w:rFonts w:eastAsiaTheme="minorEastAsia"/>
-              <w:noProof/>
-              <w:sz w:val="24"/>
-              <w:szCs w:val="24"/>
-              <w:lang w:eastAsia="en-GB"/>
-            </w:rPr>
-          </w:pPr>
-          <w:hyperlink w:anchor="_Toc209969389" w:history="1">
-            <w:r>
-              <w:rPr>
-                <w:rStyle w:val="Hyperlink"/>
-                <w:noProof/>
-              </w:rPr>
-              <w:t>Random Agent</w:t>
-            </w:r>
-            <w:r>
-              <w:rPr>
-                <w:noProof/>
-                <w:webHidden/>
-              </w:rPr>
-              <w:tab/>
-            </w:r>
-            <w:r>
-              <w:rPr>
-                <w:noProof/>
-                <w:webHidden/>
-              </w:rPr>
-              <w:fldChar w:fldCharType="begin"/>
-            </w:r>
-            <w:r>
-              <w:rPr>
-                <w:noProof/>
-                <w:webHidden/>
-              </w:rPr>
-              <w:instrText xml:space="preserve"> PAGEREF _Toc209969389 \h </w:instrText>
-            </w:r>
-            <w:r>
-              <w:rPr>
-                <w:noProof/>
-                <w:webHidden/>
-              </w:rPr>
-            </w:r>
-            <w:r>
-              <w:rPr>
-                <w:noProof/>
-                <w:webHidden/>
-              </w:rPr>
-              <w:fldChar w:fldCharType="separate"/>
-            </w:r>
-            <w:r>
-              <w:rPr>
-                <w:noProof/>
-                <w:webHidden/>
-              </w:rPr>
-              <w:t>3</w:t>
-            </w:r>
-            <w:r>
-              <w:rPr>
-                <w:noProof/>
-                <w:webHidden/>
-              </w:rPr>
-              <w:fldChar w:fldCharType="end"/>
-            </w:r>
-          </w:hyperlink>
-        </w:p>
-        <w:p>
-          <w:pPr>
-            <w:pStyle w:val="TOC3"/>
-            <w:tabs>
-              <w:tab w:val="right" w:leader="dot" w:pos="9016"/>
-            </w:tabs>
-            <w:rPr>
-              <w:rFonts w:eastAsiaTheme="minorEastAsia"/>
-              <w:noProof/>
-              <w:sz w:val="24"/>
-              <w:szCs w:val="24"/>
-              <w:lang w:eastAsia="en-GB"/>
-            </w:rPr>
-          </w:pPr>
-          <w:hyperlink w:anchor="_Toc209969390" w:history="1">
-            <w:r>
-              <w:rPr>
-                <w:rStyle w:val="Hyperlink"/>
-                <w:noProof/>
-              </w:rPr>
-              <w:t>Reflex Agent</w:t>
-            </w:r>
-            <w:r>
-              <w:rPr>
-                <w:noProof/>
-                <w:webHidden/>
-              </w:rPr>
-              <w:tab/>
-            </w:r>
-            <w:r>
-              <w:rPr>
-                <w:noProof/>
-                <w:webHidden/>
-              </w:rPr>
-              <w:fldChar w:fldCharType="begin"/>
-            </w:r>
-            <w:r>
-              <w:rPr>
-                <w:noProof/>
-                <w:webHidden/>
-              </w:rPr>
-              <w:instrText xml:space="preserve"> PAGEREF _Toc209969390 \h </w:instrText>
-            </w:r>
-            <w:r>
-              <w:rPr>
-                <w:noProof/>
-                <w:webHidden/>
-              </w:rPr>
-            </w:r>
-            <w:r>
-              <w:rPr>
-                <w:noProof/>
-                <w:webHidden/>
-              </w:rPr>
-              <w:fldChar w:fldCharType="separate"/>
-            </w:r>
-            <w:r>
-              <w:rPr>
-                <w:noProof/>
-                <w:webHidden/>
-              </w:rPr>
-              <w:t>3</w:t>
-            </w:r>
-            <w:r>
-              <w:rPr>
-                <w:noProof/>
-                <w:webHidden/>
-              </w:rPr>
-              <w:fldChar w:fldCharType="end"/>
-            </w:r>
-          </w:hyperlink>
-        </w:p>
-        <w:p>
-          <w:pPr>
-            <w:pStyle w:val="TOC3"/>
-            <w:tabs>
-              <w:tab w:val="right" w:leader="dot" w:pos="9016"/>
-            </w:tabs>
-            <w:rPr>
-              <w:rFonts w:eastAsiaTheme="minorEastAsia"/>
-              <w:noProof/>
-              <w:sz w:val="24"/>
-              <w:szCs w:val="24"/>
-              <w:lang w:eastAsia="en-GB"/>
-            </w:rPr>
-          </w:pPr>
-          <w:hyperlink w:anchor="_Toc209969391" w:history="1">
-            <w:r>
-              <w:rPr>
-                <w:rStyle w:val="Hyperlink"/>
-                <w:noProof/>
-              </w:rPr>
-              <w:t>Model-Based Reflex Agent</w:t>
-            </w:r>
-            <w:r>
-              <w:rPr>
-                <w:noProof/>
-                <w:webHidden/>
-              </w:rPr>
-              <w:tab/>
-            </w:r>
-            <w:r>
-              <w:rPr>
-                <w:noProof/>
-                <w:webHidden/>
-              </w:rPr>
-              <w:fldChar w:fldCharType="begin"/>
-            </w:r>
-            <w:r>
-              <w:rPr>
-                <w:noProof/>
-                <w:webHidden/>
-              </w:rPr>
-              <w:instrText xml:space="preserve"> PAGEREF _Toc209969391 \h </w:instrText>
+              <w:instrText xml:space="preserve"> PAGEREF _Toc210659365 \h </w:instrText>
             </w:r>
             <w:r>
               <w:rPr>
@@ -531,7 +315,7 @@
               <w:lang w:eastAsia="en-GB"/>
             </w:rPr>
           </w:pPr>
-          <w:hyperlink w:anchor="_Toc209969392" w:history="1">
+          <w:hyperlink w:anchor="_Toc210659366" w:history="1">
             <w:r>
               <w:rPr>
                 <w:rStyle w:val="Hyperlink"/>
@@ -558,7 +342,7 @@
                 <w:noProof/>
                 <w:webHidden/>
               </w:rPr>
-              <w:instrText xml:space="preserve"> PAGEREF _Toc209969392 \h </w:instrText>
+              <w:instrText xml:space="preserve"> PAGEREF _Toc210659366 \h </w:instrText>
             </w:r>
             <w:r>
               <w:rPr>
@@ -579,222 +363,6 @@
                 <w:webHidden/>
               </w:rPr>
               <w:t>3</w:t>
-            </w:r>
-            <w:r>
-              <w:rPr>
-                <w:noProof/>
-                <w:webHidden/>
-              </w:rPr>
-              <w:fldChar w:fldCharType="end"/>
-            </w:r>
-          </w:hyperlink>
-        </w:p>
-        <w:p>
-          <w:pPr>
-            <w:pStyle w:val="TOC3"/>
-            <w:tabs>
-              <w:tab w:val="right" w:leader="dot" w:pos="9016"/>
-            </w:tabs>
-            <w:rPr>
-              <w:rFonts w:eastAsiaTheme="minorEastAsia"/>
-              <w:noProof/>
-              <w:sz w:val="24"/>
-              <w:szCs w:val="24"/>
-              <w:lang w:eastAsia="en-GB"/>
-            </w:rPr>
-          </w:pPr>
-          <w:hyperlink w:anchor="_Toc209969393" w:history="1">
-            <w:r>
-              <w:rPr>
-                <w:rStyle w:val="Hyperlink"/>
-                <w:noProof/>
-              </w:rPr>
-              <w:t>Random Agent</w:t>
-            </w:r>
-            <w:r>
-              <w:rPr>
-                <w:noProof/>
-                <w:webHidden/>
-              </w:rPr>
-              <w:tab/>
-            </w:r>
-            <w:r>
-              <w:rPr>
-                <w:noProof/>
-                <w:webHidden/>
-              </w:rPr>
-              <w:fldChar w:fldCharType="begin"/>
-            </w:r>
-            <w:r>
-              <w:rPr>
-                <w:noProof/>
-                <w:webHidden/>
-              </w:rPr>
-              <w:instrText xml:space="preserve"> PAGEREF _Toc209969393 \h </w:instrText>
-            </w:r>
-            <w:r>
-              <w:rPr>
-                <w:noProof/>
-                <w:webHidden/>
-              </w:rPr>
-            </w:r>
-            <w:r>
-              <w:rPr>
-                <w:noProof/>
-                <w:webHidden/>
-              </w:rPr>
-              <w:fldChar w:fldCharType="separate"/>
-            </w:r>
-            <w:r>
-              <w:rPr>
-                <w:noProof/>
-                <w:webHidden/>
-              </w:rPr>
-              <w:t>3</w:t>
-            </w:r>
-            <w:r>
-              <w:rPr>
-                <w:noProof/>
-                <w:webHidden/>
-              </w:rPr>
-              <w:fldChar w:fldCharType="end"/>
-            </w:r>
-          </w:hyperlink>
-        </w:p>
-        <w:p>
-          <w:pPr>
-            <w:pStyle w:val="TOC3"/>
-            <w:tabs>
-              <w:tab w:val="right" w:leader="dot" w:pos="9016"/>
-            </w:tabs>
-            <w:rPr>
-              <w:rFonts w:eastAsiaTheme="minorEastAsia"/>
-              <w:noProof/>
-              <w:sz w:val="24"/>
-              <w:szCs w:val="24"/>
-              <w:lang w:eastAsia="en-GB"/>
-            </w:rPr>
-          </w:pPr>
-          <w:hyperlink w:anchor="_Toc209969394" w:history="1">
-            <w:r>
-              <w:rPr>
-                <w:rStyle w:val="Hyperlink"/>
-                <w:noProof/>
-              </w:rPr>
-              <w:t>Reflex Agent</w:t>
-            </w:r>
-            <w:r>
-              <w:rPr>
-                <w:noProof/>
-                <w:webHidden/>
-              </w:rPr>
-              <w:tab/>
-            </w:r>
-            <w:r>
-              <w:rPr>
-                <w:noProof/>
-                <w:webHidden/>
-              </w:rPr>
-              <w:fldChar w:fldCharType="begin"/>
-            </w:r>
-            <w:r>
-              <w:rPr>
-                <w:noProof/>
-                <w:webHidden/>
-              </w:rPr>
-              <w:instrText xml:space="preserve"> PAGEREF _Toc209969394 \h </w:instrText>
-            </w:r>
-            <w:r>
-              <w:rPr>
-                <w:noProof/>
-                <w:webHidden/>
-              </w:rPr>
-            </w:r>
-            <w:r>
-              <w:rPr>
-                <w:noProof/>
-                <w:webHidden/>
-              </w:rPr>
-              <w:fldChar w:fldCharType="separate"/>
-            </w:r>
-            <w:r>
-              <w:rPr>
-                <w:noProof/>
-                <w:webHidden/>
-              </w:rPr>
-              <w:t>3</w:t>
-            </w:r>
-            <w:r>
-              <w:rPr>
-                <w:noProof/>
-                <w:webHidden/>
-              </w:rPr>
-              <w:fldChar w:fldCharType="end"/>
-            </w:r>
-          </w:hyperlink>
-        </w:p>
-        <w:p>
-          <w:pPr>
-            <w:pStyle w:val="TOC3"/>
-            <w:tabs>
-              <w:tab w:val="right" w:leader="dot" w:pos="9016"/>
-            </w:tabs>
-            <w:rPr>
-              <w:rFonts w:eastAsiaTheme="minorEastAsia"/>
-              <w:noProof/>
-              <w:sz w:val="24"/>
-              <w:szCs w:val="24"/>
-              <w:lang w:eastAsia="en-GB"/>
-            </w:rPr>
-          </w:pPr>
-          <w:hyperlink w:anchor="_Toc209969395" w:history="1">
-            <w:r>
-              <w:rPr>
-                <w:rStyle w:val="Hyperlink"/>
-                <w:noProof/>
-              </w:rPr>
-              <w:t>Model based reflex agent</w:t>
-            </w:r>
-            <w:r>
-              <w:rPr>
-                <w:noProof/>
-                <w:webHidden/>
-              </w:rPr>
-              <w:tab/>
-            </w:r>
-            <w:r>
-              <w:rPr>
-                <w:noProof/>
-                <w:webHidden/>
-              </w:rPr>
-              <w:fldChar w:fldCharType="begin"/>
-            </w:r>
-            <w:r>
-              <w:rPr>
-                <w:noProof/>
-                <w:webHidden/>
-              </w:rPr>
-              <w:instrText xml:space="preserve"> PAGEREF _Toc209969395 \h </w:instrText>
-            </w:r>
-            <w:r>
-              <w:rPr>
-                <w:noProof/>
-                <w:webHidden/>
-              </w:rPr>
-            </w:r>
-            <w:r>
-              <w:rPr>
-                <w:noProof/>
-                <w:webHidden/>
-              </w:rPr>
-              <w:fldChar w:fldCharType="separate"/>
-            </w:r>
-            <w:r>
-              <w:rPr>
-                <w:noProof/>
-                <w:webHidden/>
-              </w:rPr>
-              <w:t>4</w:t>
             </w:r>
             <w:r>
               <w:rPr>
@@ -821,7 +389,7 @@
               <w:lang w:eastAsia="en-GB"/>
             </w:rPr>
           </w:pPr>
-          <w:hyperlink w:anchor="_Toc209969396" w:history="1">
+          <w:hyperlink w:anchor="_Toc210659367" w:history="1">
             <w:r>
               <w:rPr>
                 <w:rStyle w:val="Hyperlink"/>
@@ -848,223 +416,7 @@
                 <w:noProof/>
                 <w:webHidden/>
               </w:rPr>
-              <w:instrText xml:space="preserve"> PAGEREF _Toc209969396 \h </w:instrText>
-            </w:r>
-            <w:r>
-              <w:rPr>
-                <w:noProof/>
-                <w:webHidden/>
-              </w:rPr>
-            </w:r>
-            <w:r>
-              <w:rPr>
-                <w:noProof/>
-                <w:webHidden/>
-              </w:rPr>
-              <w:fldChar w:fldCharType="separate"/>
-            </w:r>
-            <w:r>
-              <w:rPr>
-                <w:noProof/>
-                <w:webHidden/>
-              </w:rPr>
-              <w:t>4</w:t>
-            </w:r>
-            <w:r>
-              <w:rPr>
-                <w:noProof/>
-                <w:webHidden/>
-              </w:rPr>
-              <w:fldChar w:fldCharType="end"/>
-            </w:r>
-          </w:hyperlink>
-        </w:p>
-        <w:p>
-          <w:pPr>
-            <w:pStyle w:val="TOC3"/>
-            <w:tabs>
-              <w:tab w:val="right" w:leader="dot" w:pos="9016"/>
-            </w:tabs>
-            <w:rPr>
-              <w:rFonts w:eastAsiaTheme="minorEastAsia"/>
-              <w:noProof/>
-              <w:sz w:val="24"/>
-              <w:szCs w:val="24"/>
-              <w:lang w:eastAsia="en-GB"/>
-            </w:rPr>
-          </w:pPr>
-          <w:hyperlink w:anchor="_Toc209969397" w:history="1">
-            <w:r>
-              <w:rPr>
-                <w:rStyle w:val="Hyperlink"/>
-                <w:noProof/>
-              </w:rPr>
-              <w:t>Random Agent</w:t>
-            </w:r>
-            <w:r>
-              <w:rPr>
-                <w:noProof/>
-                <w:webHidden/>
-              </w:rPr>
-              <w:tab/>
-            </w:r>
-            <w:r>
-              <w:rPr>
-                <w:noProof/>
-                <w:webHidden/>
-              </w:rPr>
-              <w:fldChar w:fldCharType="begin"/>
-            </w:r>
-            <w:r>
-              <w:rPr>
-                <w:noProof/>
-                <w:webHidden/>
-              </w:rPr>
-              <w:instrText xml:space="preserve"> PAGEREF _Toc209969397 \h </w:instrText>
-            </w:r>
-            <w:r>
-              <w:rPr>
-                <w:noProof/>
-                <w:webHidden/>
-              </w:rPr>
-            </w:r>
-            <w:r>
-              <w:rPr>
-                <w:noProof/>
-                <w:webHidden/>
-              </w:rPr>
-              <w:fldChar w:fldCharType="separate"/>
-            </w:r>
-            <w:r>
-              <w:rPr>
-                <w:noProof/>
-                <w:webHidden/>
-              </w:rPr>
-              <w:t>4</w:t>
-            </w:r>
-            <w:r>
-              <w:rPr>
-                <w:noProof/>
-                <w:webHidden/>
-              </w:rPr>
-              <w:fldChar w:fldCharType="end"/>
-            </w:r>
-          </w:hyperlink>
-        </w:p>
-        <w:p>
-          <w:pPr>
-            <w:pStyle w:val="TOC3"/>
-            <w:tabs>
-              <w:tab w:val="right" w:leader="dot" w:pos="9016"/>
-            </w:tabs>
-            <w:rPr>
-              <w:rFonts w:eastAsiaTheme="minorEastAsia"/>
-              <w:noProof/>
-              <w:sz w:val="24"/>
-              <w:szCs w:val="24"/>
-              <w:lang w:eastAsia="en-GB"/>
-            </w:rPr>
-          </w:pPr>
-          <w:hyperlink w:anchor="_Toc209969398" w:history="1">
-            <w:r>
-              <w:rPr>
-                <w:rStyle w:val="Hyperlink"/>
-                <w:noProof/>
-              </w:rPr>
-              <w:t>Reflex Agent</w:t>
-            </w:r>
-            <w:r>
-              <w:rPr>
-                <w:noProof/>
-                <w:webHidden/>
-              </w:rPr>
-              <w:tab/>
-            </w:r>
-            <w:r>
-              <w:rPr>
-                <w:noProof/>
-                <w:webHidden/>
-              </w:rPr>
-              <w:fldChar w:fldCharType="begin"/>
-            </w:r>
-            <w:r>
-              <w:rPr>
-                <w:noProof/>
-                <w:webHidden/>
-              </w:rPr>
-              <w:instrText xml:space="preserve"> PAGEREF _Toc209969398 \h </w:instrText>
-            </w:r>
-            <w:r>
-              <w:rPr>
-                <w:noProof/>
-                <w:webHidden/>
-              </w:rPr>
-            </w:r>
-            <w:r>
-              <w:rPr>
-                <w:noProof/>
-                <w:webHidden/>
-              </w:rPr>
-              <w:fldChar w:fldCharType="separate"/>
-            </w:r>
-            <w:r>
-              <w:rPr>
-                <w:noProof/>
-                <w:webHidden/>
-              </w:rPr>
-              <w:t>4</w:t>
-            </w:r>
-            <w:r>
-              <w:rPr>
-                <w:noProof/>
-                <w:webHidden/>
-              </w:rPr>
-              <w:fldChar w:fldCharType="end"/>
-            </w:r>
-          </w:hyperlink>
-        </w:p>
-        <w:p>
-          <w:pPr>
-            <w:pStyle w:val="TOC3"/>
-            <w:tabs>
-              <w:tab w:val="right" w:leader="dot" w:pos="9016"/>
-            </w:tabs>
-            <w:rPr>
-              <w:rFonts w:eastAsiaTheme="minorEastAsia"/>
-              <w:noProof/>
-              <w:sz w:val="24"/>
-              <w:szCs w:val="24"/>
-              <w:lang w:eastAsia="en-GB"/>
-            </w:rPr>
-          </w:pPr>
-          <w:hyperlink w:anchor="_Toc209969399" w:history="1">
-            <w:r>
-              <w:rPr>
-                <w:rStyle w:val="Hyperlink"/>
-                <w:noProof/>
-              </w:rPr>
-              <w:t>Model based reflex agent</w:t>
-            </w:r>
-            <w:r>
-              <w:rPr>
-                <w:noProof/>
-                <w:webHidden/>
-              </w:rPr>
-              <w:tab/>
-            </w:r>
-            <w:r>
-              <w:rPr>
-                <w:noProof/>
-                <w:webHidden/>
-              </w:rPr>
-              <w:fldChar w:fldCharType="begin"/>
-            </w:r>
-            <w:r>
-              <w:rPr>
-                <w:noProof/>
-                <w:webHidden/>
-              </w:rPr>
-              <w:instrText xml:space="preserve"> PAGEREF _Toc209969399 \h </w:instrText>
+              <w:instrText xml:space="preserve"> PAGEREF _Toc210659367 \h </w:instrText>
             </w:r>
             <w:r>
               <w:rPr>
@@ -1111,7 +463,7 @@
               <w:lang w:eastAsia="en-GB"/>
             </w:rPr>
           </w:pPr>
-          <w:hyperlink w:anchor="_Toc209969400" w:history="1">
+          <w:hyperlink w:anchor="_Toc210659368" w:history="1">
             <w:r>
               <w:rPr>
                 <w:rStyle w:val="Hyperlink"/>
@@ -1138,7 +490,7 @@
                 <w:noProof/>
                 <w:webHidden/>
               </w:rPr>
-              <w:instrText xml:space="preserve"> PAGEREF _Toc209969400 \h </w:instrText>
+              <w:instrText xml:space="preserve"> PAGEREF _Toc210659368 \h </w:instrText>
             </w:r>
             <w:r>
               <w:rPr>
@@ -1159,6 +511,228 @@
                 <w:webHidden/>
               </w:rPr>
               <w:t>4</w:t>
+            </w:r>
+            <w:r>
+              <w:rPr>
+                <w:noProof/>
+                <w:webHidden/>
+              </w:rPr>
+              <w:fldChar w:fldCharType="end"/>
+            </w:r>
+          </w:hyperlink>
+        </w:p>
+        <w:p>
+          <w:pPr>
+            <w:pStyle w:val="TOC1"/>
+            <w:tabs>
+              <w:tab w:val="right" w:leader="dot" w:pos="9016"/>
+            </w:tabs>
+            <w:rPr>
+              <w:rFonts w:eastAsiaTheme="minorEastAsia"/>
+              <w:b w:val="0"/>
+              <w:bCs w:val="0"/>
+              <w:i w:val="0"/>
+              <w:iCs w:val="0"/>
+              <w:noProof/>
+              <w:lang w:eastAsia="en-GB"/>
+            </w:rPr>
+          </w:pPr>
+          <w:hyperlink w:anchor="_Toc210659369" w:history="1">
+            <w:r>
+              <w:rPr>
+                <w:rStyle w:val="Hyperlink"/>
+                <w:noProof/>
+              </w:rPr>
+              <w:t>1.2 Searching Your World (Search Techniques)</w:t>
+            </w:r>
+            <w:r>
+              <w:rPr>
+                <w:noProof/>
+                <w:webHidden/>
+              </w:rPr>
+              <w:tab/>
+            </w:r>
+            <w:r>
+              <w:rPr>
+                <w:noProof/>
+                <w:webHidden/>
+              </w:rPr>
+              <w:fldChar w:fldCharType="begin"/>
+            </w:r>
+            <w:r>
+              <w:rPr>
+                <w:noProof/>
+                <w:webHidden/>
+              </w:rPr>
+              <w:instrText xml:space="preserve"> PAGEREF _Toc210659369 \h </w:instrText>
+            </w:r>
+            <w:r>
+              <w:rPr>
+                <w:noProof/>
+                <w:webHidden/>
+              </w:rPr>
+            </w:r>
+            <w:r>
+              <w:rPr>
+                <w:noProof/>
+                <w:webHidden/>
+              </w:rPr>
+              <w:fldChar w:fldCharType="separate"/>
+            </w:r>
+            <w:r>
+              <w:rPr>
+                <w:noProof/>
+                <w:webHidden/>
+              </w:rPr>
+              <w:t>6</w:t>
+            </w:r>
+            <w:r>
+              <w:rPr>
+                <w:noProof/>
+                <w:webHidden/>
+              </w:rPr>
+              <w:fldChar w:fldCharType="end"/>
+            </w:r>
+          </w:hyperlink>
+        </w:p>
+        <w:p>
+          <w:pPr>
+            <w:pStyle w:val="TOC2"/>
+            <w:tabs>
+              <w:tab w:val="right" w:leader="dot" w:pos="9016"/>
+            </w:tabs>
+            <w:rPr>
+              <w:rFonts w:eastAsiaTheme="minorEastAsia"/>
+              <w:b w:val="0"/>
+              <w:bCs w:val="0"/>
+              <w:noProof/>
+              <w:sz w:val="24"/>
+              <w:szCs w:val="24"/>
+              <w:lang w:eastAsia="en-GB"/>
+            </w:rPr>
+          </w:pPr>
+          <w:hyperlink w:anchor="_Toc210659370" w:history="1">
+            <w:r>
+              <w:rPr>
+                <w:rStyle w:val="Hyperlink"/>
+                <w:noProof/>
+              </w:rPr>
+              <w:t>Problem Formulation</w:t>
+            </w:r>
+            <w:r>
+              <w:rPr>
+                <w:noProof/>
+                <w:webHidden/>
+              </w:rPr>
+              <w:tab/>
+            </w:r>
+            <w:r>
+              <w:rPr>
+                <w:noProof/>
+                <w:webHidden/>
+              </w:rPr>
+              <w:fldChar w:fldCharType="begin"/>
+            </w:r>
+            <w:r>
+              <w:rPr>
+                <w:noProof/>
+                <w:webHidden/>
+              </w:rPr>
+              <w:instrText xml:space="preserve"> PAGEREF _Toc210659370 \h </w:instrText>
+            </w:r>
+            <w:r>
+              <w:rPr>
+                <w:noProof/>
+                <w:webHidden/>
+              </w:rPr>
+            </w:r>
+            <w:r>
+              <w:rPr>
+                <w:noProof/>
+                <w:webHidden/>
+              </w:rPr>
+              <w:fldChar w:fldCharType="separate"/>
+            </w:r>
+            <w:r>
+              <w:rPr>
+                <w:noProof/>
+                <w:webHidden/>
+              </w:rPr>
+              <w:t>6</w:t>
+            </w:r>
+            <w:r>
+              <w:rPr>
+                <w:noProof/>
+                <w:webHidden/>
+              </w:rPr>
+              <w:fldChar w:fldCharType="end"/>
+            </w:r>
+          </w:hyperlink>
+        </w:p>
+        <w:p>
+          <w:pPr>
+            <w:pStyle w:val="TOC2"/>
+            <w:tabs>
+              <w:tab w:val="right" w:leader="dot" w:pos="9016"/>
+            </w:tabs>
+            <w:rPr>
+              <w:rFonts w:eastAsiaTheme="minorEastAsia"/>
+              <w:b w:val="0"/>
+              <w:bCs w:val="0"/>
+              <w:noProof/>
+              <w:sz w:val="24"/>
+              <w:szCs w:val="24"/>
+              <w:lang w:eastAsia="en-GB"/>
+            </w:rPr>
+          </w:pPr>
+          <w:hyperlink w:anchor="_Toc210659371" w:history="1">
+            <w:r>
+              <w:rPr>
+                <w:rStyle w:val="Hyperlink"/>
+                <w:noProof/>
+              </w:rPr>
+              <w:t>Uninformed Search Techniques</w:t>
+            </w:r>
+            <w:r>
+              <w:rPr>
+                <w:noProof/>
+                <w:webHidden/>
+              </w:rPr>
+              <w:tab/>
+            </w:r>
+            <w:r>
+              <w:rPr>
+                <w:noProof/>
+                <w:webHidden/>
+              </w:rPr>
+              <w:fldChar w:fldCharType="begin"/>
+            </w:r>
+            <w:r>
+              <w:rPr>
+                <w:noProof/>
+                <w:webHidden/>
+              </w:rPr>
+              <w:instrText xml:space="preserve"> PAGEREF _Toc210659371 \h </w:instrText>
+            </w:r>
+            <w:r>
+              <w:rPr>
+                <w:noProof/>
+                <w:webHidden/>
+              </w:rPr>
+            </w:r>
+            <w:r>
+              <w:rPr>
+                <w:noProof/>
+                <w:webHidden/>
+              </w:rPr>
+              <w:fldChar w:fldCharType="separate"/>
+            </w:r>
+            <w:r>
+              <w:rPr>
+                <w:noProof/>
+                <w:webHidden/>
+              </w:rPr>
+              <w:t>6</w:t>
             </w:r>
             <w:r>
               <w:rPr>
@@ -1173,6 +747,7 @@
           <w:pPr>
             <w:pStyle w:val="TOC3"/>
             <w:tabs>
+              <w:tab w:val="left" w:pos="960"/>
               <w:tab w:val="right" w:leader="dot" w:pos="9016"/>
             </w:tabs>
             <w:rPr>
@@ -1183,23 +758,40 @@
               <w:lang w:eastAsia="en-GB"/>
             </w:rPr>
           </w:pPr>
-          <w:hyperlink w:anchor="_Toc209969401" w:history="1">
+          <w:hyperlink w:anchor="_Toc210659372" w:history="1">
             <w:r>
               <w:rPr>
                 <w:rStyle w:val="Hyperlink"/>
                 <w:noProof/>
               </w:rPr>
-              <w:t>Random Agent</w:t>
-            </w:r>
-            <w:r>
-              <w:rPr>
-                <w:noProof/>
-                <w:webHidden/>
+              <w:t>1.</w:t>
+            </w:r>
+            <w:r>
+              <w:rPr>
+                <w:rFonts w:eastAsiaTheme="minorEastAsia"/>
+                <w:noProof/>
+                <w:sz w:val="24"/>
+                <w:szCs w:val="24"/>
+                <w:lang w:eastAsia="en-GB"/>
               </w:rPr>
               <w:tab/>
             </w:r>
             <w:r>
               <w:rPr>
+                <w:rStyle w:val="Hyperlink"/>
+                <w:noProof/>
+              </w:rPr>
+              <w:t>Breadth-First Search (BFS)</w:t>
+            </w:r>
+            <w:r>
+              <w:rPr>
+                <w:noProof/>
+                <w:webHidden/>
+              </w:rPr>
+              <w:tab/>
+            </w:r>
+            <w:r>
+              <w:rPr>
                 <w:noProof/>
                 <w:webHidden/>
               </w:rPr>
@@ -1210,7 +802,7 @@
                 <w:noProof/>
                 <w:webHidden/>
               </w:rPr>
-              <w:instrText xml:space="preserve"> PAGEREF _Toc209969401 \h </w:instrText>
+              <w:instrText xml:space="preserve"> PAGEREF _Toc210659372 \h </w:instrText>
             </w:r>
             <w:r>
               <w:rPr>
@@ -1230,7 +822,7 @@
                 <w:noProof/>
                 <w:webHidden/>
               </w:rPr>
-              <w:t>4</w:t>
+              <w:t>6</w:t>
             </w:r>
             <w:r>
               <w:rPr>
@@ -1245,6 +837,7 @@
           <w:pPr>
             <w:pStyle w:val="TOC3"/>
             <w:tabs>
+              <w:tab w:val="left" w:pos="960"/>
               <w:tab w:val="right" w:leader="dot" w:pos="9016"/>
             </w:tabs>
             <w:rPr>
@@ -1255,23 +848,40 @@
               <w:lang w:eastAsia="en-GB"/>
             </w:rPr>
           </w:pPr>
-          <w:hyperlink w:anchor="_Toc209969402" w:history="1">
+          <w:hyperlink w:anchor="_Toc210659373" w:history="1">
             <w:r>
               <w:rPr>
                 <w:rStyle w:val="Hyperlink"/>
                 <w:noProof/>
               </w:rPr>
-              <w:t>Reflex Agent</w:t>
-            </w:r>
-            <w:r>
-              <w:rPr>
-                <w:noProof/>
-                <w:webHidden/>
+              <w:t>2.</w:t>
+            </w:r>
+            <w:r>
+              <w:rPr>
+                <w:rFonts w:eastAsiaTheme="minorEastAsia"/>
+                <w:noProof/>
+                <w:sz w:val="24"/>
+                <w:szCs w:val="24"/>
+                <w:lang w:eastAsia="en-GB"/>
               </w:rPr>
               <w:tab/>
             </w:r>
             <w:r>
               <w:rPr>
+                <w:rStyle w:val="Hyperlink"/>
+                <w:noProof/>
+              </w:rPr>
+              <w:t>Uniform-Cost Search</w:t>
+            </w:r>
+            <w:r>
+              <w:rPr>
+                <w:noProof/>
+                <w:webHidden/>
+              </w:rPr>
+              <w:tab/>
+            </w:r>
+            <w:r>
+              <w:rPr>
                 <w:noProof/>
                 <w:webHidden/>
               </w:rPr>
@@ -1282,7 +892,7 @@
                 <w:noProof/>
                 <w:webHidden/>
               </w:rPr>
-              <w:instrText xml:space="preserve"> PAGEREF _Toc209969402 \h </w:instrText>
+              <w:instrText xml:space="preserve"> PAGEREF _Toc210659373 \h </w:instrText>
             </w:r>
             <w:r>
               <w:rPr>
@@ -1302,7 +912,7 @@
                 <w:noProof/>
                 <w:webHidden/>
               </w:rPr>
-              <w:t>4</w:t>
+              <w:t>6</w:t>
             </w:r>
             <w:r>
               <w:rPr>
@@ -1317,6 +927,7 @@
           <w:pPr>
             <w:pStyle w:val="TOC3"/>
             <w:tabs>
+              <w:tab w:val="left" w:pos="960"/>
               <w:tab w:val="right" w:leader="dot" w:pos="9016"/>
             </w:tabs>
             <w:rPr>
@@ -1327,23 +938,40 @@
               <w:lang w:eastAsia="en-GB"/>
             </w:rPr>
           </w:pPr>
-          <w:hyperlink w:anchor="_Toc209969403" w:history="1">
+          <w:hyperlink w:anchor="_Toc210659374" w:history="1">
             <w:r>
               <w:rPr>
                 <w:rStyle w:val="Hyperlink"/>
                 <w:noProof/>
               </w:rPr>
-              <w:t>Model based reflex agent</w:t>
-            </w:r>
-            <w:r>
-              <w:rPr>
-                <w:noProof/>
-                <w:webHidden/>
+              <w:t>3.</w:t>
+            </w:r>
+            <w:r>
+              <w:rPr>
+                <w:rFonts w:eastAsiaTheme="minorEastAsia"/>
+                <w:noProof/>
+                <w:sz w:val="24"/>
+                <w:szCs w:val="24"/>
+                <w:lang w:eastAsia="en-GB"/>
               </w:rPr>
               <w:tab/>
             </w:r>
             <w:r>
               <w:rPr>
+                <w:rStyle w:val="Hyperlink"/>
+                <w:noProof/>
+              </w:rPr>
+              <w:t>Depth-First Search (DFS)</w:t>
+            </w:r>
+            <w:r>
+              <w:rPr>
+                <w:noProof/>
+                <w:webHidden/>
+              </w:rPr>
+              <w:tab/>
+            </w:r>
+            <w:r>
+              <w:rPr>
                 <w:noProof/>
                 <w:webHidden/>
               </w:rPr>
@@ -1354,7 +982,7 @@
                 <w:noProof/>
                 <w:webHidden/>
               </w:rPr>
-              <w:instrText xml:space="preserve"> PAGEREF _Toc209969403 \h </w:instrText>
+              <w:instrText xml:space="preserve"> PAGEREF _Toc210659374 \h </w:instrText>
             </w:r>
             <w:r>
               <w:rPr>
@@ -1374,7 +1002,499 @@
                 <w:noProof/>
                 <w:webHidden/>
               </w:rPr>
-              <w:t>4</w:t>
+              <w:t>6</w:t>
+            </w:r>
+            <w:r>
+              <w:rPr>
+                <w:noProof/>
+                <w:webHidden/>
+              </w:rPr>
+              <w:fldChar w:fldCharType="end"/>
+            </w:r>
+          </w:hyperlink>
+        </w:p>
+        <w:p>
+          <w:pPr>
+            <w:pStyle w:val="TOC2"/>
+            <w:tabs>
+              <w:tab w:val="right" w:leader="dot" w:pos="9016"/>
+            </w:tabs>
+            <w:rPr>
+              <w:rFonts w:eastAsiaTheme="minorEastAsia"/>
+              <w:b w:val="0"/>
+              <w:bCs w:val="0"/>
+              <w:noProof/>
+              <w:sz w:val="24"/>
+              <w:szCs w:val="24"/>
+              <w:lang w:eastAsia="en-GB"/>
+            </w:rPr>
+          </w:pPr>
+          <w:hyperlink w:anchor="_Toc210659375" w:history="1">
+            <w:r>
+              <w:rPr>
+                <w:rStyle w:val="Hyperlink"/>
+                <w:noProof/>
+              </w:rPr>
+              <w:t>Informed Search Techniques</w:t>
+            </w:r>
+            <w:r>
+              <w:rPr>
+                <w:noProof/>
+                <w:webHidden/>
+              </w:rPr>
+              <w:tab/>
+            </w:r>
+            <w:r>
+              <w:rPr>
+                <w:noProof/>
+                <w:webHidden/>
+              </w:rPr>
+              <w:fldChar w:fldCharType="begin"/>
+            </w:r>
+            <w:r>
+              <w:rPr>
+                <w:noProof/>
+                <w:webHidden/>
+              </w:rPr>
+              <w:instrText xml:space="preserve"> PAGEREF _Toc210659375 \h </w:instrText>
+            </w:r>
+            <w:r>
+              <w:rPr>
+                <w:noProof/>
+                <w:webHidden/>
+              </w:rPr>
+            </w:r>
+            <w:r>
+              <w:rPr>
+                <w:noProof/>
+                <w:webHidden/>
+              </w:rPr>
+              <w:fldChar w:fldCharType="separate"/>
+            </w:r>
+            <w:r>
+              <w:rPr>
+                <w:noProof/>
+                <w:webHidden/>
+              </w:rPr>
+              <w:t>6</w:t>
+            </w:r>
+            <w:r>
+              <w:rPr>
+                <w:noProof/>
+                <w:webHidden/>
+              </w:rPr>
+              <w:fldChar w:fldCharType="end"/>
+            </w:r>
+          </w:hyperlink>
+        </w:p>
+        <w:p>
+          <w:pPr>
+            <w:pStyle w:val="TOC3"/>
+            <w:tabs>
+              <w:tab w:val="left" w:pos="960"/>
+              <w:tab w:val="right" w:leader="dot" w:pos="9016"/>
+            </w:tabs>
+            <w:rPr>
+              <w:rFonts w:eastAsiaTheme="minorEastAsia"/>
+              <w:noProof/>
+              <w:sz w:val="24"/>
+              <w:szCs w:val="24"/>
+              <w:lang w:eastAsia="en-GB"/>
+            </w:rPr>
+          </w:pPr>
+          <w:hyperlink w:anchor="_Toc210659376" w:history="1">
+            <w:r>
+              <w:rPr>
+                <w:rStyle w:val="Hyperlink"/>
+                <w:noProof/>
+              </w:rPr>
+              <w:t>1.</w:t>
+            </w:r>
+            <w:r>
+              <w:rPr>
+                <w:rFonts w:eastAsiaTheme="minorEastAsia"/>
+                <w:noProof/>
+                <w:sz w:val="24"/>
+                <w:szCs w:val="24"/>
+                <w:lang w:eastAsia="en-GB"/>
+              </w:rPr>
+              <w:tab/>
+            </w:r>
+            <w:r>
+              <w:rPr>
+                <w:rStyle w:val="Hyperlink"/>
+                <w:noProof/>
+              </w:rPr>
+              <w:t>Greedy Best-First Search</w:t>
+            </w:r>
+            <w:r>
+              <w:rPr>
+                <w:noProof/>
+                <w:webHidden/>
+              </w:rPr>
+              <w:tab/>
+            </w:r>
+            <w:r>
+              <w:rPr>
+                <w:noProof/>
+                <w:webHidden/>
+              </w:rPr>
+              <w:fldChar w:fldCharType="begin"/>
+            </w:r>
+            <w:r>
+              <w:rPr>
+                <w:noProof/>
+                <w:webHidden/>
+              </w:rPr>
+              <w:instrText xml:space="preserve"> PAGEREF _Toc210659376 \h </w:instrText>
+            </w:r>
+            <w:r>
+              <w:rPr>
+                <w:noProof/>
+                <w:webHidden/>
+              </w:rPr>
+            </w:r>
+            <w:r>
+              <w:rPr>
+                <w:noProof/>
+                <w:webHidden/>
+              </w:rPr>
+              <w:fldChar w:fldCharType="separate"/>
+            </w:r>
+            <w:r>
+              <w:rPr>
+                <w:noProof/>
+                <w:webHidden/>
+              </w:rPr>
+              <w:t>6</w:t>
+            </w:r>
+            <w:r>
+              <w:rPr>
+                <w:noProof/>
+                <w:webHidden/>
+              </w:rPr>
+              <w:fldChar w:fldCharType="end"/>
+            </w:r>
+          </w:hyperlink>
+        </w:p>
+        <w:p>
+          <w:pPr>
+            <w:pStyle w:val="TOC3"/>
+            <w:tabs>
+              <w:tab w:val="left" w:pos="960"/>
+              <w:tab w:val="right" w:leader="dot" w:pos="9016"/>
+            </w:tabs>
+            <w:rPr>
+              <w:rFonts w:eastAsiaTheme="minorEastAsia"/>
+              <w:noProof/>
+              <w:sz w:val="24"/>
+              <w:szCs w:val="24"/>
+              <w:lang w:eastAsia="en-GB"/>
+            </w:rPr>
+          </w:pPr>
+          <w:hyperlink w:anchor="_Toc210659377" w:history="1">
+            <w:r>
+              <w:rPr>
+                <w:rStyle w:val="Hyperlink"/>
+                <w:noProof/>
+              </w:rPr>
+              <w:t>2.</w:t>
+            </w:r>
+            <w:r>
+              <w:rPr>
+                <w:rFonts w:eastAsiaTheme="minorEastAsia"/>
+                <w:noProof/>
+                <w:sz w:val="24"/>
+                <w:szCs w:val="24"/>
+                <w:lang w:eastAsia="en-GB"/>
+              </w:rPr>
+              <w:tab/>
+            </w:r>
+            <w:r>
+              <w:rPr>
+                <w:rStyle w:val="Hyperlink"/>
+                <w:noProof/>
+              </w:rPr>
+              <w:t>A Search*</w:t>
+            </w:r>
+            <w:r>
+              <w:rPr>
+                <w:noProof/>
+                <w:webHidden/>
+              </w:rPr>
+              <w:tab/>
+            </w:r>
+            <w:r>
+              <w:rPr>
+                <w:noProof/>
+                <w:webHidden/>
+              </w:rPr>
+              <w:fldChar w:fldCharType="begin"/>
+            </w:r>
+            <w:r>
+              <w:rPr>
+                <w:noProof/>
+                <w:webHidden/>
+              </w:rPr>
+              <w:instrText xml:space="preserve"> PAGEREF _Toc210659377 \h </w:instrText>
+            </w:r>
+            <w:r>
+              <w:rPr>
+                <w:noProof/>
+                <w:webHidden/>
+              </w:rPr>
+            </w:r>
+            <w:r>
+              <w:rPr>
+                <w:noProof/>
+                <w:webHidden/>
+              </w:rPr>
+              <w:fldChar w:fldCharType="separate"/>
+            </w:r>
+            <w:r>
+              <w:rPr>
+                <w:noProof/>
+                <w:webHidden/>
+              </w:rPr>
+              <w:t>6</w:t>
+            </w:r>
+            <w:r>
+              <w:rPr>
+                <w:noProof/>
+                <w:webHidden/>
+              </w:rPr>
+              <w:fldChar w:fldCharType="end"/>
+            </w:r>
+          </w:hyperlink>
+        </w:p>
+        <w:p>
+          <w:pPr>
+            <w:pStyle w:val="TOC3"/>
+            <w:tabs>
+              <w:tab w:val="left" w:pos="960"/>
+              <w:tab w:val="right" w:leader="dot" w:pos="9016"/>
+            </w:tabs>
+            <w:rPr>
+              <w:rFonts w:eastAsiaTheme="minorEastAsia"/>
+              <w:noProof/>
+              <w:sz w:val="24"/>
+              <w:szCs w:val="24"/>
+              <w:lang w:eastAsia="en-GB"/>
+            </w:rPr>
+          </w:pPr>
+          <w:hyperlink w:anchor="_Toc210659378" w:history="1">
+            <w:r>
+              <w:rPr>
+                <w:rStyle w:val="Hyperlink"/>
+                <w:noProof/>
+              </w:rPr>
+              <w:t>3.</w:t>
+            </w:r>
+            <w:r>
+              <w:rPr>
+                <w:rFonts w:eastAsiaTheme="minorEastAsia"/>
+                <w:noProof/>
+                <w:sz w:val="24"/>
+                <w:szCs w:val="24"/>
+                <w:lang w:eastAsia="en-GB"/>
+              </w:rPr>
+              <w:tab/>
+            </w:r>
+            <w:r>
+              <w:rPr>
+                <w:rStyle w:val="Hyperlink"/>
+                <w:noProof/>
+              </w:rPr>
+              <w:t>Recursive Best-First Search (RBFS)</w:t>
+            </w:r>
+            <w:r>
+              <w:rPr>
+                <w:noProof/>
+                <w:webHidden/>
+              </w:rPr>
+              <w:tab/>
+            </w:r>
+            <w:r>
+              <w:rPr>
+                <w:noProof/>
+                <w:webHidden/>
+              </w:rPr>
+              <w:fldChar w:fldCharType="begin"/>
+            </w:r>
+            <w:r>
+              <w:rPr>
+                <w:noProof/>
+                <w:webHidden/>
+              </w:rPr>
+              <w:instrText xml:space="preserve"> PAGEREF _Toc210659378 \h </w:instrText>
+            </w:r>
+            <w:r>
+              <w:rPr>
+                <w:noProof/>
+                <w:webHidden/>
+              </w:rPr>
+            </w:r>
+            <w:r>
+              <w:rPr>
+                <w:noProof/>
+                <w:webHidden/>
+              </w:rPr>
+              <w:fldChar w:fldCharType="separate"/>
+            </w:r>
+            <w:r>
+              <w:rPr>
+                <w:noProof/>
+                <w:webHidden/>
+              </w:rPr>
+              <w:t>6</w:t>
+            </w:r>
+            <w:r>
+              <w:rPr>
+                <w:noProof/>
+                <w:webHidden/>
+              </w:rPr>
+              <w:fldChar w:fldCharType="end"/>
+            </w:r>
+          </w:hyperlink>
+        </w:p>
+        <w:p>
+          <w:pPr>
+            <w:pStyle w:val="TOC2"/>
+            <w:tabs>
+              <w:tab w:val="right" w:leader="dot" w:pos="9016"/>
+            </w:tabs>
+            <w:rPr>
+              <w:rFonts w:eastAsiaTheme="minorEastAsia"/>
+              <w:b w:val="0"/>
+              <w:bCs w:val="0"/>
+              <w:noProof/>
+              <w:sz w:val="24"/>
+              <w:szCs w:val="24"/>
+              <w:lang w:eastAsia="en-GB"/>
+            </w:rPr>
+          </w:pPr>
+          <w:hyperlink w:anchor="_Toc210659379" w:history="1">
+            <w:r>
+              <w:rPr>
+                <w:rStyle w:val="Hyperlink"/>
+                <w:noProof/>
+              </w:rPr>
+              <w:t>Performance Evaluation</w:t>
+            </w:r>
+            <w:r>
+              <w:rPr>
+                <w:noProof/>
+                <w:webHidden/>
+              </w:rPr>
+              <w:tab/>
+            </w:r>
+            <w:r>
+              <w:rPr>
+                <w:noProof/>
+                <w:webHidden/>
+              </w:rPr>
+              <w:fldChar w:fldCharType="begin"/>
+            </w:r>
+            <w:r>
+              <w:rPr>
+                <w:noProof/>
+                <w:webHidden/>
+              </w:rPr>
+              <w:instrText xml:space="preserve"> PAGEREF _Toc210659379 \h </w:instrText>
+            </w:r>
+            <w:r>
+              <w:rPr>
+                <w:noProof/>
+                <w:webHidden/>
+              </w:rPr>
+            </w:r>
+            <w:r>
+              <w:rPr>
+                <w:noProof/>
+                <w:webHidden/>
+              </w:rPr>
+              <w:fldChar w:fldCharType="separate"/>
+            </w:r>
+            <w:r>
+              <w:rPr>
+                <w:noProof/>
+                <w:webHidden/>
+              </w:rPr>
+              <w:t>7</w:t>
+            </w:r>
+            <w:r>
+              <w:rPr>
+                <w:noProof/>
+                <w:webHidden/>
+              </w:rPr>
+              <w:fldChar w:fldCharType="end"/>
+            </w:r>
+          </w:hyperlink>
+        </w:p>
+        <w:p>
+          <w:pPr>
+            <w:pStyle w:val="TOC1"/>
+            <w:tabs>
+              <w:tab w:val="right" w:leader="dot" w:pos="9016"/>
+            </w:tabs>
+            <w:rPr>
+              <w:rFonts w:eastAsiaTheme="minorEastAsia"/>
+              <w:b w:val="0"/>
+              <w:bCs w:val="0"/>
+              <w:i w:val="0"/>
+              <w:iCs w:val="0"/>
+              <w:noProof/>
+              <w:lang w:eastAsia="en-GB"/>
+            </w:rPr>
+          </w:pPr>
+          <w:hyperlink w:anchor="_Toc210659380" w:history="1">
+            <w:r>
+              <w:rPr>
+                <w:rStyle w:val="Hyperlink"/>
+                <w:noProof/>
+              </w:rPr>
+              <w:t>Conclusion</w:t>
+            </w:r>
+            <w:r>
+              <w:rPr>
+                <w:noProof/>
+                <w:webHidden/>
+              </w:rPr>
+              <w:tab/>
+            </w:r>
+            <w:r>
+              <w:rPr>
+                <w:noProof/>
+                <w:webHidden/>
+              </w:rPr>
+              <w:fldChar w:fldCharType="begin"/>
+            </w:r>
+            <w:r>
+              <w:rPr>
+                <w:noProof/>
+                <w:webHidden/>
+              </w:rPr>
+              <w:instrText xml:space="preserve"> PAGEREF _Toc210659380 \h </w:instrText>
+            </w:r>
+            <w:r>
+              <w:rPr>
+                <w:noProof/>
+                <w:webHidden/>
+              </w:rPr>
+            </w:r>
+            <w:r>
+              <w:rPr>
+                <w:noProof/>
+                <w:webHidden/>
+              </w:rPr>
+              <w:fldChar w:fldCharType="separate"/>
+            </w:r>
+            <w:r>
+              <w:rPr>
+                <w:noProof/>
+                <w:webHidden/>
+              </w:rPr>
+              <w:t>8</w:t>
             </w:r>
             <w:r>
               <w:rPr>
@@ -1411,7 +1531,7 @@
       <w:pPr>
         <w:pStyle w:val="Heading1"/>
       </w:pPr>
-      <w:bookmarkStart w:id="0" w:name="_Toc209969386"/>
+      <w:bookmarkStart w:id="0" w:name="_Toc210659363"/>
       <w:r>
         <w:lastRenderedPageBreak/>
         <w:t>1.1 Building Your World</w:t>
@@ -1425,11 +1545,14 @@
       <w:pPr>
         <w:pStyle w:val="Heading2"/>
       </w:pPr>
-      <w:bookmarkStart w:id="1" w:name="_Toc209969387"/>
-      <w:r>
-        <w:t>Task Environment Description</w:t>
+      <w:bookmarkStart w:id="1" w:name="_Toc210659364"/>
+      <w:r>
+        <w:t>Task Environment</w:t>
       </w:r>
       <w:bookmarkEnd w:id="1"/>
+      <w:r>
+        <w:t xml:space="preserve"> </w:t>
+      </w:r>
     </w:p>
     <w:p>
       <w:r>
@@ -1442,13 +1565,25 @@
         <w:t>fully observable</w:t>
       </w:r>
       <w:r>
-        <w:t xml:space="preserve">, </w:t>
-      </w:r>
-      <w:r>
-        <w:t>deterministic</w:t>
-      </w:r>
-      <w:r>
-        <w:t xml:space="preserve"> (Actions have predictable effect on state), sequential (Actions affect future outcomes i.e. the location of the agent changes), and static (the env does not change)</w:t>
+        <w:t>, deterministic (</w:t>
+      </w:r>
+      <w:r>
+        <w:t>i.e. a</w:t>
+      </w:r>
+      <w:r>
+        <w:t>ctions have predictable effect on state), sequential (</w:t>
+      </w:r>
+      <w:r>
+        <w:t>a</w:t>
+      </w:r>
+      <w:r>
+        <w:t>ctions affect future outcomes i.e. the location of the agent changes), and static (</w:t>
+      </w:r>
+      <w:r>
+        <w:t xml:space="preserve">i.e. </w:t>
+      </w:r>
+      <w:r>
+        <w:t>the env does not change)</w:t>
       </w:r>
       <w:r>
         <w:t xml:space="preserve"> </w:t>
@@ -1534,7 +1669,10 @@
         <w:t xml:space="preserve">on to </w:t>
       </w:r>
       <w:r>
-        <w:t>which the agent cannot move.</w:t>
+        <w:t>which the agent cannot move</w:t>
+      </w:r>
+      <w:r>
+        <w:t>, and must navigate around.</w:t>
       </w:r>
     </w:p>
     <w:p/>
@@ -1599,959 +1737,1909 @@
       <w:r>
         <w:t>.</w:t>
       </w:r>
-      <w:r>
-        <w:br/>
+    </w:p>
+    <w:p/>
+    <w:p>
+      <w:r>
+        <w:t>Each move has a cost associated with it, which is the sum of the x and y coordinates of the square.</w:t>
+      </w:r>
+    </w:p>
+    <w:p/>
+    <w:p>
+      <w:r>
+        <w:t>The game is considered Lost if the agent has not found the Winning block in the number of steps allowed.</w:t>
       </w:r>
     </w:p>
     <w:p>
-      <w:pPr>
-        <w:shd w:val="clear" w:color="auto" w:fill="1F1F1F"/>
-        <w:spacing w:line="300" w:lineRule="atLeast"/>
+      <w:r>
+        <w:br/>
+        <w:t xml:space="preserve">When the game starts, the </w:t>
+      </w:r>
+      <w:r>
+        <w:t>all “Things”</w:t>
+      </w:r>
+      <w:r>
+        <w:t xml:space="preserve"> </w:t>
+      </w:r>
+      <w:r>
+        <w:t>are positioned at</w:t>
+      </w:r>
+      <w:r>
+        <w:t xml:space="preserve"> random location</w:t>
+      </w:r>
+      <w:r>
+        <w:t>s</w:t>
+      </w:r>
+      <w:r>
+        <w:t>.</w:t>
+      </w:r>
+    </w:p>
+    <w:p>
+      <w:r>
+        <w:br/>
+      </w:r>
+      <w:r>
+        <w:t xml:space="preserve">i.e. </w:t>
+      </w:r>
+      <w:r>
+        <w:t>2D world with (w=10 d=10) grid</w:t>
+      </w:r>
+    </w:p>
+    <w:p>
+      <w:pPr>
         <w:rPr>
           <w:rFonts w:ascii="Hack" w:hAnsi="Hack"/>
-          <w:color w:val="CCCCCC"/>
+          <w:color w:val="000000" w:themeColor="text1"/>
           <w:sz w:val="20"/>
           <w:szCs w:val="20"/>
         </w:rPr>
       </w:pPr>
-      <w:r>
-        <w:rPr>
-          <w:rFonts w:ascii="Hack" w:hAnsi="Hack"/>
-          <w:color w:val="CE9178"/>
-          <w:sz w:val="20"/>
-          <w:szCs w:val="20"/>
-        </w:rPr>
-        <w:t># Here is an example map of the 2D world</w:t>
-      </w:r>
     </w:p>
     <w:p>
-      <w:pPr>
-        <w:shd w:val="clear" w:color="auto" w:fill="1F1F1F"/>
-        <w:spacing w:line="300" w:lineRule="atLeast"/>
+      <w:r>
         <w:rPr>
-          <w:rFonts w:ascii="Hack" w:hAnsi="Hack"/>
-          <w:color w:val="CCCCCC"/>
-          <w:sz w:val="20"/>
-          <w:szCs w:val="20"/>
+          <w:noProof/>
         </w:rPr>
-      </w:pPr>
-      <w:r>
-        <w:rPr>
-          <w:rFonts w:ascii="Hack" w:hAnsi="Hack"/>
-          <w:color w:val="CE9178"/>
-          <w:sz w:val="20"/>
-          <w:szCs w:val="20"/>
-        </w:rPr>
-        <w:t># (width 4 by depth 3 grid, obstacle at (1, 1), penalty at (3, 1) and winning block at (3, 0))</w:t>
+        <w:drawing>
+          <wp:inline distT="0" distB="0" distL="0" distR="0" wp14:anchorId="7FDCF4FB" wp14:editId="47639B8E">
+            <wp:extent cx="3576320" cy="2005812"/>
+            <wp:effectExtent l="0" t="0" r="5080" b="1270"/>
+            <wp:docPr id="2040948956" name="Picture 1" descr="A screenshot of a computer&#10;&#10;AI-generated content may be incorrect."/>
+            <wp:cNvGraphicFramePr>
+              <a:graphicFrameLocks xmlns:a="http://schemas.openxmlformats.org/drawingml/2006/main" noChangeAspect="1"/>
+            </wp:cNvGraphicFramePr>
+            <a:graphic xmlns:a="http://schemas.openxmlformats.org/drawingml/2006/main">
+              <a:graphicData uri="http://schemas.openxmlformats.org/drawingml/2006/picture">
+                <pic:pic xmlns:pic="http://schemas.openxmlformats.org/drawingml/2006/picture">
+                  <pic:nvPicPr>
+                    <pic:cNvPr id="2040948956" name="Picture 1" descr="A screenshot of a computer&#10;&#10;AI-generated content may be incorrect."/>
+                    <pic:cNvPicPr/>
+                  </pic:nvPicPr>
+                  <pic:blipFill>
+                    <a:blip r:embed="rId6"/>
+                    <a:stretch>
+                      <a:fillRect/>
+                    </a:stretch>
+                  </pic:blipFill>
+                  <pic:spPr>
+                    <a:xfrm>
+                      <a:off x="0" y="0"/>
+                      <a:ext cx="3612120" cy="2025891"/>
+                    </a:xfrm>
+                    <a:prstGeom prst="rect">
+                      <a:avLst/>
+                    </a:prstGeom>
+                  </pic:spPr>
+                </pic:pic>
+              </a:graphicData>
+            </a:graphic>
+          </wp:inline>
+        </w:drawing>
       </w:r>
     </w:p>
     <w:p>
       <w:pPr>
-        <w:shd w:val="clear" w:color="auto" w:fill="1F1F1F"/>
-        <w:spacing w:line="300" w:lineRule="atLeast"/>
         <w:rPr>
-          <w:rFonts w:ascii="Hack" w:hAnsi="Hack"/>
-          <w:color w:val="CCCCCC"/>
-          <w:sz w:val="20"/>
-          <w:szCs w:val="20"/>
+          <w:rFonts w:asciiTheme="majorHAnsi" w:eastAsiaTheme="majorEastAsia" w:hAnsiTheme="majorHAnsi" w:cstheme="majorBidi"/>
+          <w:color w:val="0F4761" w:themeColor="accent1" w:themeShade="BF"/>
+          <w:kern w:val="2"/>
+          <w:sz w:val="32"/>
+          <w:szCs w:val="32"/>
+          <w:lang w:eastAsia="en-US"/>
+          <w14:ligatures w14:val="standardContextual"/>
         </w:rPr>
       </w:pPr>
       <w:r>
-        <w:rPr>
-          <w:rFonts w:ascii="Hack" w:hAnsi="Hack"/>
-          <w:color w:val="CE9178"/>
-          <w:sz w:val="20"/>
-          <w:szCs w:val="20"/>
-        </w:rPr>
-        <w:t>┌──────────┬──────────┬──────────┬──────────┐</w:t>
+        <w:br w:type="page"/>
       </w:r>
     </w:p>
     <w:p>
       <w:pPr>
-        <w:shd w:val="clear" w:color="auto" w:fill="1F1F1F"/>
-        <w:spacing w:line="300" w:lineRule="atLeast"/>
-        <w:rPr>
-          <w:rFonts w:ascii="Hack" w:hAnsi="Hack"/>
-          <w:color w:val="CCCCCC"/>
-          <w:sz w:val="20"/>
-          <w:szCs w:val="20"/>
-        </w:rPr>
-      </w:pPr>
-      <w:r>
-        <w:rPr>
-          <w:rFonts w:ascii="Hack" w:hAnsi="Hack"/>
-          <w:color w:val="CE9178"/>
-          <w:sz w:val="20"/>
-          <w:szCs w:val="20"/>
-        </w:rPr>
-        <w:t>│(0,0)     │(1,0)     │(2,0)     │(3,0)     │</w:t>
-      </w:r>
+        <w:pStyle w:val="Heading2"/>
+      </w:pPr>
+      <w:bookmarkStart w:id="2" w:name="_Toc210659365"/>
+      <w:r>
+        <w:lastRenderedPageBreak/>
+        <w:t>Agent Types and PEAS Descriptions</w:t>
+      </w:r>
+      <w:bookmarkEnd w:id="2"/>
+    </w:p>
+    <w:tbl>
+      <w:tblPr>
+        <w:tblStyle w:val="GridTable5Dark"/>
+        <w:tblW w:w="0" w:type="auto"/>
+        <w:tblLook w:val="04A0" w:firstRow="1" w:lastRow="0" w:firstColumn="1" w:lastColumn="0" w:noHBand="0" w:noVBand="1"/>
+      </w:tblPr>
+      <w:tblGrid>
+        <w:gridCol w:w="1803"/>
+        <w:gridCol w:w="1803"/>
+        <w:gridCol w:w="1803"/>
+        <w:gridCol w:w="1803"/>
+        <w:gridCol w:w="1804"/>
+      </w:tblGrid>
+      <w:tr>
+        <w:trPr>
+          <w:cnfStyle w:val="100000000000" w:firstRow="1" w:lastRow="0" w:firstColumn="0" w:lastColumn="0" w:oddVBand="0" w:evenVBand="0" w:oddHBand="0" w:evenHBand="0" w:firstRowFirstColumn="0" w:firstRowLastColumn="0" w:lastRowFirstColumn="0" w:lastRowLastColumn="0"/>
+        </w:trPr>
+        <w:tc>
+          <w:tcPr>
+            <w:cnfStyle w:val="001000000000" w:firstRow="0" w:lastRow="0" w:firstColumn="1" w:lastColumn="0" w:oddVBand="0" w:evenVBand="0" w:oddHBand="0" w:evenHBand="0" w:firstRowFirstColumn="0" w:firstRowLastColumn="0" w:lastRowFirstColumn="0" w:lastRowLastColumn="0"/>
+            <w:tcW w:w="1803" w:type="dxa"/>
+          </w:tcPr>
+          <w:p/>
+        </w:tc>
+        <w:tc>
+          <w:tcPr>
+            <w:tcW w:w="1803" w:type="dxa"/>
+          </w:tcPr>
+          <w:p>
+            <w:pPr>
+              <w:cnfStyle w:val="100000000000" w:firstRow="1" w:lastRow="0" w:firstColumn="0" w:lastColumn="0" w:oddVBand="0" w:evenVBand="0" w:oddHBand="0" w:evenHBand="0" w:firstRowFirstColumn="0" w:firstRowLastColumn="0" w:lastRowFirstColumn="0" w:lastRowLastColumn="0"/>
+            </w:pPr>
+            <w:r>
+              <w:t>Performance</w:t>
+            </w:r>
+          </w:p>
+        </w:tc>
+        <w:tc>
+          <w:tcPr>
+            <w:tcW w:w="1803" w:type="dxa"/>
+          </w:tcPr>
+          <w:p>
+            <w:pPr>
+              <w:cnfStyle w:val="100000000000" w:firstRow="1" w:lastRow="0" w:firstColumn="0" w:lastColumn="0" w:oddVBand="0" w:evenVBand="0" w:oddHBand="0" w:evenHBand="0" w:firstRowFirstColumn="0" w:firstRowLastColumn="0" w:lastRowFirstColumn="0" w:lastRowLastColumn="0"/>
+            </w:pPr>
+            <w:r>
+              <w:t>Environment</w:t>
+            </w:r>
+          </w:p>
+        </w:tc>
+        <w:tc>
+          <w:tcPr>
+            <w:tcW w:w="1803" w:type="dxa"/>
+          </w:tcPr>
+          <w:p>
+            <w:pPr>
+              <w:cnfStyle w:val="100000000000" w:firstRow="1" w:lastRow="0" w:firstColumn="0" w:lastColumn="0" w:oddVBand="0" w:evenVBand="0" w:oddHBand="0" w:evenHBand="0" w:firstRowFirstColumn="0" w:firstRowLastColumn="0" w:lastRowFirstColumn="0" w:lastRowLastColumn="0"/>
+            </w:pPr>
+            <w:r>
+              <w:t>Actuators</w:t>
+            </w:r>
+          </w:p>
+        </w:tc>
+        <w:tc>
+          <w:tcPr>
+            <w:tcW w:w="1804" w:type="dxa"/>
+          </w:tcPr>
+          <w:p>
+            <w:pPr>
+              <w:cnfStyle w:val="100000000000" w:firstRow="1" w:lastRow="0" w:firstColumn="0" w:lastColumn="0" w:oddVBand="0" w:evenVBand="0" w:oddHBand="0" w:evenHBand="0" w:firstRowFirstColumn="0" w:firstRowLastColumn="0" w:lastRowFirstColumn="0" w:lastRowLastColumn="0"/>
+            </w:pPr>
+            <w:r>
+              <w:t>Sensors</w:t>
+            </w:r>
+          </w:p>
+        </w:tc>
+      </w:tr>
+      <w:tr>
+        <w:trPr>
+          <w:cnfStyle w:val="000000100000" w:firstRow="0" w:lastRow="0" w:firstColumn="0" w:lastColumn="0" w:oddVBand="0" w:evenVBand="0" w:oddHBand="1" w:evenHBand="0" w:firstRowFirstColumn="0" w:firstRowLastColumn="0" w:lastRowFirstColumn="0" w:lastRowLastColumn="0"/>
+        </w:trPr>
+        <w:tc>
+          <w:tcPr>
+            <w:cnfStyle w:val="001000000000" w:firstRow="0" w:lastRow="0" w:firstColumn="1" w:lastColumn="0" w:oddVBand="0" w:evenVBand="0" w:oddHBand="0" w:evenHBand="0" w:firstRowFirstColumn="0" w:firstRowLastColumn="0" w:lastRowFirstColumn="0" w:lastRowLastColumn="0"/>
+            <w:tcW w:w="1803" w:type="dxa"/>
+          </w:tcPr>
+          <w:p>
+            <w:r>
+              <w:t>Random</w:t>
+            </w:r>
+          </w:p>
+        </w:tc>
+        <w:tc>
+          <w:tcPr>
+            <w:tcW w:w="1803" w:type="dxa"/>
+          </w:tcPr>
+          <w:p>
+            <w:pPr>
+              <w:cnfStyle w:val="000000100000" w:firstRow="0" w:lastRow="0" w:firstColumn="0" w:lastColumn="0" w:oddVBand="0" w:evenVBand="0" w:oddHBand="1" w:evenHBand="0" w:firstRowFirstColumn="0" w:firstRowLastColumn="0" w:lastRowFirstColumn="0" w:lastRowLastColumn="0"/>
+            </w:pPr>
+            <w:r>
+              <w:t>+100 on winning block and Win game, -50 on penalty block, -(</w:t>
+            </w:r>
+            <w:proofErr w:type="spellStart"/>
+            <w:r>
+              <w:t>x+y</w:t>
+            </w:r>
+            <w:proofErr w:type="spellEnd"/>
+            <w:r>
+              <w:t>) per move, Lose game if Winning block not found in S steps</w:t>
+            </w:r>
+          </w:p>
+        </w:tc>
+        <w:tc>
+          <w:tcPr>
+            <w:tcW w:w="1803" w:type="dxa"/>
+          </w:tcPr>
+          <w:p>
+            <w:pPr>
+              <w:cnfStyle w:val="000000100000" w:firstRow="0" w:lastRow="0" w:firstColumn="0" w:lastColumn="0" w:oddVBand="0" w:evenVBand="0" w:oddHBand="1" w:evenHBand="0" w:firstRowFirstColumn="0" w:firstRowLastColumn="0" w:lastRowFirstColumn="0" w:lastRowLastColumn="0"/>
+            </w:pPr>
+            <w:r>
+              <w:t>2D grid of width w and depth d, with winning block, penalty block and obstacle block.</w:t>
+            </w:r>
+          </w:p>
+        </w:tc>
+        <w:tc>
+          <w:tcPr>
+            <w:tcW w:w="1803" w:type="dxa"/>
+          </w:tcPr>
+          <w:p>
+            <w:pPr>
+              <w:cnfStyle w:val="000000100000" w:firstRow="0" w:lastRow="0" w:firstColumn="0" w:lastColumn="0" w:oddVBand="0" w:evenVBand="0" w:oddHBand="1" w:evenHBand="0" w:firstRowFirstColumn="0" w:firstRowLastColumn="0" w:lastRowFirstColumn="0" w:lastRowLastColumn="0"/>
+            </w:pPr>
+            <w:r>
+              <w:t>Move (Up, Down, Left, Right)</w:t>
+            </w:r>
+          </w:p>
+        </w:tc>
+        <w:tc>
+          <w:tcPr>
+            <w:tcW w:w="1804" w:type="dxa"/>
+          </w:tcPr>
+          <w:p>
+            <w:pPr>
+              <w:cnfStyle w:val="000000100000" w:firstRow="0" w:lastRow="0" w:firstColumn="0" w:lastColumn="0" w:oddVBand="0" w:evenVBand="0" w:oddHBand="1" w:evenHBand="0" w:firstRowFirstColumn="0" w:firstRowLastColumn="0" w:lastRowFirstColumn="0" w:lastRowLastColumn="0"/>
+            </w:pPr>
+            <w:r>
+              <w:t xml:space="preserve">Current position. </w:t>
+            </w:r>
+            <w:proofErr w:type="spellStart"/>
+            <w:r>
+              <w:t>Percepts</w:t>
+            </w:r>
+            <w:proofErr w:type="spellEnd"/>
+            <w:r>
+              <w:t xml:space="preserve"> are ignored.</w:t>
+            </w:r>
+          </w:p>
+        </w:tc>
+      </w:tr>
+      <w:tr>
+        <w:tc>
+          <w:tcPr>
+            <w:cnfStyle w:val="001000000000" w:firstRow="0" w:lastRow="0" w:firstColumn="1" w:lastColumn="0" w:oddVBand="0" w:evenVBand="0" w:oddHBand="0" w:evenHBand="0" w:firstRowFirstColumn="0" w:firstRowLastColumn="0" w:lastRowFirstColumn="0" w:lastRowLastColumn="0"/>
+            <w:tcW w:w="1803" w:type="dxa"/>
+          </w:tcPr>
+          <w:p>
+            <w:r>
+              <w:t>Reflex</w:t>
+            </w:r>
+          </w:p>
+        </w:tc>
+        <w:tc>
+          <w:tcPr>
+            <w:tcW w:w="1803" w:type="dxa"/>
+          </w:tcPr>
+          <w:p>
+            <w:pPr>
+              <w:cnfStyle w:val="000000000000" w:firstRow="0" w:lastRow="0" w:firstColumn="0" w:lastColumn="0" w:oddVBand="0" w:evenVBand="0" w:oddHBand="0" w:evenHBand="0" w:firstRowFirstColumn="0" w:firstRowLastColumn="0" w:lastRowFirstColumn="0" w:lastRowLastColumn="0"/>
+            </w:pPr>
+            <w:r>
+              <w:t>As above</w:t>
+            </w:r>
+          </w:p>
+        </w:tc>
+        <w:tc>
+          <w:tcPr>
+            <w:tcW w:w="1803" w:type="dxa"/>
+          </w:tcPr>
+          <w:p>
+            <w:pPr>
+              <w:cnfStyle w:val="000000000000" w:firstRow="0" w:lastRow="0" w:firstColumn="0" w:lastColumn="0" w:oddVBand="0" w:evenVBand="0" w:oddHBand="0" w:evenHBand="0" w:firstRowFirstColumn="0" w:firstRowLastColumn="0" w:lastRowFirstColumn="0" w:lastRowLastColumn="0"/>
+            </w:pPr>
+            <w:r>
+              <w:t>As above</w:t>
+            </w:r>
+          </w:p>
+        </w:tc>
+        <w:tc>
+          <w:tcPr>
+            <w:tcW w:w="1803" w:type="dxa"/>
+          </w:tcPr>
+          <w:p>
+            <w:pPr>
+              <w:cnfStyle w:val="000000000000" w:firstRow="0" w:lastRow="0" w:firstColumn="0" w:lastColumn="0" w:oddVBand="0" w:evenVBand="0" w:oddHBand="0" w:evenHBand="0" w:firstRowFirstColumn="0" w:firstRowLastColumn="0" w:lastRowFirstColumn="0" w:lastRowLastColumn="0"/>
+            </w:pPr>
+            <w:r>
+              <w:t>As above</w:t>
+            </w:r>
+          </w:p>
+        </w:tc>
+        <w:tc>
+          <w:tcPr>
+            <w:tcW w:w="1804" w:type="dxa"/>
+          </w:tcPr>
+          <w:p>
+            <w:pPr>
+              <w:cnfStyle w:val="000000000000" w:firstRow="0" w:lastRow="0" w:firstColumn="0" w:lastColumn="0" w:oddVBand="0" w:evenVBand="0" w:oddHBand="0" w:evenHBand="0" w:firstRowFirstColumn="0" w:firstRowLastColumn="0" w:lastRowFirstColumn="0" w:lastRowLastColumn="0"/>
+            </w:pPr>
+            <w:r>
+              <w:t xml:space="preserve">Current position, receives </w:t>
+            </w:r>
+            <w:proofErr w:type="spellStart"/>
+            <w:r>
+              <w:t>percepts</w:t>
+            </w:r>
+            <w:proofErr w:type="spellEnd"/>
+            <w:r>
+              <w:t xml:space="preserve"> with available directions and associated costs</w:t>
+            </w:r>
+          </w:p>
+          <w:p>
+            <w:pPr>
+              <w:cnfStyle w:val="000000000000" w:firstRow="0" w:lastRow="0" w:firstColumn="0" w:lastColumn="0" w:oddVBand="0" w:evenVBand="0" w:oddHBand="0" w:evenHBand="0" w:firstRowFirstColumn="0" w:firstRowLastColumn="0" w:lastRowFirstColumn="0" w:lastRowLastColumn="0"/>
+            </w:pPr>
+          </w:p>
+        </w:tc>
+      </w:tr>
+      <w:tr>
+        <w:trPr>
+          <w:cnfStyle w:val="000000100000" w:firstRow="0" w:lastRow="0" w:firstColumn="0" w:lastColumn="0" w:oddVBand="0" w:evenVBand="0" w:oddHBand="1" w:evenHBand="0" w:firstRowFirstColumn="0" w:firstRowLastColumn="0" w:lastRowFirstColumn="0" w:lastRowLastColumn="0"/>
+        </w:trPr>
+        <w:tc>
+          <w:tcPr>
+            <w:cnfStyle w:val="001000000000" w:firstRow="0" w:lastRow="0" w:firstColumn="1" w:lastColumn="0" w:oddVBand="0" w:evenVBand="0" w:oddHBand="0" w:evenHBand="0" w:firstRowFirstColumn="0" w:firstRowLastColumn="0" w:lastRowFirstColumn="0" w:lastRowLastColumn="0"/>
+            <w:tcW w:w="1803" w:type="dxa"/>
+          </w:tcPr>
+          <w:p>
+            <w:r>
+              <w:t>Table</w:t>
+            </w:r>
+          </w:p>
+        </w:tc>
+        <w:tc>
+          <w:tcPr>
+            <w:tcW w:w="1803" w:type="dxa"/>
+          </w:tcPr>
+          <w:p>
+            <w:pPr>
+              <w:cnfStyle w:val="000000100000" w:firstRow="0" w:lastRow="0" w:firstColumn="0" w:lastColumn="0" w:oddVBand="0" w:evenVBand="0" w:oddHBand="1" w:evenHBand="0" w:firstRowFirstColumn="0" w:firstRowLastColumn="0" w:lastRowFirstColumn="0" w:lastRowLastColumn="0"/>
+            </w:pPr>
+            <w:r>
+              <w:t>As above</w:t>
+            </w:r>
+          </w:p>
+        </w:tc>
+        <w:tc>
+          <w:tcPr>
+            <w:tcW w:w="1803" w:type="dxa"/>
+          </w:tcPr>
+          <w:p>
+            <w:pPr>
+              <w:cnfStyle w:val="000000100000" w:firstRow="0" w:lastRow="0" w:firstColumn="0" w:lastColumn="0" w:oddVBand="0" w:evenVBand="0" w:oddHBand="1" w:evenHBand="0" w:firstRowFirstColumn="0" w:firstRowLastColumn="0" w:lastRowFirstColumn="0" w:lastRowLastColumn="0"/>
+            </w:pPr>
+            <w:r>
+              <w:t>As above</w:t>
+            </w:r>
+          </w:p>
+        </w:tc>
+        <w:tc>
+          <w:tcPr>
+            <w:tcW w:w="1803" w:type="dxa"/>
+          </w:tcPr>
+          <w:p>
+            <w:pPr>
+              <w:cnfStyle w:val="000000100000" w:firstRow="0" w:lastRow="0" w:firstColumn="0" w:lastColumn="0" w:oddVBand="0" w:evenVBand="0" w:oddHBand="1" w:evenHBand="0" w:firstRowFirstColumn="0" w:firstRowLastColumn="0" w:lastRowFirstColumn="0" w:lastRowLastColumn="0"/>
+            </w:pPr>
+            <w:r>
+              <w:t>As above</w:t>
+            </w:r>
+          </w:p>
+        </w:tc>
+        <w:tc>
+          <w:tcPr>
+            <w:tcW w:w="1804" w:type="dxa"/>
+          </w:tcPr>
+          <w:p>
+            <w:pPr>
+              <w:cnfStyle w:val="000000100000" w:firstRow="0" w:lastRow="0" w:firstColumn="0" w:lastColumn="0" w:oddVBand="0" w:evenVBand="0" w:oddHBand="1" w:evenHBand="0" w:firstRowFirstColumn="0" w:firstRowLastColumn="0" w:lastRowFirstColumn="0" w:lastRowLastColumn="0"/>
+            </w:pPr>
+            <w:r>
+              <w:t xml:space="preserve">As per Reflex Agent. </w:t>
+            </w:r>
+            <w:r>
+              <w:t>Decides movement based on internal table.</w:t>
+            </w:r>
+          </w:p>
+        </w:tc>
+      </w:tr>
+    </w:tbl>
+    <w:p>
+      <w:pPr>
+        <w:pStyle w:val="Heading2"/>
+      </w:pPr>
+      <w:bookmarkStart w:id="3" w:name="_Toc210659366"/>
     </w:p>
     <w:p>
       <w:pPr>
-        <w:shd w:val="clear" w:color="auto" w:fill="1F1F1F"/>
-        <w:spacing w:line="300" w:lineRule="atLeast"/>
-        <w:rPr>
-          <w:rFonts w:ascii="Hack" w:hAnsi="Hack"/>
-          <w:color w:val="CCCCCC"/>
-          <w:sz w:val="20"/>
-          <w:szCs w:val="20"/>
-        </w:rPr>
-      </w:pPr>
-      <w:r>
-        <w:rPr>
-          <w:rFonts w:ascii="Hack" w:hAnsi="Hack"/>
-          <w:color w:val="CE9178"/>
-          <w:sz w:val="20"/>
-          <w:szCs w:val="20"/>
-        </w:rPr>
-        <w:t>│          │          │          │          │</w:t>
-      </w:r>
+        <w:pStyle w:val="Heading2"/>
+      </w:pPr>
+      <w:r>
+        <w:t>Advantages/Disadvantages</w:t>
+      </w:r>
+      <w:bookmarkEnd w:id="3"/>
     </w:p>
+    <w:tbl>
+      <w:tblPr>
+        <w:tblStyle w:val="GridTable5Dark"/>
+        <w:tblW w:w="0" w:type="auto"/>
+        <w:tblLook w:val="04A0" w:firstRow="1" w:lastRow="0" w:firstColumn="1" w:lastColumn="0" w:noHBand="0" w:noVBand="1"/>
+      </w:tblPr>
+      <w:tblGrid>
+        <w:gridCol w:w="1696"/>
+        <w:gridCol w:w="3119"/>
+        <w:gridCol w:w="4201"/>
+      </w:tblGrid>
+      <w:tr>
+        <w:trPr>
+          <w:cnfStyle w:val="100000000000" w:firstRow="1" w:lastRow="0" w:firstColumn="0" w:lastColumn="0" w:oddVBand="0" w:evenVBand="0" w:oddHBand="0" w:evenHBand="0" w:firstRowFirstColumn="0" w:firstRowLastColumn="0" w:lastRowFirstColumn="0" w:lastRowLastColumn="0"/>
+        </w:trPr>
+        <w:tc>
+          <w:tcPr>
+            <w:cnfStyle w:val="001000000000" w:firstRow="0" w:lastRow="0" w:firstColumn="1" w:lastColumn="0" w:oddVBand="0" w:evenVBand="0" w:oddHBand="0" w:evenHBand="0" w:firstRowFirstColumn="0" w:firstRowLastColumn="0" w:lastRowFirstColumn="0" w:lastRowLastColumn="0"/>
+            <w:tcW w:w="1696" w:type="dxa"/>
+          </w:tcPr>
+          <w:p/>
+        </w:tc>
+        <w:tc>
+          <w:tcPr>
+            <w:tcW w:w="3119" w:type="dxa"/>
+          </w:tcPr>
+          <w:p>
+            <w:pPr>
+              <w:cnfStyle w:val="100000000000" w:firstRow="1" w:lastRow="0" w:firstColumn="0" w:lastColumn="0" w:oddVBand="0" w:evenVBand="0" w:oddHBand="0" w:evenHBand="0" w:firstRowFirstColumn="0" w:firstRowLastColumn="0" w:lastRowFirstColumn="0" w:lastRowLastColumn="0"/>
+            </w:pPr>
+            <w:r>
+              <w:t>Advantages</w:t>
+            </w:r>
+          </w:p>
+        </w:tc>
+        <w:tc>
+          <w:tcPr>
+            <w:tcW w:w="4201" w:type="dxa"/>
+          </w:tcPr>
+          <w:p>
+            <w:pPr>
+              <w:cnfStyle w:val="100000000000" w:firstRow="1" w:lastRow="0" w:firstColumn="0" w:lastColumn="0" w:oddVBand="0" w:evenVBand="0" w:oddHBand="0" w:evenHBand="0" w:firstRowFirstColumn="0" w:firstRowLastColumn="0" w:lastRowFirstColumn="0" w:lastRowLastColumn="0"/>
+            </w:pPr>
+            <w:r>
+              <w:t>Disadvantages</w:t>
+            </w:r>
+          </w:p>
+        </w:tc>
+      </w:tr>
+      <w:tr>
+        <w:trPr>
+          <w:cnfStyle w:val="000000100000" w:firstRow="0" w:lastRow="0" w:firstColumn="0" w:lastColumn="0" w:oddVBand="0" w:evenVBand="0" w:oddHBand="1" w:evenHBand="0" w:firstRowFirstColumn="0" w:firstRowLastColumn="0" w:lastRowFirstColumn="0" w:lastRowLastColumn="0"/>
+        </w:trPr>
+        <w:tc>
+          <w:tcPr>
+            <w:cnfStyle w:val="001000000000" w:firstRow="0" w:lastRow="0" w:firstColumn="1" w:lastColumn="0" w:oddVBand="0" w:evenVBand="0" w:oddHBand="0" w:evenHBand="0" w:firstRowFirstColumn="0" w:firstRowLastColumn="0" w:lastRowFirstColumn="0" w:lastRowLastColumn="0"/>
+            <w:tcW w:w="1696" w:type="dxa"/>
+          </w:tcPr>
+          <w:p>
+            <w:r>
+              <w:t>Random</w:t>
+            </w:r>
+          </w:p>
+        </w:tc>
+        <w:tc>
+          <w:tcPr>
+            <w:tcW w:w="3119" w:type="dxa"/>
+          </w:tcPr>
+          <w:p>
+            <w:pPr>
+              <w:cnfStyle w:val="000000100000" w:firstRow="0" w:lastRow="0" w:firstColumn="0" w:lastColumn="0" w:oddVBand="0" w:evenVBand="0" w:oddHBand="1" w:evenHBand="0" w:firstRowFirstColumn="0" w:firstRowLastColumn="0" w:lastRowFirstColumn="0" w:lastRowLastColumn="0"/>
+            </w:pPr>
+            <w:r>
+              <w:t>Very fast</w:t>
+            </w:r>
+            <w:r>
+              <w:br/>
+              <w:t>Easy implementation</w:t>
+            </w:r>
+            <w:r>
+              <w:br/>
+              <w:t>Effective in small grids</w:t>
+            </w:r>
+          </w:p>
+        </w:tc>
+        <w:tc>
+          <w:tcPr>
+            <w:tcW w:w="4201" w:type="dxa"/>
+          </w:tcPr>
+          <w:p>
+            <w:pPr>
+              <w:cnfStyle w:val="000000100000" w:firstRow="0" w:lastRow="0" w:firstColumn="0" w:lastColumn="0" w:oddVBand="0" w:evenVBand="0" w:oddHBand="1" w:evenHBand="0" w:firstRowFirstColumn="0" w:firstRowLastColumn="0" w:lastRowFirstColumn="0" w:lastRowLastColumn="0"/>
+            </w:pPr>
+            <w:r>
+              <w:t>non-rational</w:t>
+            </w:r>
+            <w:r>
+              <w:br/>
+              <w:t>Non optimised</w:t>
+            </w:r>
+            <w:r>
+              <w:br/>
+              <w:t>Scales badly</w:t>
+            </w:r>
+          </w:p>
+        </w:tc>
+      </w:tr>
+      <w:tr>
+        <w:tc>
+          <w:tcPr>
+            <w:cnfStyle w:val="001000000000" w:firstRow="0" w:lastRow="0" w:firstColumn="1" w:lastColumn="0" w:oddVBand="0" w:evenVBand="0" w:oddHBand="0" w:evenHBand="0" w:firstRowFirstColumn="0" w:firstRowLastColumn="0" w:lastRowFirstColumn="0" w:lastRowLastColumn="0"/>
+            <w:tcW w:w="1696" w:type="dxa"/>
+          </w:tcPr>
+          <w:p>
+            <w:r>
+              <w:t>Reflex</w:t>
+            </w:r>
+          </w:p>
+        </w:tc>
+        <w:tc>
+          <w:tcPr>
+            <w:tcW w:w="3119" w:type="dxa"/>
+          </w:tcPr>
+          <w:p>
+            <w:pPr>
+              <w:cnfStyle w:val="000000000000" w:firstRow="0" w:lastRow="0" w:firstColumn="0" w:lastColumn="0" w:oddVBand="0" w:evenVBand="0" w:oddHBand="0" w:evenHBand="0" w:firstRowFirstColumn="0" w:firstRowLastColumn="0" w:lastRowFirstColumn="0" w:lastRowLastColumn="0"/>
+            </w:pPr>
+            <w:r>
+              <w:t>Low computational overhead</w:t>
+            </w:r>
+            <w:r>
+              <w:br/>
+              <w:t>Rational</w:t>
+            </w:r>
+          </w:p>
+          <w:p>
+            <w:pPr>
+              <w:cnfStyle w:val="000000000000" w:firstRow="0" w:lastRow="0" w:firstColumn="0" w:lastColumn="0" w:oddVBand="0" w:evenVBand="0" w:oddHBand="0" w:evenHBand="0" w:firstRowFirstColumn="0" w:firstRowLastColumn="0" w:lastRowFirstColumn="0" w:lastRowLastColumn="0"/>
+              <w:rPr>
+                <w:lang w:eastAsia="en-US"/>
+              </w:rPr>
+            </w:pPr>
+            <w:r>
+              <w:t>Performs better than Random</w:t>
+            </w:r>
+          </w:p>
+        </w:tc>
+        <w:tc>
+          <w:tcPr>
+            <w:tcW w:w="4201" w:type="dxa"/>
+          </w:tcPr>
+          <w:p>
+            <w:pPr>
+              <w:cnfStyle w:val="000000000000" w:firstRow="0" w:lastRow="0" w:firstColumn="0" w:lastColumn="0" w:oddVBand="0" w:evenVBand="0" w:oddHBand="0" w:evenHBand="0" w:firstRowFirstColumn="0" w:firstRowLastColumn="0" w:lastRowFirstColumn="0" w:lastRowLastColumn="0"/>
+            </w:pPr>
+            <w:r>
+              <w:t>Poor performance in large grids</w:t>
+            </w:r>
+          </w:p>
+          <w:p>
+            <w:pPr>
+              <w:cnfStyle w:val="000000000000" w:firstRow="0" w:lastRow="0" w:firstColumn="0" w:lastColumn="0" w:oddVBand="0" w:evenVBand="0" w:oddHBand="0" w:evenHBand="0" w:firstRowFirstColumn="0" w:firstRowLastColumn="0" w:lastRowFirstColumn="0" w:lastRowLastColumn="0"/>
+            </w:pPr>
+            <w:r>
+              <w:t>Inconsistent performance</w:t>
+            </w:r>
+          </w:p>
+          <w:p>
+            <w:pPr>
+              <w:cnfStyle w:val="000000000000" w:firstRow="0" w:lastRow="0" w:firstColumn="0" w:lastColumn="0" w:oddVBand="0" w:evenVBand="0" w:oddHBand="0" w:evenHBand="0" w:firstRowFirstColumn="0" w:firstRowLastColumn="0" w:lastRowFirstColumn="0" w:lastRowLastColumn="0"/>
+            </w:pPr>
+            <w:r>
+              <w:t>Non optimised</w:t>
+            </w:r>
+          </w:p>
+        </w:tc>
+      </w:tr>
+      <w:tr>
+        <w:trPr>
+          <w:cnfStyle w:val="000000100000" w:firstRow="0" w:lastRow="0" w:firstColumn="0" w:lastColumn="0" w:oddVBand="0" w:evenVBand="0" w:oddHBand="1" w:evenHBand="0" w:firstRowFirstColumn="0" w:firstRowLastColumn="0" w:lastRowFirstColumn="0" w:lastRowLastColumn="0"/>
+        </w:trPr>
+        <w:tc>
+          <w:tcPr>
+            <w:cnfStyle w:val="001000000000" w:firstRow="0" w:lastRow="0" w:firstColumn="1" w:lastColumn="0" w:oddVBand="0" w:evenVBand="0" w:oddHBand="0" w:evenHBand="0" w:firstRowFirstColumn="0" w:firstRowLastColumn="0" w:lastRowFirstColumn="0" w:lastRowLastColumn="0"/>
+            <w:tcW w:w="1696" w:type="dxa"/>
+          </w:tcPr>
+          <w:p>
+            <w:r>
+              <w:t>Table</w:t>
+            </w:r>
+          </w:p>
+        </w:tc>
+        <w:tc>
+          <w:tcPr>
+            <w:tcW w:w="3119" w:type="dxa"/>
+          </w:tcPr>
+          <w:p>
+            <w:pPr>
+              <w:cnfStyle w:val="000000100000" w:firstRow="0" w:lastRow="0" w:firstColumn="0" w:lastColumn="0" w:oddVBand="0" w:evenVBand="0" w:oddHBand="1" w:evenHBand="0" w:firstRowFirstColumn="0" w:firstRowLastColumn="0" w:lastRowFirstColumn="0" w:lastRowLastColumn="0"/>
+            </w:pPr>
+            <w:r>
+              <w:t>Makes informed decisions</w:t>
+            </w:r>
+          </w:p>
+          <w:p>
+            <w:pPr>
+              <w:cnfStyle w:val="000000100000" w:firstRow="0" w:lastRow="0" w:firstColumn="0" w:lastColumn="0" w:oddVBand="0" w:evenVBand="0" w:oddHBand="1" w:evenHBand="0" w:firstRowFirstColumn="0" w:firstRowLastColumn="0" w:lastRowFirstColumn="0" w:lastRowLastColumn="0"/>
+            </w:pPr>
+            <w:r>
+              <w:t>Performs better in larger grids that the other agents</w:t>
+            </w:r>
+          </w:p>
+        </w:tc>
+        <w:tc>
+          <w:tcPr>
+            <w:tcW w:w="4201" w:type="dxa"/>
+          </w:tcPr>
+          <w:p>
+            <w:pPr>
+              <w:cnfStyle w:val="000000100000" w:firstRow="0" w:lastRow="0" w:firstColumn="0" w:lastColumn="0" w:oddVBand="0" w:evenVBand="0" w:oddHBand="1" w:evenHBand="0" w:firstRowFirstColumn="0" w:firstRowLastColumn="0" w:lastRowFirstColumn="0" w:lastRowLastColumn="0"/>
+            </w:pPr>
+            <w:r>
+              <w:t>Requires computational overhead</w:t>
+            </w:r>
+            <w:r>
+              <w:br/>
+            </w:r>
+            <w:r>
+              <w:t>Optimal i</w:t>
+            </w:r>
+            <w:r>
+              <w:t>mplementation is difficult</w:t>
+            </w:r>
+            <w:r>
+              <w:t>, how to decide how to build the table?</w:t>
+            </w:r>
+          </w:p>
+          <w:p>
+            <w:pPr>
+              <w:cnfStyle w:val="000000100000" w:firstRow="0" w:lastRow="0" w:firstColumn="0" w:lastColumn="0" w:oddVBand="0" w:evenVBand="0" w:oddHBand="1" w:evenHBand="0" w:firstRowFirstColumn="0" w:firstRowLastColumn="0" w:lastRowFirstColumn="0" w:lastRowLastColumn="0"/>
+            </w:pPr>
+            <w:r>
+              <w:t xml:space="preserve">No proper Search or Goal Based </w:t>
+            </w:r>
+            <w:r>
+              <w:t>decisions</w:t>
+            </w:r>
+          </w:p>
+        </w:tc>
+      </w:tr>
+    </w:tbl>
     <w:p>
-      <w:pPr>
-        <w:shd w:val="clear" w:color="auto" w:fill="1F1F1F"/>
-        <w:spacing w:line="300" w:lineRule="atLeast"/>
-        <w:rPr>
-          <w:rFonts w:ascii="Hack" w:hAnsi="Hack"/>
-          <w:color w:val="CCCCCC"/>
-          <w:sz w:val="20"/>
-          <w:szCs w:val="20"/>
-        </w:rPr>
-      </w:pPr>
-      <w:r>
-        <w:rPr>
-          <w:rFonts w:ascii="Hack" w:hAnsi="Hack"/>
-          <w:color w:val="CE9178"/>
-          <w:sz w:val="20"/>
-          <w:szCs w:val="20"/>
-        </w:rPr>
-        <w:t>│          │          │          │ WIN GAME │</w:t>
-      </w:r>
-    </w:p>
-    <w:p>
-      <w:pPr>
-        <w:shd w:val="clear" w:color="auto" w:fill="1F1F1F"/>
-        <w:spacing w:line="300" w:lineRule="atLeast"/>
-        <w:rPr>
-          <w:rFonts w:ascii="Hack" w:hAnsi="Hack"/>
-          <w:color w:val="CCCCCC"/>
-          <w:sz w:val="20"/>
-          <w:szCs w:val="20"/>
-        </w:rPr>
-      </w:pPr>
-      <w:r>
-        <w:rPr>
-          <w:rFonts w:ascii="Hack" w:hAnsi="Hack"/>
-          <w:color w:val="CE9178"/>
-          <w:sz w:val="20"/>
-          <w:szCs w:val="20"/>
-        </w:rPr>
-        <w:t>┼──────────┼──────────┼──────────┼──────────┤</w:t>
-      </w:r>
-    </w:p>
-    <w:p>
-      <w:pPr>
-        <w:shd w:val="clear" w:color="auto" w:fill="1F1F1F"/>
-        <w:spacing w:line="300" w:lineRule="atLeast"/>
-        <w:rPr>
-          <w:rFonts w:ascii="Hack" w:hAnsi="Hack"/>
-          <w:color w:val="CCCCCC"/>
-          <w:sz w:val="20"/>
-          <w:szCs w:val="20"/>
-        </w:rPr>
-      </w:pPr>
-      <w:r>
-        <w:rPr>
-          <w:rFonts w:ascii="Hack" w:hAnsi="Hack"/>
-          <w:color w:val="CE9178"/>
-          <w:sz w:val="20"/>
-          <w:szCs w:val="20"/>
-        </w:rPr>
-        <w:t>│(0,1)     │(1,1)     │(2,1)     │(3,1)     │</w:t>
-      </w:r>
-    </w:p>
-    <w:p>
-      <w:pPr>
-        <w:shd w:val="clear" w:color="auto" w:fill="1F1F1F"/>
-        <w:spacing w:line="300" w:lineRule="atLeast"/>
-        <w:rPr>
-          <w:rFonts w:ascii="Hack" w:hAnsi="Hack"/>
-          <w:color w:val="CCCCCC"/>
-          <w:sz w:val="20"/>
-          <w:szCs w:val="20"/>
-        </w:rPr>
-      </w:pPr>
-      <w:r>
-        <w:rPr>
-          <w:rFonts w:ascii="Hack" w:hAnsi="Hack"/>
-          <w:color w:val="CE9178"/>
-          <w:sz w:val="20"/>
-          <w:szCs w:val="20"/>
-        </w:rPr>
-        <w:t>│          │          │          │          │</w:t>
-      </w:r>
-    </w:p>
-    <w:p>
-      <w:pPr>
-        <w:shd w:val="clear" w:color="auto" w:fill="1F1F1F"/>
-        <w:spacing w:line="300" w:lineRule="atLeast"/>
-        <w:rPr>
-          <w:rFonts w:ascii="Hack" w:hAnsi="Hack"/>
-          <w:color w:val="CCCCCC"/>
-          <w:sz w:val="20"/>
-          <w:szCs w:val="20"/>
-        </w:rPr>
-      </w:pPr>
-      <w:r>
-        <w:rPr>
-          <w:rFonts w:ascii="Hack" w:hAnsi="Hack"/>
-          <w:color w:val="CE9178"/>
-          <w:sz w:val="20"/>
-          <w:szCs w:val="20"/>
-        </w:rPr>
-        <w:t>│          │ OBSTACLE │          │ PENALTY  │</w:t>
-      </w:r>
-    </w:p>
-    <w:p>
-      <w:pPr>
-        <w:shd w:val="clear" w:color="auto" w:fill="1F1F1F"/>
-        <w:spacing w:line="300" w:lineRule="atLeast"/>
-        <w:rPr>
-          <w:rFonts w:ascii="Hack" w:hAnsi="Hack"/>
-          <w:color w:val="CCCCCC"/>
-          <w:sz w:val="20"/>
-          <w:szCs w:val="20"/>
-        </w:rPr>
-      </w:pPr>
-      <w:r>
-        <w:rPr>
-          <w:rFonts w:ascii="Hack" w:hAnsi="Hack"/>
-          <w:color w:val="CE9178"/>
-          <w:sz w:val="20"/>
-          <w:szCs w:val="20"/>
-        </w:rPr>
-        <w:t>┼──────────┼──────────┼──────────┼──────────┤</w:t>
-      </w:r>
-    </w:p>
-    <w:p>
-      <w:pPr>
-        <w:shd w:val="clear" w:color="auto" w:fill="1F1F1F"/>
-        <w:spacing w:line="300" w:lineRule="atLeast"/>
-        <w:rPr>
-          <w:rFonts w:ascii="Hack" w:hAnsi="Hack"/>
-          <w:color w:val="CCCCCC"/>
-          <w:sz w:val="20"/>
-          <w:szCs w:val="20"/>
-        </w:rPr>
-      </w:pPr>
-      <w:r>
-        <w:rPr>
-          <w:rFonts w:ascii="Hack" w:hAnsi="Hack"/>
-          <w:color w:val="CE9178"/>
-          <w:sz w:val="20"/>
-          <w:szCs w:val="20"/>
-        </w:rPr>
-        <w:t>│(0,2)     │(1,2)     │(2,2)     │(3,2)     │</w:t>
-      </w:r>
-    </w:p>
-    <w:p>
-      <w:pPr>
-        <w:shd w:val="clear" w:color="auto" w:fill="1F1F1F"/>
-        <w:spacing w:line="300" w:lineRule="atLeast"/>
-        <w:rPr>
-          <w:rFonts w:ascii="Hack" w:hAnsi="Hack"/>
-          <w:color w:val="CCCCCC"/>
-          <w:sz w:val="20"/>
-          <w:szCs w:val="20"/>
-        </w:rPr>
-      </w:pPr>
-      <w:r>
-        <w:rPr>
-          <w:rFonts w:ascii="Hack" w:hAnsi="Hack"/>
-          <w:color w:val="CE9178"/>
-          <w:sz w:val="20"/>
-          <w:szCs w:val="20"/>
-        </w:rPr>
-        <w:t>│          │          │          │          │</w:t>
-      </w:r>
-    </w:p>
-    <w:p>
-      <w:pPr>
-        <w:shd w:val="clear" w:color="auto" w:fill="1F1F1F"/>
-        <w:spacing w:line="300" w:lineRule="atLeast"/>
-        <w:rPr>
-          <w:rFonts w:ascii="Hack" w:hAnsi="Hack"/>
-          <w:color w:val="CCCCCC"/>
-          <w:sz w:val="20"/>
-          <w:szCs w:val="20"/>
-        </w:rPr>
-      </w:pPr>
-      <w:r>
-        <w:rPr>
-          <w:rFonts w:ascii="Hack" w:hAnsi="Hack"/>
-          <w:color w:val="CE9178"/>
-          <w:sz w:val="20"/>
-          <w:szCs w:val="20"/>
-        </w:rPr>
-        <w:t>│          │          │          │          │</w:t>
-      </w:r>
-    </w:p>
-    <w:p>
-      <w:pPr>
-        <w:shd w:val="clear" w:color="auto" w:fill="1F1F1F"/>
-        <w:spacing w:line="300" w:lineRule="atLeast"/>
-        <w:rPr>
-          <w:rFonts w:ascii="Hack" w:hAnsi="Hack"/>
-          <w:color w:val="CCCCCC"/>
-          <w:sz w:val="20"/>
-          <w:szCs w:val="20"/>
-        </w:rPr>
-      </w:pPr>
-      <w:r>
-        <w:rPr>
-          <w:rFonts w:ascii="Hack" w:hAnsi="Hack"/>
-          <w:color w:val="CE9178"/>
-          <w:sz w:val="20"/>
-          <w:szCs w:val="20"/>
-        </w:rPr>
-        <w:t>└──────────┴──────────┴──────────┴──────────┘</w:t>
-      </w:r>
-    </w:p>
-    <w:p>
-      <w:r>
-        <w:br/>
-      </w:r>
-      <w:r>
-        <w:t xml:space="preserve"> </w:t>
-      </w:r>
-    </w:p>
-    <w:p>
-      <w:r>
-        <w:t>Each move has a cost associated with it, which is the sum of the x and y coordinates of the square.</w:t>
-      </w:r>
+      <w:bookmarkStart w:id="4" w:name="_Toc210659367"/>
     </w:p>
     <w:p/>
     <w:p>
-      <w:r>
-        <w:t>The game is considered Lost if the agent has not found the Winning block in the number of steps allowed.</w:t>
-      </w:r>
+      <w:pPr>
+        <w:pStyle w:val="Heading2"/>
+      </w:pPr>
     </w:p>
     <w:p>
-      <w:r>
-        <w:br/>
-        <w:t>When the game starts, the agent is dropped at a random location.</w:t>
-      </w:r>
+      <w:pPr>
+        <w:pStyle w:val="Heading2"/>
+      </w:pPr>
     </w:p>
+    <w:p>
+      <w:pPr>
+        <w:pStyle w:val="Heading2"/>
+      </w:pPr>
+      <w:r>
+        <w:t>Ability to perform</w:t>
+      </w:r>
+      <w:bookmarkEnd w:id="4"/>
+    </w:p>
+    <w:tbl>
+      <w:tblPr>
+        <w:tblStyle w:val="GridTable5Dark"/>
+        <w:tblW w:w="9020" w:type="dxa"/>
+        <w:tblLook w:val="04A0" w:firstRow="1" w:lastRow="0" w:firstColumn="1" w:lastColumn="0" w:noHBand="0" w:noVBand="1"/>
+      </w:tblPr>
+      <w:tblGrid>
+        <w:gridCol w:w="1923"/>
+        <w:gridCol w:w="7097"/>
+      </w:tblGrid>
+      <w:tr>
+        <w:trPr>
+          <w:cnfStyle w:val="100000000000" w:firstRow="1" w:lastRow="0" w:firstColumn="0" w:lastColumn="0" w:oddVBand="0" w:evenVBand="0" w:oddHBand="0" w:evenHBand="0" w:firstRowFirstColumn="0" w:firstRowLastColumn="0" w:lastRowFirstColumn="0" w:lastRowLastColumn="0"/>
+          <w:trHeight w:val="321"/>
+        </w:trPr>
+        <w:tc>
+          <w:tcPr>
+            <w:cnfStyle w:val="001000000000" w:firstRow="0" w:lastRow="0" w:firstColumn="1" w:lastColumn="0" w:oddVBand="0" w:evenVBand="0" w:oddHBand="0" w:evenHBand="0" w:firstRowFirstColumn="0" w:firstRowLastColumn="0" w:lastRowFirstColumn="0" w:lastRowLastColumn="0"/>
+            <w:tcW w:w="1413" w:type="dxa"/>
+          </w:tcPr>
+          <w:p/>
+        </w:tc>
+        <w:tc>
+          <w:tcPr>
+            <w:tcW w:w="7607" w:type="dxa"/>
+          </w:tcPr>
+          <w:p>
+            <w:pPr>
+              <w:cnfStyle w:val="100000000000" w:firstRow="1" w:lastRow="0" w:firstColumn="0" w:lastColumn="0" w:oddVBand="0" w:evenVBand="0" w:oddHBand="0" w:evenHBand="0" w:firstRowFirstColumn="0" w:firstRowLastColumn="0" w:lastRowFirstColumn="0" w:lastRowLastColumn="0"/>
+            </w:pPr>
+          </w:p>
+        </w:tc>
+      </w:tr>
+      <w:tr>
+        <w:trPr>
+          <w:cnfStyle w:val="000000100000" w:firstRow="0" w:lastRow="0" w:firstColumn="0" w:lastColumn="0" w:oddVBand="0" w:evenVBand="0" w:oddHBand="1" w:evenHBand="0" w:firstRowFirstColumn="0" w:firstRowLastColumn="0" w:lastRowFirstColumn="0" w:lastRowLastColumn="0"/>
+          <w:trHeight w:val="321"/>
+        </w:trPr>
+        <w:tc>
+          <w:tcPr>
+            <w:cnfStyle w:val="001000000000" w:firstRow="0" w:lastRow="0" w:firstColumn="1" w:lastColumn="0" w:oddVBand="0" w:evenVBand="0" w:oddHBand="0" w:evenHBand="0" w:firstRowFirstColumn="0" w:firstRowLastColumn="0" w:lastRowFirstColumn="0" w:lastRowLastColumn="0"/>
+            <w:tcW w:w="1413" w:type="dxa"/>
+          </w:tcPr>
+          <w:p>
+            <w:r>
+              <w:t>Random</w:t>
+            </w:r>
+            <w:r>
+              <w:t xml:space="preserve"> (</w:t>
+            </w:r>
+            <w:proofErr w:type="spellStart"/>
+            <w:r>
+              <w:t>random_move</w:t>
+            </w:r>
+            <w:proofErr w:type="spellEnd"/>
+            <w:r>
+              <w:t>)</w:t>
+            </w:r>
+          </w:p>
+        </w:tc>
+        <w:tc>
+          <w:tcPr>
+            <w:tcW w:w="7607" w:type="dxa"/>
+          </w:tcPr>
+          <w:p>
+            <w:pPr>
+              <w:cnfStyle w:val="000000100000" w:firstRow="0" w:lastRow="0" w:firstColumn="0" w:lastColumn="0" w:oddVBand="0" w:evenVBand="0" w:oddHBand="1" w:evenHBand="0" w:firstRowFirstColumn="0" w:firstRowLastColumn="0" w:lastRowFirstColumn="0" w:lastRowLastColumn="0"/>
+            </w:pPr>
+            <w:r>
+              <w:t xml:space="preserve">This produces very erratic results, and is impossible to characterise in any rational way. The more steps this agent is allowed, the higher likelihood it has of winning. There was </w:t>
+            </w:r>
+            <w:r>
+              <w:t xml:space="preserve">nearly </w:t>
+            </w:r>
+            <w:r>
+              <w:t>always a non-zero win rate for this agent.</w:t>
+            </w:r>
+          </w:p>
+        </w:tc>
+      </w:tr>
+      <w:tr>
+        <w:trPr>
+          <w:trHeight w:val="309"/>
+        </w:trPr>
+        <w:tc>
+          <w:tcPr>
+            <w:cnfStyle w:val="001000000000" w:firstRow="0" w:lastRow="0" w:firstColumn="1" w:lastColumn="0" w:oddVBand="0" w:evenVBand="0" w:oddHBand="0" w:evenHBand="0" w:firstRowFirstColumn="0" w:firstRowLastColumn="0" w:lastRowFirstColumn="0" w:lastRowLastColumn="0"/>
+            <w:tcW w:w="1413" w:type="dxa"/>
+          </w:tcPr>
+          <w:p>
+            <w:r>
+              <w:t>Reflex</w:t>
+            </w:r>
+            <w:r>
+              <w:t xml:space="preserve"> (</w:t>
+            </w:r>
+            <w:proofErr w:type="spellStart"/>
+            <w:r>
+              <w:t>cheapest_move</w:t>
+            </w:r>
+            <w:proofErr w:type="spellEnd"/>
+            <w:r>
+              <w:t>)</w:t>
+            </w:r>
+          </w:p>
+        </w:tc>
+        <w:tc>
+          <w:tcPr>
+            <w:tcW w:w="7607" w:type="dxa"/>
+          </w:tcPr>
+          <w:p>
+            <w:pPr>
+              <w:cnfStyle w:val="000000000000" w:firstRow="0" w:lastRow="0" w:firstColumn="0" w:lastColumn="0" w:oddVBand="0" w:evenVBand="0" w:oddHBand="0" w:evenHBand="0" w:firstRowFirstColumn="0" w:firstRowLastColumn="0" w:lastRowFirstColumn="0" w:lastRowLastColumn="0"/>
+              <w:rPr>
+                <w:lang w:eastAsia="en-US"/>
+              </w:rPr>
+            </w:pPr>
+            <w:r>
+              <w:rPr>
+                <w:lang w:eastAsia="en-US"/>
+              </w:rPr>
+              <w:t xml:space="preserve">This agent always tends to move to (0,0) and oscillate between it and (1,0), as these are the cheapest moves in this game. If either happen to be a penalty square, the cost can be huge. If the Winning square is not between the original location of the agent and (0,0) then this agent will never win. </w:t>
+            </w:r>
+            <w:r>
+              <w:rPr>
+                <w:lang w:eastAsia="en-US"/>
+              </w:rPr>
+              <w:t>0% win rates were common for this agent.</w:t>
+            </w:r>
+          </w:p>
+        </w:tc>
+      </w:tr>
+      <w:tr>
+        <w:trPr>
+          <w:cnfStyle w:val="000000100000" w:firstRow="0" w:lastRow="0" w:firstColumn="0" w:lastColumn="0" w:oddVBand="0" w:evenVBand="0" w:oddHBand="1" w:evenHBand="0" w:firstRowFirstColumn="0" w:firstRowLastColumn="0" w:lastRowFirstColumn="0" w:lastRowLastColumn="0"/>
+          <w:trHeight w:val="321"/>
+        </w:trPr>
+        <w:tc>
+          <w:tcPr>
+            <w:cnfStyle w:val="001000000000" w:firstRow="0" w:lastRow="0" w:firstColumn="1" w:lastColumn="0" w:oddVBand="0" w:evenVBand="0" w:oddHBand="0" w:evenHBand="0" w:firstRowFirstColumn="0" w:firstRowLastColumn="0" w:lastRowFirstColumn="0" w:lastRowLastColumn="0"/>
+            <w:tcW w:w="1413" w:type="dxa"/>
+          </w:tcPr>
+          <w:p>
+            <w:r>
+              <w:t>Table</w:t>
+            </w:r>
+            <w:r>
+              <w:t xml:space="preserve"> (</w:t>
+            </w:r>
+            <w:proofErr w:type="spellStart"/>
+            <w:r>
+              <w:t>table_action</w:t>
+            </w:r>
+            <w:proofErr w:type="spellEnd"/>
+            <w:r>
+              <w:t>)</w:t>
+            </w:r>
+          </w:p>
+        </w:tc>
+        <w:tc>
+          <w:tcPr>
+            <w:tcW w:w="7607" w:type="dxa"/>
+          </w:tcPr>
+          <w:p>
+            <w:pPr>
+              <w:cnfStyle w:val="000000100000" w:firstRow="0" w:lastRow="0" w:firstColumn="0" w:lastColumn="0" w:oddVBand="0" w:evenVBand="0" w:oddHBand="1" w:evenHBand="0" w:firstRowFirstColumn="0" w:firstRowLastColumn="0" w:lastRowFirstColumn="0" w:lastRowLastColumn="0"/>
+            </w:pPr>
+            <w:r>
+              <w:t xml:space="preserve">This agent moves in a predictable fashion, but it is down to chance as to whether the Winning square is within the set list of moves that this agent will make. </w:t>
+            </w:r>
+            <w:r>
+              <w:rPr>
+                <w:lang w:eastAsia="en-US"/>
+              </w:rPr>
+              <w:t>0% win rates were common for this agent.</w:t>
+            </w:r>
+          </w:p>
+        </w:tc>
+      </w:tr>
+    </w:tbl>
+    <w:p/>
     <w:p/>
     <w:p>
       <w:pPr>
         <w:pStyle w:val="Heading2"/>
       </w:pPr>
-      <w:bookmarkStart w:id="2" w:name="_Toc209969388"/>
-      <w:r>
-        <w:lastRenderedPageBreak/>
-        <w:t>Agent Types and PEAS Descriptions</w:t>
-      </w:r>
-      <w:bookmarkEnd w:id="2"/>
+      <w:bookmarkStart w:id="5" w:name="_Toc210659368"/>
+      <w:r>
+        <w:t>Suitability to operate in worlds of varying sizes</w:t>
+      </w:r>
+      <w:bookmarkEnd w:id="5"/>
     </w:p>
     <w:p>
       <w:pPr>
-        <w:pStyle w:val="Heading3"/>
-      </w:pPr>
-      <w:bookmarkStart w:id="3" w:name="_Toc209969389"/>
-      <w:r>
-        <w:t>Random</w:t>
-      </w:r>
-      <w:r>
+        <w:rPr>
+          <w:lang w:eastAsia="en-US"/>
+        </w:rPr>
+      </w:pPr>
+      <w:r>
+        <w:rPr>
+          <w:lang w:eastAsia="en-US"/>
+        </w:rPr>
+        <w:t xml:space="preserve">Sample results after </w:t>
+      </w:r>
+      <w:r>
+        <w:rPr>
+          <w:lang w:eastAsia="en-US"/>
+        </w:rPr>
+        <w:t>experiments</w:t>
+      </w:r>
+      <w:r>
+        <w:rPr>
+          <w:lang w:eastAsia="en-US"/>
+        </w:rPr>
         <w:t xml:space="preserve"> </w:t>
       </w:r>
       <w:r>
-        <w:t>Agent</w:t>
-      </w:r>
-      <w:bookmarkEnd w:id="3"/>
+        <w:rPr>
+          <w:lang w:eastAsia="en-US"/>
+        </w:rPr>
+        <w:t>with</w:t>
+      </w:r>
+      <w:r>
+        <w:rPr>
+          <w:lang w:eastAsia="en-US"/>
+        </w:rPr>
+        <w:t xml:space="preserve"> </w:t>
+      </w:r>
+      <w:r>
+        <w:rPr>
+          <w:lang w:eastAsia="en-US"/>
+        </w:rPr>
+        <w:t xml:space="preserve">100 </w:t>
+      </w:r>
+      <w:r>
+        <w:rPr>
+          <w:lang w:eastAsia="en-US"/>
+        </w:rPr>
+        <w:t>different worlds:</w:t>
+      </w:r>
     </w:p>
     <w:p>
       <w:pPr>
-        <w:numPr>
-          <w:ilvl w:val="0"/>
-          <w:numId w:val="3"/>
-        </w:numPr>
-      </w:pPr>
-      <w:r>
+        <w:rPr>
+          <w:lang w:eastAsia="en-US"/>
+        </w:rPr>
+      </w:pPr>
+    </w:p>
+    <w:p>
+      <w:pPr>
+        <w:rPr>
+          <w:i/>
+          <w:iCs/>
+          <w:sz w:val="10"/>
+          <w:szCs w:val="10"/>
+          <w:lang w:eastAsia="en-US"/>
+        </w:rPr>
+      </w:pPr>
+      <w:r>
+        <w:rPr>
+          <w:noProof/>
+          <w:lang w:eastAsia="en-US"/>
+        </w:rPr>
+        <w:drawing>
+          <wp:inline distT="0" distB="0" distL="0" distR="0" wp14:anchorId="2A3F6037" wp14:editId="5C5AE59C">
+            <wp:extent cx="2013748" cy="1210792"/>
+            <wp:effectExtent l="0" t="0" r="0" b="0"/>
+            <wp:docPr id="2074991021" name="Picture 1" descr="A graph of different colored squares&#10;&#10;AI-generated content may be incorrect."/>
+            <wp:cNvGraphicFramePr>
+              <a:graphicFrameLocks xmlns:a="http://schemas.openxmlformats.org/drawingml/2006/main" noChangeAspect="1"/>
+            </wp:cNvGraphicFramePr>
+            <a:graphic xmlns:a="http://schemas.openxmlformats.org/drawingml/2006/main">
+              <a:graphicData uri="http://schemas.openxmlformats.org/drawingml/2006/picture">
+                <pic:pic xmlns:pic="http://schemas.openxmlformats.org/drawingml/2006/picture">
+                  <pic:nvPicPr>
+                    <pic:cNvPr id="2074991021" name="Picture 1" descr="A graph of different colored squares&#10;&#10;AI-generated content may be incorrect."/>
+                    <pic:cNvPicPr/>
+                  </pic:nvPicPr>
+                  <pic:blipFill>
+                    <a:blip r:embed="rId7"/>
+                    <a:stretch>
+                      <a:fillRect/>
+                    </a:stretch>
+                  </pic:blipFill>
+                  <pic:spPr>
+                    <a:xfrm>
+                      <a:off x="0" y="0"/>
+                      <a:ext cx="2144252" cy="1289259"/>
+                    </a:xfrm>
+                    <a:prstGeom prst="rect">
+                      <a:avLst/>
+                    </a:prstGeom>
+                  </pic:spPr>
+                </pic:pic>
+              </a:graphicData>
+            </a:graphic>
+          </wp:inline>
+        </w:drawing>
+      </w:r>
+      <w:r>
+        <w:rPr>
+          <w:sz w:val="16"/>
+          <w:szCs w:val="16"/>
+          <w:lang w:eastAsia="en-US"/>
+        </w:rPr>
+        <w:t>fig. 1</w:t>
+      </w:r>
+      <w:r>
+        <w:rPr>
+          <w:i/>
+          <w:iCs/>
+          <w:sz w:val="16"/>
+          <w:szCs w:val="16"/>
+          <w:lang w:eastAsia="en-US"/>
+        </w:rPr>
+        <w:t xml:space="preserve"> </w:t>
+      </w:r>
+      <w:r>
+        <w:rPr>
+          <w:i/>
+          <w:iCs/>
+          <w:sz w:val="16"/>
+          <w:szCs w:val="16"/>
+          <w:lang w:eastAsia="en-US"/>
+        </w:rPr>
+        <w:t>100 x (</w:t>
+      </w:r>
+      <w:r>
+        <w:rPr>
+          <w:i/>
+          <w:iCs/>
+          <w:sz w:val="16"/>
+          <w:szCs w:val="16"/>
+          <w:lang w:eastAsia="en-US"/>
+        </w:rPr>
+        <w:t>STEPS=&gt; 40          RUNS=&gt; 500          WIDTH=&gt; 6          DEPTH=&gt; 6</w:t>
+      </w:r>
+      <w:r>
+        <w:rPr>
+          <w:i/>
+          <w:iCs/>
+          <w:sz w:val="16"/>
+          <w:szCs w:val="16"/>
+          <w:lang w:eastAsia="en-US"/>
+        </w:rPr>
+        <w:t>)</w:t>
+      </w:r>
+    </w:p>
+    <w:p>
+      <w:pPr>
+        <w:rPr>
+          <w:lang w:eastAsia="en-US"/>
+        </w:rPr>
+      </w:pPr>
+    </w:p>
+    <w:p>
+      <w:pPr>
+        <w:rPr>
+          <w:lang w:eastAsia="en-US"/>
+        </w:rPr>
+      </w:pPr>
+    </w:p>
+    <w:p>
+      <w:pPr>
+        <w:rPr>
+          <w:i/>
+          <w:iCs/>
+          <w:sz w:val="20"/>
+          <w:szCs w:val="20"/>
+          <w:lang w:eastAsia="en-US"/>
+        </w:rPr>
+      </w:pPr>
+      <w:r>
+        <w:rPr>
+          <w:noProof/>
+          <w:lang w:eastAsia="en-US"/>
+        </w:rPr>
+        <w:drawing>
+          <wp:inline distT="0" distB="0" distL="0" distR="0" wp14:anchorId="26278464" wp14:editId="550EA753">
+            <wp:extent cx="2111373" cy="1526102"/>
+            <wp:effectExtent l="0" t="0" r="0" b="0"/>
+            <wp:docPr id="775550251" name="Picture 1" descr="A graph with red and orange bars&#10;&#10;AI-generated content may be incorrect."/>
+            <wp:cNvGraphicFramePr>
+              <a:graphicFrameLocks xmlns:a="http://schemas.openxmlformats.org/drawingml/2006/main" noChangeAspect="1"/>
+            </wp:cNvGraphicFramePr>
+            <a:graphic xmlns:a="http://schemas.openxmlformats.org/drawingml/2006/main">
+              <a:graphicData uri="http://schemas.openxmlformats.org/drawingml/2006/picture">
+                <pic:pic xmlns:pic="http://schemas.openxmlformats.org/drawingml/2006/picture">
+                  <pic:nvPicPr>
+                    <pic:cNvPr id="775550251" name="Picture 1" descr="A graph with red and orange bars&#10;&#10;AI-generated content may be incorrect."/>
+                    <pic:cNvPicPr/>
+                  </pic:nvPicPr>
+                  <pic:blipFill>
+                    <a:blip r:embed="rId8"/>
+                    <a:stretch>
+                      <a:fillRect/>
+                    </a:stretch>
+                  </pic:blipFill>
+                  <pic:spPr>
+                    <a:xfrm>
+                      <a:off x="0" y="0"/>
+                      <a:ext cx="2210870" cy="1598018"/>
+                    </a:xfrm>
+                    <a:prstGeom prst="rect">
+                      <a:avLst/>
+                    </a:prstGeom>
+                  </pic:spPr>
+                </pic:pic>
+              </a:graphicData>
+            </a:graphic>
+          </wp:inline>
+        </w:drawing>
+      </w:r>
+      <w:r>
+        <w:rPr>
+          <w:sz w:val="16"/>
+          <w:szCs w:val="16"/>
+          <w:lang w:eastAsia="en-US"/>
+        </w:rPr>
+        <w:t>fig. 2</w:t>
+      </w:r>
+      <w:r>
+        <w:rPr>
+          <w:i/>
+          <w:iCs/>
+          <w:sz w:val="16"/>
+          <w:szCs w:val="16"/>
+          <w:lang w:eastAsia="en-US"/>
+        </w:rPr>
+        <w:t xml:space="preserve"> </w:t>
+      </w:r>
+      <w:r>
+        <w:rPr>
+          <w:i/>
+          <w:iCs/>
+          <w:sz w:val="16"/>
+          <w:szCs w:val="16"/>
+          <w:lang w:eastAsia="en-US"/>
+        </w:rPr>
+        <w:t>100 x (</w:t>
+      </w:r>
+      <w:r>
+        <w:rPr>
+          <w:i/>
+          <w:iCs/>
+          <w:sz w:val="16"/>
+          <w:szCs w:val="16"/>
+          <w:lang w:eastAsia="en-US"/>
+        </w:rPr>
+        <w:t>STEPS=&gt; 40          RUNS=&gt; 500          WIDTH=&gt; 10          DEPTH=&gt; 10</w:t>
+      </w:r>
+      <w:r>
+        <w:rPr>
+          <w:i/>
+          <w:iCs/>
+          <w:sz w:val="16"/>
+          <w:szCs w:val="16"/>
+          <w:lang w:eastAsia="en-US"/>
+        </w:rPr>
+        <w:t>)</w:t>
+      </w:r>
+    </w:p>
+    <w:p>
+      <w:pPr>
+        <w:rPr>
+          <w:i/>
+          <w:iCs/>
+          <w:sz w:val="20"/>
+          <w:szCs w:val="20"/>
+          <w:lang w:eastAsia="en-US"/>
+        </w:rPr>
+      </w:pPr>
+      <w:r>
+        <w:rPr>
+          <w:noProof/>
+          <w:lang w:eastAsia="en-US"/>
+        </w:rPr>
+        <w:lastRenderedPageBreak/>
+        <w:drawing>
+          <wp:inline distT="0" distB="0" distL="0" distR="0" wp14:anchorId="2E36016E" wp14:editId="68E1B07A">
+            <wp:extent cx="2118641" cy="1790963"/>
+            <wp:effectExtent l="0" t="0" r="2540" b="0"/>
+            <wp:docPr id="1882005884" name="Picture 1" descr="A graph with red and orange squares&#10;&#10;AI-generated content may be incorrect."/>
+            <wp:cNvGraphicFramePr>
+              <a:graphicFrameLocks xmlns:a="http://schemas.openxmlformats.org/drawingml/2006/main" noChangeAspect="1"/>
+            </wp:cNvGraphicFramePr>
+            <a:graphic xmlns:a="http://schemas.openxmlformats.org/drawingml/2006/main">
+              <a:graphicData uri="http://schemas.openxmlformats.org/drawingml/2006/picture">
+                <pic:pic xmlns:pic="http://schemas.openxmlformats.org/drawingml/2006/picture">
+                  <pic:nvPicPr>
+                    <pic:cNvPr id="1882005884" name="Picture 1" descr="A graph with red and orange squares&#10;&#10;AI-generated content may be incorrect."/>
+                    <pic:cNvPicPr/>
+                  </pic:nvPicPr>
+                  <pic:blipFill>
+                    <a:blip r:embed="rId9"/>
+                    <a:stretch>
+                      <a:fillRect/>
+                    </a:stretch>
+                  </pic:blipFill>
+                  <pic:spPr>
+                    <a:xfrm>
+                      <a:off x="0" y="0"/>
+                      <a:ext cx="2187360" cy="1849054"/>
+                    </a:xfrm>
+                    <a:prstGeom prst="rect">
+                      <a:avLst/>
+                    </a:prstGeom>
+                  </pic:spPr>
+                </pic:pic>
+              </a:graphicData>
+            </a:graphic>
+          </wp:inline>
+        </w:drawing>
+      </w:r>
+      <w:r>
+        <w:rPr>
+          <w:sz w:val="16"/>
+          <w:szCs w:val="16"/>
+          <w:lang w:eastAsia="en-US"/>
+        </w:rPr>
+        <w:t xml:space="preserve">fig 3. </w:t>
+      </w:r>
+      <w:r>
+        <w:rPr>
+          <w:sz w:val="16"/>
+          <w:szCs w:val="16"/>
+          <w:lang w:eastAsia="en-US"/>
+        </w:rPr>
+        <w:t>100 x (</w:t>
+      </w:r>
+      <w:r>
+        <w:rPr>
+          <w:i/>
+          <w:iCs/>
+          <w:sz w:val="16"/>
+          <w:szCs w:val="16"/>
+          <w:lang w:eastAsia="en-US"/>
+        </w:rPr>
+        <w:t>STEPS=&gt; 40         RUNS=&gt; 500          WIDTH=&gt; 20          DEPTH=&gt; 20</w:t>
+      </w:r>
+      <w:r>
+        <w:rPr>
+          <w:i/>
+          <w:iCs/>
+          <w:sz w:val="16"/>
+          <w:szCs w:val="16"/>
+          <w:lang w:eastAsia="en-US"/>
+        </w:rPr>
+        <w:t>)</w:t>
+      </w:r>
+    </w:p>
+    <w:p>
+      <w:pPr>
+        <w:rPr>
+          <w:lang w:eastAsia="en-US"/>
+        </w:rPr>
+      </w:pPr>
+    </w:p>
+    <w:p>
+      <w:pPr>
+        <w:rPr>
+          <w:lang w:eastAsia="en-US"/>
+        </w:rPr>
+      </w:pPr>
+    </w:p>
+    <w:p>
+      <w:pPr>
+        <w:rPr>
+          <w:lang w:eastAsia="en-US"/>
+        </w:rPr>
+      </w:pPr>
+    </w:p>
+    <w:tbl>
+      <w:tblPr>
+        <w:tblStyle w:val="GridTable5Dark"/>
+        <w:tblW w:w="0" w:type="auto"/>
+        <w:tblLook w:val="04A0" w:firstRow="1" w:lastRow="0" w:firstColumn="1" w:lastColumn="0" w:noHBand="0" w:noVBand="1"/>
+      </w:tblPr>
+      <w:tblGrid>
+        <w:gridCol w:w="1413"/>
+        <w:gridCol w:w="7562"/>
+      </w:tblGrid>
+      <w:tr>
+        <w:trPr>
+          <w:cnfStyle w:val="100000000000" w:firstRow="1" w:lastRow="0" w:firstColumn="0" w:lastColumn="0" w:oddVBand="0" w:evenVBand="0" w:oddHBand="0" w:evenHBand="0" w:firstRowFirstColumn="0" w:firstRowLastColumn="0" w:lastRowFirstColumn="0" w:lastRowLastColumn="0"/>
+          <w:trHeight w:val="285"/>
+        </w:trPr>
+        <w:tc>
+          <w:tcPr>
+            <w:cnfStyle w:val="001000000000" w:firstRow="0" w:lastRow="0" w:firstColumn="1" w:lastColumn="0" w:oddVBand="0" w:evenVBand="0" w:oddHBand="0" w:evenHBand="0" w:firstRowFirstColumn="0" w:firstRowLastColumn="0" w:lastRowFirstColumn="0" w:lastRowLastColumn="0"/>
+            <w:tcW w:w="1413" w:type="dxa"/>
+          </w:tcPr>
+          <w:p/>
+        </w:tc>
+        <w:tc>
+          <w:tcPr>
+            <w:tcW w:w="7562" w:type="dxa"/>
+          </w:tcPr>
+          <w:p>
+            <w:pPr>
+              <w:cnfStyle w:val="100000000000" w:firstRow="1" w:lastRow="0" w:firstColumn="0" w:lastColumn="0" w:oddVBand="0" w:evenVBand="0" w:oddHBand="0" w:evenHBand="0" w:firstRowFirstColumn="0" w:firstRowLastColumn="0" w:lastRowFirstColumn="0" w:lastRowLastColumn="0"/>
+            </w:pPr>
+          </w:p>
+        </w:tc>
+      </w:tr>
+      <w:tr>
+        <w:trPr>
+          <w:cnfStyle w:val="000000100000" w:firstRow="0" w:lastRow="0" w:firstColumn="0" w:lastColumn="0" w:oddVBand="0" w:evenVBand="0" w:oddHBand="1" w:evenHBand="0" w:firstRowFirstColumn="0" w:firstRowLastColumn="0" w:lastRowFirstColumn="0" w:lastRowLastColumn="0"/>
+          <w:trHeight w:val="285"/>
+        </w:trPr>
+        <w:tc>
+          <w:tcPr>
+            <w:cnfStyle w:val="001000000000" w:firstRow="0" w:lastRow="0" w:firstColumn="1" w:lastColumn="0" w:oddVBand="0" w:evenVBand="0" w:oddHBand="0" w:evenHBand="0" w:firstRowFirstColumn="0" w:firstRowLastColumn="0" w:lastRowFirstColumn="0" w:lastRowLastColumn="0"/>
+            <w:tcW w:w="1413" w:type="dxa"/>
+          </w:tcPr>
+          <w:p>
+            <w:r>
+              <w:t>Random</w:t>
+            </w:r>
+          </w:p>
+        </w:tc>
+        <w:tc>
+          <w:tcPr>
+            <w:tcW w:w="7562" w:type="dxa"/>
+          </w:tcPr>
+          <w:p>
+            <w:pPr>
+              <w:cnfStyle w:val="000000100000" w:firstRow="0" w:lastRow="0" w:firstColumn="0" w:lastColumn="0" w:oddVBand="0" w:evenVBand="0" w:oddHBand="1" w:evenHBand="0" w:firstRowFirstColumn="0" w:firstRowLastColumn="0" w:lastRowFirstColumn="0" w:lastRowLastColumn="0"/>
+            </w:pPr>
+            <w:r>
+              <w:t>Performance and win rate fluctuated randomly across worlds of different sizes.</w:t>
+            </w:r>
+          </w:p>
+        </w:tc>
+      </w:tr>
+      <w:tr>
+        <w:trPr>
+          <w:trHeight w:val="275"/>
+        </w:trPr>
+        <w:tc>
+          <w:tcPr>
+            <w:cnfStyle w:val="001000000000" w:firstRow="0" w:lastRow="0" w:firstColumn="1" w:lastColumn="0" w:oddVBand="0" w:evenVBand="0" w:oddHBand="0" w:evenHBand="0" w:firstRowFirstColumn="0" w:firstRowLastColumn="0" w:lastRowFirstColumn="0" w:lastRowLastColumn="0"/>
+            <w:tcW w:w="1413" w:type="dxa"/>
+          </w:tcPr>
+          <w:p>
+            <w:r>
+              <w:t>Reflex</w:t>
+            </w:r>
+          </w:p>
+        </w:tc>
+        <w:tc>
+          <w:tcPr>
+            <w:tcW w:w="7562" w:type="dxa"/>
+          </w:tcPr>
+          <w:p>
+            <w:pPr>
+              <w:cnfStyle w:val="000000000000" w:firstRow="0" w:lastRow="0" w:firstColumn="0" w:lastColumn="0" w:oddVBand="0" w:evenVBand="0" w:oddHBand="0" w:evenHBand="0" w:firstRowFirstColumn="0" w:firstRowLastColumn="0" w:lastRowFirstColumn="0" w:lastRowLastColumn="0"/>
+              <w:rPr>
+                <w:lang w:eastAsia="en-US"/>
+              </w:rPr>
+            </w:pPr>
+            <w:r>
+              <w:rPr>
+                <w:lang w:eastAsia="en-US"/>
+              </w:rPr>
+              <w:t>Win rate was better in smaller worlds, as there was more likelihood of the winning square being on the agent’s path to (0, 0)</w:t>
+            </w:r>
+            <w:r>
+              <w:rPr>
+                <w:lang w:eastAsia="en-US"/>
+              </w:rPr>
+              <w:t xml:space="preserve">. The reflex trigger is the main driver of the poor result, something that didn’t always tend to (0,0) might have proved more performant. </w:t>
+            </w:r>
+          </w:p>
+        </w:tc>
+      </w:tr>
+      <w:tr>
+        <w:trPr>
+          <w:cnfStyle w:val="000000100000" w:firstRow="0" w:lastRow="0" w:firstColumn="0" w:lastColumn="0" w:oddVBand="0" w:evenVBand="0" w:oddHBand="1" w:evenHBand="0" w:firstRowFirstColumn="0" w:firstRowLastColumn="0" w:lastRowFirstColumn="0" w:lastRowLastColumn="0"/>
+          <w:trHeight w:val="285"/>
+        </w:trPr>
+        <w:tc>
+          <w:tcPr>
+            <w:cnfStyle w:val="001000000000" w:firstRow="0" w:lastRow="0" w:firstColumn="1" w:lastColumn="0" w:oddVBand="0" w:evenVBand="0" w:oddHBand="0" w:evenHBand="0" w:firstRowFirstColumn="0" w:firstRowLastColumn="0" w:lastRowFirstColumn="0" w:lastRowLastColumn="0"/>
+            <w:tcW w:w="1413" w:type="dxa"/>
+          </w:tcPr>
+          <w:p>
+            <w:r>
+              <w:t>Table</w:t>
+            </w:r>
+          </w:p>
+        </w:tc>
+        <w:tc>
+          <w:tcPr>
+            <w:tcW w:w="7562" w:type="dxa"/>
+          </w:tcPr>
+          <w:p>
+            <w:pPr>
+              <w:cnfStyle w:val="000000100000" w:firstRow="0" w:lastRow="0" w:firstColumn="0" w:lastColumn="0" w:oddVBand="0" w:evenVBand="0" w:oddHBand="1" w:evenHBand="0" w:firstRowFirstColumn="0" w:firstRowLastColumn="0" w:lastRowFirstColumn="0" w:lastRowLastColumn="0"/>
+            </w:pPr>
+            <w:r>
+              <w:t>Performance improved in the bigger worlds as there was less likelihood of the pre-defined moves hitting the Penalty square. Conversely, Win rate was better in the smaller worlds, as there was more likelihood of hitting the Winning square in the more limited environment.</w:t>
+            </w:r>
+            <w:r>
+              <w:t xml:space="preserve"> This could have been improved by a better strategy in the table of defined moves. Defining an expanding circular motion, or a systematic row by row search might have improved the outcomes.</w:t>
+            </w:r>
+          </w:p>
+        </w:tc>
+      </w:tr>
+    </w:tbl>
+    <w:p/>
+    <w:p/>
+    <w:p>
+      <w:pPr>
+        <w:rPr>
+          <w:rFonts w:asciiTheme="majorHAnsi" w:eastAsiaTheme="majorEastAsia" w:hAnsiTheme="majorHAnsi" w:cstheme="majorBidi"/>
+          <w:color w:val="0F4761" w:themeColor="accent1" w:themeShade="BF"/>
+          <w:kern w:val="2"/>
+          <w:sz w:val="40"/>
+          <w:szCs w:val="40"/>
+          <w:lang w:eastAsia="en-US"/>
+          <w14:ligatures w14:val="standardContextual"/>
+        </w:rPr>
+      </w:pPr>
+      <w:bookmarkStart w:id="6" w:name="_Toc209955428"/>
+      <w:r>
+        <w:br w:type="page"/>
+      </w:r>
+    </w:p>
+    <w:p>
+      <w:pPr>
+        <w:pStyle w:val="Heading1"/>
+      </w:pPr>
+      <w:bookmarkStart w:id="7" w:name="_Toc210659369"/>
+      <w:r>
+        <w:lastRenderedPageBreak/>
+        <w:t>1.2 Searching Your World</w:t>
+      </w:r>
+      <w:bookmarkEnd w:id="6"/>
+      <w:bookmarkEnd w:id="7"/>
+    </w:p>
+    <w:p>
+      <w:pPr>
+        <w:pStyle w:val="Heading2"/>
+      </w:pPr>
+      <w:bookmarkStart w:id="8" w:name="_Toc209955429"/>
+      <w:bookmarkStart w:id="9" w:name="_Toc210659370"/>
+      <w:r>
+        <w:t>Problem Formulation</w:t>
+      </w:r>
+      <w:bookmarkEnd w:id="8"/>
+      <w:bookmarkEnd w:id="9"/>
+    </w:p>
+    <w:p>
+      <w:pPr>
         <w:rPr>
           <w:b/>
           <w:bCs/>
         </w:rPr>
-        <w:t>PEAS</w:t>
-      </w:r>
-      <w:r>
-        <w:t>:</w:t>
+      </w:pPr>
+      <w:r>
+        <w:rPr>
+          <w:rStyle w:val="textlayer--absolute"/>
+          <w:rFonts w:eastAsiaTheme="majorEastAsia"/>
+          <w:sz w:val="23"/>
+          <w:szCs w:val="23"/>
+          <w:shd w:val="clear" w:color="auto" w:fill="F2F2F2"/>
+        </w:rPr>
+        <w:t>F</w:t>
+      </w:r>
+      <w:r>
+        <w:rPr>
+          <w:rStyle w:val="textlayer--absolute"/>
+          <w:rFonts w:eastAsiaTheme="majorEastAsia"/>
+          <w:sz w:val="23"/>
+          <w:szCs w:val="23"/>
+          <w:shd w:val="clear" w:color="auto" w:fill="F2F2F2"/>
+        </w:rPr>
+        <w:t xml:space="preserve">ormulate a </w:t>
+      </w:r>
+      <w:proofErr w:type="spellStart"/>
+      <w:r>
+        <w:rPr>
+          <w:rStyle w:val="textlayer--absolute"/>
+          <w:rFonts w:eastAsiaTheme="majorEastAsia"/>
+          <w:sz w:val="23"/>
+          <w:szCs w:val="23"/>
+          <w:shd w:val="clear" w:color="auto" w:fill="F2F2F2"/>
+        </w:rPr>
+        <w:t>well defined</w:t>
+      </w:r>
+      <w:proofErr w:type="spellEnd"/>
+      <w:r>
+        <w:rPr>
+          <w:rStyle w:val="textlayer--absolute"/>
+          <w:rFonts w:eastAsiaTheme="majorEastAsia"/>
+          <w:sz w:val="23"/>
+          <w:szCs w:val="23"/>
+          <w:shd w:val="clear" w:color="auto" w:fill="F2F2F2"/>
+        </w:rPr>
+        <w:t xml:space="preserve"> problem statement and identify a goal-state under which</w:t>
+      </w:r>
+      <w:r>
+        <w:rPr>
+          <w:rFonts w:ascii="Lato" w:hAnsi="Lato"/>
+          <w:color w:val="000000"/>
+          <w:sz w:val="27"/>
+          <w:szCs w:val="27"/>
+        </w:rPr>
+        <w:br/>
+      </w:r>
+      <w:r>
+        <w:rPr>
+          <w:rStyle w:val="textlayer--absolute"/>
+          <w:rFonts w:eastAsiaTheme="majorEastAsia"/>
+          <w:sz w:val="23"/>
+          <w:szCs w:val="23"/>
+          <w:shd w:val="clear" w:color="auto" w:fill="F2F2F2"/>
+        </w:rPr>
+        <w:t>your game is complete. Why is this important to search? As part of your solution you</w:t>
+      </w:r>
+      <w:r>
+        <w:rPr>
+          <w:rFonts w:ascii="Lato" w:hAnsi="Lato"/>
+          <w:color w:val="000000"/>
+          <w:sz w:val="27"/>
+          <w:szCs w:val="27"/>
+        </w:rPr>
+        <w:br/>
+      </w:r>
+      <w:r>
+        <w:rPr>
+          <w:rStyle w:val="textlayer--absolute"/>
+          <w:rFonts w:eastAsiaTheme="majorEastAsia"/>
+          <w:sz w:val="23"/>
+          <w:szCs w:val="23"/>
+          <w:shd w:val="clear" w:color="auto" w:fill="F2F2F2"/>
+        </w:rPr>
+        <w:t>should be including the initial state, the set of actions, the transition model, a goal test</w:t>
+      </w:r>
+      <w:r>
+        <w:rPr>
+          <w:rFonts w:ascii="Lato" w:hAnsi="Lato"/>
+          <w:color w:val="000000"/>
+          <w:sz w:val="27"/>
+          <w:szCs w:val="27"/>
+        </w:rPr>
+        <w:br/>
+      </w:r>
+      <w:r>
+        <w:rPr>
+          <w:rStyle w:val="textlayer--absolute"/>
+          <w:rFonts w:eastAsiaTheme="majorEastAsia"/>
+          <w:sz w:val="23"/>
+          <w:szCs w:val="23"/>
+          <w:shd w:val="clear" w:color="auto" w:fill="F2F2F2"/>
+        </w:rPr>
+        <w:t>function and a path cost function.</w:t>
       </w:r>
     </w:p>
     <w:p>
       <w:pPr>
-        <w:numPr>
-          <w:ilvl w:val="1"/>
-          <w:numId w:val="3"/>
-        </w:numPr>
-      </w:pPr>
-      <w:r>
+        <w:pStyle w:val="Heading2"/>
+      </w:pPr>
+      <w:bookmarkStart w:id="10" w:name="_Toc209955430"/>
+      <w:bookmarkStart w:id="11" w:name="_Toc210659371"/>
+      <w:r>
+        <w:t>Uninformed Search Techniques</w:t>
+      </w:r>
+      <w:bookmarkEnd w:id="10"/>
+      <w:bookmarkEnd w:id="11"/>
+    </w:p>
+    <w:p>
+      <w:r>
+        <w:rPr>
+          <w:rStyle w:val="textlayer--absolute"/>
+          <w:rFonts w:eastAsiaTheme="majorEastAsia"/>
+          <w:sz w:val="23"/>
+          <w:szCs w:val="23"/>
+          <w:shd w:val="clear" w:color="auto" w:fill="F2F2F2"/>
+        </w:rPr>
+        <w:t>Se</w:t>
+      </w:r>
+      <w:r>
+        <w:rPr>
+          <w:rStyle w:val="textlayer--absolute"/>
+          <w:rFonts w:eastAsiaTheme="majorEastAsia"/>
+          <w:sz w:val="23"/>
+          <w:szCs w:val="23"/>
+          <w:shd w:val="clear" w:color="auto" w:fill="F2F2F2"/>
+        </w:rPr>
+        <w:t>lect three uninformed search techniques and discuss their appropriateness to your</w:t>
+      </w:r>
+      <w:r>
+        <w:rPr>
+          <w:rFonts w:ascii="Lato" w:hAnsi="Lato"/>
+          <w:color w:val="000000"/>
+          <w:sz w:val="27"/>
+          <w:szCs w:val="27"/>
+        </w:rPr>
+        <w:br/>
+      </w:r>
+      <w:r>
+        <w:rPr>
+          <w:rStyle w:val="textlayer--absolute"/>
+          <w:rFonts w:eastAsiaTheme="majorEastAsia"/>
+          <w:sz w:val="23"/>
+          <w:szCs w:val="23"/>
+          <w:shd w:val="clear" w:color="auto" w:fill="F2F2F2"/>
+        </w:rPr>
+        <w:t>world under appropriate headings for evaluating problem-solving performance. Im-</w:t>
+      </w:r>
+      <w:r>
+        <w:rPr>
+          <w:rFonts w:ascii="Lato" w:hAnsi="Lato"/>
+          <w:color w:val="000000"/>
+          <w:sz w:val="27"/>
+          <w:szCs w:val="27"/>
+        </w:rPr>
+        <w:br/>
+      </w:r>
+      <w:proofErr w:type="spellStart"/>
+      <w:r>
+        <w:rPr>
+          <w:rStyle w:val="textlayer--absolute"/>
+          <w:rFonts w:eastAsiaTheme="majorEastAsia"/>
+          <w:sz w:val="23"/>
+          <w:szCs w:val="23"/>
+          <w:shd w:val="clear" w:color="auto" w:fill="F2F2F2"/>
+        </w:rPr>
+        <w:t>plement</w:t>
+      </w:r>
+      <w:proofErr w:type="spellEnd"/>
+      <w:r>
+        <w:rPr>
+          <w:rStyle w:val="textlayer--absolute"/>
+          <w:rFonts w:eastAsiaTheme="majorEastAsia"/>
+          <w:sz w:val="23"/>
+          <w:szCs w:val="23"/>
+          <w:shd w:val="clear" w:color="auto" w:fill="F2F2F2"/>
+        </w:rPr>
+        <w:t xml:space="preserve"> the uninformed search techniques and discuss the results</w:t>
+      </w:r>
+    </w:p>
+    <w:p>
+      <w:pPr>
+        <w:pStyle w:val="Heading2"/>
+      </w:pPr>
+      <w:bookmarkStart w:id="12" w:name="_Toc209955434"/>
+      <w:bookmarkStart w:id="13" w:name="_Toc210659375"/>
+      <w:r>
+        <w:t>Informed Search Techniques</w:t>
+      </w:r>
+      <w:bookmarkEnd w:id="12"/>
+      <w:bookmarkEnd w:id="13"/>
+    </w:p>
+    <w:p>
+      <w:pPr>
         <w:rPr>
           <w:b/>
           <w:bCs/>
         </w:rPr>
-        <w:t>Performance</w:t>
-      </w:r>
-      <w:r>
-        <w:t xml:space="preserve">: </w:t>
-      </w:r>
-      <w:r>
-        <w:t>+100 on winning block and Win game, -50 on penalty block, -(</w:t>
+      </w:pPr>
+      <w:r>
+        <w:rPr>
+          <w:rStyle w:val="textlayer--absolute"/>
+          <w:rFonts w:eastAsiaTheme="majorEastAsia"/>
+          <w:sz w:val="23"/>
+          <w:szCs w:val="23"/>
+          <w:shd w:val="clear" w:color="auto" w:fill="F2F2F2"/>
+        </w:rPr>
+        <w:t>Select three informed search techniques and discuss their appropriateness to your</w:t>
+      </w:r>
+      <w:r>
+        <w:rPr>
+          <w:rFonts w:ascii="Lato" w:hAnsi="Lato"/>
+          <w:color w:val="000000"/>
+          <w:sz w:val="27"/>
+          <w:szCs w:val="27"/>
+        </w:rPr>
+        <w:br/>
+      </w:r>
+      <w:r>
+        <w:rPr>
+          <w:rStyle w:val="textlayer--absolute"/>
+          <w:rFonts w:eastAsiaTheme="majorEastAsia"/>
+          <w:sz w:val="23"/>
+          <w:szCs w:val="23"/>
+          <w:shd w:val="clear" w:color="auto" w:fill="F2F2F2"/>
+        </w:rPr>
+        <w:t>world under appropriate headings for evaluating problem-solving performance. Im-</w:t>
+      </w:r>
+      <w:r>
+        <w:rPr>
+          <w:rFonts w:ascii="Lato" w:hAnsi="Lato"/>
+          <w:color w:val="000000"/>
+          <w:sz w:val="27"/>
+          <w:szCs w:val="27"/>
+        </w:rPr>
+        <w:br/>
       </w:r>
       <w:proofErr w:type="spellStart"/>
       <w:r>
-        <w:t>x+y</w:t>
+        <w:rPr>
+          <w:rStyle w:val="textlayer--absolute"/>
+          <w:rFonts w:eastAsiaTheme="majorEastAsia"/>
+          <w:sz w:val="23"/>
+          <w:szCs w:val="23"/>
+          <w:shd w:val="clear" w:color="auto" w:fill="F2F2F2"/>
+        </w:rPr>
+        <w:t>plement</w:t>
       </w:r>
       <w:proofErr w:type="spellEnd"/>
       <w:r>
-        <w:t>) per move, Lose game if Winning block not found in S steps</w:t>
+        <w:rPr>
+          <w:rStyle w:val="textlayer--absolute"/>
+          <w:rFonts w:eastAsiaTheme="majorEastAsia"/>
+          <w:sz w:val="23"/>
+          <w:szCs w:val="23"/>
+          <w:shd w:val="clear" w:color="auto" w:fill="F2F2F2"/>
+        </w:rPr>
+        <w:t xml:space="preserve"> the informed search techniques and discuss the results.</w:t>
       </w:r>
     </w:p>
     <w:p>
       <w:pPr>
-        <w:numPr>
-          <w:ilvl w:val="1"/>
-          <w:numId w:val="3"/>
-        </w:numPr>
-      </w:pPr>
-      <w:r>
+        <w:pStyle w:val="Heading2"/>
+      </w:pPr>
+      <w:bookmarkStart w:id="14" w:name="_Toc209955438"/>
+      <w:bookmarkStart w:id="15" w:name="_Toc210659379"/>
+      <w:r>
+        <w:t>Performance Evaluation</w:t>
+      </w:r>
+      <w:bookmarkEnd w:id="14"/>
+      <w:bookmarkEnd w:id="15"/>
+    </w:p>
+    <w:p>
+      <w:pPr>
+        <w:rPr>
+          <w:lang w:eastAsia="en-US"/>
+        </w:rPr>
+      </w:pPr>
+      <w:r>
+        <w:rPr>
+          <w:rStyle w:val="textlayer--absolute"/>
+          <w:rFonts w:eastAsiaTheme="majorEastAsia"/>
+          <w:sz w:val="23"/>
+          <w:szCs w:val="23"/>
+          <w:shd w:val="clear" w:color="auto" w:fill="F2F2F2"/>
+        </w:rPr>
+        <w:t>Write a clear and concise report detailing the search techniques performance in your agent-</w:t>
+      </w:r>
+      <w:r>
+        <w:rPr>
+          <w:rFonts w:ascii="Lato" w:hAnsi="Lato"/>
+          <w:color w:val="000000"/>
+          <w:sz w:val="27"/>
+          <w:szCs w:val="27"/>
+        </w:rPr>
+        <w:br/>
+      </w:r>
+      <w:r>
+        <w:rPr>
+          <w:rStyle w:val="textlayer--absolute"/>
+          <w:rFonts w:eastAsiaTheme="majorEastAsia"/>
+          <w:sz w:val="23"/>
+          <w:szCs w:val="23"/>
+          <w:shd w:val="clear" w:color="auto" w:fill="F2F2F2"/>
+        </w:rPr>
+        <w:t>based game for the relevant agent types. The purpose of this is to articulate an understanding</w:t>
+      </w:r>
+      <w:r>
+        <w:rPr>
+          <w:rFonts w:ascii="Lato" w:hAnsi="Lato"/>
+          <w:color w:val="000000"/>
+          <w:sz w:val="27"/>
+          <w:szCs w:val="27"/>
+        </w:rPr>
+        <w:br/>
+      </w:r>
+      <w:r>
+        <w:rPr>
+          <w:rStyle w:val="textlayer--absolute"/>
+          <w:rFonts w:eastAsiaTheme="majorEastAsia"/>
+          <w:sz w:val="23"/>
+          <w:szCs w:val="23"/>
+          <w:shd w:val="clear" w:color="auto" w:fill="F2F2F2"/>
+        </w:rPr>
+        <w:t>of the underlying concepts, and limitations, being implemented both from a theoretical and</w:t>
+      </w:r>
+      <w:r>
+        <w:rPr>
+          <w:rFonts w:ascii="Lato" w:hAnsi="Lato"/>
+          <w:color w:val="000000"/>
+          <w:sz w:val="27"/>
+          <w:szCs w:val="27"/>
+        </w:rPr>
+        <w:br/>
+      </w:r>
+      <w:r>
+        <w:rPr>
+          <w:rStyle w:val="textlayer--absolute"/>
+          <w:rFonts w:eastAsiaTheme="majorEastAsia"/>
+          <w:sz w:val="23"/>
+          <w:szCs w:val="23"/>
+          <w:shd w:val="clear" w:color="auto" w:fill="F2F2F2"/>
+        </w:rPr>
+        <w:t>practical perspective.</w:t>
+      </w:r>
+    </w:p>
+    <w:p>
+      <w:pPr>
         <w:rPr>
           <w:b/>
           <w:bCs/>
         </w:rPr>
-        <w:t>Environment</w:t>
-      </w:r>
-      <w:r>
-        <w:t>: 2D grid</w:t>
-      </w:r>
-      <w:r>
-        <w:t xml:space="preserve"> of width w and depth d, with winning block, penalty block and obstacle block.</w:t>
-      </w:r>
-    </w:p>
-    <w:p>
-      <w:pPr>
-        <w:numPr>
-          <w:ilvl w:val="1"/>
-          <w:numId w:val="3"/>
-        </w:numPr>
       </w:pPr>
       <w:r>
         <w:rPr>
           <w:b/>
           <w:bCs/>
         </w:rPr>
-        <w:t>Actuators</w:t>
-      </w:r>
-      <w:r>
-        <w:t>: Move (Up, Down, Left, Right)</w:t>
+        <w:br w:type="page"/>
       </w:r>
     </w:p>
     <w:p>
       <w:pPr>
-        <w:numPr>
-          <w:ilvl w:val="1"/>
-          <w:numId w:val="3"/>
-        </w:numPr>
-      </w:pPr>
-      <w:r>
-        <w:rPr>
-          <w:b/>
-          <w:bCs/>
-        </w:rPr>
-        <w:t>Sensors</w:t>
-      </w:r>
-      <w:r>
-        <w:t xml:space="preserve">: </w:t>
-      </w:r>
-      <w:r>
-        <w:t xml:space="preserve">Current position. </w:t>
-      </w:r>
-      <w:proofErr w:type="spellStart"/>
-      <w:r>
-        <w:t>Percepts</w:t>
-      </w:r>
-      <w:proofErr w:type="spellEnd"/>
-      <w:r>
-        <w:t xml:space="preserve"> are ignored.</w:t>
-      </w:r>
+        <w:pStyle w:val="Heading1"/>
+      </w:pPr>
+      <w:bookmarkStart w:id="16" w:name="_Toc209955439"/>
+      <w:bookmarkStart w:id="17" w:name="_Toc210659380"/>
+      <w:r>
+        <w:lastRenderedPageBreak/>
+        <w:t>Conclusion</w:t>
+      </w:r>
+      <w:bookmarkEnd w:id="16"/>
+      <w:bookmarkEnd w:id="17"/>
     </w:p>
     <w:p>
       <w:pPr>
-        <w:pStyle w:val="Heading3"/>
-      </w:pPr>
+        <w:numPr>
+          <w:ilvl w:val="0"/>
+          <w:numId w:val="15"/>
+        </w:numPr>
+      </w:pPr>
+      <w:r>
+        <w:t>Summarize key findings</w:t>
+      </w:r>
     </w:p>
     <w:p>
       <w:pPr>
-        <w:pStyle w:val="Heading3"/>
-      </w:pPr>
-      <w:bookmarkStart w:id="4" w:name="_Toc209969390"/>
-      <w:r>
-        <w:t>Reflex Agent</w:t>
-      </w:r>
-      <w:bookmarkEnd w:id="4"/>
+        <w:numPr>
+          <w:ilvl w:val="0"/>
+          <w:numId w:val="15"/>
+        </w:numPr>
+      </w:pPr>
+      <w:r>
+        <w:t>Reflect on agent suitability and search efficiency</w:t>
+      </w:r>
     </w:p>
     <w:p>
       <w:pPr>
         <w:numPr>
           <w:ilvl w:val="0"/>
-          <w:numId w:val="3"/>
+          <w:numId w:val="15"/>
         </w:numPr>
       </w:pPr>
       <w:r>
-        <w:rPr>
-          <w:b/>
-          <w:bCs/>
-        </w:rPr>
-        <w:t>PEAS</w:t>
-      </w:r>
-      <w:r>
-        <w:t>:</w:t>
-      </w:r>
-    </w:p>
-    <w:p>
-      <w:pPr>
-        <w:numPr>
-          <w:ilvl w:val="1"/>
-          <w:numId w:val="3"/>
-        </w:numPr>
-        <w:ind w:left="720"/>
-      </w:pPr>
-      <w:r>
-        <w:rPr>
-          <w:b/>
-          <w:bCs/>
-        </w:rPr>
-        <w:t>Performance</w:t>
-      </w:r>
-      <w:r>
-        <w:t xml:space="preserve">: </w:t>
-      </w:r>
-      <w:r>
-        <w:t xml:space="preserve">As </w:t>
-      </w:r>
-      <w:r>
-        <w:t>above</w:t>
-      </w:r>
-    </w:p>
-    <w:p>
-      <w:pPr>
-        <w:numPr>
-          <w:ilvl w:val="1"/>
-          <w:numId w:val="3"/>
-        </w:numPr>
-        <w:ind w:left="720"/>
-      </w:pPr>
-      <w:r>
-        <w:rPr>
-          <w:b/>
-          <w:bCs/>
-        </w:rPr>
-        <w:t>Environment</w:t>
-      </w:r>
-      <w:r>
-        <w:t xml:space="preserve">: </w:t>
-      </w:r>
-      <w:r>
-        <w:t xml:space="preserve">As </w:t>
-      </w:r>
-      <w:r>
-        <w:t>above</w:t>
-      </w:r>
-    </w:p>
-    <w:p>
-      <w:pPr>
-        <w:numPr>
-          <w:ilvl w:val="1"/>
-          <w:numId w:val="3"/>
-        </w:numPr>
-        <w:ind w:left="720"/>
-      </w:pPr>
-      <w:r>
-        <w:rPr>
-          <w:b/>
-          <w:bCs/>
-        </w:rPr>
-        <w:t>Actuators</w:t>
-      </w:r>
-      <w:r>
-        <w:t xml:space="preserve">: </w:t>
-      </w:r>
-      <w:r>
-        <w:t xml:space="preserve">As </w:t>
-      </w:r>
-      <w:r>
-        <w:t>above</w:t>
-      </w:r>
-    </w:p>
-    <w:p>
-      <w:pPr>
-        <w:numPr>
-          <w:ilvl w:val="1"/>
-          <w:numId w:val="3"/>
-        </w:numPr>
-        <w:ind w:left="720"/>
-      </w:pPr>
-      <w:r>
-        <w:rPr>
-          <w:b/>
-          <w:bCs/>
-        </w:rPr>
-        <w:t>Sensors</w:t>
-      </w:r>
-      <w:r>
-        <w:t xml:space="preserve">: Current </w:t>
-      </w:r>
-      <w:r>
-        <w:t xml:space="preserve">position, receives </w:t>
-      </w:r>
-      <w:proofErr w:type="spellStart"/>
-      <w:r>
-        <w:t>percepts</w:t>
-      </w:r>
-      <w:proofErr w:type="spellEnd"/>
-      <w:r>
-        <w:t xml:space="preserve"> with available directions and associated costs</w:t>
-      </w:r>
-    </w:p>
-    <w:p>
-      <w:pPr>
-        <w:pStyle w:val="Heading3"/>
-      </w:pPr>
-    </w:p>
-    <w:p>
-      <w:pPr>
-        <w:pStyle w:val="Heading3"/>
-      </w:pPr>
-      <w:bookmarkStart w:id="5" w:name="_Toc209969391"/>
-      <w:r>
-        <w:t>Model-Based Reflex Agent</w:t>
-      </w:r>
-      <w:bookmarkEnd w:id="5"/>
-    </w:p>
-    <w:p>
-      <w:pPr>
-        <w:numPr>
-          <w:ilvl w:val="0"/>
-          <w:numId w:val="4"/>
-        </w:numPr>
-      </w:pPr>
-      <w:r>
-        <w:rPr>
-          <w:b/>
-          <w:bCs/>
-        </w:rPr>
-        <w:t>PEAS</w:t>
-      </w:r>
-      <w:r>
-        <w:t>:</w:t>
-      </w:r>
-    </w:p>
-    <w:p>
-      <w:pPr>
-        <w:numPr>
-          <w:ilvl w:val="1"/>
-          <w:numId w:val="4"/>
-        </w:numPr>
-      </w:pPr>
-      <w:r>
-        <w:rPr>
-          <w:b/>
-          <w:bCs/>
-        </w:rPr>
-        <w:t>Performance</w:t>
-      </w:r>
-      <w:r>
-        <w:t xml:space="preserve">: </w:t>
-      </w:r>
-      <w:r>
-        <w:t xml:space="preserve">As </w:t>
-      </w:r>
-      <w:r>
-        <w:t>above</w:t>
-      </w:r>
-    </w:p>
-    <w:p>
-      <w:pPr>
-        <w:numPr>
-          <w:ilvl w:val="1"/>
-          <w:numId w:val="4"/>
-        </w:numPr>
-      </w:pPr>
-      <w:r>
-        <w:rPr>
-          <w:b/>
-          <w:bCs/>
-        </w:rPr>
-        <w:t>Environment</w:t>
-      </w:r>
-      <w:r>
-        <w:t xml:space="preserve">: </w:t>
-      </w:r>
-      <w:r>
-        <w:t xml:space="preserve">As </w:t>
-      </w:r>
-      <w:r>
-        <w:t>above</w:t>
-      </w:r>
-    </w:p>
-    <w:p>
-      <w:pPr>
-        <w:numPr>
-          <w:ilvl w:val="1"/>
-          <w:numId w:val="4"/>
-        </w:numPr>
-      </w:pPr>
-      <w:r>
-        <w:rPr>
-          <w:b/>
-          <w:bCs/>
-        </w:rPr>
-        <w:t>Actuators</w:t>
-      </w:r>
-      <w:r>
-        <w:t xml:space="preserve">: </w:t>
-      </w:r>
-      <w:r>
-        <w:t xml:space="preserve">As </w:t>
-      </w:r>
-      <w:r>
-        <w:t>above</w:t>
-      </w:r>
-    </w:p>
-    <w:p>
-      <w:pPr>
-        <w:numPr>
-          <w:ilvl w:val="1"/>
-          <w:numId w:val="4"/>
-        </w:numPr>
-      </w:pPr>
-      <w:r>
-        <w:rPr>
-          <w:b/>
-          <w:bCs/>
-        </w:rPr>
-        <w:t>Sensors</w:t>
-      </w:r>
-      <w:r>
-        <w:t xml:space="preserve">: </w:t>
-      </w:r>
-      <w:r>
-        <w:t>As per Reflex Agent. Also maintains an internal model of visited blocks, destination locations and obstacles</w:t>
+        <w:t>Suggest improvements or future work</w:t>
       </w:r>
     </w:p>
     <w:p/>
     <w:p>
       <w:pPr>
-        <w:pStyle w:val="Heading2"/>
-      </w:pPr>
-      <w:bookmarkStart w:id="6" w:name="_Toc209969392"/>
-      <w:r>
-        <w:t>Advantages/Disadvantages</w:t>
-      </w:r>
-      <w:bookmarkEnd w:id="6"/>
-    </w:p>
-    <w:p>
-      <w:pPr>
-        <w:pStyle w:val="Heading3"/>
-      </w:pPr>
-      <w:bookmarkStart w:id="7" w:name="_Toc209969393"/>
-      <w:r>
-        <w:t>Random Agent</w:t>
-      </w:r>
-      <w:bookmarkEnd w:id="7"/>
-    </w:p>
-    <w:p>
-      <w:r>
-        <w:t>Some advantages of this non-rational agent are that it is very fast (little computational overhead), it is very easy to implement (not much code needed) and it is very effective in smaller grids.</w:t>
-      </w:r>
-      <w:r>
-        <w:br/>
-        <w:t>Disadvantages would be that it is irrational by nature (precepts not used) so many possible optimisations are ignored. It does not scale well (At larger grid sizes, win rates drop t</w:t>
-      </w:r>
-      <w:r>
-        <w:t>o</w:t>
-      </w:r>
-      <w:r>
-        <w:t xml:space="preserve"> 0%)</w:t>
-      </w:r>
-    </w:p>
-    <w:p>
-      <w:pPr>
-        <w:pStyle w:val="Heading3"/>
-      </w:pPr>
-      <w:bookmarkStart w:id="8" w:name="_Toc209969394"/>
-      <w:r>
-        <w:t>Reflex Agent</w:t>
-      </w:r>
-      <w:bookmarkEnd w:id="8"/>
-    </w:p>
-    <w:p>
-      <w:r>
-        <w:t>Advantages include low computational overhead, based on a simple decision ma</w:t>
-      </w:r>
-      <w:r>
-        <w:t>k</w:t>
-      </w:r>
-      <w:r>
-        <w:t>ing process</w:t>
-      </w:r>
-      <w:r>
-        <w:t>. It uses the precepts to help make decisions, making it rational. It performed slightly better than the random agent in some cases in smaller environments.</w:t>
-      </w:r>
-    </w:p>
-    <w:p>
-      <w:r>
-        <w:t>Disadvantages are that it performs poorly in larger grids, trending towards 0% win rate. The performance is also inconsistent, fluctuating randomly at times.</w:t>
-      </w:r>
-      <w:r>
-        <w:t xml:space="preserve"> This agent does not learn from past actions, losing out on potential optimisations.</w:t>
-      </w:r>
-    </w:p>
-    <w:p>
-      <w:pPr>
-        <w:pStyle w:val="Heading3"/>
-      </w:pPr>
-      <w:bookmarkStart w:id="9" w:name="_Toc209969395"/>
-      <w:r>
-        <w:lastRenderedPageBreak/>
-        <w:t>Model based reflex agent</w:t>
-      </w:r>
-      <w:bookmarkEnd w:id="9"/>
-    </w:p>
-    <w:p>
-      <w:r>
-        <w:t>The advantage of this model is that it can potentially make informed decisions about where to go. It can perform better in larger grids than the other two models described. While still trending towards zero wins, it trends downwards slower than the other two agents.</w:t>
-      </w:r>
-    </w:p>
-    <w:p>
-      <w:r>
-        <w:t>The main disadvantage is that it requires more computational overhead</w:t>
-      </w:r>
-      <w:r>
-        <w:t xml:space="preserve"> to decide on a move. This is more expensive and slower than the other models. It does not perform full goal based planning or search.</w:t>
-      </w:r>
-    </w:p>
-    <w:p/>
-    <w:p>
-      <w:pPr>
-        <w:pStyle w:val="Heading2"/>
-      </w:pPr>
-      <w:bookmarkStart w:id="10" w:name="_Toc209969396"/>
-      <w:r>
-        <w:t>Ability to perform</w:t>
-      </w:r>
-      <w:bookmarkEnd w:id="10"/>
-    </w:p>
-    <w:p>
-      <w:pPr>
-        <w:pStyle w:val="Heading3"/>
-      </w:pPr>
-      <w:bookmarkStart w:id="11" w:name="_Toc209969397"/>
-      <w:r>
-        <w:t>Random Agent</w:t>
-      </w:r>
-      <w:bookmarkEnd w:id="11"/>
-    </w:p>
-    <w:p/>
-    <w:p>
-      <w:pPr>
-        <w:pStyle w:val="Heading3"/>
-      </w:pPr>
-      <w:bookmarkStart w:id="12" w:name="_Toc209969398"/>
-      <w:r>
-        <w:t>Reflex Agent</w:t>
-      </w:r>
-      <w:bookmarkEnd w:id="12"/>
-    </w:p>
-    <w:p/>
-    <w:p>
-      <w:pPr>
-        <w:pStyle w:val="Heading3"/>
-      </w:pPr>
-      <w:bookmarkStart w:id="13" w:name="_Toc209969399"/>
-      <w:r>
-        <w:t>Model based reflex agent</w:t>
-      </w:r>
-      <w:bookmarkEnd w:id="13"/>
-    </w:p>
-    <w:p/>
-    <w:p>
-      <w:pPr>
-        <w:pStyle w:val="Heading2"/>
-      </w:pPr>
-      <w:bookmarkStart w:id="14" w:name="_Toc209969400"/>
-      <w:r>
-        <w:t>Suitability to operate in worlds of varying sizes</w:t>
-      </w:r>
-      <w:bookmarkEnd w:id="14"/>
-    </w:p>
-    <w:p>
-      <w:pPr>
-        <w:pStyle w:val="Heading3"/>
-      </w:pPr>
-      <w:bookmarkStart w:id="15" w:name="_Toc209969401"/>
-      <w:r>
-        <w:t>Random Agent</w:t>
-      </w:r>
-      <w:bookmarkEnd w:id="15"/>
-    </w:p>
-    <w:p/>
-    <w:p>
-      <w:pPr>
-        <w:pStyle w:val="Heading3"/>
-      </w:pPr>
-      <w:bookmarkStart w:id="16" w:name="_Toc209969402"/>
-      <w:r>
-        <w:t>Reflex Agent</w:t>
-      </w:r>
-      <w:bookmarkEnd w:id="16"/>
-    </w:p>
-    <w:p/>
-    <w:p>
-      <w:pPr>
-        <w:pStyle w:val="Heading3"/>
-      </w:pPr>
-      <w:bookmarkStart w:id="17" w:name="_Toc209969403"/>
-      <w:r>
-        <w:t>Model based reflex agent</w:t>
-      </w:r>
-      <w:bookmarkEnd w:id="17"/>
-    </w:p>
-    <w:p/>
-    <w:p/>
-    <w:p>
-      <w:pPr>
         <w:ind w:left="720"/>
       </w:pPr>
-      <w:r>
-        <w:rPr>
-          <w:noProof/>
-        </w:rPr>
-        <w:drawing>
-          <wp:inline distT="0" distB="0" distL="0" distR="0" wp14:anchorId="50B12510" wp14:editId="36E7C27C">
-            <wp:extent cx="5331012" cy="3200400"/>
-            <wp:effectExtent l="0" t="0" r="15875" b="12700"/>
-            <wp:docPr id="2133250972" name="Chart 1"/>
-            <wp:cNvGraphicFramePr/>
-            <a:graphic xmlns:a="http://schemas.openxmlformats.org/drawingml/2006/main">
-              <a:graphicData uri="http://schemas.openxmlformats.org/drawingml/2006/chart">
-                <c:chart xmlns:c="http://schemas.openxmlformats.org/drawingml/2006/chart" xmlns:r="http://schemas.openxmlformats.org/officeDocument/2006/relationships" r:id="rId6"/>
-              </a:graphicData>
-            </a:graphic>
-          </wp:inline>
-        </w:drawing>
-      </w:r>
     </w:p>
     <w:sectPr>
       <w:pgSz w:w="11906" w:h="16838"/>
@@ -6406,1481 +7494,616 @@
     <w:basedOn w:val="DefaultParagraphFont"/>
     <w:rsid w:val="00A50F89"/>
   </w:style>
+  <w:style w:type="table" w:styleId="TableGrid">
+    <w:name w:val="Table Grid"/>
+    <w:basedOn w:val="TableNormal"/>
+    <w:uiPriority w:val="39"/>
+    <w:rsid w:val="008432A0"/>
+    <w:tblPr>
+      <w:tblBorders>
+        <w:top w:val="single" w:sz="4" w:space="0" w:color="auto"/>
+        <w:left w:val="single" w:sz="4" w:space="0" w:color="auto"/>
+        <w:bottom w:val="single" w:sz="4" w:space="0" w:color="auto"/>
+        <w:right w:val="single" w:sz="4" w:space="0" w:color="auto"/>
+        <w:insideH w:val="single" w:sz="4" w:space="0" w:color="auto"/>
+        <w:insideV w:val="single" w:sz="4" w:space="0" w:color="auto"/>
+      </w:tblBorders>
+    </w:tblPr>
+  </w:style>
+  <w:style w:type="table" w:styleId="PlainTable5">
+    <w:name w:val="Plain Table 5"/>
+    <w:basedOn w:val="TableNormal"/>
+    <w:uiPriority w:val="45"/>
+    <w:rsid w:val="008432A0"/>
+    <w:tblPr>
+      <w:tblStyleRowBandSize w:val="1"/>
+      <w:tblStyleColBandSize w:val="1"/>
+    </w:tblPr>
+    <w:tblStylePr w:type="firstRow">
+      <w:rPr>
+        <w:rFonts w:asciiTheme="majorHAnsi" w:eastAsiaTheme="majorEastAsia" w:hAnsiTheme="majorHAnsi" w:cstheme="majorBidi"/>
+        <w:i/>
+        <w:iCs/>
+        <w:sz w:val="26"/>
+      </w:rPr>
+      <w:tblPr/>
+      <w:tcPr>
+        <w:tcBorders>
+          <w:bottom w:val="single" w:sz="4" w:space="0" w:color="7F7F7F" w:themeColor="text1" w:themeTint="80"/>
+        </w:tcBorders>
+        <w:shd w:val="clear" w:color="auto" w:fill="FFFFFF" w:themeFill="background1"/>
+      </w:tcPr>
+    </w:tblStylePr>
+    <w:tblStylePr w:type="lastRow">
+      <w:rPr>
+        <w:rFonts w:asciiTheme="majorHAnsi" w:eastAsiaTheme="majorEastAsia" w:hAnsiTheme="majorHAnsi" w:cstheme="majorBidi"/>
+        <w:i/>
+        <w:iCs/>
+        <w:sz w:val="26"/>
+      </w:rPr>
+      <w:tblPr/>
+      <w:tcPr>
+        <w:tcBorders>
+          <w:top w:val="single" w:sz="4" w:space="0" w:color="7F7F7F" w:themeColor="text1" w:themeTint="80"/>
+        </w:tcBorders>
+        <w:shd w:val="clear" w:color="auto" w:fill="FFFFFF" w:themeFill="background1"/>
+      </w:tcPr>
+    </w:tblStylePr>
+    <w:tblStylePr w:type="firstCol">
+      <w:pPr>
+        <w:jc w:val="right"/>
+      </w:pPr>
+      <w:rPr>
+        <w:rFonts w:asciiTheme="majorHAnsi" w:eastAsiaTheme="majorEastAsia" w:hAnsiTheme="majorHAnsi" w:cstheme="majorBidi"/>
+        <w:i/>
+        <w:iCs/>
+        <w:sz w:val="26"/>
+      </w:rPr>
+      <w:tblPr/>
+      <w:tcPr>
+        <w:tcBorders>
+          <w:right w:val="single" w:sz="4" w:space="0" w:color="7F7F7F" w:themeColor="text1" w:themeTint="80"/>
+        </w:tcBorders>
+        <w:shd w:val="clear" w:color="auto" w:fill="FFFFFF" w:themeFill="background1"/>
+      </w:tcPr>
+    </w:tblStylePr>
+    <w:tblStylePr w:type="lastCol">
+      <w:rPr>
+        <w:rFonts w:asciiTheme="majorHAnsi" w:eastAsiaTheme="majorEastAsia" w:hAnsiTheme="majorHAnsi" w:cstheme="majorBidi"/>
+        <w:i/>
+        <w:iCs/>
+        <w:sz w:val="26"/>
+      </w:rPr>
+      <w:tblPr/>
+      <w:tcPr>
+        <w:tcBorders>
+          <w:left w:val="single" w:sz="4" w:space="0" w:color="7F7F7F" w:themeColor="text1" w:themeTint="80"/>
+        </w:tcBorders>
+        <w:shd w:val="clear" w:color="auto" w:fill="FFFFFF" w:themeFill="background1"/>
+      </w:tcPr>
+    </w:tblStylePr>
+    <w:tblStylePr w:type="band1Vert">
+      <w:tblPr/>
+      <w:tcPr>
+        <w:shd w:val="clear" w:color="auto" w:fill="F2F2F2" w:themeFill="background1" w:themeFillShade="F2"/>
+      </w:tcPr>
+    </w:tblStylePr>
+    <w:tblStylePr w:type="band1Horz">
+      <w:tblPr/>
+      <w:tcPr>
+        <w:shd w:val="clear" w:color="auto" w:fill="F2F2F2" w:themeFill="background1" w:themeFillShade="F2"/>
+      </w:tcPr>
+    </w:tblStylePr>
+    <w:tblStylePr w:type="neCell">
+      <w:tblPr/>
+      <w:tcPr>
+        <w:tcBorders>
+          <w:left w:val="nil"/>
+        </w:tcBorders>
+      </w:tcPr>
+    </w:tblStylePr>
+    <w:tblStylePr w:type="nwCell">
+      <w:tblPr/>
+      <w:tcPr>
+        <w:tcBorders>
+          <w:right w:val="nil"/>
+        </w:tcBorders>
+      </w:tcPr>
+    </w:tblStylePr>
+    <w:tblStylePr w:type="seCell">
+      <w:tblPr/>
+      <w:tcPr>
+        <w:tcBorders>
+          <w:left w:val="nil"/>
+        </w:tcBorders>
+      </w:tcPr>
+    </w:tblStylePr>
+    <w:tblStylePr w:type="swCell">
+      <w:tblPr/>
+      <w:tcPr>
+        <w:tcBorders>
+          <w:right w:val="nil"/>
+        </w:tcBorders>
+      </w:tcPr>
+    </w:tblStylePr>
+  </w:style>
+  <w:style w:type="table" w:styleId="GridTable1Light">
+    <w:name w:val="Grid Table 1 Light"/>
+    <w:basedOn w:val="TableNormal"/>
+    <w:uiPriority w:val="46"/>
+    <w:rsid w:val="008432A0"/>
+    <w:tblPr>
+      <w:tblStyleRowBandSize w:val="1"/>
+      <w:tblStyleColBandSize w:val="1"/>
+      <w:tblBorders>
+        <w:top w:val="single" w:sz="4" w:space="0" w:color="999999" w:themeColor="text1" w:themeTint="66"/>
+        <w:left w:val="single" w:sz="4" w:space="0" w:color="999999" w:themeColor="text1" w:themeTint="66"/>
+        <w:bottom w:val="single" w:sz="4" w:space="0" w:color="999999" w:themeColor="text1" w:themeTint="66"/>
+        <w:right w:val="single" w:sz="4" w:space="0" w:color="999999" w:themeColor="text1" w:themeTint="66"/>
+        <w:insideH w:val="single" w:sz="4" w:space="0" w:color="999999" w:themeColor="text1" w:themeTint="66"/>
+        <w:insideV w:val="single" w:sz="4" w:space="0" w:color="999999" w:themeColor="text1" w:themeTint="66"/>
+      </w:tblBorders>
+    </w:tblPr>
+    <w:tblStylePr w:type="firstRow">
+      <w:rPr>
+        <w:b/>
+        <w:bCs/>
+      </w:rPr>
+      <w:tblPr/>
+      <w:tcPr>
+        <w:tcBorders>
+          <w:bottom w:val="single" w:sz="12" w:space="0" w:color="666666" w:themeColor="text1" w:themeTint="99"/>
+        </w:tcBorders>
+      </w:tcPr>
+    </w:tblStylePr>
+    <w:tblStylePr w:type="lastRow">
+      <w:rPr>
+        <w:b/>
+        <w:bCs/>
+      </w:rPr>
+      <w:tblPr/>
+      <w:tcPr>
+        <w:tcBorders>
+          <w:top w:val="double" w:sz="2" w:space="0" w:color="666666" w:themeColor="text1" w:themeTint="99"/>
+        </w:tcBorders>
+      </w:tcPr>
+    </w:tblStylePr>
+    <w:tblStylePr w:type="firstCol">
+      <w:rPr>
+        <w:b/>
+        <w:bCs/>
+      </w:rPr>
+    </w:tblStylePr>
+    <w:tblStylePr w:type="lastCol">
+      <w:rPr>
+        <w:b/>
+        <w:bCs/>
+      </w:rPr>
+    </w:tblStylePr>
+  </w:style>
+  <w:style w:type="table" w:styleId="GridTable1Light-Accent1">
+    <w:name w:val="Grid Table 1 Light Accent 1"/>
+    <w:basedOn w:val="TableNormal"/>
+    <w:uiPriority w:val="46"/>
+    <w:rsid w:val="008432A0"/>
+    <w:tblPr>
+      <w:tblStyleRowBandSize w:val="1"/>
+      <w:tblStyleColBandSize w:val="1"/>
+      <w:tblBorders>
+        <w:top w:val="single" w:sz="4" w:space="0" w:color="83CAEB" w:themeColor="accent1" w:themeTint="66"/>
+        <w:left w:val="single" w:sz="4" w:space="0" w:color="83CAEB" w:themeColor="accent1" w:themeTint="66"/>
+        <w:bottom w:val="single" w:sz="4" w:space="0" w:color="83CAEB" w:themeColor="accent1" w:themeTint="66"/>
+        <w:right w:val="single" w:sz="4" w:space="0" w:color="83CAEB" w:themeColor="accent1" w:themeTint="66"/>
+        <w:insideH w:val="single" w:sz="4" w:space="0" w:color="83CAEB" w:themeColor="accent1" w:themeTint="66"/>
+        <w:insideV w:val="single" w:sz="4" w:space="0" w:color="83CAEB" w:themeColor="accent1" w:themeTint="66"/>
+      </w:tblBorders>
+    </w:tblPr>
+    <w:tblStylePr w:type="firstRow">
+      <w:rPr>
+        <w:b/>
+        <w:bCs/>
+      </w:rPr>
+      <w:tblPr/>
+      <w:tcPr>
+        <w:tcBorders>
+          <w:bottom w:val="single" w:sz="12" w:space="0" w:color="45B0E1" w:themeColor="accent1" w:themeTint="99"/>
+        </w:tcBorders>
+      </w:tcPr>
+    </w:tblStylePr>
+    <w:tblStylePr w:type="lastRow">
+      <w:rPr>
+        <w:b/>
+        <w:bCs/>
+      </w:rPr>
+      <w:tblPr/>
+      <w:tcPr>
+        <w:tcBorders>
+          <w:top w:val="double" w:sz="2" w:space="0" w:color="45B0E1" w:themeColor="accent1" w:themeTint="99"/>
+        </w:tcBorders>
+      </w:tcPr>
+    </w:tblStylePr>
+    <w:tblStylePr w:type="firstCol">
+      <w:rPr>
+        <w:b/>
+        <w:bCs/>
+      </w:rPr>
+    </w:tblStylePr>
+    <w:tblStylePr w:type="lastCol">
+      <w:rPr>
+        <w:b/>
+        <w:bCs/>
+      </w:rPr>
+    </w:tblStylePr>
+  </w:style>
+  <w:style w:type="table" w:styleId="GridTable1Light-Accent3">
+    <w:name w:val="Grid Table 1 Light Accent 3"/>
+    <w:basedOn w:val="TableNormal"/>
+    <w:uiPriority w:val="46"/>
+    <w:rsid w:val="008432A0"/>
+    <w:tblPr>
+      <w:tblStyleRowBandSize w:val="1"/>
+      <w:tblStyleColBandSize w:val="1"/>
+      <w:tblBorders>
+        <w:top w:val="single" w:sz="4" w:space="0" w:color="84E290" w:themeColor="accent3" w:themeTint="66"/>
+        <w:left w:val="single" w:sz="4" w:space="0" w:color="84E290" w:themeColor="accent3" w:themeTint="66"/>
+        <w:bottom w:val="single" w:sz="4" w:space="0" w:color="84E290" w:themeColor="accent3" w:themeTint="66"/>
+        <w:right w:val="single" w:sz="4" w:space="0" w:color="84E290" w:themeColor="accent3" w:themeTint="66"/>
+        <w:insideH w:val="single" w:sz="4" w:space="0" w:color="84E290" w:themeColor="accent3" w:themeTint="66"/>
+        <w:insideV w:val="single" w:sz="4" w:space="0" w:color="84E290" w:themeColor="accent3" w:themeTint="66"/>
+      </w:tblBorders>
+    </w:tblPr>
+    <w:tblStylePr w:type="firstRow">
+      <w:rPr>
+        <w:b/>
+        <w:bCs/>
+      </w:rPr>
+      <w:tblPr/>
+      <w:tcPr>
+        <w:tcBorders>
+          <w:bottom w:val="single" w:sz="12" w:space="0" w:color="47D459" w:themeColor="accent3" w:themeTint="99"/>
+        </w:tcBorders>
+      </w:tcPr>
+    </w:tblStylePr>
+    <w:tblStylePr w:type="lastRow">
+      <w:rPr>
+        <w:b/>
+        <w:bCs/>
+      </w:rPr>
+      <w:tblPr/>
+      <w:tcPr>
+        <w:tcBorders>
+          <w:top w:val="double" w:sz="2" w:space="0" w:color="47D459" w:themeColor="accent3" w:themeTint="99"/>
+        </w:tcBorders>
+      </w:tcPr>
+    </w:tblStylePr>
+    <w:tblStylePr w:type="firstCol">
+      <w:rPr>
+        <w:b/>
+        <w:bCs/>
+      </w:rPr>
+    </w:tblStylePr>
+    <w:tblStylePr w:type="lastCol">
+      <w:rPr>
+        <w:b/>
+        <w:bCs/>
+      </w:rPr>
+    </w:tblStylePr>
+  </w:style>
+  <w:style w:type="table" w:styleId="GridTable3">
+    <w:name w:val="Grid Table 3"/>
+    <w:basedOn w:val="TableNormal"/>
+    <w:uiPriority w:val="48"/>
+    <w:rsid w:val="008432A0"/>
+    <w:tblPr>
+      <w:tblStyleRowBandSize w:val="1"/>
+      <w:tblStyleColBandSize w:val="1"/>
+      <w:tblBorders>
+        <w:top w:val="single" w:sz="4" w:space="0" w:color="666666" w:themeColor="text1" w:themeTint="99"/>
+        <w:left w:val="single" w:sz="4" w:space="0" w:color="666666" w:themeColor="text1" w:themeTint="99"/>
+        <w:bottom w:val="single" w:sz="4" w:space="0" w:color="666666" w:themeColor="text1" w:themeTint="99"/>
+        <w:right w:val="single" w:sz="4" w:space="0" w:color="666666" w:themeColor="text1" w:themeTint="99"/>
+        <w:insideH w:val="single" w:sz="4" w:space="0" w:color="666666" w:themeColor="text1" w:themeTint="99"/>
+        <w:insideV w:val="single" w:sz="4" w:space="0" w:color="666666" w:themeColor="text1" w:themeTint="99"/>
+      </w:tblBorders>
+    </w:tblPr>
+    <w:tblStylePr w:type="firstRow">
+      <w:rPr>
+        <w:b/>
+        <w:bCs/>
+      </w:rPr>
+      <w:tblPr/>
+      <w:tcPr>
+        <w:tcBorders>
+          <w:top w:val="nil"/>
+          <w:left w:val="nil"/>
+          <w:right w:val="nil"/>
+          <w:insideH w:val="nil"/>
+          <w:insideV w:val="nil"/>
+        </w:tcBorders>
+        <w:shd w:val="clear" w:color="auto" w:fill="FFFFFF" w:themeFill="background1"/>
+      </w:tcPr>
+    </w:tblStylePr>
+    <w:tblStylePr w:type="lastRow">
+      <w:rPr>
+        <w:b/>
+        <w:bCs/>
+      </w:rPr>
+      <w:tblPr/>
+      <w:tcPr>
+        <w:tcBorders>
+          <w:left w:val="nil"/>
+          <w:bottom w:val="nil"/>
+          <w:right w:val="nil"/>
+          <w:insideH w:val="nil"/>
+          <w:insideV w:val="nil"/>
+        </w:tcBorders>
+        <w:shd w:val="clear" w:color="auto" w:fill="FFFFFF" w:themeFill="background1"/>
+      </w:tcPr>
+    </w:tblStylePr>
+    <w:tblStylePr w:type="firstCol">
+      <w:pPr>
+        <w:jc w:val="right"/>
+      </w:pPr>
+      <w:rPr>
+        <w:i/>
+        <w:iCs/>
+      </w:rPr>
+      <w:tblPr/>
+      <w:tcPr>
+        <w:tcBorders>
+          <w:top w:val="nil"/>
+          <w:left w:val="nil"/>
+          <w:bottom w:val="nil"/>
+          <w:insideH w:val="nil"/>
+          <w:insideV w:val="nil"/>
+        </w:tcBorders>
+        <w:shd w:val="clear" w:color="auto" w:fill="FFFFFF" w:themeFill="background1"/>
+      </w:tcPr>
+    </w:tblStylePr>
+    <w:tblStylePr w:type="lastCol">
+      <w:rPr>
+        <w:i/>
+        <w:iCs/>
+      </w:rPr>
+      <w:tblPr/>
+      <w:tcPr>
+        <w:tcBorders>
+          <w:top w:val="nil"/>
+          <w:bottom w:val="nil"/>
+          <w:right w:val="nil"/>
+          <w:insideH w:val="nil"/>
+          <w:insideV w:val="nil"/>
+        </w:tcBorders>
+        <w:shd w:val="clear" w:color="auto" w:fill="FFFFFF" w:themeFill="background1"/>
+      </w:tcPr>
+    </w:tblStylePr>
+    <w:tblStylePr w:type="band1Vert">
+      <w:tblPr/>
+      <w:tcPr>
+        <w:shd w:val="clear" w:color="auto" w:fill="CCCCCC" w:themeFill="text1" w:themeFillTint="33"/>
+      </w:tcPr>
+    </w:tblStylePr>
+    <w:tblStylePr w:type="band1Horz">
+      <w:tblPr/>
+      <w:tcPr>
+        <w:shd w:val="clear" w:color="auto" w:fill="CCCCCC" w:themeFill="text1" w:themeFillTint="33"/>
+      </w:tcPr>
+    </w:tblStylePr>
+    <w:tblStylePr w:type="neCell">
+      <w:tblPr/>
+      <w:tcPr>
+        <w:tcBorders>
+          <w:bottom w:val="single" w:sz="4" w:space="0" w:color="666666" w:themeColor="text1" w:themeTint="99"/>
+        </w:tcBorders>
+      </w:tcPr>
+    </w:tblStylePr>
+    <w:tblStylePr w:type="nwCell">
+      <w:tblPr/>
+      <w:tcPr>
+        <w:tcBorders>
+          <w:bottom w:val="single" w:sz="4" w:space="0" w:color="666666" w:themeColor="text1" w:themeTint="99"/>
+        </w:tcBorders>
+      </w:tcPr>
+    </w:tblStylePr>
+    <w:tblStylePr w:type="seCell">
+      <w:tblPr/>
+      <w:tcPr>
+        <w:tcBorders>
+          <w:top w:val="single" w:sz="4" w:space="0" w:color="666666" w:themeColor="text1" w:themeTint="99"/>
+        </w:tcBorders>
+      </w:tcPr>
+    </w:tblStylePr>
+    <w:tblStylePr w:type="swCell">
+      <w:tblPr/>
+      <w:tcPr>
+        <w:tcBorders>
+          <w:top w:val="single" w:sz="4" w:space="0" w:color="666666" w:themeColor="text1" w:themeTint="99"/>
+        </w:tcBorders>
+      </w:tcPr>
+    </w:tblStylePr>
+  </w:style>
+  <w:style w:type="table" w:styleId="GridTable5Dark">
+    <w:name w:val="Grid Table 5 Dark"/>
+    <w:basedOn w:val="TableNormal"/>
+    <w:uiPriority w:val="50"/>
+    <w:rsid w:val="008432A0"/>
+    <w:tblPr>
+      <w:tblStyleRowBandSize w:val="1"/>
+      <w:tblStyleColBandSize w:val="1"/>
+      <w:tblBorders>
+        <w:top w:val="single" w:sz="4" w:space="0" w:color="FFFFFF" w:themeColor="background1"/>
+        <w:left w:val="single" w:sz="4" w:space="0" w:color="FFFFFF" w:themeColor="background1"/>
+        <w:bottom w:val="single" w:sz="4" w:space="0" w:color="FFFFFF" w:themeColor="background1"/>
+        <w:right w:val="single" w:sz="4" w:space="0" w:color="FFFFFF" w:themeColor="background1"/>
+        <w:insideH w:val="single" w:sz="4" w:space="0" w:color="FFFFFF" w:themeColor="background1"/>
+        <w:insideV w:val="single" w:sz="4" w:space="0" w:color="FFFFFF" w:themeColor="background1"/>
+      </w:tblBorders>
+    </w:tblPr>
+    <w:tcPr>
+      <w:shd w:val="clear" w:color="auto" w:fill="CCCCCC" w:themeFill="text1" w:themeFillTint="33"/>
+    </w:tcPr>
+    <w:tblStylePr w:type="firstRow">
+      <w:rPr>
+        <w:b/>
+        <w:bCs/>
+        <w:color w:val="FFFFFF" w:themeColor="background1"/>
+      </w:rPr>
+      <w:tblPr/>
+      <w:tcPr>
+        <w:tcBorders>
+          <w:top w:val="single" w:sz="4" w:space="0" w:color="FFFFFF" w:themeColor="background1"/>
+          <w:left w:val="single" w:sz="4" w:space="0" w:color="FFFFFF" w:themeColor="background1"/>
+          <w:right w:val="single" w:sz="4" w:space="0" w:color="FFFFFF" w:themeColor="background1"/>
+          <w:insideH w:val="nil"/>
+          <w:insideV w:val="nil"/>
+        </w:tcBorders>
+        <w:shd w:val="clear" w:color="auto" w:fill="000000" w:themeFill="text1"/>
+      </w:tcPr>
+    </w:tblStylePr>
+    <w:tblStylePr w:type="lastRow">
+      <w:rPr>
+        <w:b/>
+        <w:bCs/>
+        <w:color w:val="FFFFFF" w:themeColor="background1"/>
+      </w:rPr>
+      <w:tblPr/>
+      <w:tcPr>
+        <w:tcBorders>
+          <w:left w:val="single" w:sz="4" w:space="0" w:color="FFFFFF" w:themeColor="background1"/>
+          <w:bottom w:val="single" w:sz="4" w:space="0" w:color="FFFFFF" w:themeColor="background1"/>
+          <w:right w:val="single" w:sz="4" w:space="0" w:color="FFFFFF" w:themeColor="background1"/>
+          <w:insideH w:val="nil"/>
+          <w:insideV w:val="nil"/>
+        </w:tcBorders>
+        <w:shd w:val="clear" w:color="auto" w:fill="000000" w:themeFill="text1"/>
+      </w:tcPr>
+    </w:tblStylePr>
+    <w:tblStylePr w:type="firstCol">
+      <w:rPr>
+        <w:b/>
+        <w:bCs/>
+        <w:color w:val="FFFFFF" w:themeColor="background1"/>
+      </w:rPr>
+      <w:tblPr/>
+      <w:tcPr>
+        <w:tcBorders>
+          <w:top w:val="single" w:sz="4" w:space="0" w:color="FFFFFF" w:themeColor="background1"/>
+          <w:left w:val="single" w:sz="4" w:space="0" w:color="FFFFFF" w:themeColor="background1"/>
+          <w:bottom w:val="single" w:sz="4" w:space="0" w:color="FFFFFF" w:themeColor="background1"/>
+          <w:insideV w:val="nil"/>
+        </w:tcBorders>
+        <w:shd w:val="clear" w:color="auto" w:fill="000000" w:themeFill="text1"/>
+      </w:tcPr>
+    </w:tblStylePr>
+    <w:tblStylePr w:type="lastCol">
+      <w:rPr>
+        <w:b/>
+        <w:bCs/>
+        <w:color w:val="FFFFFF" w:themeColor="background1"/>
+      </w:rPr>
+      <w:tblPr/>
+      <w:tcPr>
+        <w:tcBorders>
+          <w:top w:val="single" w:sz="4" w:space="0" w:color="FFFFFF" w:themeColor="background1"/>
+          <w:bottom w:val="single" w:sz="4" w:space="0" w:color="FFFFFF" w:themeColor="background1"/>
+          <w:right w:val="single" w:sz="4" w:space="0" w:color="FFFFFF" w:themeColor="background1"/>
+          <w:insideV w:val="nil"/>
+        </w:tcBorders>
+        <w:shd w:val="clear" w:color="auto" w:fill="000000" w:themeFill="text1"/>
+      </w:tcPr>
+    </w:tblStylePr>
+    <w:tblStylePr w:type="band1Vert">
+      <w:tblPr/>
+      <w:tcPr>
+        <w:shd w:val="clear" w:color="auto" w:fill="999999" w:themeFill="text1" w:themeFillTint="66"/>
+      </w:tcPr>
+    </w:tblStylePr>
+    <w:tblStylePr w:type="band1Horz">
+      <w:tblPr/>
+      <w:tcPr>
+        <w:shd w:val="clear" w:color="auto" w:fill="999999" w:themeFill="text1" w:themeFillTint="66"/>
+      </w:tcPr>
+    </w:tblStylePr>
+  </w:style>
+  <w:style w:type="table" w:styleId="GridTable4">
+    <w:name w:val="Grid Table 4"/>
+    <w:basedOn w:val="TableNormal"/>
+    <w:uiPriority w:val="49"/>
+    <w:rsid w:val="00930788"/>
+    <w:tblPr>
+      <w:tblStyleRowBandSize w:val="1"/>
+      <w:tblStyleColBandSize w:val="1"/>
+      <w:tblBorders>
+        <w:top w:val="single" w:sz="4" w:space="0" w:color="666666" w:themeColor="text1" w:themeTint="99"/>
+        <w:left w:val="single" w:sz="4" w:space="0" w:color="666666" w:themeColor="text1" w:themeTint="99"/>
+        <w:bottom w:val="single" w:sz="4" w:space="0" w:color="666666" w:themeColor="text1" w:themeTint="99"/>
+        <w:right w:val="single" w:sz="4" w:space="0" w:color="666666" w:themeColor="text1" w:themeTint="99"/>
+        <w:insideH w:val="single" w:sz="4" w:space="0" w:color="666666" w:themeColor="text1" w:themeTint="99"/>
+        <w:insideV w:val="single" w:sz="4" w:space="0" w:color="666666" w:themeColor="text1" w:themeTint="99"/>
+      </w:tblBorders>
+    </w:tblPr>
+    <w:tblStylePr w:type="firstRow">
+      <w:rPr>
+        <w:b/>
+        <w:bCs/>
+        <w:color w:val="FFFFFF" w:themeColor="background1"/>
+      </w:rPr>
+      <w:tblPr/>
+      <w:tcPr>
+        <w:tcBorders>
+          <w:top w:val="single" w:sz="4" w:space="0" w:color="000000" w:themeColor="text1"/>
+          <w:left w:val="single" w:sz="4" w:space="0" w:color="000000" w:themeColor="text1"/>
+          <w:bottom w:val="single" w:sz="4" w:space="0" w:color="000000" w:themeColor="text1"/>
+          <w:right w:val="single" w:sz="4" w:space="0" w:color="000000" w:themeColor="text1"/>
+          <w:insideH w:val="nil"/>
+          <w:insideV w:val="nil"/>
+        </w:tcBorders>
+        <w:shd w:val="clear" w:color="auto" w:fill="000000" w:themeFill="text1"/>
+      </w:tcPr>
+    </w:tblStylePr>
+    <w:tblStylePr w:type="lastRow">
+      <w:rPr>
+        <w:b/>
+        <w:bCs/>
+      </w:rPr>
+      <w:tblPr/>
+      <w:tcPr>
+        <w:tcBorders>
+          <w:top w:val="double" w:sz="4" w:space="0" w:color="000000" w:themeColor="text1"/>
+        </w:tcBorders>
+      </w:tcPr>
+    </w:tblStylePr>
+    <w:tblStylePr w:type="firstCol">
+      <w:rPr>
+        <w:b/>
+        <w:bCs/>
+      </w:rPr>
+    </w:tblStylePr>
+    <w:tblStylePr w:type="lastCol">
+      <w:rPr>
+        <w:b/>
+        <w:bCs/>
+      </w:rPr>
+    </w:tblStylePr>
+    <w:tblStylePr w:type="band1Vert">
+      <w:tblPr/>
+      <w:tcPr>
+        <w:shd w:val="clear" w:color="auto" w:fill="CCCCCC" w:themeFill="text1" w:themeFillTint="33"/>
+      </w:tcPr>
+    </w:tblStylePr>
+    <w:tblStylePr w:type="band1Horz">
+      <w:tblPr/>
+      <w:tcPr>
+        <w:shd w:val="clear" w:color="auto" w:fill="CCCCCC" w:themeFill="text1" w:themeFillTint="33"/>
+      </w:tcPr>
+    </w:tblStylePr>
+  </w:style>
+  <w:style w:type="character" w:customStyle="1" w:styleId="textlayer--absolute">
+    <w:name w:val="textlayer--absolute"/>
+    <w:basedOn w:val="DefaultParagraphFont"/>
+    <w:rsid w:val="00BC6C00"/>
+  </w:style>
 </w:styles>
-</file>
-
-<file path=word/charts/chart1.xml><?xml version="1.0" encoding="utf-8"?>
-<c:chartSpace xmlns:c="http://schemas.openxmlformats.org/drawingml/2006/chart" xmlns:a="http://schemas.openxmlformats.org/drawingml/2006/main" xmlns:r="http://schemas.openxmlformats.org/officeDocument/2006/relationships" xmlns:c16r2="http://schemas.microsoft.com/office/drawing/2015/06/chart">
-  <c:date1904 val="0"/>
-  <c:lang val="en-GB"/>
-  <c:roundedCorners val="0"/>
-  <mc:AlternateContent xmlns:mc="http://schemas.openxmlformats.org/markup-compatibility/2006">
-    <mc:Choice xmlns:c14="http://schemas.microsoft.com/office/drawing/2007/8/2/chart" Requires="c14">
-      <c14:style val="102"/>
-    </mc:Choice>
-    <mc:Fallback>
-      <c:style val="2"/>
-    </mc:Fallback>
-  </mc:AlternateContent>
-  <c:chart>
-    <c:title>
-      <c:tx>
-        <c:rich>
-          <a:bodyPr rot="0" spcFirstLastPara="1" vertOverflow="ellipsis" vert="horz" wrap="square" anchor="ctr" anchorCtr="1"/>
-          <a:lstStyle/>
-          <a:p>
-            <a:pPr>
-              <a:defRPr sz="1400" b="0" i="0" u="none" strike="noStrike" kern="1200" spc="0" baseline="0">
-                <a:solidFill>
-                  <a:schemeClr val="tx1">
-                    <a:lumMod val="65000"/>
-                    <a:lumOff val="35000"/>
-                  </a:schemeClr>
-                </a:solidFill>
-                <a:latin typeface="+mn-lt"/>
-                <a:ea typeface="+mn-ea"/>
-                <a:cs typeface="+mn-cs"/>
-              </a:defRPr>
-            </a:pPr>
-            <a:r>
-              <a:rPr lang="en-GB"/>
-              <a:t>% of wins as Grid size increases</a:t>
-            </a:r>
-            <a:br>
-              <a:rPr lang="en-GB"/>
-            </a:br>
-            <a:r>
-              <a:rPr lang="en-GB"/>
-              <a:t>(steps=50 runs=100000)</a:t>
-            </a:r>
-          </a:p>
-        </c:rich>
-      </c:tx>
-      <c:overlay val="0"/>
-      <c:spPr>
-        <a:noFill/>
-        <a:ln>
-          <a:noFill/>
-        </a:ln>
-        <a:effectLst/>
-      </c:spPr>
-      <c:txPr>
-        <a:bodyPr rot="0" spcFirstLastPara="1" vertOverflow="ellipsis" vert="horz" wrap="square" anchor="ctr" anchorCtr="1"/>
-        <a:lstStyle/>
-        <a:p>
-          <a:pPr>
-            <a:defRPr sz="1400" b="0" i="0" u="none" strike="noStrike" kern="1200" spc="0" baseline="0">
-              <a:solidFill>
-                <a:schemeClr val="tx1">
-                  <a:lumMod val="65000"/>
-                  <a:lumOff val="35000"/>
-                </a:schemeClr>
-              </a:solidFill>
-              <a:latin typeface="+mn-lt"/>
-              <a:ea typeface="+mn-ea"/>
-              <a:cs typeface="+mn-cs"/>
-            </a:defRPr>
-          </a:pPr>
-          <a:endParaRPr lang="en-US"/>
-        </a:p>
-      </c:txPr>
-    </c:title>
-    <c:autoTitleDeleted val="0"/>
-    <c:view3D>
-      <c:rotX val="30"/>
-      <c:rotY val="20"/>
-      <c:depthPercent val="190"/>
-      <c:rAngAx val="0"/>
-      <c:perspective val="40"/>
-    </c:view3D>
-    <c:floor>
-      <c:thickness val="0"/>
-      <c:spPr>
-        <a:noFill/>
-        <a:ln>
-          <a:noFill/>
-        </a:ln>
-        <a:effectLst/>
-        <a:sp3d/>
-      </c:spPr>
-    </c:floor>
-    <c:sideWall>
-      <c:thickness val="0"/>
-      <c:spPr>
-        <a:noFill/>
-        <a:ln>
-          <a:noFill/>
-        </a:ln>
-        <a:effectLst/>
-        <a:sp3d/>
-      </c:spPr>
-    </c:sideWall>
-    <c:backWall>
-      <c:thickness val="0"/>
-      <c:spPr>
-        <a:noFill/>
-        <a:ln>
-          <a:noFill/>
-        </a:ln>
-        <a:effectLst/>
-        <a:sp3d/>
-      </c:spPr>
-    </c:backWall>
-    <c:plotArea>
-      <c:layout>
-        <c:manualLayout>
-          <c:layoutTarget val="inner"/>
-          <c:xMode val="edge"/>
-          <c:yMode val="edge"/>
-          <c:x val="9.2530518259368866E-2"/>
-          <c:y val="7.9722222222222222E-2"/>
-          <c:w val="0.67393298702329019"/>
-          <c:h val="0.54163573303337087"/>
-        </c:manualLayout>
-      </c:layout>
-      <c:line3DChart>
-        <c:grouping val="standard"/>
-        <c:varyColors val="0"/>
-        <c:ser>
-          <c:idx val="0"/>
-          <c:order val="0"/>
-          <c:tx>
-            <c:strRef>
-              <c:f>Sheet1!$B$1</c:f>
-              <c:strCache>
-                <c:ptCount val="1"/>
-                <c:pt idx="0">
-                  <c:v>Random</c:v>
-                </c:pt>
-              </c:strCache>
-            </c:strRef>
-          </c:tx>
-          <c:spPr>
-            <a:solidFill>
-              <a:schemeClr val="accent1"/>
-            </a:solidFill>
-            <a:ln>
-              <a:noFill/>
-            </a:ln>
-            <a:effectLst/>
-            <a:sp3d/>
-          </c:spPr>
-          <c:cat>
-            <c:strRef>
-              <c:f>Sheet1!$A$2:$A$23</c:f>
-              <c:strCache>
-                <c:ptCount val="22"/>
-                <c:pt idx="0">
-                  <c:v>4x4</c:v>
-                </c:pt>
-                <c:pt idx="1">
-                  <c:v>5x5</c:v>
-                </c:pt>
-                <c:pt idx="2">
-                  <c:v>6x6</c:v>
-                </c:pt>
-                <c:pt idx="3">
-                  <c:v>7x7</c:v>
-                </c:pt>
-                <c:pt idx="4">
-                  <c:v>8x8</c:v>
-                </c:pt>
-                <c:pt idx="5">
-                  <c:v>9x9</c:v>
-                </c:pt>
-                <c:pt idx="6">
-                  <c:v>10x10</c:v>
-                </c:pt>
-                <c:pt idx="7">
-                  <c:v>11x11</c:v>
-                </c:pt>
-                <c:pt idx="8">
-                  <c:v>12x12</c:v>
-                </c:pt>
-                <c:pt idx="9">
-                  <c:v>13x13</c:v>
-                </c:pt>
-                <c:pt idx="10">
-                  <c:v>14x14</c:v>
-                </c:pt>
-                <c:pt idx="11">
-                  <c:v>15x15</c:v>
-                </c:pt>
-                <c:pt idx="12">
-                  <c:v>16x16</c:v>
-                </c:pt>
-                <c:pt idx="13">
-                  <c:v>17x17</c:v>
-                </c:pt>
-                <c:pt idx="14">
-                  <c:v>18x18</c:v>
-                </c:pt>
-                <c:pt idx="15">
-                  <c:v>19x19</c:v>
-                </c:pt>
-                <c:pt idx="16">
-                  <c:v>20x20</c:v>
-                </c:pt>
-                <c:pt idx="17">
-                  <c:v>21x21</c:v>
-                </c:pt>
-                <c:pt idx="18">
-                  <c:v>22x22</c:v>
-                </c:pt>
-                <c:pt idx="19">
-                  <c:v>23x23</c:v>
-                </c:pt>
-                <c:pt idx="20">
-                  <c:v>24x24</c:v>
-                </c:pt>
-                <c:pt idx="21">
-                  <c:v>25x25</c:v>
-                </c:pt>
-              </c:strCache>
-            </c:strRef>
-          </c:cat>
-          <c:val>
-            <c:numRef>
-              <c:f>Sheet1!$B$2:$B$23</c:f>
-              <c:numCache>
-                <c:formatCode>General</c:formatCode>
-                <c:ptCount val="22"/>
-                <c:pt idx="0">
-                  <c:v>92</c:v>
-                </c:pt>
-                <c:pt idx="1">
-                  <c:v>61</c:v>
-                </c:pt>
-                <c:pt idx="2">
-                  <c:v>32</c:v>
-                </c:pt>
-                <c:pt idx="3">
-                  <c:v>35</c:v>
-                </c:pt>
-                <c:pt idx="4">
-                  <c:v>23</c:v>
-                </c:pt>
-                <c:pt idx="5">
-                  <c:v>26</c:v>
-                </c:pt>
-                <c:pt idx="6">
-                  <c:v>25</c:v>
-                </c:pt>
-                <c:pt idx="7">
-                  <c:v>22</c:v>
-                </c:pt>
-                <c:pt idx="8">
-                  <c:v>11</c:v>
-                </c:pt>
-                <c:pt idx="9">
-                  <c:v>12</c:v>
-                </c:pt>
-                <c:pt idx="10">
-                  <c:v>12</c:v>
-                </c:pt>
-                <c:pt idx="11">
-                  <c:v>0</c:v>
-                </c:pt>
-                <c:pt idx="12">
-                  <c:v>0</c:v>
-                </c:pt>
-                <c:pt idx="13">
-                  <c:v>7</c:v>
-                </c:pt>
-                <c:pt idx="14">
-                  <c:v>0</c:v>
-                </c:pt>
-                <c:pt idx="15">
-                  <c:v>0</c:v>
-                </c:pt>
-                <c:pt idx="16">
-                  <c:v>0</c:v>
-                </c:pt>
-                <c:pt idx="17">
-                  <c:v>0</c:v>
-                </c:pt>
-                <c:pt idx="18">
-                  <c:v>0</c:v>
-                </c:pt>
-                <c:pt idx="19">
-                  <c:v>0</c:v>
-                </c:pt>
-                <c:pt idx="20">
-                  <c:v>0</c:v>
-                </c:pt>
-                <c:pt idx="21">
-                  <c:v>0</c:v>
-                </c:pt>
-              </c:numCache>
-            </c:numRef>
-          </c:val>
-          <c:smooth val="0"/>
-          <c:extLst>
-            <c:ext xmlns:c16="http://schemas.microsoft.com/office/drawing/2014/chart" uri="{C3380CC4-5D6E-409C-BE32-E72D297353CC}">
-              <c16:uniqueId val="{00000000-D86D-8F48-8B8D-7A4BCFF53F45}"/>
-            </c:ext>
-          </c:extLst>
-        </c:ser>
-        <c:ser>
-          <c:idx val="1"/>
-          <c:order val="1"/>
-          <c:tx>
-            <c:strRef>
-              <c:f>Sheet1!$C$1</c:f>
-              <c:strCache>
-                <c:ptCount val="1"/>
-                <c:pt idx="0">
-                  <c:v>Reflex</c:v>
-                </c:pt>
-              </c:strCache>
-            </c:strRef>
-          </c:tx>
-          <c:spPr>
-            <a:solidFill>
-              <a:schemeClr val="accent2"/>
-            </a:solidFill>
-            <a:ln>
-              <a:noFill/>
-            </a:ln>
-            <a:effectLst/>
-            <a:sp3d/>
-          </c:spPr>
-          <c:cat>
-            <c:strRef>
-              <c:f>Sheet1!$A$2:$A$23</c:f>
-              <c:strCache>
-                <c:ptCount val="22"/>
-                <c:pt idx="0">
-                  <c:v>4x4</c:v>
-                </c:pt>
-                <c:pt idx="1">
-                  <c:v>5x5</c:v>
-                </c:pt>
-                <c:pt idx="2">
-                  <c:v>6x6</c:v>
-                </c:pt>
-                <c:pt idx="3">
-                  <c:v>7x7</c:v>
-                </c:pt>
-                <c:pt idx="4">
-                  <c:v>8x8</c:v>
-                </c:pt>
-                <c:pt idx="5">
-                  <c:v>9x9</c:v>
-                </c:pt>
-                <c:pt idx="6">
-                  <c:v>10x10</c:v>
-                </c:pt>
-                <c:pt idx="7">
-                  <c:v>11x11</c:v>
-                </c:pt>
-                <c:pt idx="8">
-                  <c:v>12x12</c:v>
-                </c:pt>
-                <c:pt idx="9">
-                  <c:v>13x13</c:v>
-                </c:pt>
-                <c:pt idx="10">
-                  <c:v>14x14</c:v>
-                </c:pt>
-                <c:pt idx="11">
-                  <c:v>15x15</c:v>
-                </c:pt>
-                <c:pt idx="12">
-                  <c:v>16x16</c:v>
-                </c:pt>
-                <c:pt idx="13">
-                  <c:v>17x17</c:v>
-                </c:pt>
-                <c:pt idx="14">
-                  <c:v>18x18</c:v>
-                </c:pt>
-                <c:pt idx="15">
-                  <c:v>19x19</c:v>
-                </c:pt>
-                <c:pt idx="16">
-                  <c:v>20x20</c:v>
-                </c:pt>
-                <c:pt idx="17">
-                  <c:v>21x21</c:v>
-                </c:pt>
-                <c:pt idx="18">
-                  <c:v>22x22</c:v>
-                </c:pt>
-                <c:pt idx="19">
-                  <c:v>23x23</c:v>
-                </c:pt>
-                <c:pt idx="20">
-                  <c:v>24x24</c:v>
-                </c:pt>
-                <c:pt idx="21">
-                  <c:v>25x25</c:v>
-                </c:pt>
-              </c:strCache>
-            </c:strRef>
-          </c:cat>
-          <c:val>
-            <c:numRef>
-              <c:f>Sheet1!$C$2:$C$23</c:f>
-              <c:numCache>
-                <c:formatCode>General</c:formatCode>
-                <c:ptCount val="22"/>
-                <c:pt idx="0">
-                  <c:v>38</c:v>
-                </c:pt>
-                <c:pt idx="1">
-                  <c:v>100</c:v>
-                </c:pt>
-                <c:pt idx="2">
-                  <c:v>15</c:v>
-                </c:pt>
-                <c:pt idx="3">
-                  <c:v>0</c:v>
-                </c:pt>
-                <c:pt idx="4">
-                  <c:v>88</c:v>
-                </c:pt>
-                <c:pt idx="5">
-                  <c:v>6</c:v>
-                </c:pt>
-                <c:pt idx="6">
-                  <c:v>49</c:v>
-                </c:pt>
-                <c:pt idx="7">
-                  <c:v>0</c:v>
-                </c:pt>
-                <c:pt idx="8">
-                  <c:v>6</c:v>
-                </c:pt>
-                <c:pt idx="9">
-                  <c:v>3</c:v>
-                </c:pt>
-                <c:pt idx="10">
-                  <c:v>2</c:v>
-                </c:pt>
-                <c:pt idx="11">
-                  <c:v>0</c:v>
-                </c:pt>
-                <c:pt idx="12">
-                  <c:v>20</c:v>
-                </c:pt>
-                <c:pt idx="13">
-                  <c:v>0</c:v>
-                </c:pt>
-                <c:pt idx="14">
-                  <c:v>1</c:v>
-                </c:pt>
-                <c:pt idx="15">
-                  <c:v>2</c:v>
-                </c:pt>
-                <c:pt idx="16">
-                  <c:v>2</c:v>
-                </c:pt>
-                <c:pt idx="17">
-                  <c:v>0</c:v>
-                </c:pt>
-                <c:pt idx="18">
-                  <c:v>0</c:v>
-                </c:pt>
-                <c:pt idx="19">
-                  <c:v>0</c:v>
-                </c:pt>
-                <c:pt idx="20">
-                  <c:v>0</c:v>
-                </c:pt>
-                <c:pt idx="21">
-                  <c:v>0</c:v>
-                </c:pt>
-              </c:numCache>
-            </c:numRef>
-          </c:val>
-          <c:smooth val="0"/>
-          <c:extLst>
-            <c:ext xmlns:c16="http://schemas.microsoft.com/office/drawing/2014/chart" uri="{C3380CC4-5D6E-409C-BE32-E72D297353CC}">
-              <c16:uniqueId val="{00000001-D86D-8F48-8B8D-7A4BCFF53F45}"/>
-            </c:ext>
-          </c:extLst>
-        </c:ser>
-        <c:ser>
-          <c:idx val="2"/>
-          <c:order val="2"/>
-          <c:tx>
-            <c:strRef>
-              <c:f>Sheet1!$D$1</c:f>
-              <c:strCache>
-                <c:ptCount val="1"/>
-                <c:pt idx="0">
-                  <c:v>Model</c:v>
-                </c:pt>
-              </c:strCache>
-            </c:strRef>
-          </c:tx>
-          <c:spPr>
-            <a:solidFill>
-              <a:schemeClr val="accent3"/>
-            </a:solidFill>
-            <a:ln>
-              <a:noFill/>
-            </a:ln>
-            <a:effectLst/>
-            <a:sp3d/>
-          </c:spPr>
-          <c:cat>
-            <c:strRef>
-              <c:f>Sheet1!$A$2:$A$23</c:f>
-              <c:strCache>
-                <c:ptCount val="22"/>
-                <c:pt idx="0">
-                  <c:v>4x4</c:v>
-                </c:pt>
-                <c:pt idx="1">
-                  <c:v>5x5</c:v>
-                </c:pt>
-                <c:pt idx="2">
-                  <c:v>6x6</c:v>
-                </c:pt>
-                <c:pt idx="3">
-                  <c:v>7x7</c:v>
-                </c:pt>
-                <c:pt idx="4">
-                  <c:v>8x8</c:v>
-                </c:pt>
-                <c:pt idx="5">
-                  <c:v>9x9</c:v>
-                </c:pt>
-                <c:pt idx="6">
-                  <c:v>10x10</c:v>
-                </c:pt>
-                <c:pt idx="7">
-                  <c:v>11x11</c:v>
-                </c:pt>
-                <c:pt idx="8">
-                  <c:v>12x12</c:v>
-                </c:pt>
-                <c:pt idx="9">
-                  <c:v>13x13</c:v>
-                </c:pt>
-                <c:pt idx="10">
-                  <c:v>14x14</c:v>
-                </c:pt>
-                <c:pt idx="11">
-                  <c:v>15x15</c:v>
-                </c:pt>
-                <c:pt idx="12">
-                  <c:v>16x16</c:v>
-                </c:pt>
-                <c:pt idx="13">
-                  <c:v>17x17</c:v>
-                </c:pt>
-                <c:pt idx="14">
-                  <c:v>18x18</c:v>
-                </c:pt>
-                <c:pt idx="15">
-                  <c:v>19x19</c:v>
-                </c:pt>
-                <c:pt idx="16">
-                  <c:v>20x20</c:v>
-                </c:pt>
-                <c:pt idx="17">
-                  <c:v>21x21</c:v>
-                </c:pt>
-                <c:pt idx="18">
-                  <c:v>22x22</c:v>
-                </c:pt>
-                <c:pt idx="19">
-                  <c:v>23x23</c:v>
-                </c:pt>
-                <c:pt idx="20">
-                  <c:v>24x24</c:v>
-                </c:pt>
-                <c:pt idx="21">
-                  <c:v>25x25</c:v>
-                </c:pt>
-              </c:strCache>
-            </c:strRef>
-          </c:cat>
-          <c:val>
-            <c:numRef>
-              <c:f>Sheet1!$D$2:$D$23</c:f>
-              <c:numCache>
-                <c:formatCode>General</c:formatCode>
-                <c:ptCount val="22"/>
-                <c:pt idx="0">
-                  <c:v>88</c:v>
-                </c:pt>
-                <c:pt idx="1">
-                  <c:v>85</c:v>
-                </c:pt>
-                <c:pt idx="2">
-                  <c:v>53</c:v>
-                </c:pt>
-                <c:pt idx="3">
-                  <c:v>36</c:v>
-                </c:pt>
-                <c:pt idx="4">
-                  <c:v>42</c:v>
-                </c:pt>
-                <c:pt idx="5">
-                  <c:v>20</c:v>
-                </c:pt>
-                <c:pt idx="6">
-                  <c:v>23</c:v>
-                </c:pt>
-                <c:pt idx="7">
-                  <c:v>23</c:v>
-                </c:pt>
-                <c:pt idx="8">
-                  <c:v>0</c:v>
-                </c:pt>
-                <c:pt idx="9">
-                  <c:v>0</c:v>
-                </c:pt>
-                <c:pt idx="10">
-                  <c:v>8</c:v>
-                </c:pt>
-                <c:pt idx="11">
-                  <c:v>6</c:v>
-                </c:pt>
-                <c:pt idx="12">
-                  <c:v>9</c:v>
-                </c:pt>
-                <c:pt idx="13">
-                  <c:v>0</c:v>
-                </c:pt>
-                <c:pt idx="14">
-                  <c:v>0</c:v>
-                </c:pt>
-                <c:pt idx="15">
-                  <c:v>0</c:v>
-                </c:pt>
-                <c:pt idx="16">
-                  <c:v>0</c:v>
-                </c:pt>
-                <c:pt idx="17">
-                  <c:v>0</c:v>
-                </c:pt>
-                <c:pt idx="18">
-                  <c:v>0</c:v>
-                </c:pt>
-                <c:pt idx="19">
-                  <c:v>0</c:v>
-                </c:pt>
-                <c:pt idx="20">
-                  <c:v>2</c:v>
-                </c:pt>
-                <c:pt idx="21">
-                  <c:v>0</c:v>
-                </c:pt>
-              </c:numCache>
-            </c:numRef>
-          </c:val>
-          <c:smooth val="0"/>
-          <c:extLst>
-            <c:ext xmlns:c16="http://schemas.microsoft.com/office/drawing/2014/chart" uri="{C3380CC4-5D6E-409C-BE32-E72D297353CC}">
-              <c16:uniqueId val="{00000002-D86D-8F48-8B8D-7A4BCFF53F45}"/>
-            </c:ext>
-          </c:extLst>
-        </c:ser>
-        <c:dLbls>
-          <c:showLegendKey val="0"/>
-          <c:showVal val="0"/>
-          <c:showCatName val="0"/>
-          <c:showSerName val="0"/>
-          <c:showPercent val="0"/>
-          <c:showBubbleSize val="0"/>
-        </c:dLbls>
-        <c:axId val="1457828543"/>
-        <c:axId val="1457821375"/>
-        <c:axId val="1465638911"/>
-      </c:line3DChart>
-      <c:catAx>
-        <c:axId val="1457828543"/>
-        <c:scaling>
-          <c:orientation val="minMax"/>
-        </c:scaling>
-        <c:delete val="0"/>
-        <c:axPos val="b"/>
-        <c:numFmt formatCode="General" sourceLinked="1"/>
-        <c:majorTickMark val="out"/>
-        <c:minorTickMark val="none"/>
-        <c:tickLblPos val="nextTo"/>
-        <c:spPr>
-          <a:noFill/>
-          <a:ln w="9525" cap="flat" cmpd="sng" algn="ctr">
-            <a:solidFill>
-              <a:schemeClr val="tx1">
-                <a:lumMod val="15000"/>
-                <a:lumOff val="85000"/>
-              </a:schemeClr>
-            </a:solidFill>
-            <a:round/>
-          </a:ln>
-          <a:effectLst/>
-        </c:spPr>
-        <c:txPr>
-          <a:bodyPr rot="-60000000" spcFirstLastPara="1" vertOverflow="ellipsis" vert="horz" wrap="square" anchor="ctr" anchorCtr="1"/>
-          <a:lstStyle/>
-          <a:p>
-            <a:pPr>
-              <a:defRPr sz="900" b="0" i="0" u="none" strike="noStrike" kern="1200" baseline="0">
-                <a:solidFill>
-                  <a:schemeClr val="tx1">
-                    <a:lumMod val="65000"/>
-                    <a:lumOff val="35000"/>
-                  </a:schemeClr>
-                </a:solidFill>
-                <a:latin typeface="+mn-lt"/>
-                <a:ea typeface="+mn-ea"/>
-                <a:cs typeface="+mn-cs"/>
-              </a:defRPr>
-            </a:pPr>
-            <a:endParaRPr lang="en-US"/>
-          </a:p>
-        </c:txPr>
-        <c:crossAx val="1457821375"/>
-        <c:crosses val="autoZero"/>
-        <c:auto val="1"/>
-        <c:lblAlgn val="ctr"/>
-        <c:lblOffset val="100"/>
-        <c:noMultiLvlLbl val="0"/>
-      </c:catAx>
-      <c:valAx>
-        <c:axId val="1457821375"/>
-        <c:scaling>
-          <c:orientation val="minMax"/>
-        </c:scaling>
-        <c:delete val="0"/>
-        <c:axPos val="l"/>
-        <c:majorGridlines>
-          <c:spPr>
-            <a:ln w="9525" cap="flat" cmpd="sng" algn="ctr">
-              <a:solidFill>
-                <a:schemeClr val="tx1">
-                  <a:lumMod val="15000"/>
-                  <a:lumOff val="85000"/>
-                </a:schemeClr>
-              </a:solidFill>
-              <a:round/>
-            </a:ln>
-            <a:effectLst/>
-          </c:spPr>
-        </c:majorGridlines>
-        <c:numFmt formatCode="General" sourceLinked="1"/>
-        <c:majorTickMark val="none"/>
-        <c:minorTickMark val="none"/>
-        <c:tickLblPos val="nextTo"/>
-        <c:spPr>
-          <a:noFill/>
-          <a:ln>
-            <a:noFill/>
-          </a:ln>
-          <a:effectLst/>
-        </c:spPr>
-        <c:txPr>
-          <a:bodyPr rot="-60000000" spcFirstLastPara="1" vertOverflow="ellipsis" vert="horz" wrap="square" anchor="ctr" anchorCtr="1"/>
-          <a:lstStyle/>
-          <a:p>
-            <a:pPr>
-              <a:defRPr sz="900" b="0" i="0" u="none" strike="noStrike" kern="1200" baseline="0">
-                <a:solidFill>
-                  <a:schemeClr val="tx1">
-                    <a:lumMod val="65000"/>
-                    <a:lumOff val="35000"/>
-                  </a:schemeClr>
-                </a:solidFill>
-                <a:latin typeface="+mn-lt"/>
-                <a:ea typeface="+mn-ea"/>
-                <a:cs typeface="+mn-cs"/>
-              </a:defRPr>
-            </a:pPr>
-            <a:endParaRPr lang="en-US"/>
-          </a:p>
-        </c:txPr>
-        <c:crossAx val="1457828543"/>
-        <c:crosses val="autoZero"/>
-        <c:crossBetween val="between"/>
-      </c:valAx>
-      <c:serAx>
-        <c:axId val="1465638911"/>
-        <c:scaling>
-          <c:orientation val="minMax"/>
-        </c:scaling>
-        <c:delete val="0"/>
-        <c:axPos val="b"/>
-        <c:majorTickMark val="out"/>
-        <c:minorTickMark val="none"/>
-        <c:tickLblPos val="nextTo"/>
-        <c:spPr>
-          <a:noFill/>
-          <a:ln w="9525" cap="flat" cmpd="sng" algn="ctr">
-            <a:solidFill>
-              <a:schemeClr val="tx1">
-                <a:lumMod val="15000"/>
-                <a:lumOff val="85000"/>
-              </a:schemeClr>
-            </a:solidFill>
-            <a:round/>
-          </a:ln>
-          <a:effectLst/>
-        </c:spPr>
-        <c:txPr>
-          <a:bodyPr rot="-60000000" spcFirstLastPara="1" vertOverflow="ellipsis" vert="horz" wrap="square" anchor="ctr" anchorCtr="1"/>
-          <a:lstStyle/>
-          <a:p>
-            <a:pPr>
-              <a:defRPr sz="900" b="0" i="0" u="none" strike="noStrike" kern="1200" baseline="0">
-                <a:solidFill>
-                  <a:schemeClr val="tx1">
-                    <a:lumMod val="65000"/>
-                    <a:lumOff val="35000"/>
-                  </a:schemeClr>
-                </a:solidFill>
-                <a:latin typeface="+mn-lt"/>
-                <a:ea typeface="+mn-ea"/>
-                <a:cs typeface="+mn-cs"/>
-              </a:defRPr>
-            </a:pPr>
-            <a:endParaRPr lang="en-US"/>
-          </a:p>
-        </c:txPr>
-        <c:crossAx val="1457821375"/>
-        <c:crosses val="autoZero"/>
-      </c:serAx>
-      <c:spPr>
-        <a:noFill/>
-        <a:ln>
-          <a:noFill/>
-        </a:ln>
-        <a:effectLst/>
-      </c:spPr>
-    </c:plotArea>
-    <c:legend>
-      <c:legendPos val="b"/>
-      <c:overlay val="0"/>
-      <c:spPr>
-        <a:noFill/>
-        <a:ln>
-          <a:noFill/>
-        </a:ln>
-        <a:effectLst/>
-      </c:spPr>
-      <c:txPr>
-        <a:bodyPr rot="0" spcFirstLastPara="1" vertOverflow="ellipsis" vert="horz" wrap="square" anchor="ctr" anchorCtr="1"/>
-        <a:lstStyle/>
-        <a:p>
-          <a:pPr>
-            <a:defRPr sz="900" b="0" i="0" u="none" strike="noStrike" kern="1200" baseline="0">
-              <a:solidFill>
-                <a:schemeClr val="tx1">
-                  <a:lumMod val="65000"/>
-                  <a:lumOff val="35000"/>
-                </a:schemeClr>
-              </a:solidFill>
-              <a:latin typeface="+mn-lt"/>
-              <a:ea typeface="+mn-ea"/>
-              <a:cs typeface="+mn-cs"/>
-            </a:defRPr>
-          </a:pPr>
-          <a:endParaRPr lang="en-US"/>
-        </a:p>
-      </c:txPr>
-    </c:legend>
-    <c:plotVisOnly val="1"/>
-    <c:dispBlanksAs val="gap"/>
-    <c:showDLblsOverMax val="0"/>
-    <c:extLst>
-      <c:ext xmlns:c16r3="http://schemas.microsoft.com/office/drawing/2017/03/chart" uri="{56B9EC1D-385E-4148-901F-78D8002777C0}">
-        <c16r3:dataDisplayOptions16>
-          <c16r3:dispNaAsBlank val="1"/>
-        </c16r3:dataDisplayOptions16>
-      </c:ext>
-    </c:extLst>
-  </c:chart>
-  <c:spPr>
-    <a:solidFill>
-      <a:schemeClr val="bg1"/>
-    </a:solidFill>
-    <a:ln w="9525" cap="flat" cmpd="sng" algn="ctr">
-      <a:solidFill>
-        <a:schemeClr val="tx1">
-          <a:lumMod val="15000"/>
-          <a:lumOff val="85000"/>
-        </a:schemeClr>
-      </a:solidFill>
-      <a:round/>
-    </a:ln>
-    <a:effectLst/>
-  </c:spPr>
-  <c:txPr>
-    <a:bodyPr/>
-    <a:lstStyle/>
-    <a:p>
-      <a:pPr>
-        <a:defRPr/>
-      </a:pPr>
-      <a:endParaRPr lang="en-US"/>
-    </a:p>
-  </c:txPr>
-  <c:externalData r:id="rId3">
-    <c:autoUpdate val="0"/>
-  </c:externalData>
-</c:chartSpace>
-</file>
-
-<file path=word/charts/colors1.xml><?xml version="1.0" encoding="utf-8"?>
-<cs:colorStyle xmlns:cs="http://schemas.microsoft.com/office/drawing/2012/chartStyle" xmlns:a="http://schemas.openxmlformats.org/drawingml/2006/main" meth="cycle" id="10">
-  <a:schemeClr val="accent1"/>
-  <a:schemeClr val="accent2"/>
-  <a:schemeClr val="accent3"/>
-  <a:schemeClr val="accent4"/>
-  <a:schemeClr val="accent5"/>
-  <a:schemeClr val="accent6"/>
-  <cs:variation/>
-  <cs:variation>
-    <a:lumMod val="60000"/>
-  </cs:variation>
-  <cs:variation>
-    <a:lumMod val="80000"/>
-    <a:lumOff val="20000"/>
-  </cs:variation>
-  <cs:variation>
-    <a:lumMod val="80000"/>
-  </cs:variation>
-  <cs:variation>
-    <a:lumMod val="60000"/>
-    <a:lumOff val="40000"/>
-  </cs:variation>
-  <cs:variation>
-    <a:lumMod val="50000"/>
-  </cs:variation>
-  <cs:variation>
-    <a:lumMod val="70000"/>
-    <a:lumOff val="30000"/>
-  </cs:variation>
-  <cs:variation>
-    <a:lumMod val="70000"/>
-  </cs:variation>
-  <cs:variation>
-    <a:lumMod val="50000"/>
-    <a:lumOff val="50000"/>
-  </cs:variation>
-</cs:colorStyle>
-</file>
-
-<file path=word/charts/style1.xml><?xml version="1.0" encoding="utf-8"?>
-<cs:chartStyle xmlns:cs="http://schemas.microsoft.com/office/drawing/2012/chartStyle" xmlns:a="http://schemas.openxmlformats.org/drawingml/2006/main" id="307">
-  <cs:axisTitle>
-    <cs:lnRef idx="0"/>
-    <cs:fillRef idx="0"/>
-    <cs:effectRef idx="0"/>
-    <cs:fontRef idx="minor">
-      <a:schemeClr val="tx1">
-        <a:lumMod val="65000"/>
-        <a:lumOff val="35000"/>
-      </a:schemeClr>
-    </cs:fontRef>
-    <cs:defRPr sz="1000" kern="1200"/>
-  </cs:axisTitle>
-  <cs:categoryAxis>
-    <cs:lnRef idx="0"/>
-    <cs:fillRef idx="0"/>
-    <cs:effectRef idx="0"/>
-    <cs:fontRef idx="minor">
-      <a:schemeClr val="tx1">
-        <a:lumMod val="65000"/>
-        <a:lumOff val="35000"/>
-      </a:schemeClr>
-    </cs:fontRef>
-    <cs:spPr>
-      <a:ln w="9525" cap="flat" cmpd="sng" algn="ctr">
-        <a:solidFill>
-          <a:schemeClr val="tx1">
-            <a:lumMod val="15000"/>
-            <a:lumOff val="85000"/>
-          </a:schemeClr>
-        </a:solidFill>
-        <a:round/>
-      </a:ln>
-    </cs:spPr>
-    <cs:defRPr sz="900" kern="1200"/>
-  </cs:categoryAxis>
-  <cs:chartArea mods="allowNoFillOverride allowNoLineOverride">
-    <cs:lnRef idx="0"/>
-    <cs:fillRef idx="0"/>
-    <cs:effectRef idx="0"/>
-    <cs:fontRef idx="minor">
-      <a:schemeClr val="tx1"/>
-    </cs:fontRef>
-    <cs:spPr>
-      <a:solidFill>
-        <a:schemeClr val="bg1"/>
-      </a:solidFill>
-      <a:ln w="9525" cap="flat" cmpd="sng" algn="ctr">
-        <a:solidFill>
-          <a:schemeClr val="tx1">
-            <a:lumMod val="15000"/>
-            <a:lumOff val="85000"/>
-          </a:schemeClr>
-        </a:solidFill>
-        <a:round/>
-      </a:ln>
-    </cs:spPr>
-    <cs:defRPr sz="1000" kern="1200"/>
-  </cs:chartArea>
-  <cs:dataLabel>
-    <cs:lnRef idx="0"/>
-    <cs:fillRef idx="0"/>
-    <cs:effectRef idx="0"/>
-    <cs:fontRef idx="minor">
-      <a:schemeClr val="tx1">
-        <a:lumMod val="75000"/>
-        <a:lumOff val="25000"/>
-      </a:schemeClr>
-    </cs:fontRef>
-    <cs:defRPr sz="900" kern="1200"/>
-  </cs:dataLabel>
-  <cs:dataLabelCallout>
-    <cs:lnRef idx="0"/>
-    <cs:fillRef idx="0"/>
-    <cs:effectRef idx="0"/>
-    <cs:fontRef idx="minor">
-      <a:schemeClr val="dk1">
-        <a:lumMod val="65000"/>
-        <a:lumOff val="35000"/>
-      </a:schemeClr>
-    </cs:fontRef>
-    <cs:spPr>
-      <a:solidFill>
-        <a:schemeClr val="lt1"/>
-      </a:solidFill>
-      <a:ln>
-        <a:solidFill>
-          <a:schemeClr val="dk1">
-            <a:lumMod val="25000"/>
-            <a:lumOff val="75000"/>
-          </a:schemeClr>
-        </a:solidFill>
-      </a:ln>
-    </cs:spPr>
-    <cs:defRPr sz="900" kern="1200"/>
-    <cs:bodyPr rot="0" spcFirstLastPara="1" vertOverflow="clip" horzOverflow="clip" vert="horz" wrap="square" lIns="36576" tIns="18288" rIns="36576" bIns="18288" anchor="ctr" anchorCtr="1">
-      <a:spAutoFit/>
-    </cs:bodyPr>
-  </cs:dataLabelCallout>
-  <cs:dataPoint>
-    <cs:lnRef idx="0"/>
-    <cs:fillRef idx="1">
-      <cs:styleClr val="auto"/>
-    </cs:fillRef>
-    <cs:effectRef idx="0"/>
-    <cs:fontRef idx="minor">
-      <a:schemeClr val="tx1"/>
-    </cs:fontRef>
-  </cs:dataPoint>
-  <cs:dataPoint3D>
-    <cs:lnRef idx="0"/>
-    <cs:fillRef idx="1">
-      <cs:styleClr val="auto"/>
-    </cs:fillRef>
-    <cs:effectRef idx="0"/>
-    <cs:fontRef idx="minor">
-      <a:schemeClr val="tx1"/>
-    </cs:fontRef>
-  </cs:dataPoint3D>
-  <cs:dataPointLine>
-    <cs:lnRef idx="0">
-      <cs:styleClr val="auto"/>
-    </cs:lnRef>
-    <cs:fillRef idx="1"/>
-    <cs:effectRef idx="0"/>
-    <cs:fontRef idx="minor">
-      <a:schemeClr val="tx1"/>
-    </cs:fontRef>
-    <cs:spPr>
-      <a:ln w="28575" cap="rnd">
-        <a:solidFill>
-          <a:schemeClr val="phClr"/>
-        </a:solidFill>
-        <a:round/>
-      </a:ln>
-    </cs:spPr>
-  </cs:dataPointLine>
-  <cs:dataPointMarker>
-    <cs:lnRef idx="0">
-      <cs:styleClr val="auto"/>
-    </cs:lnRef>
-    <cs:fillRef idx="1">
-      <cs:styleClr val="auto"/>
-    </cs:fillRef>
-    <cs:effectRef idx="0"/>
-    <cs:fontRef idx="minor">
-      <a:schemeClr val="tx1"/>
-    </cs:fontRef>
-    <cs:spPr>
-      <a:ln w="9525">
-        <a:solidFill>
-          <a:schemeClr val="phClr"/>
-        </a:solidFill>
-      </a:ln>
-    </cs:spPr>
-  </cs:dataPointMarker>
-  <cs:dataPointMarkerLayout symbol="circle" size="5"/>
-  <cs:dataPointWireframe>
-    <cs:lnRef idx="0">
-      <cs:styleClr val="auto"/>
-    </cs:lnRef>
-    <cs:fillRef idx="1"/>
-    <cs:effectRef idx="0"/>
-    <cs:fontRef idx="minor">
-      <a:schemeClr val="tx1"/>
-    </cs:fontRef>
-    <cs:spPr>
-      <a:ln w="9525" cap="rnd">
-        <a:solidFill>
-          <a:schemeClr val="phClr"/>
-        </a:solidFill>
-        <a:round/>
-      </a:ln>
-    </cs:spPr>
-  </cs:dataPointWireframe>
-  <cs:dataTable>
-    <cs:lnRef idx="0"/>
-    <cs:fillRef idx="0"/>
-    <cs:effectRef idx="0"/>
-    <cs:fontRef idx="minor">
-      <a:schemeClr val="tx1">
-        <a:lumMod val="65000"/>
-        <a:lumOff val="35000"/>
-      </a:schemeClr>
-    </cs:fontRef>
-    <cs:spPr>
-      <a:noFill/>
-      <a:ln w="9525" cap="flat" cmpd="sng" algn="ctr">
-        <a:solidFill>
-          <a:schemeClr val="tx1">
-            <a:lumMod val="15000"/>
-            <a:lumOff val="85000"/>
-          </a:schemeClr>
-        </a:solidFill>
-        <a:round/>
-      </a:ln>
-    </cs:spPr>
-    <cs:defRPr sz="900" kern="1200"/>
-  </cs:dataTable>
-  <cs:downBar>
-    <cs:lnRef idx="0"/>
-    <cs:fillRef idx="0"/>
-    <cs:effectRef idx="0"/>
-    <cs:fontRef idx="minor">
-      <a:schemeClr val="tx1"/>
-    </cs:fontRef>
-    <cs:spPr>
-      <a:solidFill>
-        <a:schemeClr val="dk1">
-          <a:lumMod val="75000"/>
-          <a:lumOff val="25000"/>
-        </a:schemeClr>
-      </a:solidFill>
-      <a:ln w="9525" cap="flat" cmpd="sng" algn="ctr">
-        <a:solidFill>
-          <a:schemeClr val="tx1">
-            <a:lumMod val="65000"/>
-            <a:lumOff val="35000"/>
-          </a:schemeClr>
-        </a:solidFill>
-        <a:round/>
-      </a:ln>
-    </cs:spPr>
-  </cs:downBar>
-  <cs:dropLine>
-    <cs:lnRef idx="0"/>
-    <cs:fillRef idx="0"/>
-    <cs:effectRef idx="0"/>
-    <cs:fontRef idx="minor">
-      <a:schemeClr val="tx1"/>
-    </cs:fontRef>
-    <cs:spPr>
-      <a:ln w="9525" cap="flat" cmpd="sng" algn="ctr">
-        <a:solidFill>
-          <a:schemeClr val="tx1">
-            <a:lumMod val="35000"/>
-            <a:lumOff val="65000"/>
-          </a:schemeClr>
-        </a:solidFill>
-        <a:round/>
-      </a:ln>
-    </cs:spPr>
-  </cs:dropLine>
-  <cs:errorBar>
-    <cs:lnRef idx="0"/>
-    <cs:fillRef idx="0"/>
-    <cs:effectRef idx="0"/>
-    <cs:fontRef idx="minor">
-      <a:schemeClr val="tx1"/>
-    </cs:fontRef>
-    <cs:spPr>
-      <a:ln w="9525" cap="flat" cmpd="sng" algn="ctr">
-        <a:solidFill>
-          <a:schemeClr val="tx1">
-            <a:lumMod val="65000"/>
-            <a:lumOff val="35000"/>
-          </a:schemeClr>
-        </a:solidFill>
-        <a:round/>
-      </a:ln>
-    </cs:spPr>
-  </cs:errorBar>
-  <cs:floor>
-    <cs:lnRef idx="0"/>
-    <cs:fillRef idx="0"/>
-    <cs:effectRef idx="0"/>
-    <cs:fontRef idx="minor">
-      <a:schemeClr val="tx1"/>
-    </cs:fontRef>
-    <cs:spPr>
-      <a:noFill/>
-      <a:ln>
-        <a:noFill/>
-      </a:ln>
-    </cs:spPr>
-  </cs:floor>
-  <cs:gridlineMajor>
-    <cs:lnRef idx="0"/>
-    <cs:fillRef idx="0"/>
-    <cs:effectRef idx="0"/>
-    <cs:fontRef idx="minor">
-      <a:schemeClr val="tx1"/>
-    </cs:fontRef>
-    <cs:spPr>
-      <a:ln w="9525" cap="flat" cmpd="sng" algn="ctr">
-        <a:solidFill>
-          <a:schemeClr val="tx1">
-            <a:lumMod val="15000"/>
-            <a:lumOff val="85000"/>
-          </a:schemeClr>
-        </a:solidFill>
-        <a:round/>
-      </a:ln>
-    </cs:spPr>
-  </cs:gridlineMajor>
-  <cs:gridlineMinor>
-    <cs:lnRef idx="0"/>
-    <cs:fillRef idx="0"/>
-    <cs:effectRef idx="0"/>
-    <cs:fontRef idx="minor">
-      <a:schemeClr val="tx1"/>
-    </cs:fontRef>
-    <cs:spPr>
-      <a:ln w="9525" cap="flat" cmpd="sng" algn="ctr">
-        <a:solidFill>
-          <a:schemeClr val="tx1">
-            <a:lumMod val="5000"/>
-            <a:lumOff val="95000"/>
-          </a:schemeClr>
-        </a:solidFill>
-        <a:round/>
-      </a:ln>
-    </cs:spPr>
-  </cs:gridlineMinor>
-  <cs:hiLoLine>
-    <cs:lnRef idx="0"/>
-    <cs:fillRef idx="0"/>
-    <cs:effectRef idx="0"/>
-    <cs:fontRef idx="minor">
-      <a:schemeClr val="tx1"/>
-    </cs:fontRef>
-    <cs:spPr>
-      <a:ln w="9525" cap="flat" cmpd="sng" algn="ctr">
-        <a:solidFill>
-          <a:schemeClr val="tx1">
-            <a:lumMod val="50000"/>
-            <a:lumOff val="50000"/>
-          </a:schemeClr>
-        </a:solidFill>
-        <a:round/>
-      </a:ln>
-    </cs:spPr>
-  </cs:hiLoLine>
-  <cs:leaderLine>
-    <cs:lnRef idx="0"/>
-    <cs:fillRef idx="0"/>
-    <cs:effectRef idx="0"/>
-    <cs:fontRef idx="minor">
-      <a:schemeClr val="tx1"/>
-    </cs:fontRef>
-    <cs:spPr>
-      <a:ln w="9525" cap="flat" cmpd="sng" algn="ctr">
-        <a:solidFill>
-          <a:schemeClr val="tx1">
-            <a:lumMod val="35000"/>
-            <a:lumOff val="65000"/>
-          </a:schemeClr>
-        </a:solidFill>
-        <a:round/>
-      </a:ln>
-    </cs:spPr>
-  </cs:leaderLine>
-  <cs:legend>
-    <cs:lnRef idx="0"/>
-    <cs:fillRef idx="0"/>
-    <cs:effectRef idx="0"/>
-    <cs:fontRef idx="minor">
-      <a:schemeClr val="tx1">
-        <a:lumMod val="65000"/>
-        <a:lumOff val="35000"/>
-      </a:schemeClr>
-    </cs:fontRef>
-    <cs:defRPr sz="900" kern="1200"/>
-  </cs:legend>
-  <cs:plotArea mods="allowNoFillOverride allowNoLineOverride">
-    <cs:lnRef idx="0"/>
-    <cs:fillRef idx="0"/>
-    <cs:effectRef idx="0"/>
-    <cs:fontRef idx="minor">
-      <a:schemeClr val="tx1"/>
-    </cs:fontRef>
-  </cs:plotArea>
-  <cs:plotArea3D mods="allowNoFillOverride allowNoLineOverride">
-    <cs:lnRef idx="0"/>
-    <cs:fillRef idx="0"/>
-    <cs:effectRef idx="0"/>
-    <cs:fontRef idx="minor">
-      <a:schemeClr val="tx1"/>
-    </cs:fontRef>
-  </cs:plotArea3D>
-  <cs:seriesAxis>
-    <cs:lnRef idx="0"/>
-    <cs:fillRef idx="0"/>
-    <cs:effectRef idx="0"/>
-    <cs:fontRef idx="minor">
-      <a:schemeClr val="tx1">
-        <a:lumMod val="65000"/>
-        <a:lumOff val="35000"/>
-      </a:schemeClr>
-    </cs:fontRef>
-    <cs:spPr>
-      <a:ln w="9525" cap="flat" cmpd="sng" algn="ctr">
-        <a:solidFill>
-          <a:schemeClr val="tx1">
-            <a:lumMod val="15000"/>
-            <a:lumOff val="85000"/>
-          </a:schemeClr>
-        </a:solidFill>
-        <a:round/>
-      </a:ln>
-    </cs:spPr>
-    <cs:defRPr sz="900" kern="1200"/>
-  </cs:seriesAxis>
-  <cs:seriesLine>
-    <cs:lnRef idx="0"/>
-    <cs:fillRef idx="0"/>
-    <cs:effectRef idx="0"/>
-    <cs:fontRef idx="minor">
-      <a:schemeClr val="tx1"/>
-    </cs:fontRef>
-    <cs:spPr>
-      <a:ln w="9525" cap="flat" cmpd="sng" algn="ctr">
-        <a:solidFill>
-          <a:schemeClr val="tx1">
-            <a:lumMod val="35000"/>
-            <a:lumOff val="65000"/>
-          </a:schemeClr>
-        </a:solidFill>
-        <a:round/>
-      </a:ln>
-    </cs:spPr>
-  </cs:seriesLine>
-  <cs:title>
-    <cs:lnRef idx="0"/>
-    <cs:fillRef idx="0"/>
-    <cs:effectRef idx="0"/>
-    <cs:fontRef idx="minor">
-      <a:schemeClr val="tx1">
-        <a:lumMod val="65000"/>
-        <a:lumOff val="35000"/>
-      </a:schemeClr>
-    </cs:fontRef>
-    <cs:defRPr sz="1400" b="0" kern="1200" spc="0" baseline="0"/>
-  </cs:title>
-  <cs:trendline>
-    <cs:lnRef idx="0">
-      <cs:styleClr val="auto"/>
-    </cs:lnRef>
-    <cs:fillRef idx="0"/>
-    <cs:effectRef idx="0"/>
-    <cs:fontRef idx="minor">
-      <a:schemeClr val="tx1"/>
-    </cs:fontRef>
-    <cs:spPr>
-      <a:ln w="19050" cap="rnd">
-        <a:solidFill>
-          <a:schemeClr val="phClr"/>
-        </a:solidFill>
-        <a:prstDash val="sysDot"/>
-      </a:ln>
-    </cs:spPr>
-  </cs:trendline>
-  <cs:trendlineLabel>
-    <cs:lnRef idx="0"/>
-    <cs:fillRef idx="0"/>
-    <cs:effectRef idx="0"/>
-    <cs:fontRef idx="minor">
-      <a:schemeClr val="tx1">
-        <a:lumMod val="65000"/>
-        <a:lumOff val="35000"/>
-      </a:schemeClr>
-    </cs:fontRef>
-    <cs:defRPr sz="900" kern="1200"/>
-  </cs:trendlineLabel>
-  <cs:upBar>
-    <cs:lnRef idx="0"/>
-    <cs:fillRef idx="0"/>
-    <cs:effectRef idx="0"/>
-    <cs:fontRef idx="minor">
-      <a:schemeClr val="tx1"/>
-    </cs:fontRef>
-    <cs:spPr>
-      <a:solidFill>
-        <a:schemeClr val="lt1"/>
-      </a:solidFill>
-      <a:ln w="9525" cap="flat" cmpd="sng" algn="ctr">
-        <a:solidFill>
-          <a:schemeClr val="tx1">
-            <a:lumMod val="65000"/>
-            <a:lumOff val="35000"/>
-          </a:schemeClr>
-        </a:solidFill>
-        <a:round/>
-      </a:ln>
-    </cs:spPr>
-  </cs:upBar>
-  <cs:valueAxis>
-    <cs:lnRef idx="0"/>
-    <cs:fillRef idx="0"/>
-    <cs:effectRef idx="0"/>
-    <cs:fontRef idx="minor">
-      <a:schemeClr val="tx1">
-        <a:lumMod val="65000"/>
-        <a:lumOff val="35000"/>
-      </a:schemeClr>
-    </cs:fontRef>
-    <cs:defRPr sz="900" kern="1200"/>
-  </cs:valueAxis>
-  <cs:wall>
-    <cs:lnRef idx="0"/>
-    <cs:fillRef idx="0"/>
-    <cs:effectRef idx="0"/>
-    <cs:fontRef idx="minor">
-      <a:schemeClr val="tx1"/>
-    </cs:fontRef>
-    <cs:spPr>
-      <a:noFill/>
-      <a:ln>
-        <a:noFill/>
-      </a:ln>
-    </cs:spPr>
-  </cs:wall>
-</cs:chartStyle>
 </file>
 
 <file path=word/theme/theme1.xml><?xml version="1.0" encoding="utf-8"?>
